--- a/zht/docx/176.content.docx
+++ b/zht/docx/176.content.docx
@@ -19,7 +19,7 @@
         <w:rPr>
           <w:lang w:val="zh_TW" w:bidi="zh_TW"/>
         </w:rPr>
-        <w:t>Resource: 聖經詞典 (Tyndale)</w:t>
+        <w:t>Resource: Tyndale Open Bible Dictionary</w:t>
       </w:r>
       <w:r>
         <w:rPr>
@@ -112,7 +112,7 @@
         <w:rPr>
           <w:lang w:val="zh_TW" w:bidi="zh_TW"/>
         </w:rPr>
-        <w:t>聖經詞典 (Tyndale)</w:t>
+        <w:t>Tyndale Open Bible Dictionary</w:t>
       </w:r>
     </w:p>
     <w:p>
@@ -149,7 +149,7 @@
         <w:rPr>
           <w:lang w:val="zh_TW" w:bidi="zh_TW"/>
         </w:rPr>
-        <w:t>zui</w:t>
+        <w:t>zai</w:t>
       </w:r>
       <w:r>
         <w:rPr>
@@ -212,7 +212,7 @@
         <w:rPr>
           <w:lang w:val="zh_TW" w:bidi="zh_TW"/>
         </w:rPr>
-        <w:t>罪</w:t>
+        <w:t>災病</w:t>
       </w:r>
       <w:r>
         <w:rPr>
@@ -231,18 +231,7 @@
         <w:rPr>
           <w:lang w:val="zh_TW" w:bidi="zh_TW"/>
         </w:rPr>
-        <w:t>指不僅僅是對人類、社會、他人或自身的惡行，更是對神的冒犯。因此，神的概念賦予罪多方面的含義。其它神明通常被認為是反覆無常且沒有道德標準的，它們在不受約束的行為中行使無限的權力，因此不會像以色列的獨一神，聖潔、公義、完全良善的神那樣，產生強烈的罪惡感。這種與宗教相關的罪惡概念以及隨之而來的術語，一直延續到新約時期。</w:t>
-      </w:r>
-    </w:p>
-    <w:p>
-      <w:pPr>
-        <w:pStyle w:val="Heading3"/>
-      </w:pPr>
-      <w:r>
-        <w:rPr>
-          <w:lang w:val="zh_TW" w:bidi="zh_TW"/>
-        </w:rPr>
-        <w:t>術語</w:t>
+        <w:t>在聖經中，這個術語與疾病、虛弱、病痛、瘟疫和災禍同義。然而，瘟疫和災禍通常用於有大規模受害者的情況，如流行病。「瘟疫」的字面意思是「毀滅」，通常用來描述死亡率極高的流行病。「苦難」和「折磨」是其它可能包含疾病的術語，但範圍更廣，不與疾病完全同義。</w:t>
       </w:r>
     </w:p>
     <w:p>
@@ -256,7 +245,7 @@
         <w:rPr>
           <w:lang w:val="zh_TW" w:bidi="zh_TW"/>
         </w:rPr>
-        <w:t>以色列的神為人類的行為設立了理想標準。聖經中關於罪的最常見詞語是指以某種方式違背這一標準。希伯來文hata’和希臘文hamartia原本的意思是「未達標準，未盡責任」（</w:t>
+        <w:t>在聖經寫作的時代，人們對解剖學或身體特定器官的具體功能並沒有詳細的概念。災病被認為是不正常的現象，限制了一個人的能力，一種有力量和活力地來生活的能力。希伯來文中翻譯為「疾病」的名詞，其動詞形式的意思是「變得虛弱」。畢士大池旁的病人被形容為「無力（和合本譯為病人）」的（</w:t>
       </w:r>
       <w:hyperlink r:id="rId13">
         <w:r>
@@ -267,27 +256,14 @@
             <w:color w:val="0000EE"/>
             <w:u w:val="single"/>
           </w:rPr>
-          <w:t>羅3:23</w:t>
+          <w:t>約5:7</w:t>
         </w:r>
       </w:hyperlink>
       <w:r>
         <w:rPr>
           <w:lang w:val="zh_TW" w:bidi="zh_TW"/>
         </w:rPr>
-        <w:t>）。神作為律法的賜予者，為人類的自由設置了界限；另一個常見的詞語（希伯來文‘abar</w:t>
-      </w:r>
-      <w:r>
-        <w:rPr>
-          <w:i/>
-          <w:lang w:val="zh_TW" w:bidi="zh_TW"/>
-        </w:rPr>
-        <w:t>；</w:t>
-      </w:r>
-      <w:r>
-        <w:rPr>
-          <w:lang w:val="zh_TW" w:bidi="zh_TW"/>
-        </w:rPr>
-        <w:t>希臘文parabasis）將罪描述為「越界」，「超越設置的界限」。類似的詞語有pesha‘（希伯來文），意為「叛逆」，「違法」；’asham（希伯來文）表示「侵犯神的王權」，「承擔罪責」；paraptoma（希臘文）表示「偏離正路」，「闖入禁區」。 「罪孽」通常翻譯為‘aon（希伯來文，意為「邪惡」，「錯誤」），其在新約中最接近的對應詞是anomia（希臘文，「無法無天」）或paranomia（希臘文，「違法」）。</w:t>
+        <w:t>），無法自己行走。</w:t>
       </w:r>
     </w:p>
     <w:p>
@@ -298,7 +274,7 @@
         <w:rPr>
           <w:lang w:val="zh_TW" w:bidi="zh_TW"/>
         </w:rPr>
-        <w:t>舊約中的罪</w:t>
+        <w:t>災病的來源</w:t>
       </w:r>
     </w:p>
     <w:p>
@@ -312,61 +288,18 @@
         <w:rPr>
           <w:lang w:val="zh_TW" w:bidi="zh_TW"/>
         </w:rPr>
-        <w:t>創世記將罪的根源追溯到故意濫用神所賦予的自由，來違背了一個單獨的限制性禁令。以西結書強烈主張個人責任，反對傳統的集體罪責理論（</w:t>
-      </w:r>
-      <w:hyperlink r:id="rId14">
-        <w:r>
-          <w:rPr>
-            <w:lang w:val="zh_TW" w:bidi="zh_TW"/>
-          </w:rPr>
-          <w:rPr>
-            <w:color w:val="0000EE"/>
-            <w:u w:val="single"/>
-          </w:rPr>
-          <w:t>結18</w:t>
-        </w:r>
-      </w:hyperlink>
-      <w:r>
-        <w:rPr>
-          <w:lang w:val="zh_TW" w:bidi="zh_TW"/>
-        </w:rPr>
-        <w:t>）。繼耶利米之後，他強調如果要改變外在行為，內心的生命必須得到潔淨和更新；神的律法必須成為個人內心的動力，才能克服罪（</w:t>
-      </w:r>
-      <w:hyperlink r:id="rId15">
-        <w:r>
-          <w:rPr>
-            <w:lang w:val="zh_TW" w:bidi="zh_TW"/>
-          </w:rPr>
-          <w:rPr>
-            <w:color w:val="0000EE"/>
-            <w:u w:val="single"/>
-          </w:rPr>
-          <w:t>耶31:29–34</w:t>
-        </w:r>
-      </w:hyperlink>
-      <w:r>
-        <w:rPr>
-          <w:lang w:val="zh_TW" w:bidi="zh_TW"/>
-        </w:rPr>
-        <w:t>；</w:t>
-      </w:r>
-      <w:hyperlink r:id="rId16">
-        <w:r>
-          <w:rPr>
-            <w:lang w:val="zh_TW" w:bidi="zh_TW"/>
-          </w:rPr>
-          <w:rPr>
-            <w:color w:val="0000EE"/>
-            <w:u w:val="single"/>
-          </w:rPr>
-          <w:t>結36:24–29</w:t>
-        </w:r>
-      </w:hyperlink>
-      <w:r>
-        <w:rPr>
-          <w:lang w:val="zh_TW" w:bidi="zh_TW"/>
-        </w:rPr>
-        <w:t>）。</w:t>
+        <w:t>根據聖經，災病有四個來源：（1）神，（2）撒但，（3）祖先的罪，（4）違反生理、心理/情感或道德的自然規律。</w:t>
+      </w:r>
+    </w:p>
+    <w:p>
+      <w:pPr>
+        <w:pStyle w:val="Heading4"/>
+      </w:pPr>
+      <w:r>
+        <w:rPr>
+          <w:lang w:val="zh_TW" w:bidi="zh_TW"/>
+        </w:rPr>
+        <w:t>神</w:t>
       </w:r>
     </w:p>
     <w:p>
@@ -376,7 +309,13 @@
           <w:lang w:val="zh_TW" w:bidi="zh_TW"/>
         </w:rPr>
       </w:r>
-      <w:hyperlink r:id="rId17">
+      <w:r>
+        <w:rPr>
+          <w:lang w:val="zh_TW" w:bidi="zh_TW"/>
+        </w:rPr>
+        <w:t>所有早期民族都將事件和現象歸因於超自然力量，如不同的神靈或邪靈。希伯來人與眾不同的是，他們是堅定的一神論者，將所有現象都歸因於唯一的真神，即向他們啟示的神（</w:t>
+      </w:r>
+      <w:hyperlink r:id="rId14">
         <w:r>
           <w:rPr>
             <w:lang w:val="zh_TW" w:bidi="zh_TW"/>
@@ -385,16 +324,16 @@
             <w:color w:val="0000EE"/>
             <w:u w:val="single"/>
           </w:rPr>
-          <w:t>詩篇第五十一篇</w:t>
+          <w:t>賽45:21</w:t>
         </w:r>
       </w:hyperlink>
       <w:r>
         <w:rPr>
           <w:lang w:val="zh_TW" w:bidi="zh_TW"/>
         </w:rPr>
-        <w:t>深刻分析了罪的內在意義。詩人承認「我是在罪孽裡生的」，表達他的生命從一開始就充滿罪。他的整個人格需要「潔淨」，因他被玷污了。儀式上的獻祭無法解決問題，唯有破碎、痛悔的心才能為神的潔淨做好準備。唯一的盼盼和唯一依靠之處，就在於神堅定的愛和豐富的憐憫。儘管舊約對罪的觀點十分嚴厲，但其中也包含了關於充滿恩典的赦免保證（</w:t>
-      </w:r>
-      <w:hyperlink r:id="rId18">
+        <w:t>）。神掌管一切，包括疾病和災禍（</w:t>
+      </w:r>
+      <w:hyperlink r:id="rId15">
         <w:r>
           <w:rPr>
             <w:lang w:val="zh_TW" w:bidi="zh_TW"/>
@@ -403,10 +342,16 @@
             <w:color w:val="0000EE"/>
             <w:u w:val="single"/>
           </w:rPr>
-          <w:t>詩103:8–14；</w:t>
+          <w:t>7</w:t>
         </w:r>
       </w:hyperlink>
-      <w:hyperlink r:id="rId19">
+      <w:r>
+        <w:rPr>
+          <w:lang w:val="zh_TW" w:bidi="zh_TW"/>
+        </w:rPr>
+        <w:t>節）。同樣的神也能賜予物質的祝福、健康，並醫治所有疾病（</w:t>
+      </w:r>
+      <w:hyperlink r:id="rId16">
         <w:r>
           <w:rPr>
             <w:lang w:val="zh_TW" w:bidi="zh_TW"/>
@@ -415,43 +360,14 @@
             <w:color w:val="0000EE"/>
             <w:u w:val="single"/>
           </w:rPr>
-          <w:t>賽1:18</w:t>
+          <w:t>詩103:3</w:t>
         </w:r>
       </w:hyperlink>
       <w:r>
         <w:rPr>
           <w:lang w:val="zh_TW" w:bidi="zh_TW"/>
         </w:rPr>
-        <w:t>，</w:t>
-      </w:r>
-      <w:hyperlink r:id="rId20">
-        <w:r>
-          <w:rPr>
-            <w:lang w:val="zh_TW" w:bidi="zh_TW"/>
-          </w:rPr>
-          <w:rPr>
-            <w:color w:val="0000EE"/>
-            <w:u w:val="single"/>
-          </w:rPr>
-          <w:t>55:6–7</w:t>
-        </w:r>
-      </w:hyperlink>
-      <w:r>
-        <w:rPr>
-          <w:lang w:val="zh_TW" w:bidi="zh_TW"/>
-        </w:rPr>
-        <w:t>）。</w:t>
-      </w:r>
-    </w:p>
-    <w:p>
-      <w:pPr>
-        <w:pStyle w:val="Heading3"/>
-      </w:pPr>
-      <w:r>
-        <w:rPr>
-          <w:lang w:val="zh_TW" w:bidi="zh_TW"/>
-        </w:rPr>
-        <w:t>在耶穌的教導中</w:t>
+        <w:t>）。對希伯來人來說，神可以賜下健康或疾病，無論哪一種情況，都有祂的目的或理由。</w:t>
       </w:r>
     </w:p>
     <w:p>
@@ -465,7 +381,79 @@
         <w:rPr>
           <w:lang w:val="zh_TW" w:bidi="zh_TW"/>
         </w:rPr>
-        <w:t>耶穌關於罪的教導強調了神恩典的饒恕和更新，祂不僅以權柄宣告「你的罪赦了」，還透過許多憐憫性的行為和社會上的認同，來顯明祂成為罪人的朋友，呼召他們悔改，重建他們的盼望和尊嚴（</w:t>
+        <w:t>災病的一個目的是作為對過犯的懲罰（</w:t>
+      </w:r>
+      <w:hyperlink r:id="rId17">
+        <w:r>
+          <w:rPr>
+            <w:lang w:val="zh_TW" w:bidi="zh_TW"/>
+          </w:rPr>
+          <w:rPr>
+            <w:color w:val="0000EE"/>
+            <w:u w:val="single"/>
+          </w:rPr>
+          <w:t>撒下24:1、12–16</w:t>
+        </w:r>
+      </w:hyperlink>
+      <w:r>
+        <w:rPr>
+          <w:lang w:val="zh_TW" w:bidi="zh_TW"/>
+        </w:rPr>
+        <w:t>；</w:t>
+      </w:r>
+      <w:hyperlink r:id="rId18">
+        <w:r>
+          <w:rPr>
+            <w:lang w:val="zh_TW" w:bidi="zh_TW"/>
+          </w:rPr>
+          <w:rPr>
+            <w:color w:val="0000EE"/>
+            <w:u w:val="single"/>
+          </w:rPr>
+          <w:t>林前10:8</w:t>
+        </w:r>
+      </w:hyperlink>
+      <w:r>
+        <w:rPr>
+          <w:lang w:val="zh_TW" w:bidi="zh_TW"/>
+        </w:rPr>
+        <w:t>）。在希伯來人的觀念中，即使災病和死亡的直接原因是顯而易見的——比如營中許多人被毒蛇咬傷——他們的反應不是去殺掉所有的蛇，而是向神祈求赦免（</w:t>
+      </w:r>
+      <w:hyperlink r:id="rId19">
+        <w:r>
+          <w:rPr>
+            <w:lang w:val="zh_TW" w:bidi="zh_TW"/>
+          </w:rPr>
+          <w:rPr>
+            <w:color w:val="0000EE"/>
+            <w:u w:val="single"/>
+          </w:rPr>
+          <w:t>民21:4–9</w:t>
+        </w:r>
+      </w:hyperlink>
+      <w:r>
+        <w:rPr>
+          <w:lang w:val="zh_TW" w:bidi="zh_TW"/>
+        </w:rPr>
+        <w:t>）。痲瘋病的字面意思是「打擊」，是一種神賜下的毀滅性災病，用來懲罰那些犯罪的人（</w:t>
+      </w:r>
+      <w:hyperlink r:id="rId20">
+        <w:r>
+          <w:rPr>
+            <w:lang w:val="zh_TW" w:bidi="zh_TW"/>
+          </w:rPr>
+          <w:rPr>
+            <w:color w:val="0000EE"/>
+            <w:u w:val="single"/>
+          </w:rPr>
+          <w:t>民12</w:t>
+        </w:r>
+      </w:hyperlink>
+      <w:r>
+        <w:rPr>
+          <w:lang w:val="zh_TW" w:bidi="zh_TW"/>
+        </w:rPr>
+        <w:t>；</w:t>
       </w:r>
       <w:hyperlink r:id="rId21">
         <w:r>
@@ -476,61 +464,7 @@
             <w:color w:val="0000EE"/>
             <w:u w:val="single"/>
           </w:rPr>
-          <w:t>太9:1–13</w:t>
-        </w:r>
-      </w:hyperlink>
-      <w:r>
-        <w:rPr>
-          <w:lang w:val="zh_TW" w:bidi="zh_TW"/>
-        </w:rPr>
-        <w:t>，</w:t>
-      </w:r>
-      <w:hyperlink r:id="rId22">
-        <w:r>
-          <w:rPr>
-            <w:lang w:val="zh_TW" w:bidi="zh_TW"/>
-          </w:rPr>
-          <w:rPr>
-            <w:color w:val="0000EE"/>
-            <w:u w:val="single"/>
-          </w:rPr>
-          <w:t>11:19</w:t>
-        </w:r>
-      </w:hyperlink>
-      <w:r>
-        <w:rPr>
-          <w:lang w:val="zh_TW" w:bidi="zh_TW"/>
-        </w:rPr>
-        <w:t>；</w:t>
-      </w:r>
-      <w:hyperlink r:id="rId23">
-        <w:r>
-          <w:rPr>
-            <w:lang w:val="zh_TW" w:bidi="zh_TW"/>
-          </w:rPr>
-          <w:rPr>
-            <w:color w:val="0000EE"/>
-            <w:u w:val="single"/>
-          </w:rPr>
-          <w:t>路15章</w:t>
-        </w:r>
-      </w:hyperlink>
-      <w:r>
-        <w:rPr>
-          <w:lang w:val="zh_TW" w:bidi="zh_TW"/>
-        </w:rPr>
-        <w:t>，</w:t>
-      </w:r>
-      <w:hyperlink r:id="rId24">
-        <w:r>
-          <w:rPr>
-            <w:lang w:val="zh_TW" w:bidi="zh_TW"/>
-          </w:rPr>
-          <w:rPr>
-            <w:color w:val="0000EE"/>
-            <w:u w:val="single"/>
-          </w:rPr>
-          <w:t>19:1–10</w:t>
+          <w:t>王下5:27</w:t>
         </w:r>
       </w:hyperlink>
       <w:r>
@@ -551,9 +485,9 @@
         <w:rPr>
           <w:lang w:val="zh_TW" w:bidi="zh_TW"/>
         </w:rPr>
-        <w:t>耶穌對罪的來源所說不多，除了指出它源於人心和意志（</w:t>
-      </w:r>
-      <w:hyperlink r:id="rId25">
+        <w:t>神也可能差遣災病來顯示祂的大能或保護祂的百姓。埃及的十災就是前者的例子；而消滅西拿基立的軍隊則是後者的例子（</w:t>
+      </w:r>
+      <w:hyperlink r:id="rId22">
         <w:r>
           <w:rPr>
             <w:lang w:val="zh_TW" w:bidi="zh_TW"/>
@@ -562,217 +496,25 @@
             <w:color w:val="0000EE"/>
             <w:u w:val="single"/>
           </w:rPr>
-          <w:t>太6:22–23</w:t>
+          <w:t>王下19:34–36</w:t>
         </w:r>
       </w:hyperlink>
       <w:r>
         <w:rPr>
           <w:lang w:val="zh_TW" w:bidi="zh_TW"/>
         </w:rPr>
-        <w:t>，</w:t>
-      </w:r>
-      <w:hyperlink r:id="rId26">
-        <w:r>
-          <w:rPr>
-            <w:lang w:val="zh_TW" w:bidi="zh_TW"/>
-          </w:rPr>
-          <w:rPr>
-            <w:color w:val="0000EE"/>
-            <w:u w:val="single"/>
-          </w:rPr>
-          <w:t>7:17–19</w:t>
-        </w:r>
-      </w:hyperlink>
-      <w:r>
-        <w:rPr>
-          <w:lang w:val="zh_TW" w:bidi="zh_TW"/>
-        </w:rPr>
-        <w:t>，</w:t>
-      </w:r>
-      <w:hyperlink r:id="rId27">
-        <w:r>
-          <w:rPr>
-            <w:lang w:val="zh_TW" w:bidi="zh_TW"/>
-          </w:rPr>
-          <w:rPr>
-            <w:color w:val="0000EE"/>
-            <w:u w:val="single"/>
-          </w:rPr>
-          <w:t>18:7</w:t>
-        </w:r>
-      </w:hyperlink>
-      <w:r>
-        <w:rPr>
-          <w:lang w:val="zh_TW" w:bidi="zh_TW"/>
-        </w:rPr>
-        <w:t>；</w:t>
-      </w:r>
-      <w:hyperlink r:id="rId28">
-        <w:r>
-          <w:rPr>
-            <w:lang w:val="zh_TW" w:bidi="zh_TW"/>
-          </w:rPr>
-          <w:rPr>
-            <w:color w:val="0000EE"/>
-            <w:u w:val="single"/>
-          </w:rPr>
-          <w:t>可7:20–23</w:t>
-        </w:r>
-      </w:hyperlink>
-      <w:r>
-        <w:rPr>
-          <w:lang w:val="zh_TW" w:bidi="zh_TW"/>
-        </w:rPr>
-        <w:t>），但祂明顯重新定義了罪的範圍。律法只能評判人的行為，然而耶穌指出，憤怒、輕視、淫念、心硬和欺詐也都是罪。祂還提到忽視善行、無所作為的罪，如不結果子的樹、未使用的才幹、祭司忽視傷者，以及從未表現出的愛（</w:t>
-      </w:r>
-      <w:hyperlink r:id="rId29">
-        <w:r>
-          <w:rPr>
-            <w:lang w:val="zh_TW" w:bidi="zh_TW"/>
-          </w:rPr>
-          <w:rPr>
-            <w:color w:val="0000EE"/>
-            <w:u w:val="single"/>
-          </w:rPr>
-          <w:t>太25:41–46</w:t>
-        </w:r>
-      </w:hyperlink>
-      <w:r>
-        <w:rPr>
-          <w:lang w:val="zh_TW" w:bidi="zh_TW"/>
-        </w:rPr>
-        <w:t>）。祂特別譴責對愛的冒犯——不友善、固執敵意、自私、漠不關心（</w:t>
-      </w:r>
-      <w:hyperlink r:id="rId30">
-        <w:r>
-          <w:rPr>
-            <w:lang w:val="zh_TW" w:bidi="zh_TW"/>
-          </w:rPr>
-          <w:rPr>
-            <w:color w:val="0000EE"/>
-            <w:u w:val="single"/>
-          </w:rPr>
-          <w:t>路12:16–21，</w:t>
-        </w:r>
-      </w:hyperlink>
-      <w:hyperlink r:id="rId31">
-        <w:r>
-          <w:rPr>
-            <w:lang w:val="zh_TW" w:bidi="zh_TW"/>
-          </w:rPr>
-          <w:rPr>
-            <w:color w:val="0000EE"/>
-            <w:u w:val="single"/>
-          </w:rPr>
-          <w:t>16:19–31</w:t>
-        </w:r>
-      </w:hyperlink>
-      <w:r>
-        <w:rPr>
-          <w:lang w:val="zh_TW" w:bidi="zh_TW"/>
-        </w:rPr>
-        <w:t>）。祂還譴責自義和屬靈的瞎眼（</w:t>
-      </w:r>
-      <w:hyperlink r:id="rId32">
-        <w:r>
-          <w:rPr>
-            <w:lang w:val="zh_TW" w:bidi="zh_TW"/>
-          </w:rPr>
-          <w:rPr>
-            <w:color w:val="0000EE"/>
-            <w:u w:val="single"/>
-          </w:rPr>
-          <w:t>太23:16–26</w:t>
-        </w:r>
-      </w:hyperlink>
-      <w:r>
-        <w:rPr>
-          <w:lang w:val="zh_TW" w:bidi="zh_TW"/>
-        </w:rPr>
-        <w:t>；</w:t>
-      </w:r>
-      <w:hyperlink r:id="rId33">
-        <w:r>
-          <w:rPr>
-            <w:lang w:val="zh_TW" w:bidi="zh_TW"/>
-          </w:rPr>
-          <w:rPr>
-            <w:color w:val="0000EE"/>
-            <w:u w:val="single"/>
-          </w:rPr>
-          <w:t>可3:22–30</w:t>
-        </w:r>
-      </w:hyperlink>
-      <w:r>
-        <w:rPr>
-          <w:lang w:val="zh_TW" w:bidi="zh_TW"/>
-        </w:rPr>
-        <w:t>）。耶穌將罪比作疾病（</w:t>
-      </w:r>
-      <w:hyperlink r:id="rId34">
-        <w:r>
-          <w:rPr>
-            <w:lang w:val="zh_TW" w:bidi="zh_TW"/>
-          </w:rPr>
-          <w:rPr>
-            <w:color w:val="0000EE"/>
-            <w:u w:val="single"/>
-          </w:rPr>
-          <w:t>可2:17</w:t>
-        </w:r>
-      </w:hyperlink>
-      <w:r>
-        <w:rPr>
-          <w:lang w:val="zh_TW" w:bidi="zh_TW"/>
-        </w:rPr>
-        <w:t>），有時比作愚蠢（</w:t>
-      </w:r>
-      <w:hyperlink r:id="rId35">
-        <w:r>
-          <w:rPr>
-            <w:lang w:val="zh_TW" w:bidi="zh_TW"/>
-          </w:rPr>
-          <w:rPr>
-            <w:color w:val="0000EE"/>
-            <w:u w:val="single"/>
-          </w:rPr>
-          <w:t>路12:20</w:t>
-        </w:r>
-      </w:hyperlink>
-      <w:r>
-        <w:rPr>
-          <w:lang w:val="zh_TW" w:bidi="zh_TW"/>
-        </w:rPr>
-        <w:t>）。儘管如此，耶穌宣稱墮落的人，在神的幫助下可以得到醫治（</w:t>
-      </w:r>
-      <w:hyperlink r:id="rId36">
-        <w:r>
-          <w:rPr>
-            <w:lang w:val="zh_TW" w:bidi="zh_TW"/>
-          </w:rPr>
-          <w:rPr>
-            <w:color w:val="0000EE"/>
-            <w:u w:val="single"/>
-          </w:rPr>
-          <w:t>7:36–50</w:t>
-        </w:r>
-      </w:hyperlink>
-      <w:r>
-        <w:rPr>
-          <w:lang w:val="zh_TW" w:bidi="zh_TW"/>
-        </w:rPr>
         <w:t>）。</w:t>
       </w:r>
     </w:p>
     <w:p>
       <w:pPr>
-        <w:pStyle w:val="Heading3"/>
-      </w:pPr>
-      <w:r>
-        <w:rPr>
-          <w:lang w:val="zh_TW" w:bidi="zh_TW"/>
-        </w:rPr>
-        <w:t>在約翰的著作中</w:t>
+        <w:pStyle w:val="Heading4"/>
+      </w:pPr>
+      <w:r>
+        <w:rPr>
+          <w:lang w:val="zh_TW" w:bidi="zh_TW"/>
+        </w:rPr>
+        <w:t>撒但</w:t>
       </w:r>
     </w:p>
     <w:p>
@@ -786,9 +528,9 @@
         <w:rPr>
           <w:lang w:val="zh_TW" w:bidi="zh_TW"/>
         </w:rPr>
-        <w:t>約翰福音假定罪人的需要，而基督作為羔羊，為擔當世人的罪而犧牲，並在基督裡提供光與生命。新約中強調的重點是，罪是拒絕接受基督所提供的救恩，並拒絕神對世界的愛——拒絕相信。人因愛黑暗、拒絕光明、不接受救主基督而受到審判（</w:t>
-      </w:r>
-      <w:hyperlink r:id="rId37">
+        <w:t>撒但和其他邪靈也可能是災病的源頭。在聖經的框架中，撒但帶來災病的能力是在神允許的範圍內進行的。對於撒但危害能力的限制，在約伯的案例中被明確說明（</w:t>
+      </w:r>
+      <w:hyperlink r:id="rId23">
         <w:r>
           <w:rPr>
             <w:lang w:val="zh_TW" w:bidi="zh_TW"/>
@@ -797,14 +539,25 @@
             <w:color w:val="0000EE"/>
             <w:u w:val="single"/>
           </w:rPr>
-          <w:t>約3:16–21</w:t>
+          <w:t>伯1:12</w:t>
         </w:r>
       </w:hyperlink>
       <w:r>
         <w:rPr>
           <w:lang w:val="zh_TW" w:bidi="zh_TW"/>
         </w:rPr>
-        <w:t>）。</w:t>
+        <w:t>）。新約的信息也清楚地表明，儘管有鬼附或受到撒但影響的情況，但撒但的時間是有限的，牠最終的完全敗亡和毀滅是必然的。</w:t>
+      </w:r>
+    </w:p>
+    <w:p>
+      <w:pPr>
+        <w:pStyle w:val="Heading4"/>
+      </w:pPr>
+      <w:r>
+        <w:rPr>
+          <w:lang w:val="zh_TW" w:bidi="zh_TW"/>
+        </w:rPr>
+        <w:t>祖先的罪</w:t>
       </w:r>
     </w:p>
     <w:p>
@@ -818,9 +571,9 @@
         <w:rPr>
           <w:lang w:val="zh_TW" w:bidi="zh_TW"/>
         </w:rPr>
-        <w:t>針對諾斯底主義（Gnosticism）所認為的，高階基督徒的罪無關緊要，約翰壹書強調基督徒的生活中不能容忍罪，列舉了15個理由，並重申罪既是對真理的無知，也是缺乏愛心（</w:t>
-      </w:r>
-      <w:hyperlink r:id="rId38">
+        <w:t>疾病也可能是由於祖先的罪過所致（</w:t>
+      </w:r>
+      <w:hyperlink r:id="rId24">
         <w:r>
           <w:rPr>
             <w:lang w:val="zh_TW" w:bidi="zh_TW"/>
@@ -829,16 +582,16 @@
             <w:color w:val="0000EE"/>
             <w:u w:val="single"/>
           </w:rPr>
-          <w:t>約一3:3–10</w:t>
+          <w:t>出20:5</w:t>
         </w:r>
       </w:hyperlink>
       <w:r>
         <w:rPr>
           <w:lang w:val="zh_TW" w:bidi="zh_TW"/>
         </w:rPr>
-        <w:t>）。然而，神會赦免那些承認自己的罪的人，基督為他們贖罪，並為他們代求（</w:t>
-      </w:r>
-      <w:hyperlink r:id="rId39">
+        <w:t>；</w:t>
+      </w:r>
+      <w:hyperlink r:id="rId25">
         <w:r>
           <w:rPr>
             <w:lang w:val="zh_TW" w:bidi="zh_TW"/>
@@ -847,25 +600,115 @@
             <w:color w:val="0000EE"/>
             <w:u w:val="single"/>
           </w:rPr>
-          <w:t>1:7–2:2</w:t>
+          <w:t>利26:29</w:t>
         </w:r>
       </w:hyperlink>
       <w:r>
         <w:rPr>
           <w:lang w:val="zh_TW" w:bidi="zh_TW"/>
         </w:rPr>
+        <w:t>；</w:t>
+      </w:r>
+      <w:hyperlink r:id="rId26">
+        <w:r>
+          <w:rPr>
+            <w:lang w:val="zh_TW" w:bidi="zh_TW"/>
+          </w:rPr>
+          <w:rPr>
+            <w:color w:val="0000EE"/>
+            <w:u w:val="single"/>
+          </w:rPr>
+          <w:t>王上17:18</w:t>
+        </w:r>
+      </w:hyperlink>
+      <w:r>
+        <w:rPr>
+          <w:lang w:val="zh_TW" w:bidi="zh_TW"/>
+        </w:rPr>
+        <w:t>；</w:t>
+      </w:r>
+      <w:hyperlink r:id="rId27">
+        <w:r>
+          <w:rPr>
+            <w:lang w:val="zh_TW" w:bidi="zh_TW"/>
+          </w:rPr>
+          <w:rPr>
+            <w:color w:val="0000EE"/>
+            <w:u w:val="single"/>
+          </w:rPr>
+          <w:t>伯21:19</w:t>
+        </w:r>
+      </w:hyperlink>
+      <w:r>
+        <w:rPr>
+          <w:lang w:val="zh_TW" w:bidi="zh_TW"/>
+        </w:rPr>
+        <w:t>；</w:t>
+      </w:r>
+      <w:hyperlink r:id="rId28">
+        <w:r>
+          <w:rPr>
+            <w:lang w:val="zh_TW" w:bidi="zh_TW"/>
+          </w:rPr>
+          <w:rPr>
+            <w:color w:val="0000EE"/>
+            <w:u w:val="single"/>
+          </w:rPr>
+          <w:t>哀5:7</w:t>
+        </w:r>
+      </w:hyperlink>
+      <w:r>
+        <w:rPr>
+          <w:lang w:val="zh_TW" w:bidi="zh_TW"/>
+        </w:rPr>
+        <w:t>）。其中最突出的例子是大衛與拔示巴的罪使他的兒子死亡（</w:t>
+      </w:r>
+      <w:hyperlink r:id="rId29">
+        <w:r>
+          <w:rPr>
+            <w:lang w:val="zh_TW" w:bidi="zh_TW"/>
+          </w:rPr>
+          <w:rPr>
+            <w:color w:val="0000EE"/>
+            <w:u w:val="single"/>
+          </w:rPr>
+          <w:t>撒下12:15</w:t>
+        </w:r>
+      </w:hyperlink>
+      <w:r>
+        <w:rPr>
+          <w:lang w:val="zh_TW" w:bidi="zh_TW"/>
+        </w:rPr>
+        <w:t>）。這種對災病來源的觀念一直延續到了新約時期，並為耶穌的門徒所熟悉（</w:t>
+      </w:r>
+      <w:hyperlink r:id="rId30">
+        <w:r>
+          <w:rPr>
+            <w:lang w:val="zh_TW" w:bidi="zh_TW"/>
+          </w:rPr>
+          <w:rPr>
+            <w:color w:val="0000EE"/>
+            <w:u w:val="single"/>
+          </w:rPr>
+          <w:t>約9:2</w:t>
+        </w:r>
+      </w:hyperlink>
+      <w:r>
+        <w:rPr>
+          <w:lang w:val="zh_TW" w:bidi="zh_TW"/>
+        </w:rPr>
         <w:t>）。</w:t>
       </w:r>
     </w:p>
     <w:p>
       <w:pPr>
-        <w:pStyle w:val="Heading3"/>
-      </w:pPr>
-      <w:r>
-        <w:rPr>
-          <w:lang w:val="zh_TW" w:bidi="zh_TW"/>
-        </w:rPr>
-        <w:t>在保羅的著作中</w:t>
+        <w:pStyle w:val="Heading4"/>
+      </w:pPr>
+      <w:r>
+        <w:rPr>
+          <w:lang w:val="zh_TW" w:bidi="zh_TW"/>
+        </w:rPr>
+        <w:t>違反自然規律</w:t>
       </w:r>
     </w:p>
     <w:p>
@@ -879,223 +722,7 @@
         <w:rPr>
           <w:lang w:val="zh_TW" w:bidi="zh_TW"/>
         </w:rPr>
-        <w:t>保羅從觀察和聖經中強烈地指出，所有人都犯了罪（</w:t>
-      </w:r>
-      <w:hyperlink r:id="rId40">
-        <w:r>
-          <w:rPr>
-            <w:lang w:val="zh_TW" w:bidi="zh_TW"/>
-          </w:rPr>
-          <w:rPr>
-            <w:color w:val="0000EE"/>
-            <w:u w:val="single"/>
-          </w:rPr>
-          <w:t>羅1–3章</w:t>
-        </w:r>
-      </w:hyperlink>
-      <w:r>
-        <w:rPr>
-          <w:lang w:val="zh_TW" w:bidi="zh_TW"/>
-        </w:rPr>
-        <w:t>）。對他來說，罪是一股力量、一種權勢、一種統治人內在的「律」（</w:t>
-      </w:r>
-      <w:hyperlink r:id="rId41">
-        <w:r>
-          <w:rPr>
-            <w:lang w:val="zh_TW" w:bidi="zh_TW"/>
-          </w:rPr>
-          <w:rPr>
-            <w:color w:val="0000EE"/>
-            <w:u w:val="single"/>
-          </w:rPr>
-          <w:t>羅5:21</w:t>
-        </w:r>
-      </w:hyperlink>
-      <w:r>
-        <w:rPr>
-          <w:lang w:val="zh_TW" w:bidi="zh_TW"/>
-        </w:rPr>
-        <w:t>，</w:t>
-      </w:r>
-      <w:hyperlink r:id="rId42">
-        <w:r>
-          <w:rPr>
-            <w:lang w:val="zh_TW" w:bidi="zh_TW"/>
-          </w:rPr>
-          <w:rPr>
-            <w:color w:val="0000EE"/>
-            <w:u w:val="single"/>
-          </w:rPr>
-          <w:t>7:23</w:t>
-        </w:r>
-      </w:hyperlink>
-      <w:r>
-        <w:rPr>
-          <w:lang w:val="zh_TW" w:bidi="zh_TW"/>
-        </w:rPr>
-        <w:t>，</w:t>
-      </w:r>
-      <w:hyperlink r:id="rId43">
-        <w:r>
-          <w:rPr>
-            <w:lang w:val="zh_TW" w:bidi="zh_TW"/>
-          </w:rPr>
-          <w:rPr>
-            <w:color w:val="0000EE"/>
-            <w:u w:val="single"/>
-          </w:rPr>
-          <w:t>8:2</w:t>
-        </w:r>
-      </w:hyperlink>
-      <w:r>
-        <w:rPr>
-          <w:lang w:val="zh_TW" w:bidi="zh_TW"/>
-        </w:rPr>
-        <w:t>；</w:t>
-      </w:r>
-      <w:hyperlink r:id="rId44">
-        <w:r>
-          <w:rPr>
-            <w:lang w:val="zh_TW" w:bidi="zh_TW"/>
-          </w:rPr>
-          <w:rPr>
-            <w:color w:val="0000EE"/>
-            <w:u w:val="single"/>
-          </w:rPr>
-          <w:t>林前15:56</w:t>
-        </w:r>
-      </w:hyperlink>
-      <w:r>
-        <w:rPr>
-          <w:lang w:val="zh_TW" w:bidi="zh_TW"/>
-        </w:rPr>
-        <w:t>），導致各種邪惡的行為——良心麻木（</w:t>
-      </w:r>
-      <w:hyperlink r:id="rId45">
-        <w:r>
-          <w:rPr>
-            <w:lang w:val="zh_TW" w:bidi="zh_TW"/>
-          </w:rPr>
-          <w:rPr>
-            <w:color w:val="0000EE"/>
-            <w:u w:val="single"/>
-          </w:rPr>
-          <w:t>羅7:21–24</w:t>
-        </w:r>
-      </w:hyperlink>
-      <w:r>
-        <w:rPr>
-          <w:lang w:val="zh_TW" w:bidi="zh_TW"/>
-        </w:rPr>
-        <w:t>）、與神的隔絕和死亡的轄制（</w:t>
-      </w:r>
-      <w:hyperlink r:id="rId46">
-        <w:r>
-          <w:rPr>
-            <w:lang w:val="zh_TW" w:bidi="zh_TW"/>
-          </w:rPr>
-          <w:rPr>
-            <w:color w:val="0000EE"/>
-            <w:u w:val="single"/>
-          </w:rPr>
-          <w:t>羅5:10</w:t>
-        </w:r>
-      </w:hyperlink>
-      <w:r>
-        <w:rPr>
-          <w:lang w:val="zh_TW" w:bidi="zh_TW"/>
-        </w:rPr>
-        <w:t>，</w:t>
-      </w:r>
-      <w:hyperlink r:id="rId47">
-        <w:r>
-          <w:rPr>
-            <w:lang w:val="zh_TW" w:bidi="zh_TW"/>
-          </w:rPr>
-          <w:rPr>
-            <w:color w:val="0000EE"/>
-            <w:u w:val="single"/>
-          </w:rPr>
-          <w:t>6:23</w:t>
-        </w:r>
-      </w:hyperlink>
-      <w:r>
-        <w:rPr>
-          <w:lang w:val="zh_TW" w:bidi="zh_TW"/>
-        </w:rPr>
-        <w:t>；</w:t>
-      </w:r>
-      <w:hyperlink r:id="rId48">
-        <w:r>
-          <w:rPr>
-            <w:lang w:val="zh_TW" w:bidi="zh_TW"/>
-          </w:rPr>
-          <w:rPr>
-            <w:color w:val="0000EE"/>
-            <w:u w:val="single"/>
-          </w:rPr>
-          <w:t>弗2:1–5，12</w:t>
-        </w:r>
-      </w:hyperlink>
-      <w:r>
-        <w:rPr>
-          <w:lang w:val="zh_TW" w:bidi="zh_TW"/>
-        </w:rPr>
-        <w:t>；</w:t>
-      </w:r>
-      <w:hyperlink r:id="rId49">
-        <w:r>
-          <w:rPr>
-            <w:lang w:val="zh_TW" w:bidi="zh_TW"/>
-          </w:rPr>
-          <w:rPr>
-            <w:color w:val="0000EE"/>
-            <w:u w:val="single"/>
-          </w:rPr>
-          <w:t>西1:21</w:t>
-        </w:r>
-      </w:hyperlink>
-      <w:r>
-        <w:rPr>
-          <w:lang w:val="zh_TW" w:bidi="zh_TW"/>
-        </w:rPr>
-        <w:t>）。人無法自我改造（</w:t>
-      </w:r>
-      <w:hyperlink r:id="rId50">
-        <w:r>
-          <w:rPr>
-            <w:lang w:val="zh_TW" w:bidi="zh_TW"/>
-          </w:rPr>
-          <w:rPr>
-            <w:color w:val="0000EE"/>
-            <w:u w:val="single"/>
-          </w:rPr>
-          <w:t>羅7:24</w:t>
-        </w:r>
-      </w:hyperlink>
-      <w:r>
-        <w:rPr>
-          <w:lang w:val="zh_TW" w:bidi="zh_TW"/>
-        </w:rPr>
-        <w:t>）。保羅對這種絕望的普遍狀況有不同的解釋。一些讀者認為</w:t>
-      </w:r>
-      <w:hyperlink r:id="rId51">
-        <w:r>
-          <w:rPr>
-            <w:lang w:val="zh_TW" w:bidi="zh_TW"/>
-          </w:rPr>
-          <w:rPr>
-            <w:color w:val="0000EE"/>
-            <w:u w:val="single"/>
-          </w:rPr>
-          <w:t>羅馬書五章12至21節</w:t>
-        </w:r>
-      </w:hyperlink>
-      <w:r>
-        <w:rPr>
-          <w:lang w:val="zh_TW" w:bidi="zh_TW"/>
-        </w:rPr>
-        <w:t>說亞當的罪是所有罪的根源；另一些人則認為這是所有罪的「樣式（similitude）」。無論如何，保羅的核心思想是「每個人都是自己的亞當」，意即每個人都要為自己的罪性負上完全的責任，即使這罪性是從亞當遺傳而來。</w:t>
+        <w:t>這個觀念使希伯來人與當時其他民族有所區別。當他們理解到災病可能是由於違反固定的生理、心理/情感和道德規律所導致的，就會產生個人責任的概念，即遵守這些規律以避免災病。一個人對自己的健康以及社群的健康負有責任，而不僅僅是超自然力量的被動受害者。</w:t>
       </w:r>
     </w:p>
     <w:p>
@@ -1109,9 +736,9 @@
         <w:rPr>
           <w:lang w:val="zh_TW" w:bidi="zh_TW"/>
         </w:rPr>
-        <w:t>保羅認為，解決罪的方法在於信徒與基督同死——對罪、對自我、對世界的死。與此同時，充滿大能的聖靈使人的生命從內裡更新，將人塑造成為基督的樣式，成為新造的人（</w:t>
-      </w:r>
-      <w:hyperlink r:id="rId52">
+        <w:t>基於這一觀念，摩西制定了詳盡的行為準則，以維持個人和社群的健康。摩西律法涵蓋了飲食、個人衛生、安息日的遵守、營地的衛生規定、清潔以及性關係等領域。通過遵守神所設立的這些自然規律，希伯來人可以期望免於疾病（</w:t>
+      </w:r>
+      <w:hyperlink r:id="rId31">
         <w:r>
           <w:rPr>
             <w:lang w:val="zh_TW" w:bidi="zh_TW"/>
@@ -1120,16 +747,16 @@
             <w:color w:val="0000EE"/>
             <w:u w:val="single"/>
           </w:rPr>
-          <w:t>羅3:21–26</w:t>
+          <w:t>出15:26</w:t>
         </w:r>
       </w:hyperlink>
       <w:r>
         <w:rPr>
           <w:lang w:val="zh_TW" w:bidi="zh_TW"/>
         </w:rPr>
-        <w:t>，</w:t>
-      </w:r>
-      <w:hyperlink r:id="rId53">
+        <w:t>）並享長壽（</w:t>
+      </w:r>
+      <w:hyperlink r:id="rId32">
         <w:r>
           <w:rPr>
             <w:lang w:val="zh_TW" w:bidi="zh_TW"/>
@@ -1138,68 +765,14 @@
             <w:color w:val="0000EE"/>
             <w:u w:val="single"/>
           </w:rPr>
-          <w:t>5:6–9</w:t>
+          <w:t>箴3:1–2</w:t>
         </w:r>
       </w:hyperlink>
       <w:r>
         <w:rPr>
           <w:lang w:val="zh_TW" w:bidi="zh_TW"/>
         </w:rPr>
-        <w:t>、</w:t>
-      </w:r>
-      <w:hyperlink r:id="rId54">
-        <w:r>
-          <w:rPr>
-            <w:lang w:val="zh_TW" w:bidi="zh_TW"/>
-          </w:rPr>
-          <w:rPr>
-            <w:color w:val="0000EE"/>
-            <w:u w:val="single"/>
-          </w:rPr>
-          <w:t>6</w:t>
-        </w:r>
-      </w:hyperlink>
-      <w:r>
-        <w:rPr>
-          <w:lang w:val="zh_TW" w:bidi="zh_TW"/>
-        </w:rPr>
-        <w:t>，</w:t>
-      </w:r>
-      <w:hyperlink r:id="rId55">
-        <w:r>
-          <w:rPr>
-            <w:lang w:val="zh_TW" w:bidi="zh_TW"/>
-          </w:rPr>
-          <w:rPr>
-            <w:color w:val="0000EE"/>
-            <w:u w:val="single"/>
-          </w:rPr>
-          <w:t>8:1–4、28–29</w:t>
-        </w:r>
-      </w:hyperlink>
-      <w:r>
-        <w:rPr>
-          <w:lang w:val="zh_TW" w:bidi="zh_TW"/>
-        </w:rPr>
-        <w:t>；</w:t>
-      </w:r>
-      <w:hyperlink r:id="rId56">
-        <w:r>
-          <w:rPr>
-            <w:lang w:val="zh_TW" w:bidi="zh_TW"/>
-          </w:rPr>
-          <w:rPr>
-            <w:color w:val="0000EE"/>
-            <w:u w:val="single"/>
-          </w:rPr>
-          <w:t>林後5:14–21</w:t>
-        </w:r>
-      </w:hyperlink>
-      <w:r>
-        <w:rPr>
-          <w:lang w:val="zh_TW" w:bidi="zh_TW"/>
-        </w:rPr>
-        <w:t>）。</w:t>
+        <w:t>）。摩西的這些健康律法，即使以今天的公共衛生觀點來看，依然很合理，比起其他古代民族的做法更合理。</w:t>
       </w:r>
     </w:p>
     <w:p>
@@ -1211,6 +784,361 @@
       </w:r>
       <w:r>
         <w:rPr>
+          <w:lang w:val="zh_TW" w:bidi="zh_TW"/>
+        </w:rPr>
+        <w:t>理解到災病是違反自然律法的後果的另一大結果是，當尋求醫治時，人們開始轉向醫生而不是祭司。只要疾病被認為是超自然起源的，就無法通過了解災病過程來尋求治療方法。希伯來人熟悉埃及的醫生（</w:t>
+      </w:r>
+      <w:hyperlink r:id="rId33">
+        <w:r>
+          <w:rPr>
+            <w:lang w:val="zh_TW" w:bidi="zh_TW"/>
+          </w:rPr>
+          <w:rPr>
+            <w:color w:val="0000EE"/>
+            <w:u w:val="single"/>
+          </w:rPr>
+          <w:t>創50:2</w:t>
+        </w:r>
+      </w:hyperlink>
+      <w:r>
+        <w:rPr>
+          <w:lang w:val="zh_TW" w:bidi="zh_TW"/>
+        </w:rPr>
+        <w:t>），當時他們似乎主要擔任的是防腐師（embalmers）的角色。以色列歷史上始終有醫生行醫，但他們的醫治能力是逐漸發展起來的（</w:t>
+      </w:r>
+      <w:hyperlink r:id="rId34">
+        <w:r>
+          <w:rPr>
+            <w:lang w:val="zh_TW" w:bidi="zh_TW"/>
+          </w:rPr>
+          <w:rPr>
+            <w:color w:val="0000EE"/>
+            <w:u w:val="single"/>
+          </w:rPr>
+          <w:t>代下16:12</w:t>
+        </w:r>
+      </w:hyperlink>
+      <w:r>
+        <w:rPr>
+          <w:lang w:val="zh_TW" w:bidi="zh_TW"/>
+        </w:rPr>
+        <w:t>；</w:t>
+      </w:r>
+      <w:hyperlink r:id="rId35">
+        <w:r>
+          <w:rPr>
+            <w:lang w:val="zh_TW" w:bidi="zh_TW"/>
+          </w:rPr>
+          <w:rPr>
+            <w:color w:val="0000EE"/>
+            <w:u w:val="single"/>
+          </w:rPr>
+          <w:t>耶8:22</w:t>
+        </w:r>
+      </w:hyperlink>
+      <w:r>
+        <w:rPr>
+          <w:lang w:val="zh_TW" w:bidi="zh_TW"/>
+        </w:rPr>
+        <w:t>；</w:t>
+      </w:r>
+      <w:hyperlink r:id="rId36">
+        <w:r>
+          <w:rPr>
+            <w:lang w:val="zh_TW" w:bidi="zh_TW"/>
+          </w:rPr>
+          <w:rPr>
+            <w:color w:val="0000EE"/>
+            <w:u w:val="single"/>
+          </w:rPr>
+          <w:t>可5:26</w:t>
+        </w:r>
+      </w:hyperlink>
+      <w:r>
+        <w:rPr>
+          <w:lang w:val="zh_TW" w:bidi="zh_TW"/>
+        </w:rPr>
+        <w:t>；</w:t>
+      </w:r>
+      <w:hyperlink r:id="rId37">
+        <w:r>
+          <w:rPr>
+            <w:lang w:val="zh_TW" w:bidi="zh_TW"/>
+          </w:rPr>
+          <w:rPr>
+            <w:color w:val="0000EE"/>
+            <w:u w:val="single"/>
+          </w:rPr>
+          <w:t>西4:14</w:t>
+        </w:r>
+      </w:hyperlink>
+      <w:r>
+        <w:rPr>
+          <w:lang w:val="zh_TW" w:bidi="zh_TW"/>
+        </w:rPr>
+        <w:t>）。聖經肯定了醫生為病人看病（</w:t>
+      </w:r>
+      <w:hyperlink r:id="rId38">
+        <w:r>
+          <w:rPr>
+            <w:lang w:val="zh_TW" w:bidi="zh_TW"/>
+          </w:rPr>
+          <w:rPr>
+            <w:color w:val="0000EE"/>
+            <w:u w:val="single"/>
+          </w:rPr>
+          <w:t>太9:12</w:t>
+        </w:r>
+      </w:hyperlink>
+      <w:r>
+        <w:rPr>
+          <w:lang w:val="zh_TW" w:bidi="zh_TW"/>
+        </w:rPr>
+        <w:t>）和使用藥物進行治療的合理性（</w:t>
+      </w:r>
+      <w:hyperlink r:id="rId39">
+        <w:r>
+          <w:rPr>
+            <w:lang w:val="zh_TW" w:bidi="zh_TW"/>
+          </w:rPr>
+          <w:rPr>
+            <w:color w:val="0000EE"/>
+            <w:u w:val="single"/>
+          </w:rPr>
+          <w:t>箴31:6</w:t>
+        </w:r>
+      </w:hyperlink>
+      <w:r>
+        <w:rPr>
+          <w:lang w:val="zh_TW" w:bidi="zh_TW"/>
+        </w:rPr>
+        <w:t>；</w:t>
+      </w:r>
+      <w:hyperlink r:id="rId40">
+        <w:r>
+          <w:rPr>
+            <w:lang w:val="zh_TW" w:bidi="zh_TW"/>
+          </w:rPr>
+          <w:rPr>
+            <w:color w:val="0000EE"/>
+            <w:u w:val="single"/>
+          </w:rPr>
+          <w:t>提前5:23</w:t>
+        </w:r>
+      </w:hyperlink>
+      <w:r>
+        <w:rPr>
+          <w:lang w:val="zh_TW" w:bidi="zh_TW"/>
+        </w:rPr>
+        <w:t>），但同時強調基督徒群體及其長老在服事病人中的角色（</w:t>
+      </w:r>
+      <w:hyperlink r:id="rId41">
+        <w:r>
+          <w:rPr>
+            <w:lang w:val="zh_TW" w:bidi="zh_TW"/>
+          </w:rPr>
+          <w:rPr>
+            <w:color w:val="0000EE"/>
+            <w:u w:val="single"/>
+          </w:rPr>
+          <w:t>雅5:14</w:t>
+        </w:r>
+      </w:hyperlink>
+      <w:r>
+        <w:rPr>
+          <w:lang w:val="zh_TW" w:bidi="zh_TW"/>
+        </w:rPr>
+        <w:t>）。</w:t>
+      </w:r>
+    </w:p>
+    <w:p>
+      <w:pPr>
+        <w:pStyle w:val="Heading3"/>
+      </w:pPr>
+      <w:r>
+        <w:rPr>
+          <w:lang w:val="zh_TW" w:bidi="zh_TW"/>
+        </w:rPr>
+        <w:t>耶穌基督與災病</w:t>
+      </w:r>
+    </w:p>
+    <w:p>
+      <w:pPr/>
+      <w:r>
+        <w:rPr>
+          <w:lang w:val="zh_TW" w:bidi="zh_TW"/>
+        </w:rPr>
+      </w:r>
+      <w:r>
+        <w:rPr>
+          <w:lang w:val="zh_TW" w:bidi="zh_TW"/>
+        </w:rPr>
+        <w:t>耶穌對待病人的態度與舊約有著明顯不同。祂不帶有任何批判的態度，耶穌把病人當作有價值的人來交往，而不是社會上的棄民。祂對病人的痛苦充滿了真誠的憐憫——觸摸他們、安慰他們、醫治他們，並以正常且自然的方式與他們交談。</w:t>
+      </w:r>
+    </w:p>
+    <w:p>
+      <w:pPr/>
+      <w:r>
+        <w:rPr>
+          <w:lang w:val="zh_TW" w:bidi="zh_TW"/>
+        </w:rPr>
+      </w:r>
+      <w:r>
+        <w:rPr>
+          <w:lang w:val="zh_TW" w:bidi="zh_TW"/>
+        </w:rPr>
+        <w:t>耶穌顯然將災病視為一種障礙，妨礙人們成為他們原本應該成為的完整個體。當面對一位有18年嚴重背部畸形的女人時，耶穌醫治了她，說她是被「撒但捆綁」的（</w:t>
+      </w:r>
+      <w:hyperlink r:id="rId42">
+        <w:r>
+          <w:rPr>
+            <w:lang w:val="zh_TW" w:bidi="zh_TW"/>
+          </w:rPr>
+          <w:rPr>
+            <w:color w:val="0000EE"/>
+            <w:u w:val="single"/>
+          </w:rPr>
+          <w:t>路13:16</w:t>
+        </w:r>
+      </w:hyperlink>
+      <w:r>
+        <w:rPr>
+          <w:lang w:val="zh_TW" w:bidi="zh_TW"/>
+        </w:rPr>
+        <w:t>）。耶穌對不治之症的醫治是祂證明自己為彌賽亞的證據之一（</w:t>
+      </w:r>
+      <w:hyperlink r:id="rId43">
+        <w:r>
+          <w:rPr>
+            <w:lang w:val="zh_TW" w:bidi="zh_TW"/>
+          </w:rPr>
+          <w:rPr>
+            <w:color w:val="0000EE"/>
+            <w:u w:val="single"/>
+          </w:rPr>
+          <w:t>路7:19–23</w:t>
+        </w:r>
+      </w:hyperlink>
+      <w:r>
+        <w:rPr>
+          <w:lang w:val="zh_TW" w:bidi="zh_TW"/>
+        </w:rPr>
+        <w:t>）。耶穌的事工是為了釋放人們，使他們得以活出更豐盛的生命（</w:t>
+      </w:r>
+      <w:hyperlink r:id="rId44">
+        <w:r>
+          <w:rPr>
+            <w:lang w:val="zh_TW" w:bidi="zh_TW"/>
+          </w:rPr>
+          <w:rPr>
+            <w:color w:val="0000EE"/>
+            <w:u w:val="single"/>
+          </w:rPr>
+          <w:t>約10:10</w:t>
+        </w:r>
+      </w:hyperlink>
+      <w:r>
+        <w:rPr>
+          <w:lang w:val="zh_TW" w:bidi="zh_TW"/>
+        </w:rPr>
+        <w:t>）。耶穌並不完全認同將災病視為懲罰的觀念（</w:t>
+      </w:r>
+      <w:hyperlink r:id="rId45">
+        <w:r>
+          <w:rPr>
+            <w:lang w:val="zh_TW" w:bidi="zh_TW"/>
+          </w:rPr>
+          <w:rPr>
+            <w:color w:val="0000EE"/>
+            <w:u w:val="single"/>
+          </w:rPr>
+          <w:t>9:3</w:t>
+        </w:r>
+      </w:hyperlink>
+      <w:r>
+        <w:rPr>
+          <w:lang w:val="zh_TW" w:bidi="zh_TW"/>
+        </w:rPr>
+        <w:t>）。當一位痲瘋病人提到可能不是神的旨意要他痊癒時，耶穌立刻醫治他（</w:t>
+      </w:r>
+      <w:hyperlink r:id="rId46">
+        <w:r>
+          <w:rPr>
+            <w:lang w:val="zh_TW" w:bidi="zh_TW"/>
+          </w:rPr>
+          <w:rPr>
+            <w:color w:val="0000EE"/>
+            <w:u w:val="single"/>
+          </w:rPr>
+          <w:t>可1:40</w:t>
+        </w:r>
+      </w:hyperlink>
+      <w:r>
+        <w:rPr>
+          <w:lang w:val="zh_TW" w:bidi="zh_TW"/>
+        </w:rPr>
+        <w:t>；</w:t>
+      </w:r>
+      <w:hyperlink r:id="rId47">
+        <w:r>
+          <w:rPr>
+            <w:lang w:val="zh_TW" w:bidi="zh_TW"/>
+          </w:rPr>
+          <w:rPr>
+            <w:color w:val="0000EE"/>
+            <w:u w:val="single"/>
+          </w:rPr>
+          <w:t>路5:12–13</w:t>
+        </w:r>
+      </w:hyperlink>
+      <w:r>
+        <w:rPr>
+          <w:lang w:val="zh_TW" w:bidi="zh_TW"/>
+        </w:rPr>
+        <w:t>）。</w:t>
+      </w:r>
+    </w:p>
+    <w:p>
+      <w:pPr/>
+      <w:r>
+        <w:rPr>
+          <w:lang w:val="zh_TW" w:bidi="zh_TW"/>
+        </w:rPr>
+      </w:r>
+      <w:r>
+        <w:rPr>
+          <w:lang w:val="zh_TW" w:bidi="zh_TW"/>
+        </w:rPr>
+        <w:t>耶穌總是關注個人的全面健康或完整性，而不僅僅是災病的症狀。祂經常首先處理屬靈問題，即使病人一開始是為了身體問題而來找祂。祂與撒馬利亞婦人的對話，集中在她內心矛盾的根本問題上（</w:t>
+      </w:r>
+      <w:hyperlink r:id="rId48">
+        <w:r>
+          <w:rPr>
+            <w:lang w:val="zh_TW" w:bidi="zh_TW"/>
+          </w:rPr>
+          <w:rPr>
+            <w:color w:val="0000EE"/>
+            <w:u w:val="single"/>
+          </w:rPr>
+          <w:t>約4:5–30</w:t>
+        </w:r>
+      </w:hyperlink>
+      <w:r>
+        <w:rPr>
+          <w:lang w:val="zh_TW" w:bidi="zh_TW"/>
+        </w:rPr>
+        <w:t>）。而登山寶訓基本上是處理人類行為的正確態度和動機，若能遵守，將大大減少個人和社會的痛苦。對耶穌來說，健康不僅僅是沒有身體和心理上的疾病，而是讓人成為他們本來應該成為的完整個體。</w:t>
+      </w:r>
+    </w:p>
+    <w:p>
+      <w:pPr/>
+      <w:r>
+        <w:rPr>
+          <w:lang w:val="zh_TW" w:bidi="zh_TW"/>
+        </w:rPr>
+      </w:r>
+      <w:r>
+        <w:rPr>
           <w:i/>
           <w:lang w:val="zh_TW" w:bidi="zh_TW"/>
         </w:rPr>
@@ -1226,7 +1154,7 @@
         <w:rPr>
           <w:lang w:val="zh_TW" w:bidi="zh_TW"/>
         </w:rPr>
-        <w:t>肉體</w:t>
+        <w:t>藥物與醫療實踐</w:t>
       </w:r>
       <w:r>
         <w:rPr>
@@ -1238,25 +1166,7 @@
         <w:rPr>
           <w:lang w:val="zh_TW" w:bidi="zh_TW"/>
         </w:rPr>
-        <w:t>稱義</w:t>
-      </w:r>
-      <w:r>
-        <w:rPr>
-          <w:lang w:val="zh_TW" w:bidi="zh_TW"/>
-        </w:rPr>
-        <w:t>，</w:t>
-      </w:r>
-      <w:r>
-        <w:rPr>
-          <w:lang w:val="zh_TW" w:bidi="zh_TW"/>
-        </w:rPr>
-        <w:t>被</w:t>
-      </w:r>
-      <w:r>
-        <w:rPr>
-          <w:lang w:val="zh_TW" w:bidi="zh_TW"/>
-        </w:rPr>
-        <w:t>稱義</w:t>
+        <w:t>瘟疫</w:t>
       </w:r>
       <w:r>
         <w:rPr>
@@ -1268,19 +1178,7 @@
         <w:rPr>
           <w:lang w:val="zh_TW" w:bidi="zh_TW"/>
         </w:rPr>
-        <w:t>至死的罪</w:t>
-      </w:r>
-      <w:r>
-        <w:rPr>
-          <w:lang w:val="zh_TW" w:bidi="zh_TW"/>
-        </w:rPr>
-        <w:t>；</w:t>
-      </w:r>
-      <w:r>
-        <w:rPr>
-          <w:lang w:val="zh_TW" w:bidi="zh_TW"/>
-        </w:rPr>
-        <w:t>不可赦免的罪</w:t>
+        <w:t>災禍</w:t>
       </w:r>
       <w:r>
         <w:rPr>

--- a/zht/docx/176.content.docx
+++ b/zht/docx/176.content.docx
@@ -149,7 +149,7 @@
         <w:rPr>
           <w:lang w:val="zh_TW" w:bidi="zh_TW"/>
         </w:rPr>
-        <w:t>zai</w:t>
+        <w:t>you</w:t>
       </w:r>
       <w:r>
         <w:rPr>
@@ -212,40 +212,26 @@
         <w:rPr>
           <w:lang w:val="zh_TW" w:bidi="zh_TW"/>
         </w:rPr>
-        <w:t>災病</w:t>
-      </w:r>
-      <w:r>
-        <w:rPr>
-          <w:lang w:val="zh_TW" w:bidi="zh_TW"/>
-        </w:rPr>
-      </w:r>
-    </w:p>
-    <w:p>
-      <w:pPr/>
-      <w:r>
-        <w:rPr>
-          <w:lang w:val="zh_TW" w:bidi="zh_TW"/>
-        </w:rPr>
-      </w:r>
-      <w:r>
-        <w:rPr>
-          <w:lang w:val="zh_TW" w:bidi="zh_TW"/>
-        </w:rPr>
-        <w:t>在聖經中，這個術語與疾病、虛弱、病痛、瘟疫和災禍同義。然而，瘟疫和災禍通常用於有大規模受害者的情況，如流行病。「瘟疫」的字面意思是「毀滅」，通常用來描述死亡率極高的流行病。「苦難」和「折磨」是其它可能包含疾病的術語，但範圍更廣，不與疾病完全同義。</w:t>
-      </w:r>
-    </w:p>
-    <w:p>
-      <w:pPr/>
-      <w:r>
-        <w:rPr>
-          <w:lang w:val="zh_TW" w:bidi="zh_TW"/>
-        </w:rPr>
-      </w:r>
-      <w:r>
-        <w:rPr>
-          <w:lang w:val="zh_TW" w:bidi="zh_TW"/>
-        </w:rPr>
-        <w:t>在聖經寫作的時代，人們對解剖學或身體特定器官的具體功能並沒有詳細的概念。災病被認為是不正常的現象，限制了一個人的能力，一種有力量和活力地來生活的能力。希伯來文中翻譯為「疾病」的名詞，其動詞形式的意思是「變得虛弱」。畢士大池旁的病人被形容為「無力（和合本譯為病人）」的（</w:t>
+        <w:t>油</w:t>
+      </w:r>
+      <w:r>
+        <w:rPr>
+          <w:lang w:val="zh_TW" w:bidi="zh_TW"/>
+        </w:rPr>
+      </w:r>
+    </w:p>
+    <w:p>
+      <w:pPr/>
+      <w:r>
+        <w:rPr>
+          <w:lang w:val="zh_TW" w:bidi="zh_TW"/>
+        </w:rPr>
+      </w:r>
+      <w:r>
+        <w:rPr>
+          <w:lang w:val="zh_TW" w:bidi="zh_TW"/>
+        </w:rPr>
+        <w:t>一種通常由橄欖製成的物質。在聖經中，油也可以指其它油，比如沒藥油（</w:t>
       </w:r>
       <w:hyperlink r:id="rId13">
         <w:r>
@@ -256,14 +242,14 @@
             <w:color w:val="0000EE"/>
             <w:u w:val="single"/>
           </w:rPr>
-          <w:t>約5:7</w:t>
-        </w:r>
-      </w:hyperlink>
-      <w:r>
-        <w:rPr>
-          <w:lang w:val="zh_TW" w:bidi="zh_TW"/>
-        </w:rPr>
-        <w:t>），無法自己行走。</w:t>
+          <w:t>以斯帖記2:12</w:t>
+        </w:r>
+      </w:hyperlink>
+      <w:r>
+        <w:rPr>
+          <w:lang w:val="zh_TW" w:bidi="zh_TW"/>
+        </w:rPr>
+        <w:t>）。</w:t>
       </w:r>
     </w:p>
     <w:p>
@@ -274,21 +260,2955 @@
         <w:rPr>
           <w:lang w:val="zh_TW" w:bidi="zh_TW"/>
         </w:rPr>
-        <w:t>災病的來源</w:t>
-      </w:r>
-    </w:p>
-    <w:p>
-      <w:pPr/>
-      <w:r>
-        <w:rPr>
-          <w:lang w:val="zh_TW" w:bidi="zh_TW"/>
-        </w:rPr>
-      </w:r>
-      <w:r>
-        <w:rPr>
-          <w:lang w:val="zh_TW" w:bidi="zh_TW"/>
-        </w:rPr>
-        <w:t>根據聖經，災病有四個來源：（1）神，（2）撒但，（3）祖先的罪，（4）違反生理、心理/情感或道德的自然規律。</w:t>
+        <w:t>人們如何在日常生活中使用油？</w:t>
+      </w:r>
+    </w:p>
+    <w:p>
+      <w:pPr/>
+      <w:r>
+        <w:rPr>
+          <w:lang w:val="zh_TW" w:bidi="zh_TW"/>
+        </w:rPr>
+      </w:r>
+      <w:r>
+        <w:rPr>
+          <w:lang w:val="zh_TW" w:bidi="zh_TW"/>
+        </w:rPr>
+        <w:t>油主要用於烹飪。橄欖油的其它已知用途包括：</w:t>
+      </w:r>
+    </w:p>
+    <w:p>
+      <w:pPr>
+        <w:pStyle w:val="ListBullet"/>
+        <w:spacing w:line="240" w:lineRule="auto"/>
+        <w:ind w:left="720"/>
+      </w:pPr>
+      <w:r>
+        <w:rPr>
+          <w:lang w:val="zh_TW" w:bidi="zh_TW"/>
+        </w:rPr>
+      </w:r>
+      <w:r>
+        <w:rPr>
+          <w:lang w:val="zh_TW" w:bidi="zh_TW"/>
+        </w:rPr>
+        <w:t>作為膏抹身體的化妝用品</w:t>
+      </w:r>
+    </w:p>
+    <w:p>
+      <w:pPr>
+        <w:pStyle w:val="ListBullet"/>
+        <w:spacing w:line="240" w:lineRule="auto"/>
+        <w:ind w:left="720"/>
+      </w:pPr>
+      <w:r>
+        <w:rPr>
+          <w:lang w:val="zh_TW" w:bidi="zh_TW"/>
+        </w:rPr>
+      </w:r>
+      <w:r>
+        <w:rPr>
+          <w:lang w:val="zh_TW" w:bidi="zh_TW"/>
+        </w:rPr>
+        <w:t>用於藥用目的</w:t>
+      </w:r>
+    </w:p>
+    <w:p>
+      <w:pPr>
+        <w:pStyle w:val="ListBullet"/>
+        <w:spacing w:line="240" w:lineRule="auto"/>
+        <w:ind w:left="720"/>
+      </w:pPr>
+      <w:r>
+        <w:rPr>
+          <w:lang w:val="zh_TW" w:bidi="zh_TW"/>
+        </w:rPr>
+      </w:r>
+      <w:r>
+        <w:rPr>
+          <w:lang w:val="zh_TW" w:bidi="zh_TW"/>
+        </w:rPr>
+        <w:t>作為燈光來源</w:t>
+      </w:r>
+    </w:p>
+    <w:p>
+      <w:pPr>
+        <w:pStyle w:val="ListBullet"/>
+        <w:spacing w:line="240" w:lineRule="auto"/>
+        <w:ind w:left="720"/>
+      </w:pPr>
+      <w:r>
+        <w:rPr>
+          <w:lang w:val="zh_TW" w:bidi="zh_TW"/>
+        </w:rPr>
+      </w:r>
+      <w:r>
+        <w:rPr>
+          <w:lang w:val="zh_TW" w:bidi="zh_TW"/>
+        </w:rPr>
+        <w:t>用於膏立君王和祭司</w:t>
+      </w:r>
+    </w:p>
+    <w:p>
+      <w:pPr>
+        <w:pStyle w:val="ListBullet"/>
+        <w:spacing w:line="240" w:lineRule="auto"/>
+        <w:ind w:left="720"/>
+      </w:pPr>
+      <w:r>
+        <w:rPr>
+          <w:lang w:val="zh_TW" w:bidi="zh_TW"/>
+        </w:rPr>
+      </w:r>
+      <w:r>
+        <w:rPr>
+          <w:lang w:val="zh_TW" w:bidi="zh_TW"/>
+        </w:rPr>
+        <w:t>用於宗教祭物</w:t>
+      </w:r>
+    </w:p>
+    <w:p>
+      <w:pPr/>
+      <w:r>
+        <w:rPr>
+          <w:lang w:val="zh_TW" w:bidi="zh_TW"/>
+        </w:rPr>
+      </w:r>
+      <w:r>
+        <w:rPr>
+          <w:lang w:val="zh_TW" w:bidi="zh_TW"/>
+        </w:rPr>
+        <w:t>以色列的橄欖樹非常豐富，以色列人利用這一主要作物與泰爾和埃及建立了蓬勃的油貿易。與貴金屬和動物一樣，油成為常見的經濟交換物品。所羅門用油支付與聖殿建設有關的一部分費用給希蘭（</w:t>
+      </w:r>
+      <w:hyperlink r:id="rId14">
+        <w:r>
+          <w:rPr>
+            <w:lang w:val="zh_TW" w:bidi="zh_TW"/>
+          </w:rPr>
+          <w:rPr>
+            <w:color w:val="0000EE"/>
+            <w:u w:val="single"/>
+          </w:rPr>
+          <w:t>列王紀上5:11</w:t>
+        </w:r>
+      </w:hyperlink>
+      <w:r>
+        <w:rPr>
+          <w:lang w:val="zh_TW" w:bidi="zh_TW"/>
+        </w:rPr>
+        <w:t>；</w:t>
+      </w:r>
+      <w:hyperlink r:id="rId15">
+        <w:r>
+          <w:rPr>
+            <w:lang w:val="zh_TW" w:bidi="zh_TW"/>
+          </w:rPr>
+          <w:rPr>
+            <w:color w:val="0000EE"/>
+            <w:u w:val="single"/>
+          </w:rPr>
+          <w:t>以斯拉記27:17</w:t>
+        </w:r>
+      </w:hyperlink>
+      <w:r>
+        <w:rPr>
+          <w:lang w:val="zh_TW" w:bidi="zh_TW"/>
+        </w:rPr>
+        <w:t>）。</w:t>
+      </w:r>
+    </w:p>
+    <w:p>
+      <w:pPr/>
+      <w:r>
+        <w:rPr>
+          <w:lang w:val="zh_TW" w:bidi="zh_TW"/>
+        </w:rPr>
+      </w:r>
+      <w:r>
+        <w:rPr>
+          <w:lang w:val="zh_TW" w:bidi="zh_TW"/>
+        </w:rPr>
+        <w:t>因為油對日常生活而言必不可少，所以它成為有效且可接受的交換媒介。大多數食物都用油烹煮（</w:t>
+      </w:r>
+      <w:hyperlink r:id="rId16">
+        <w:r>
+          <w:rPr>
+            <w:lang w:val="zh_TW" w:bidi="zh_TW"/>
+          </w:rPr>
+          <w:rPr>
+            <w:color w:val="0000EE"/>
+            <w:u w:val="single"/>
+          </w:rPr>
+          <w:t>列王紀上17:12–16</w:t>
+        </w:r>
+      </w:hyperlink>
+      <w:r>
+        <w:rPr>
+          <w:lang w:val="zh_TW" w:bidi="zh_TW"/>
+        </w:rPr>
+        <w:t>）。午餐的基本食物——普通的穀物薄餅或餅，會在烤盤上放置少量的來烤製。</w:t>
+      </w:r>
+    </w:p>
+    <w:p>
+      <w:pPr/>
+      <w:r>
+        <w:rPr>
+          <w:lang w:val="zh_TW" w:bidi="zh_TW"/>
+        </w:rPr>
+      </w:r>
+      <w:r>
+        <w:rPr>
+          <w:lang w:val="zh_TW" w:bidi="zh_TW"/>
+        </w:rPr>
+        <w:t>油用於沐浴後膏抹身體（</w:t>
+      </w:r>
+      <w:hyperlink r:id="rId17">
+        <w:r>
+          <w:rPr>
+            <w:lang w:val="zh_TW" w:bidi="zh_TW"/>
+          </w:rPr>
+          <w:rPr>
+            <w:color w:val="0000EE"/>
+            <w:u w:val="single"/>
+          </w:rPr>
+          <w:t>路得記3:3</w:t>
+        </w:r>
+      </w:hyperlink>
+      <w:r>
+        <w:rPr>
+          <w:lang w:val="zh_TW" w:bidi="zh_TW"/>
+        </w:rPr>
+        <w:t>；</w:t>
+      </w:r>
+      <w:hyperlink r:id="rId18">
+        <w:r>
+          <w:rPr>
+            <w:lang w:val="zh_TW" w:bidi="zh_TW"/>
+          </w:rPr>
+          <w:rPr>
+            <w:color w:val="0000EE"/>
+            <w:u w:val="single"/>
+          </w:rPr>
+          <w:t>撒母耳記下12:20</w:t>
+        </w:r>
+      </w:hyperlink>
+      <w:r>
+        <w:rPr>
+          <w:lang w:val="zh_TW" w:bidi="zh_TW"/>
+        </w:rPr>
+        <w:t>）。它在節慶場合中使用，在埃及的宴會上，賓客和女性表演者的頭部都會被油膏抹。新約聖經中提到用油膏抹病人（</w:t>
+      </w:r>
+      <w:hyperlink r:id="rId19">
+        <w:r>
+          <w:rPr>
+            <w:lang w:val="zh_TW" w:bidi="zh_TW"/>
+          </w:rPr>
+          <w:rPr>
+            <w:color w:val="0000EE"/>
+            <w:u w:val="single"/>
+          </w:rPr>
+          <w:t>雅各書5:14</w:t>
+        </w:r>
+      </w:hyperlink>
+      <w:r>
+        <w:rPr>
+          <w:lang w:val="zh_TW" w:bidi="zh_TW"/>
+        </w:rPr>
+        <w:t>）。橄欖油也可以內服作為治療胃病的藥物。它具有舒緩作用，也是溫和的瀉藥。橄欖油外用可作為塗抹瘀傷、燒傷、割傷和擦傷的藥膏（</w:t>
+      </w:r>
+      <w:hyperlink r:id="rId20">
+        <w:r>
+          <w:rPr>
+            <w:lang w:val="zh_TW" w:bidi="zh_TW"/>
+          </w:rPr>
+          <w:rPr>
+            <w:color w:val="0000EE"/>
+            <w:u w:val="single"/>
+          </w:rPr>
+          <w:t>以賽亞書1:6</w:t>
+        </w:r>
+      </w:hyperlink>
+      <w:r>
+        <w:rPr>
+          <w:lang w:val="zh_TW" w:bidi="zh_TW"/>
+        </w:rPr>
+        <w:t>；</w:t>
+      </w:r>
+      <w:hyperlink r:id="rId21">
+        <w:r>
+          <w:rPr>
+            <w:lang w:val="zh_TW" w:bidi="zh_TW"/>
+          </w:rPr>
+          <w:rPr>
+            <w:color w:val="0000EE"/>
+            <w:u w:val="single"/>
+          </w:rPr>
+          <w:t>馬可福音6:13</w:t>
+        </w:r>
+      </w:hyperlink>
+      <w:r>
+        <w:rPr>
+          <w:lang w:val="zh_TW" w:bidi="zh_TW"/>
+        </w:rPr>
+        <w:t>；</w:t>
+      </w:r>
+      <w:hyperlink r:id="rId22">
+        <w:r>
+          <w:rPr>
+            <w:lang w:val="zh_TW" w:bidi="zh_TW"/>
+          </w:rPr>
+          <w:rPr>
+            <w:color w:val="0000EE"/>
+            <w:u w:val="single"/>
+          </w:rPr>
+          <w:t>路加福音10:34</w:t>
+        </w:r>
+      </w:hyperlink>
+      <w:r>
+        <w:rPr>
+          <w:lang w:val="zh_TW" w:bidi="zh_TW"/>
+        </w:rPr>
+        <w:t>）。</w:t>
+      </w:r>
+    </w:p>
+    <w:p>
+      <w:pPr/>
+      <w:r>
+        <w:rPr>
+          <w:lang w:val="zh_TW" w:bidi="zh_TW"/>
+        </w:rPr>
+      </w:r>
+      <w:r>
+        <w:rPr>
+          <w:lang w:val="zh_TW" w:bidi="zh_TW"/>
+        </w:rPr>
+        <w:t>太陽下山後，唯一的光源就是油燈。小型的攜帶式油燈可以很容易地放在架子上。在大房子、宮殿、會堂或聖殿中，油燈可以放置在高高的金屬底座上。麻或亞麻的燈芯（</w:t>
+      </w:r>
+      <w:hyperlink r:id="rId23">
+        <w:r>
+          <w:rPr>
+            <w:lang w:val="zh_TW" w:bidi="zh_TW"/>
+          </w:rPr>
+          <w:rPr>
+            <w:color w:val="0000EE"/>
+            <w:u w:val="single"/>
+          </w:rPr>
+          <w:t>以賽亞書42:3</w:t>
+        </w:r>
+      </w:hyperlink>
+      <w:r>
+        <w:rPr>
+          <w:lang w:val="zh_TW" w:bidi="zh_TW"/>
+        </w:rPr>
+        <w:t>）放在油中，產生火苗，直到熄滅或燃料耗盡。在街道上，人們使用火把來照亮道路並增加安全性。</w:t>
+      </w:r>
+    </w:p>
+    <w:p>
+      <w:pPr>
+        <w:pStyle w:val="Heading3"/>
+      </w:pPr>
+      <w:r>
+        <w:rPr>
+          <w:lang w:val="zh_TW" w:bidi="zh_TW"/>
+        </w:rPr>
+        <w:t>在崇拜和禮儀中如何使用油？</w:t>
+      </w:r>
+    </w:p>
+    <w:p>
+      <w:pPr/>
+      <w:r>
+        <w:rPr>
+          <w:lang w:val="zh_TW" w:bidi="zh_TW"/>
+        </w:rPr>
+      </w:r>
+      <w:r>
+        <w:rPr>
+          <w:lang w:val="zh_TW" w:bidi="zh_TW"/>
+        </w:rPr>
+        <w:t>火把為晚間的遊行增添了節日氣氛。它們是婚禮遊行的重要部分。若遊行延遲，持火把的人通常會在容器中攜帶額外的油。這一場景在耶穌關於聰明和愚拙童女的比喻中被生動地描繪出來（</w:t>
+      </w:r>
+      <w:hyperlink r:id="rId24">
+        <w:r>
+          <w:rPr>
+            <w:lang w:val="zh_TW" w:bidi="zh_TW"/>
+          </w:rPr>
+          <w:rPr>
+            <w:color w:val="0000EE"/>
+            <w:u w:val="single"/>
+          </w:rPr>
+          <w:t>馬太福音25:1–13</w:t>
+        </w:r>
+      </w:hyperlink>
+      <w:r>
+        <w:rPr>
+          <w:lang w:val="zh_TW" w:bidi="zh_TW"/>
+        </w:rPr>
+        <w:t>）。</w:t>
+      </w:r>
+    </w:p>
+    <w:p>
+      <w:pPr/>
+      <w:r>
+        <w:rPr>
+          <w:lang w:val="zh_TW" w:bidi="zh_TW"/>
+        </w:rPr>
+      </w:r>
+      <w:r>
+        <w:rPr>
+          <w:lang w:val="zh_TW" w:bidi="zh_TW"/>
+        </w:rPr>
+        <w:t>在其它的儀式中，用油膏抹祭司和君王時，具有特殊的意義（</w:t>
+      </w:r>
+      <w:hyperlink r:id="rId25">
+        <w:r>
+          <w:rPr>
+            <w:lang w:val="zh_TW" w:bidi="zh_TW"/>
+          </w:rPr>
+          <w:rPr>
+            <w:color w:val="0000EE"/>
+            <w:u w:val="single"/>
+          </w:rPr>
+          <w:t>出埃及記29:7</w:t>
+        </w:r>
+      </w:hyperlink>
+      <w:r>
+        <w:rPr>
+          <w:lang w:val="zh_TW" w:bidi="zh_TW"/>
+        </w:rPr>
+        <w:t>；</w:t>
+      </w:r>
+      <w:hyperlink r:id="rId26">
+        <w:r>
+          <w:rPr>
+            <w:lang w:val="zh_TW" w:bidi="zh_TW"/>
+          </w:rPr>
+          <w:rPr>
+            <w:color w:val="0000EE"/>
+            <w:u w:val="single"/>
+          </w:rPr>
+          <w:t>撒母耳記上10:1</w:t>
+        </w:r>
+      </w:hyperlink>
+      <w:r>
+        <w:rPr>
+          <w:lang w:val="zh_TW" w:bidi="zh_TW"/>
+        </w:rPr>
+        <w:t>；</w:t>
+      </w:r>
+      <w:hyperlink r:id="rId27">
+        <w:r>
+          <w:rPr>
+            <w:lang w:val="zh_TW" w:bidi="zh_TW"/>
+          </w:rPr>
+          <w:rPr>
+            <w:color w:val="0000EE"/>
+            <w:u w:val="single"/>
+          </w:rPr>
+          <w:t>列王紀上1:39</w:t>
+        </w:r>
+      </w:hyperlink>
+      <w:r>
+        <w:rPr>
+          <w:lang w:val="zh_TW" w:bidi="zh_TW"/>
+        </w:rPr>
+        <w:t>）。這象徵著他們的職分以及認可獲得這個職分的人有神的祝福。</w:t>
+      </w:r>
+    </w:p>
+    <w:p>
+      <w:pPr/>
+      <w:r>
+        <w:rPr>
+          <w:lang w:val="zh_TW" w:bidi="zh_TW"/>
+        </w:rPr>
+      </w:r>
+      <w:r>
+        <w:rPr>
+          <w:lang w:val="zh_TW" w:bidi="zh_TW"/>
+        </w:rPr>
+        <w:t>油在聖殿中使用，作為初熟之物的一部分被奉上，也需獻上十分之一（</w:t>
+      </w:r>
+      <w:hyperlink r:id="rId28">
+        <w:r>
+          <w:rPr>
+            <w:lang w:val="zh_TW" w:bidi="zh_TW"/>
+          </w:rPr>
+          <w:rPr>
+            <w:color w:val="0000EE"/>
+            <w:u w:val="single"/>
+          </w:rPr>
+          <w:t>出埃及記22:29</w:t>
+        </w:r>
+      </w:hyperlink>
+      <w:r>
+        <w:rPr>
+          <w:lang w:val="zh_TW" w:bidi="zh_TW"/>
+        </w:rPr>
+        <w:t>；</w:t>
+      </w:r>
+      <w:hyperlink r:id="rId29">
+        <w:r>
+          <w:rPr>
+            <w:lang w:val="zh_TW" w:bidi="zh_TW"/>
+          </w:rPr>
+          <w:rPr>
+            <w:color w:val="0000EE"/>
+            <w:u w:val="single"/>
+          </w:rPr>
+          <w:t>申命記12:17</w:t>
+        </w:r>
+      </w:hyperlink>
+      <w:r>
+        <w:rPr>
+          <w:lang w:val="zh_TW" w:bidi="zh_TW"/>
+        </w:rPr>
+        <w:t>）。油被用在聖殿生活的禮儀部分，或作為供物的一部分。素祭要用油混合（</w:t>
+      </w:r>
+      <w:hyperlink r:id="rId30">
+        <w:r>
+          <w:rPr>
+            <w:lang w:val="zh_TW" w:bidi="zh_TW"/>
+          </w:rPr>
+          <w:rPr>
+            <w:color w:val="0000EE"/>
+            <w:u w:val="single"/>
+          </w:rPr>
+          <w:t>利未記8:26</w:t>
+        </w:r>
+      </w:hyperlink>
+      <w:r>
+        <w:rPr>
+          <w:lang w:val="zh_TW" w:bidi="zh_TW"/>
+        </w:rPr>
+        <w:t>；</w:t>
+      </w:r>
+      <w:hyperlink r:id="rId31">
+        <w:r>
+          <w:rPr>
+            <w:lang w:val="zh_TW" w:bidi="zh_TW"/>
+          </w:rPr>
+          <w:rPr>
+            <w:color w:val="0000EE"/>
+            <w:u w:val="single"/>
+          </w:rPr>
+          <w:t>民數記7:19</w:t>
+        </w:r>
+      </w:hyperlink>
+      <w:r>
+        <w:rPr>
+          <w:lang w:val="zh_TW" w:bidi="zh_TW"/>
+        </w:rPr>
+        <w:t>）。在聖所中燃燒的燈中的油需要經常補充（</w:t>
+      </w:r>
+      <w:hyperlink r:id="rId32">
+        <w:r>
+          <w:rPr>
+            <w:lang w:val="zh_TW" w:bidi="zh_TW"/>
+          </w:rPr>
+          <w:rPr>
+            <w:color w:val="0000EE"/>
+            <w:u w:val="single"/>
+          </w:rPr>
+          <w:t>利未記24:2</w:t>
+        </w:r>
+      </w:hyperlink>
+      <w:r>
+        <w:rPr>
+          <w:lang w:val="zh_TW" w:bidi="zh_TW"/>
+        </w:rPr>
+        <w:t>）。每天當獻的祭物中也要獻上油（</w:t>
+      </w:r>
+      <w:hyperlink r:id="rId33">
+        <w:r>
+          <w:rPr>
+            <w:lang w:val="zh_TW" w:bidi="zh_TW"/>
+          </w:rPr>
+          <w:rPr>
+            <w:color w:val="0000EE"/>
+            <w:u w:val="single"/>
+          </w:rPr>
+          <w:t>出埃及記29:40</w:t>
+        </w:r>
+      </w:hyperlink>
+      <w:r>
+        <w:rPr>
+          <w:lang w:val="zh_TW" w:bidi="zh_TW"/>
+        </w:rPr>
+        <w:t>）。但贖罪祭和疑恨祭中不用油（</w:t>
+      </w:r>
+      <w:hyperlink r:id="rId34">
+        <w:r>
+          <w:rPr>
+            <w:lang w:val="zh_TW" w:bidi="zh_TW"/>
+          </w:rPr>
+          <w:rPr>
+            <w:color w:val="0000EE"/>
+            <w:u w:val="single"/>
+          </w:rPr>
+          <w:t>利未記5:11</w:t>
+        </w:r>
+      </w:hyperlink>
+      <w:r>
+        <w:rPr>
+          <w:lang w:val="zh_TW" w:bidi="zh_TW"/>
+        </w:rPr>
+        <w:t>；</w:t>
+      </w:r>
+      <w:hyperlink r:id="rId35">
+        <w:r>
+          <w:rPr>
+            <w:lang w:val="zh_TW" w:bidi="zh_TW"/>
+          </w:rPr>
+          <w:rPr>
+            <w:color w:val="0000EE"/>
+            <w:u w:val="single"/>
+          </w:rPr>
+          <w:t>民數記5:15）</w:t>
+        </w:r>
+      </w:hyperlink>
+      <w:r>
+        <w:rPr>
+          <w:lang w:val="zh_TW" w:bidi="zh_TW"/>
+        </w:rPr>
+        <w:t>。</w:t>
+      </w:r>
+    </w:p>
+    <w:p>
+      <w:pPr>
+        <w:pStyle w:val="Heading3"/>
+      </w:pPr>
+      <w:r>
+        <w:rPr>
+          <w:lang w:val="zh_TW" w:bidi="zh_TW"/>
+        </w:rPr>
+        <w:t>人們如何製作油？</w:t>
+      </w:r>
+    </w:p>
+    <w:p>
+      <w:pPr/>
+      <w:r>
+        <w:rPr>
+          <w:lang w:val="zh_TW" w:bidi="zh_TW"/>
+        </w:rPr>
+      </w:r>
+      <w:r>
+        <w:rPr>
+          <w:lang w:val="zh_TW" w:bidi="zh_TW"/>
+        </w:rPr>
+        <w:t>人們用杵和臼，或石磨，從橄欖中壓出油（</w:t>
+      </w:r>
+      <w:hyperlink r:id="rId36">
+        <w:r>
+          <w:rPr>
+            <w:lang w:val="zh_TW" w:bidi="zh_TW"/>
+          </w:rPr>
+          <w:rPr>
+            <w:color w:val="0000EE"/>
+            <w:u w:val="single"/>
+          </w:rPr>
+          <w:t>出埃及記27:20</w:t>
+        </w:r>
+      </w:hyperlink>
+      <w:r>
+        <w:rPr>
+          <w:lang w:val="zh_TW" w:bidi="zh_TW"/>
+        </w:rPr>
+        <w:t>）。使用石磨時，磨盤碾壓後的果肉通常會被再次壓榨。人們設置石磨來磨壓在橄欖山收穫的橄欖。描述「油榨」的詞是</w:t>
+      </w:r>
+      <w:r>
+        <w:rPr>
+          <w:i/>
+          <w:lang w:val="zh_TW" w:bidi="zh_TW"/>
+        </w:rPr>
+        <w:t>gatt-semen（音似：客西馬），</w:t>
+      </w:r>
+      <w:r>
+        <w:rPr>
+          <w:lang w:val="zh_TW" w:bidi="zh_TW"/>
+        </w:rPr>
+        <w:t>這就是為什麼耶穌禱告的園子被稱為客西馬尼。</w:t>
+      </w:r>
+    </w:p>
+    <w:p>
+      <w:pPr>
+        <w:pStyle w:val="Heading3"/>
+      </w:pPr>
+      <w:r>
+        <w:rPr>
+          <w:lang w:val="zh_TW" w:bidi="zh_TW"/>
+        </w:rPr>
+        <w:t>油在聖經時代對人們意味著什麼？</w:t>
+      </w:r>
+    </w:p>
+    <w:p>
+      <w:pPr/>
+      <w:r>
+        <w:rPr>
+          <w:lang w:val="zh_TW" w:bidi="zh_TW"/>
+        </w:rPr>
+      </w:r>
+      <w:r>
+        <w:rPr>
+          <w:lang w:val="zh_TW" w:bidi="zh_TW"/>
+        </w:rPr>
+        <w:t>油象徵性地與喜樂、慶典、禮儀、榮譽和光有關。身體和屬靈的健康也與油的存在有關。沒有油或失去油則意味著悲傷，以及生命中一切美好的事物離開（</w:t>
+      </w:r>
+      <w:hyperlink r:id="rId37">
+        <w:r>
+          <w:rPr>
+            <w:lang w:val="zh_TW" w:bidi="zh_TW"/>
+          </w:rPr>
+          <w:rPr>
+            <w:color w:val="0000EE"/>
+            <w:u w:val="single"/>
+          </w:rPr>
+          <w:t>約珥書1:10</w:t>
+        </w:r>
+      </w:hyperlink>
+      <w:r>
+        <w:rPr>
+          <w:lang w:val="zh_TW" w:bidi="zh_TW"/>
+        </w:rPr>
+        <w:t>）。</w:t>
+      </w:r>
+    </w:p>
+    <w:p>
+      <w:pPr/>
+      <w:r>
+        <w:rPr>
+          <w:lang w:val="zh_TW" w:bidi="zh_TW"/>
+        </w:rPr>
+      </w:r>
+      <w:r>
+        <w:rPr>
+          <w:i/>
+          <w:lang w:val="zh_TW" w:bidi="zh_TW"/>
+        </w:rPr>
+        <w:t>另見</w:t>
+      </w:r>
+      <w:r>
+        <w:rPr>
+          <w:lang w:val="zh_TW" w:bidi="zh_TW"/>
+        </w:rPr>
+        <w:t xml:space="preserve"> </w:t>
+      </w:r>
+      <w:r>
+        <w:rPr>
+          <w:lang w:val="zh_TW" w:bidi="zh_TW"/>
+        </w:rPr>
+        <w:t>膏抹</w:t>
+      </w:r>
+      <w:r>
+        <w:rPr>
+          <w:lang w:val="zh_TW" w:bidi="zh_TW"/>
+        </w:rPr>
+        <w:t>；</w:t>
+      </w:r>
+      <w:r>
+        <w:rPr>
+          <w:lang w:val="zh_TW" w:bidi="zh_TW"/>
+        </w:rPr>
+        <w:t>食物和食物準備</w:t>
+      </w:r>
+      <w:r>
+        <w:rPr>
+          <w:lang w:val="zh_TW" w:bidi="zh_TW"/>
+        </w:rPr>
+        <w:t>；</w:t>
+      </w:r>
+      <w:r>
+        <w:rPr>
+          <w:lang w:val="zh_TW" w:bidi="zh_TW"/>
+        </w:rPr>
+        <w:t>藥物與醫療實踐</w:t>
+      </w:r>
+      <w:r>
+        <w:rPr>
+          <w:lang w:val="zh_TW" w:bidi="zh_TW"/>
+        </w:rPr>
+        <w:t>；</w:t>
+      </w:r>
+      <w:r>
+        <w:rPr>
+          <w:lang w:val="zh_TW" w:bidi="zh_TW"/>
+        </w:rPr>
+        <w:t>膏油</w:t>
+      </w:r>
+      <w:r>
+        <w:rPr>
+          <w:lang w:val="zh_TW" w:bidi="zh_TW"/>
+        </w:rPr>
+        <w:t>；</w:t>
+      </w:r>
+      <w:r>
+        <w:rPr>
+          <w:lang w:val="zh_TW" w:bidi="zh_TW"/>
+        </w:rPr>
+        <w:t>植物</w:t>
+      </w:r>
+      <w:r>
+        <w:rPr>
+          <w:lang w:val="zh_TW" w:bidi="zh_TW"/>
+        </w:rPr>
+        <w:t>（</w:t>
+      </w:r>
+      <w:r>
+        <w:rPr>
+          <w:lang w:val="zh_TW" w:bidi="zh_TW"/>
+        </w:rPr>
+        <w:t>橄欖、橄欖樹</w:t>
+      </w:r>
+      <w:r>
+        <w:rPr>
+          <w:lang w:val="zh_TW" w:bidi="zh_TW"/>
+        </w:rPr>
+        <w:t>）。</w:t>
+      </w:r>
+      <w:r>
+        <w:rPr>
+          <w:lang w:val="zh_TW" w:bidi="zh_TW"/>
+        </w:rPr>
+      </w:r>
+      <w:r>
+        <w:rPr>
+          <w:lang w:val="zh_TW" w:bidi="zh_TW"/>
+        </w:rPr>
+      </w:r>
+    </w:p>
+    <w:p>
+      <w:pPr/>
+      <w:r>
+        <w:rPr>
+          <w:lang w:val="zh_TW" w:bidi="zh_TW"/>
+        </w:rPr>
+      </w:r>
+    </w:p>
+    <w:p>
+      <w:pPr>
+        <w:pStyle w:val="Heading2"/>
+      </w:pPr>
+      <w:r>
+        <w:rPr>
+          <w:lang w:val="zh_TW" w:bidi="zh_TW"/>
+        </w:rPr>
+        <w:t>猶八</w:t>
+      </w:r>
+      <w:r>
+        <w:rPr>
+          <w:lang w:val="zh_TW" w:bidi="zh_TW"/>
+        </w:rPr>
+      </w:r>
+    </w:p>
+    <w:p>
+      <w:pPr/>
+      <w:r>
+        <w:rPr>
+          <w:lang w:val="zh_TW" w:bidi="zh_TW"/>
+        </w:rPr>
+      </w:r>
+      <w:r>
+        <w:rPr>
+          <w:lang w:val="zh_TW" w:bidi="zh_TW"/>
+        </w:rPr>
+        <w:t>拉麥妻子亞大所生的兒子，屬該隱的後裔。聖經記載他是第一位奏樂並製造樂器（如琴、簫）的人（</w:t>
+      </w:r>
+      <w:hyperlink r:id="rId38">
+        <w:r>
+          <w:rPr>
+            <w:lang w:val="zh_TW" w:bidi="zh_TW"/>
+          </w:rPr>
+          <w:rPr>
+            <w:color w:val="0000EE"/>
+            <w:u w:val="single"/>
+          </w:rPr>
+          <w:t>創4:19–21</w:t>
+        </w:r>
+      </w:hyperlink>
+      <w:r>
+        <w:rPr>
+          <w:lang w:val="zh_TW" w:bidi="zh_TW"/>
+        </w:rPr>
+        <w:t>）。</w:t>
+      </w:r>
+      <w:r>
+        <w:rPr>
+          <w:lang w:val="zh_TW" w:bidi="zh_TW"/>
+        </w:rPr>
+      </w:r>
+      <w:r>
+        <w:rPr>
+          <w:lang w:val="zh_TW" w:bidi="zh_TW"/>
+        </w:rPr>
+      </w:r>
+    </w:p>
+    <w:p>
+      <w:pPr/>
+      <w:r>
+        <w:rPr>
+          <w:lang w:val="zh_TW" w:bidi="zh_TW"/>
+        </w:rPr>
+      </w:r>
+    </w:p>
+    <w:p>
+      <w:pPr>
+        <w:pStyle w:val="Heading2"/>
+      </w:pPr>
+      <w:r>
+        <w:rPr>
+          <w:lang w:val="zh_TW" w:bidi="zh_TW"/>
+        </w:rPr>
+        <w:t>猶大</w:t>
+      </w:r>
+      <w:r>
+        <w:rPr>
+          <w:lang w:val="zh_TW" w:bidi="zh_TW"/>
+        </w:rPr>
+      </w:r>
+    </w:p>
+    <w:p>
+      <w:pPr>
+        <w:pStyle w:val="ListNumber"/>
+        <w:numPr>
+          <w:ilvl w:val="0"/>
+          <w:numId w:val="14"/>
+        </w:numPr>
+        <w:spacing w:line="240" w:lineRule="auto"/>
+        <w:ind w:left="720"/>
+      </w:pPr>
+      <w:r>
+        <w:rPr>
+          <w:lang w:val="zh_TW" w:bidi="zh_TW"/>
+        </w:rPr>
+      </w:r>
+      <w:r>
+        <w:rPr>
+          <w:lang w:val="zh_TW" w:bidi="zh_TW"/>
+        </w:rPr>
+        <w:t>西門的兒子，稱為加略人猶大；耶穌的十二門徒之一。關於「加略人」的詞源並不確定。很可能是指猶大的出生地基略城。他的童年家鄉可能是約旦河東的摩押的基略（</w:t>
+      </w:r>
+      <w:hyperlink r:id="rId39">
+        <w:r>
+          <w:rPr>
+            <w:lang w:val="zh_TW" w:bidi="zh_TW"/>
+          </w:rPr>
+          <w:rPr>
+            <w:color w:val="0000EE"/>
+            <w:u w:val="single"/>
+          </w:rPr>
+          <w:t>耶48:24</w:t>
+        </w:r>
+      </w:hyperlink>
+      <w:r>
+        <w:rPr>
+          <w:lang w:val="zh_TW" w:bidi="zh_TW"/>
+        </w:rPr>
+        <w:t>；</w:t>
+      </w:r>
+      <w:hyperlink r:id="rId40">
+        <w:r>
+          <w:rPr>
+            <w:lang w:val="zh_TW" w:bidi="zh_TW"/>
+          </w:rPr>
+          <w:rPr>
+            <w:color w:val="0000EE"/>
+            <w:u w:val="single"/>
+          </w:rPr>
+          <w:t>摩2:2</w:t>
+        </w:r>
+      </w:hyperlink>
+      <w:r>
+        <w:rPr>
+          <w:lang w:val="zh_TW" w:bidi="zh_TW"/>
+        </w:rPr>
+        <w:t>），或是南猶大的基列希斯崙，也稱為夏瑣（</w:t>
+      </w:r>
+      <w:hyperlink r:id="rId41">
+        <w:r>
+          <w:rPr>
+            <w:lang w:val="zh_TW" w:bidi="zh_TW"/>
+          </w:rPr>
+          <w:rPr>
+            <w:color w:val="0000EE"/>
+            <w:u w:val="single"/>
+          </w:rPr>
+          <w:t>書15:25</w:t>
+        </w:r>
+      </w:hyperlink>
+      <w:r>
+        <w:rPr>
+          <w:lang w:val="zh_TW" w:bidi="zh_TW"/>
+        </w:rPr>
+        <w:t>）。也有人認為，「加略人」這個稱呼源於亞蘭文中的「刺客」一詞，可能是後來由於猶大背叛耶穌的行為而被附加在他的名字上，但這種說法缺乏充分的依據。</w:t>
+        <w:br/>
+      </w:r>
+      <w:r>
+        <w:rPr>
+          <w:lang w:val="zh_TW" w:bidi="zh_TW"/>
+        </w:rPr>
+        <w:t>在門徒名單中，加略人猶大的名字總是列在最後（</w:t>
+      </w:r>
+      <w:hyperlink r:id="rId42">
+        <w:r>
+          <w:rPr>
+            <w:lang w:val="zh_TW" w:bidi="zh_TW"/>
+          </w:rPr>
+          <w:rPr>
+            <w:color w:val="0000EE"/>
+            <w:u w:val="single"/>
+          </w:rPr>
+          <w:t>太10:4</w:t>
+        </w:r>
+      </w:hyperlink>
+      <w:r>
+        <w:rPr>
+          <w:lang w:val="zh_TW" w:bidi="zh_TW"/>
+        </w:rPr>
+        <w:t>；</w:t>
+      </w:r>
+      <w:hyperlink r:id="rId43">
+        <w:r>
+          <w:rPr>
+            <w:lang w:val="zh_TW" w:bidi="zh_TW"/>
+          </w:rPr>
+          <w:rPr>
+            <w:color w:val="0000EE"/>
+            <w:u w:val="single"/>
+          </w:rPr>
+          <w:t>可3:19</w:t>
+        </w:r>
+      </w:hyperlink>
+      <w:r>
+        <w:rPr>
+          <w:lang w:val="zh_TW" w:bidi="zh_TW"/>
+        </w:rPr>
+        <w:t>；</w:t>
+      </w:r>
+      <w:hyperlink r:id="rId44">
+        <w:r>
+          <w:rPr>
+            <w:lang w:val="zh_TW" w:bidi="zh_TW"/>
+          </w:rPr>
+          <w:rPr>
+            <w:color w:val="0000EE"/>
+            <w:u w:val="single"/>
+          </w:rPr>
+          <w:t>路6:16</w:t>
+        </w:r>
+      </w:hyperlink>
+      <w:r>
+        <w:rPr>
+          <w:lang w:val="zh_TW" w:bidi="zh_TW"/>
+        </w:rPr>
+        <w:t>），這或許是因為後來的信徒對他的羞恥印象，而不是他原來在十二門徒中地位低微。在耶穌的公開事工中，猶大管理這群人的財務（</w:t>
+      </w:r>
+      <w:hyperlink r:id="rId45">
+        <w:r>
+          <w:rPr>
+            <w:lang w:val="zh_TW" w:bidi="zh_TW"/>
+          </w:rPr>
+          <w:rPr>
+            <w:color w:val="0000EE"/>
+            <w:u w:val="single"/>
+          </w:rPr>
+          <w:t>約13:29</w:t>
+        </w:r>
+      </w:hyperlink>
+      <w:r>
+        <w:rPr>
+          <w:lang w:val="zh_TW" w:bidi="zh_TW"/>
+        </w:rPr>
+        <w:t>），他也被指偷取錢財（</w:t>
+      </w:r>
+      <w:hyperlink r:id="rId46">
+        <w:r>
+          <w:rPr>
+            <w:lang w:val="zh_TW" w:bidi="zh_TW"/>
+          </w:rPr>
+          <w:rPr>
+            <w:color w:val="0000EE"/>
+            <w:u w:val="single"/>
+          </w:rPr>
+          <w:t>12:6</w:t>
+        </w:r>
+      </w:hyperlink>
+      <w:r>
+        <w:rPr>
+          <w:lang w:val="zh_TW" w:bidi="zh_TW"/>
+        </w:rPr>
+        <w:t>）。作為叛徒，猶大以三十塊銀子與祭司長們交易出賣耶穌，在客西馬尼園用親吻作為信號（</w:t>
+      </w:r>
+      <w:hyperlink r:id="rId47">
+        <w:r>
+          <w:rPr>
+            <w:lang w:val="zh_TW" w:bidi="zh_TW"/>
+          </w:rPr>
+          <w:rPr>
+            <w:color w:val="0000EE"/>
+            <w:u w:val="single"/>
+          </w:rPr>
+          <w:t>太26:14–47</w:t>
+        </w:r>
+      </w:hyperlink>
+      <w:r>
+        <w:rPr>
+          <w:lang w:val="zh_TW" w:bidi="zh_TW"/>
+        </w:rPr>
+        <w:t>；</w:t>
+      </w:r>
+      <w:hyperlink r:id="rId48">
+        <w:r>
+          <w:rPr>
+            <w:lang w:val="zh_TW" w:bidi="zh_TW"/>
+          </w:rPr>
+          <w:rPr>
+            <w:color w:val="0000EE"/>
+            <w:u w:val="single"/>
+          </w:rPr>
+          <w:t>可14:10–46</w:t>
+        </w:r>
+      </w:hyperlink>
+      <w:r>
+        <w:rPr>
+          <w:lang w:val="zh_TW" w:bidi="zh_TW"/>
+        </w:rPr>
+        <w:t>；</w:t>
+      </w:r>
+      <w:hyperlink r:id="rId49">
+        <w:r>
+          <w:rPr>
+            <w:lang w:val="zh_TW" w:bidi="zh_TW"/>
+          </w:rPr>
+          <w:rPr>
+            <w:color w:val="0000EE"/>
+            <w:u w:val="single"/>
+          </w:rPr>
+          <w:t>路22:3–48</w:t>
+        </w:r>
+      </w:hyperlink>
+      <w:r>
+        <w:rPr>
+          <w:lang w:val="zh_TW" w:bidi="zh_TW"/>
+        </w:rPr>
+        <w:t>；</w:t>
+      </w:r>
+      <w:hyperlink r:id="rId50">
+        <w:r>
+          <w:rPr>
+            <w:lang w:val="zh_TW" w:bidi="zh_TW"/>
+          </w:rPr>
+          <w:rPr>
+            <w:color w:val="0000EE"/>
+            <w:u w:val="single"/>
+          </w:rPr>
+          <w:t>約18:2–5</w:t>
+        </w:r>
+      </w:hyperlink>
+      <w:r>
+        <w:rPr>
+          <w:lang w:val="zh_TW" w:bidi="zh_TW"/>
+        </w:rPr>
+        <w:t>）</w:t>
+        <w:br/>
+      </w:r>
+      <w:r>
+        <w:rPr>
+          <w:lang w:val="zh_TW" w:bidi="zh_TW"/>
+        </w:rPr>
+        <w:t>對於猶大為何背叛耶穌有多種解釋：（1）出於愛國情懷，猶大在意識到他的老師不打算推翻羅馬統治並建立猶太國後，將耶穌交給當局。（2）猶大相信耶穌是彌賽亞，並計劃逮捕耶穌，以促使祂建立祂的國度。（3）猶大是一個惡人，從耶穌公開事工開始就已經策劃邪惡的計劃。（4）猶大受撒但的誘惑而背叛耶穌；然而，之後認識到自己的錯誤，悔恨自殺。（5）猶大因耶穌耶穌對他的責備而心生不滿，從一個忠誠的門徒變為背叛者。（6）因貪愛財物，猶大屈服於自私的本能，並未意識到耶穌將因此被審判和被處死；當他得知自己行為的後果時，悔恨自殺。</w:t>
+        <w:br/>
+      </w:r>
+      <w:r>
+        <w:rPr>
+          <w:lang w:val="zh_TW" w:bidi="zh_TW"/>
+        </w:rPr>
+        <w:t>猶大因為自己的背叛而悔恨，於是出去在一塊用他那三十塊銀子買的田地上吊自盡（</w:t>
+      </w:r>
+      <w:hyperlink r:id="rId51">
+        <w:r>
+          <w:rPr>
+            <w:lang w:val="zh_TW" w:bidi="zh_TW"/>
+          </w:rPr>
+          <w:rPr>
+            <w:color w:val="0000EE"/>
+            <w:u w:val="single"/>
+          </w:rPr>
+          <w:t>太27:3–10</w:t>
+        </w:r>
+      </w:hyperlink>
+      <w:r>
+        <w:rPr>
+          <w:lang w:val="zh_TW" w:bidi="zh_TW"/>
+        </w:rPr>
+        <w:t>）。</w:t>
+      </w:r>
+      <w:hyperlink r:id="rId52">
+        <w:r>
+          <w:rPr>
+            <w:lang w:val="zh_TW" w:bidi="zh_TW"/>
+          </w:rPr>
+          <w:rPr>
+            <w:color w:val="0000EE"/>
+            <w:u w:val="single"/>
+          </w:rPr>
+          <w:t>使徒行傳一章18節</w:t>
+        </w:r>
+      </w:hyperlink>
+      <w:r>
+        <w:rPr>
+          <w:lang w:val="zh_TW" w:bidi="zh_TW"/>
+        </w:rPr>
+        <w:t>殘酷地補充說，他的身體裂開，內臟流出；因此那塊田被稱為「血田」（</w:t>
+      </w:r>
+      <w:hyperlink r:id="rId53">
+        <w:r>
+          <w:rPr>
+            <w:lang w:val="zh_TW" w:bidi="zh_TW"/>
+          </w:rPr>
+          <w:rPr>
+            <w:color w:val="0000EE"/>
+            <w:u w:val="single"/>
+          </w:rPr>
+          <w:t>徒1:19</w:t>
+        </w:r>
+      </w:hyperlink>
+      <w:r>
+        <w:rPr>
+          <w:lang w:val="zh_TW" w:bidi="zh_TW"/>
+        </w:rPr>
+        <w:t>）。後來馬提亞取代了加略人猶大的位置，成為十二門徒之一（見</w:t>
+      </w:r>
+      <w:hyperlink r:id="rId54">
+        <w:r>
+          <w:rPr>
+            <w:lang w:val="zh_TW" w:bidi="zh_TW"/>
+          </w:rPr>
+          <w:rPr>
+            <w:color w:val="0000EE"/>
+            <w:u w:val="single"/>
+          </w:rPr>
+          <w:t>26</w:t>
+        </w:r>
+      </w:hyperlink>
+      <w:r>
+        <w:rPr>
+          <w:lang w:val="zh_TW" w:bidi="zh_TW"/>
+        </w:rPr>
+        <w:t>節）。</w:t>
+      </w:r>
+    </w:p>
+    <w:p>
+      <w:pPr>
+        <w:pStyle w:val="ListNumber"/>
+        <w:spacing w:line="240" w:lineRule="auto"/>
+        <w:ind w:left="720"/>
+      </w:pPr>
+      <w:r>
+        <w:rPr>
+          <w:lang w:val="zh_TW" w:bidi="zh_TW"/>
+        </w:rPr>
+      </w:r>
+      <w:r>
+        <w:rPr>
+          <w:lang w:val="zh_TW" w:bidi="zh_TW"/>
+        </w:rPr>
+        <w:t>約瑟和馬利亞的兒子，耶穌的兄弟雅各、約瑟和西門的兄弟（</w:t>
+      </w:r>
+      <w:hyperlink r:id="rId55">
+        <w:r>
+          <w:rPr>
+            <w:lang w:val="zh_TW" w:bidi="zh_TW"/>
+          </w:rPr>
+          <w:rPr>
+            <w:color w:val="0000EE"/>
+            <w:u w:val="single"/>
+          </w:rPr>
+          <w:t>太13:55</w:t>
+        </w:r>
+      </w:hyperlink>
+      <w:r>
+        <w:rPr>
+          <w:lang w:val="zh_TW" w:bidi="zh_TW"/>
+        </w:rPr>
+        <w:t>；</w:t>
+      </w:r>
+      <w:hyperlink r:id="rId56">
+        <w:r>
+          <w:rPr>
+            <w:lang w:val="zh_TW" w:bidi="zh_TW"/>
+          </w:rPr>
+          <w:rPr>
+            <w:color w:val="0000EE"/>
+            <w:u w:val="single"/>
+          </w:rPr>
+          <w:t>可6:3</w:t>
+        </w:r>
+      </w:hyperlink>
+      <w:r>
+        <w:rPr>
+          <w:lang w:val="zh_TW" w:bidi="zh_TW"/>
+        </w:rPr>
+        <w:t>）。顯然，猶大和他的兄弟們起初並不相信接受耶穌是彌賽亞（</w:t>
+      </w:r>
+      <w:hyperlink r:id="rId57">
+        <w:r>
+          <w:rPr>
+            <w:lang w:val="zh_TW" w:bidi="zh_TW"/>
+          </w:rPr>
+          <w:rPr>
+            <w:color w:val="0000EE"/>
+            <w:u w:val="single"/>
+          </w:rPr>
+          <w:t>約7:5</w:t>
+        </w:r>
+      </w:hyperlink>
+      <w:r>
+        <w:rPr>
+          <w:lang w:val="zh_TW" w:bidi="zh_TW"/>
+        </w:rPr>
+        <w:t>），直到耶穌復活之後才改變（</w:t>
+      </w:r>
+      <w:hyperlink r:id="rId58">
+        <w:r>
+          <w:rPr>
+            <w:lang w:val="zh_TW" w:bidi="zh_TW"/>
+          </w:rPr>
+          <w:rPr>
+            <w:color w:val="0000EE"/>
+            <w:u w:val="single"/>
+          </w:rPr>
+          <w:t>徒1:14</w:t>
+        </w:r>
+      </w:hyperlink>
+      <w:r>
+        <w:rPr>
+          <w:lang w:val="zh_TW" w:bidi="zh_TW"/>
+        </w:rPr>
+        <w:t>）。後來，據說猶大（英文Jude）是猶大書的作者。</w:t>
+      </w:r>
+    </w:p>
+    <w:p>
+      <w:pPr>
+        <w:pStyle w:val="ListNumber"/>
+        <w:spacing w:line="240" w:lineRule="auto"/>
+        <w:ind w:left="720"/>
+      </w:pPr>
+      <w:r>
+        <w:rPr>
+          <w:lang w:val="zh_TW" w:bidi="zh_TW"/>
+        </w:rPr>
+      </w:r>
+      <w:r>
+        <w:rPr>
+          <w:lang w:val="zh_TW" w:bidi="zh_TW"/>
+        </w:rPr>
+        <w:t>雅各的兒子，十二門徒之一（</w:t>
+      </w:r>
+      <w:hyperlink r:id="rId44">
+        <w:r>
+          <w:rPr>
+            <w:lang w:val="zh_TW" w:bidi="zh_TW"/>
+          </w:rPr>
+          <w:rPr>
+            <w:color w:val="0000EE"/>
+            <w:u w:val="single"/>
+          </w:rPr>
+          <w:t>路6:16</w:t>
+        </w:r>
+      </w:hyperlink>
+      <w:r>
+        <w:rPr>
+          <w:lang w:val="zh_TW" w:bidi="zh_TW"/>
+        </w:rPr>
+        <w:t>；</w:t>
+      </w:r>
+      <w:hyperlink r:id="rId59">
+        <w:r>
+          <w:rPr>
+            <w:lang w:val="zh_TW" w:bidi="zh_TW"/>
+          </w:rPr>
+          <w:rPr>
+            <w:color w:val="0000EE"/>
+            <w:u w:val="single"/>
+          </w:rPr>
+          <w:t>約14:22</w:t>
+        </w:r>
+      </w:hyperlink>
+      <w:r>
+        <w:rPr>
+          <w:lang w:val="zh_TW" w:bidi="zh_TW"/>
+        </w:rPr>
+        <w:t>；</w:t>
+      </w:r>
+      <w:hyperlink r:id="rId60">
+        <w:r>
+          <w:rPr>
+            <w:lang w:val="zh_TW" w:bidi="zh_TW"/>
+          </w:rPr>
+          <w:rPr>
+            <w:color w:val="0000EE"/>
+            <w:u w:val="single"/>
+          </w:rPr>
+          <w:t>徒1:13</w:t>
+        </w:r>
+      </w:hyperlink>
+      <w:r>
+        <w:rPr>
+          <w:lang w:val="zh_TW" w:bidi="zh_TW"/>
+        </w:rPr>
+        <w:t>）。他與</w:t>
+      </w:r>
+      <w:hyperlink r:id="rId61">
+        <w:r>
+          <w:rPr>
+            <w:lang w:val="zh_TW" w:bidi="zh_TW"/>
+          </w:rPr>
+          <w:rPr>
+            <w:color w:val="0000EE"/>
+            <w:u w:val="single"/>
+          </w:rPr>
+          <w:t>馬太福音十章3節</w:t>
+        </w:r>
+      </w:hyperlink>
+      <w:r>
+        <w:rPr>
+          <w:lang w:val="zh_TW" w:bidi="zh_TW"/>
+        </w:rPr>
+        <w:t>和</w:t>
+      </w:r>
+      <w:hyperlink r:id="rId62">
+        <w:r>
+          <w:rPr>
+            <w:lang w:val="zh_TW" w:bidi="zh_TW"/>
+          </w:rPr>
+          <w:rPr>
+            <w:color w:val="0000EE"/>
+            <w:u w:val="single"/>
+          </w:rPr>
+          <w:t>馬可福音三章18節</w:t>
+        </w:r>
+      </w:hyperlink>
+      <w:r>
+        <w:rPr>
+          <w:lang w:val="zh_TW" w:bidi="zh_TW"/>
+        </w:rPr>
+        <w:t>中的達太是同一人。</w:t>
+      </w:r>
+      <w:r>
+        <w:rPr>
+          <w:i/>
+          <w:lang w:val="zh_TW" w:bidi="zh_TW"/>
+        </w:rPr>
+        <w:t>見</w:t>
+      </w:r>
+      <w:r>
+        <w:rPr>
+          <w:lang w:val="zh_TW" w:bidi="zh_TW"/>
+        </w:rPr>
+        <w:t xml:space="preserve"> </w:t>
+      </w:r>
+      <w:r>
+        <w:rPr>
+          <w:lang w:val="zh_TW" w:bidi="zh_TW"/>
+        </w:rPr>
+        <w:t>使徒達太</w:t>
+      </w:r>
+      <w:r>
+        <w:rPr>
+          <w:lang w:val="zh_TW" w:bidi="zh_TW"/>
+        </w:rPr>
+        <w:t>。</w:t>
+      </w:r>
+    </w:p>
+    <w:p>
+      <w:pPr>
+        <w:pStyle w:val="ListNumber"/>
+        <w:spacing w:line="240" w:lineRule="auto"/>
+        <w:ind w:left="720"/>
+      </w:pPr>
+      <w:r>
+        <w:rPr>
+          <w:lang w:val="zh_TW" w:bidi="zh_TW"/>
+        </w:rPr>
+      </w:r>
+      <w:r>
+        <w:rPr>
+          <w:lang w:val="zh_TW" w:bidi="zh_TW"/>
+        </w:rPr>
+        <w:t>一位加利利人，他因為居里扭在公元6年進行的戶口普查而發動了一場針對羅馬人的猶太人起義。在</w:t>
+      </w:r>
+      <w:hyperlink r:id="rId63">
+        <w:r>
+          <w:rPr>
+            <w:lang w:val="zh_TW" w:bidi="zh_TW"/>
+          </w:rPr>
+          <w:rPr>
+            <w:color w:val="0000EE"/>
+            <w:u w:val="single"/>
+          </w:rPr>
+          <w:t>使徒行傳五章37節</w:t>
+        </w:r>
+      </w:hyperlink>
+      <w:r>
+        <w:rPr>
+          <w:lang w:val="zh_TW" w:bidi="zh_TW"/>
+        </w:rPr>
+        <w:t>中，法利賽人迦瑪列提到猶大，作為一個未能成功獲得猶太人支持的例子。約瑟夫（Josephus）認為他是猶太奮銳黨的創始人：奮銳黨是一個極端的革命運動，試圖推翻羅馬統治，重新建立猶太自治（</w:t>
+      </w:r>
+      <w:r>
+        <w:rPr>
+          <w:i/>
+          <w:lang w:val="zh_TW" w:bidi="zh_TW"/>
+        </w:rPr>
+        <w:t>猶大戰史</w:t>
+      </w:r>
+      <w:r>
+        <w:rPr>
+          <w:lang w:val="zh_TW" w:bidi="zh_TW"/>
+        </w:rPr>
+        <w:t xml:space="preserve"> 2.8.1）。</w:t>
+      </w:r>
+    </w:p>
+    <w:p>
+      <w:pPr>
+        <w:pStyle w:val="ListNumber"/>
+        <w:spacing w:line="240" w:lineRule="auto"/>
+        <w:ind w:left="720"/>
+      </w:pPr>
+      <w:r>
+        <w:rPr>
+          <w:lang w:val="zh_TW" w:bidi="zh_TW"/>
+        </w:rPr>
+      </w:r>
+      <w:r>
+        <w:rPr>
+          <w:lang w:val="zh_TW" w:bidi="zh_TW"/>
+        </w:rPr>
+        <w:t>大馬士革「直街」上一間房子的主人。掃羅（保羅）歸信後，住在這裡，並在這裡接受亞拿尼亞的醫治，使他的視力恢復（</w:t>
+      </w:r>
+      <w:hyperlink r:id="rId64">
+        <w:r>
+          <w:rPr>
+            <w:lang w:val="zh_TW" w:bidi="zh_TW"/>
+          </w:rPr>
+          <w:rPr>
+            <w:color w:val="0000EE"/>
+            <w:u w:val="single"/>
+          </w:rPr>
+          <w:t>徒9:11</w:t>
+        </w:r>
+      </w:hyperlink>
+      <w:r>
+        <w:rPr>
+          <w:lang w:val="zh_TW" w:bidi="zh_TW"/>
+        </w:rPr>
+        <w:t>）。</w:t>
+      </w:r>
+    </w:p>
+    <w:p>
+      <w:pPr>
+        <w:pStyle w:val="ListNumber"/>
+        <w:spacing w:line="240" w:lineRule="auto"/>
+        <w:ind w:left="720"/>
+      </w:pPr>
+      <w:r>
+        <w:rPr>
+          <w:lang w:val="zh_TW" w:bidi="zh_TW"/>
+        </w:rPr>
+      </w:r>
+      <w:r>
+        <w:rPr>
+          <w:lang w:val="zh_TW" w:bidi="zh_TW"/>
+        </w:rPr>
+        <w:t>早期耶路撒冷教會的先知和領袖。這位猶大又稱為巴撒巴，被選為與西拉一起陪同保羅和巴拿巴前往安提阿，向那裡的信徒確認耶路撒冷會議關於外邦教會的決定，並鼓勵他們（</w:t>
+      </w:r>
+      <w:hyperlink r:id="rId65">
+        <w:r>
+          <w:rPr>
+            <w:lang w:val="zh_TW" w:bidi="zh_TW"/>
+          </w:rPr>
+          <w:rPr>
+            <w:color w:val="0000EE"/>
+            <w:u w:val="single"/>
+          </w:rPr>
+          <w:t>徒15:22–32</w:t>
+        </w:r>
+      </w:hyperlink>
+      <w:r>
+        <w:rPr>
+          <w:lang w:val="zh_TW" w:bidi="zh_TW"/>
+        </w:rPr>
+        <w:t>）。</w:t>
+      </w:r>
+      <w:r>
+        <w:rPr>
+          <w:i/>
+          <w:lang w:val="zh_TW" w:bidi="zh_TW"/>
+        </w:rPr>
+        <w:t>見</w:t>
+      </w:r>
+      <w:r>
+        <w:rPr>
+          <w:lang w:val="zh_TW" w:bidi="zh_TW"/>
+        </w:rPr>
+        <w:t>約瑟#12</w:t>
+      </w:r>
+      <w:r>
+        <w:rPr>
+          <w:lang w:val="zh_TW" w:bidi="zh_TW"/>
+        </w:rPr>
+        <w:t>。</w:t>
+      </w:r>
+    </w:p>
+    <w:p>
+      <w:pPr>
+        <w:pStyle w:val="ListNumber"/>
+        <w:spacing w:line="240" w:lineRule="auto"/>
+        <w:ind w:left="720"/>
+      </w:pPr>
+      <w:r>
+        <w:rPr>
+          <w:lang w:val="zh_TW" w:bidi="zh_TW"/>
+        </w:rPr>
+      </w:r>
+      <w:r>
+        <w:rPr>
+          <w:lang w:val="zh_TW" w:bidi="zh_TW"/>
+        </w:rPr>
+        <w:t>有英文譯本拼寫為Judah，是雅各的兒子（</w:t>
+      </w:r>
+      <w:hyperlink r:id="rId66">
+        <w:r>
+          <w:rPr>
+            <w:lang w:val="zh_TW" w:bidi="zh_TW"/>
+          </w:rPr>
+          <w:rPr>
+            <w:color w:val="0000EE"/>
+            <w:u w:val="single"/>
+          </w:rPr>
+          <w:t>太1:2–3</w:t>
+        </w:r>
+      </w:hyperlink>
+      <w:r>
+        <w:rPr>
+          <w:lang w:val="zh_TW" w:bidi="zh_TW"/>
+        </w:rPr>
+        <w:t>）。</w:t>
+      </w:r>
+      <w:r>
+        <w:rPr>
+          <w:i/>
+          <w:lang w:val="zh_TW" w:bidi="zh_TW"/>
+        </w:rPr>
+        <w:t>見</w:t>
+      </w:r>
+      <w:r>
+        <w:rPr>
+          <w:lang w:val="zh_TW" w:bidi="zh_TW"/>
+        </w:rPr>
+        <w:t xml:space="preserve"> </w:t>
+      </w:r>
+      <w:r>
+        <w:rPr>
+          <w:lang w:val="zh_TW" w:bidi="zh_TW"/>
+        </w:rPr>
+        <w:t>猶大（人物）#1</w:t>
+      </w:r>
+      <w:r>
+        <w:rPr>
+          <w:lang w:val="zh_TW" w:bidi="zh_TW"/>
+        </w:rPr>
+        <w:t>。</w:t>
+      </w:r>
+      <w:r>
+        <w:rPr>
+          <w:lang w:val="zh_TW" w:bidi="zh_TW"/>
+        </w:rPr>
+      </w:r>
+      <w:r>
+        <w:rPr>
+          <w:lang w:val="zh_TW" w:bidi="zh_TW"/>
+        </w:rPr>
+      </w:r>
+    </w:p>
+    <w:p>
+      <w:pPr/>
+      <w:r>
+        <w:rPr>
+          <w:lang w:val="zh_TW" w:bidi="zh_TW"/>
+        </w:rPr>
+      </w:r>
+    </w:p>
+    <w:p>
+      <w:pPr>
+        <w:pStyle w:val="Heading2"/>
+      </w:pPr>
+      <w:r>
+        <w:rPr>
+          <w:lang w:val="zh_TW" w:bidi="zh_TW"/>
+        </w:rPr>
+        <w:t>猶大（人物）</w:t>
+      </w:r>
+      <w:r>
+        <w:rPr>
+          <w:lang w:val="zh_TW" w:bidi="zh_TW"/>
+        </w:rPr>
+      </w:r>
+    </w:p>
+    <w:p>
+      <w:pPr>
+        <w:pStyle w:val="ListNumber"/>
+        <w:numPr>
+          <w:ilvl w:val="0"/>
+          <w:numId w:val="15"/>
+        </w:numPr>
+        <w:spacing w:line="240" w:lineRule="auto"/>
+        <w:ind w:left="720"/>
+      </w:pPr>
+      <w:r>
+        <w:rPr>
+          <w:lang w:val="zh_TW" w:bidi="zh_TW"/>
+        </w:rPr>
+      </w:r>
+      <w:r>
+        <w:rPr>
+          <w:lang w:val="zh_TW" w:bidi="zh_TW"/>
+        </w:rPr>
+        <w:t>譯註：和合本將所有原文和英文版本有關Juda、Jude、Judas、Joda和Judah均音譯為猶大。</w:t>
+      </w:r>
+    </w:p>
+    <w:p>
+      <w:pPr>
+        <w:pStyle w:val="ListNumber"/>
+        <w:spacing w:line="240" w:lineRule="auto"/>
+        <w:ind w:left="720"/>
+      </w:pPr>
+      <w:r>
+        <w:rPr>
+          <w:lang w:val="zh_TW" w:bidi="zh_TW"/>
+        </w:rPr>
+      </w:r>
+      <w:r>
+        <w:rPr>
+          <w:lang w:val="zh_TW" w:bidi="zh_TW"/>
+        </w:rPr>
+        <w:t>猶大是耶穌的兄弟在</w:t>
+      </w:r>
+      <w:hyperlink r:id="rId56">
+        <w:r>
+          <w:rPr>
+            <w:lang w:val="zh_TW" w:bidi="zh_TW"/>
+          </w:rPr>
+          <w:rPr>
+            <w:color w:val="0000EE"/>
+            <w:u w:val="single"/>
+          </w:rPr>
+          <w:t>馬可福音六章3節</w:t>
+        </w:r>
+      </w:hyperlink>
+      <w:r>
+        <w:rPr>
+          <w:lang w:val="zh_TW" w:bidi="zh_TW"/>
+        </w:rPr>
+        <w:t>。猶大（Judas）在</w:t>
+      </w:r>
+      <w:hyperlink r:id="rId67">
+        <w:r>
+          <w:rPr>
+            <w:lang w:val="zh_TW" w:bidi="zh_TW"/>
+          </w:rPr>
+          <w:rPr>
+            <w:color w:val="0000EE"/>
+            <w:u w:val="single"/>
+          </w:rPr>
+          <w:t>猶大書第1章</w:t>
+        </w:r>
+      </w:hyperlink>
+      <w:r>
+        <w:rPr>
+          <w:lang w:val="zh_TW" w:bidi="zh_TW"/>
+        </w:rPr>
+        <w:t>中也被稱為猶大（Jude）。</w:t>
+      </w:r>
+      <w:r>
+        <w:rPr>
+          <w:i/>
+          <w:lang w:val="zh_TW" w:bidi="zh_TW"/>
+        </w:rPr>
+        <w:t>見</w:t>
+      </w:r>
+      <w:r>
+        <w:rPr>
+          <w:lang w:val="zh_TW" w:bidi="zh_TW"/>
+        </w:rPr>
+        <w:t>猶大（人）</w:t>
+      </w:r>
+      <w:r>
+        <w:rPr>
+          <w:lang w:val="zh_TW" w:bidi="zh_TW"/>
+        </w:rPr>
+        <w:t>。</w:t>
+      </w:r>
+    </w:p>
+    <w:p>
+      <w:pPr>
+        <w:pStyle w:val="ListNumber"/>
+        <w:spacing w:line="240" w:lineRule="auto"/>
+        <w:ind w:left="720"/>
+      </w:pPr>
+      <w:r>
+        <w:rPr>
+          <w:lang w:val="zh_TW" w:bidi="zh_TW"/>
+        </w:rPr>
+      </w:r>
+      <w:r>
+        <w:rPr>
+          <w:lang w:val="zh_TW" w:bidi="zh_TW"/>
+        </w:rPr>
+        <w:t>在</w:t>
+      </w:r>
+      <w:hyperlink r:id="rId68">
+        <w:r>
+          <w:rPr>
+            <w:lang w:val="zh_TW" w:bidi="zh_TW"/>
+          </w:rPr>
+          <w:rPr>
+            <w:color w:val="0000EE"/>
+            <w:u w:val="single"/>
+          </w:rPr>
+          <w:t>路加福音三章26節，</w:t>
+        </w:r>
+      </w:hyperlink>
+      <w:r>
+        <w:rPr>
+          <w:lang w:val="zh_TW" w:bidi="zh_TW"/>
+        </w:rPr>
+        <w:t>約亞拿的兒子稱為猶大（Joda）。</w:t>
+      </w:r>
+      <w:r>
+        <w:rPr>
+          <w:i/>
+          <w:lang w:val="zh_TW" w:bidi="zh_TW"/>
+        </w:rPr>
+        <w:t>見</w:t>
+      </w:r>
+      <w:r>
+        <w:rPr>
+          <w:lang w:val="zh_TW" w:bidi="zh_TW"/>
+        </w:rPr>
+        <w:t xml:space="preserve">猶大（Joda） </w:t>
+      </w:r>
+      <w:r>
+        <w:rPr>
+          <w:lang w:val="zh_TW" w:bidi="zh_TW"/>
+        </w:rPr>
+        <w:t>。</w:t>
+      </w:r>
+    </w:p>
+    <w:p>
+      <w:pPr>
+        <w:pStyle w:val="ListNumber"/>
+        <w:spacing w:line="240" w:lineRule="auto"/>
+        <w:ind w:left="720"/>
+      </w:pPr>
+      <w:r>
+        <w:rPr>
+          <w:lang w:val="zh_TW" w:bidi="zh_TW"/>
+        </w:rPr>
+      </w:r>
+      <w:r>
+        <w:rPr>
+          <w:lang w:val="zh_TW" w:bidi="zh_TW"/>
+        </w:rPr>
+        <w:t>在</w:t>
+      </w:r>
+      <w:hyperlink r:id="rId69">
+        <w:r>
+          <w:rPr>
+            <w:lang w:val="zh_TW" w:bidi="zh_TW"/>
+          </w:rPr>
+          <w:rPr>
+            <w:color w:val="0000EE"/>
+            <w:u w:val="single"/>
+          </w:rPr>
+          <w:t>路加福音三章30節，</w:t>
+        </w:r>
+      </w:hyperlink>
+      <w:r>
+        <w:rPr>
+          <w:lang w:val="zh_TW" w:bidi="zh_TW"/>
+        </w:rPr>
+        <w:t>約瑟的兒子稱為猶大（Judah）。</w:t>
+      </w:r>
+      <w:r>
+        <w:rPr>
+          <w:i/>
+          <w:lang w:val="zh_TW" w:bidi="zh_TW"/>
+        </w:rPr>
+        <w:t>見</w:t>
+      </w:r>
+      <w:r>
+        <w:rPr>
+          <w:lang w:val="zh_TW" w:bidi="zh_TW"/>
+        </w:rPr>
+        <w:t>猶大（Judah）#8</w:t>
+      </w:r>
+      <w:r>
+        <w:rPr>
+          <w:lang w:val="zh_TW" w:bidi="zh_TW"/>
+        </w:rPr>
+        <w:t>。</w:t>
+      </w:r>
+    </w:p>
+    <w:p>
+      <w:pPr>
+        <w:pStyle w:val="ListNumber"/>
+        <w:spacing w:line="240" w:lineRule="auto"/>
+        <w:ind w:left="720"/>
+      </w:pPr>
+      <w:r>
+        <w:rPr>
+          <w:lang w:val="zh_TW" w:bidi="zh_TW"/>
+        </w:rPr>
+      </w:r>
+      <w:r>
+        <w:rPr>
+          <w:lang w:val="zh_TW" w:bidi="zh_TW"/>
+        </w:rPr>
+        <w:t>在</w:t>
+      </w:r>
+      <w:hyperlink r:id="rId70">
+        <w:r>
+          <w:rPr>
+            <w:lang w:val="zh_TW" w:bidi="zh_TW"/>
+          </w:rPr>
+          <w:rPr>
+            <w:color w:val="0000EE"/>
+            <w:u w:val="single"/>
+          </w:rPr>
+          <w:t>路加福音三章33節，</w:t>
+        </w:r>
+      </w:hyperlink>
+      <w:r>
+        <w:rPr>
+          <w:lang w:val="zh_TW" w:bidi="zh_TW"/>
+        </w:rPr>
+        <w:t>雅各的兒子也稱為猶大（Judah）。</w:t>
+      </w:r>
+      <w:r>
+        <w:rPr>
+          <w:i/>
+          <w:lang w:val="zh_TW" w:bidi="zh_TW"/>
+        </w:rPr>
+        <w:t>見</w:t>
+      </w:r>
+      <w:r>
+        <w:rPr>
+          <w:lang w:val="zh_TW" w:bidi="zh_TW"/>
+        </w:rPr>
+        <w:t>猶大（Judah）#1</w:t>
+      </w:r>
+      <w:r>
+        <w:rPr>
+          <w:lang w:val="zh_TW" w:bidi="zh_TW"/>
+        </w:rPr>
+        <w:t>。</w:t>
+      </w:r>
+    </w:p>
+    <w:p>
+      <w:pPr>
+        <w:pStyle w:val="ListNumber"/>
+        <w:spacing w:line="240" w:lineRule="auto"/>
+        <w:ind w:left="720"/>
+      </w:pPr>
+      <w:r>
+        <w:rPr>
+          <w:lang w:val="zh_TW" w:bidi="zh_TW"/>
+        </w:rPr>
+      </w:r>
+      <w:r>
+        <w:rPr>
+          <w:lang w:val="zh_TW" w:bidi="zh_TW"/>
+        </w:rPr>
+        <w:t>猶大支派（</w:t>
+      </w:r>
+      <w:hyperlink r:id="rId71">
+        <w:r>
+          <w:rPr>
+            <w:lang w:val="zh_TW" w:bidi="zh_TW"/>
+          </w:rPr>
+          <w:rPr>
+            <w:color w:val="0000EE"/>
+            <w:u w:val="single"/>
+          </w:rPr>
+          <w:t>來7:14</w:t>
+        </w:r>
+      </w:hyperlink>
+      <w:r>
+        <w:rPr>
+          <w:lang w:val="zh_TW" w:bidi="zh_TW"/>
+        </w:rPr>
+        <w:t>；</w:t>
+      </w:r>
+      <w:hyperlink r:id="rId72">
+        <w:r>
+          <w:rPr>
+            <w:lang w:val="zh_TW" w:bidi="zh_TW"/>
+          </w:rPr>
+          <w:rPr>
+            <w:color w:val="0000EE"/>
+            <w:u w:val="single"/>
+          </w:rPr>
+          <w:t>啟5:5</w:t>
+        </w:r>
+      </w:hyperlink>
+      <w:r>
+        <w:rPr>
+          <w:lang w:val="zh_TW" w:bidi="zh_TW"/>
+        </w:rPr>
+        <w:t>，</w:t>
+      </w:r>
+      <w:hyperlink r:id="rId73">
+        <w:r>
+          <w:rPr>
+            <w:lang w:val="zh_TW" w:bidi="zh_TW"/>
+          </w:rPr>
+          <w:rPr>
+            <w:color w:val="0000EE"/>
+            <w:u w:val="single"/>
+          </w:rPr>
+          <w:t>7:5</w:t>
+        </w:r>
+      </w:hyperlink>
+      <w:r>
+        <w:rPr>
+          <w:lang w:val="zh_TW" w:bidi="zh_TW"/>
+        </w:rPr>
+        <w:t>）。</w:t>
+      </w:r>
+      <w:r>
+        <w:rPr>
+          <w:i/>
+          <w:lang w:val="zh_TW" w:bidi="zh_TW"/>
+        </w:rPr>
+        <w:t>見</w:t>
+      </w:r>
+      <w:r>
+        <w:rPr>
+          <w:lang w:val="zh_TW" w:bidi="zh_TW"/>
+        </w:rPr>
+        <w:t xml:space="preserve"> </w:t>
+      </w:r>
+      <w:r>
+        <w:rPr>
+          <w:lang w:val="zh_TW" w:bidi="zh_TW"/>
+        </w:rPr>
+        <w:t>猶大支派</w:t>
+      </w:r>
+      <w:r>
+        <w:rPr>
+          <w:lang w:val="zh_TW" w:bidi="zh_TW"/>
+        </w:rPr>
+        <w:t>。</w:t>
+      </w:r>
+      <w:r>
+        <w:rPr>
+          <w:lang w:val="zh_TW" w:bidi="zh_TW"/>
+        </w:rPr>
+      </w:r>
+      <w:r>
+        <w:rPr>
+          <w:lang w:val="zh_TW" w:bidi="zh_TW"/>
+        </w:rPr>
+      </w:r>
+    </w:p>
+    <w:p>
+      <w:pPr/>
+      <w:r>
+        <w:rPr>
+          <w:lang w:val="zh_TW" w:bidi="zh_TW"/>
+        </w:rPr>
+      </w:r>
+    </w:p>
+    <w:p>
+      <w:pPr>
+        <w:pStyle w:val="Heading2"/>
+      </w:pPr>
+      <w:r>
+        <w:rPr>
+          <w:lang w:val="zh_TW" w:bidi="zh_TW"/>
+        </w:rPr>
+        <w:t>猶大書</w:t>
+      </w:r>
+      <w:r>
+        <w:rPr>
+          <w:lang w:val="zh_TW" w:bidi="zh_TW"/>
+        </w:rPr>
+      </w:r>
+    </w:p>
+    <w:p>
+      <w:pPr/>
+      <w:r>
+        <w:rPr>
+          <w:lang w:val="zh_TW" w:bidi="zh_TW"/>
+        </w:rPr>
+      </w:r>
+      <w:r>
+        <w:rPr>
+          <w:lang w:val="zh_TW" w:bidi="zh_TW"/>
+        </w:rPr>
+        <w:t>這是一封簡短而言辭激烈的信，寫給一個被各種道德邪惡的教師滲透的教會。猶大書揭示了猶太基督徒社群的內部情況，並且為基督教解經者帶來了一些重要的挑戰。</w:t>
+      </w:r>
+    </w:p>
+    <w:p>
+      <w:pPr/>
+      <w:r>
+        <w:rPr>
+          <w:lang w:val="zh_TW" w:bidi="zh_TW"/>
+        </w:rPr>
+      </w:r>
+      <w:r>
+        <w:rPr>
+          <w:lang w:val="zh_TW" w:bidi="zh_TW"/>
+        </w:rPr>
+        <w:t>概述</w:t>
+      </w:r>
+    </w:p>
+    <w:p>
+      <w:pPr>
+        <w:pStyle w:val="ListBullet"/>
+        <w:spacing w:line="240" w:lineRule="auto"/>
+        <w:ind w:left="720"/>
+      </w:pPr>
+      <w:r>
+        <w:rPr>
+          <w:lang w:val="zh_TW" w:bidi="zh_TW"/>
+        </w:rPr>
+      </w:r>
+      <w:r>
+        <w:rPr>
+          <w:lang w:val="zh_TW" w:bidi="zh_TW"/>
+        </w:rPr>
+        <w:t>作者</w:t>
+      </w:r>
+    </w:p>
+    <w:p>
+      <w:pPr>
+        <w:pStyle w:val="ListBullet"/>
+        <w:spacing w:line="240" w:lineRule="auto"/>
+        <w:ind w:left="720"/>
+      </w:pPr>
+      <w:r>
+        <w:rPr>
+          <w:lang w:val="zh_TW" w:bidi="zh_TW"/>
+        </w:rPr>
+      </w:r>
+      <w:r>
+        <w:rPr>
+          <w:lang w:val="zh_TW" w:bidi="zh_TW"/>
+        </w:rPr>
+        <w:t>日期、來源和收信人</w:t>
+      </w:r>
+    </w:p>
+    <w:p>
+      <w:pPr>
+        <w:pStyle w:val="ListBullet"/>
+        <w:spacing w:line="240" w:lineRule="auto"/>
+        <w:ind w:left="720"/>
+      </w:pPr>
+      <w:r>
+        <w:rPr>
+          <w:lang w:val="zh_TW" w:bidi="zh_TW"/>
+        </w:rPr>
+      </w:r>
+      <w:r>
+        <w:rPr>
+          <w:lang w:val="zh_TW" w:bidi="zh_TW"/>
+        </w:rPr>
+        <w:t>背景</w:t>
+      </w:r>
+    </w:p>
+    <w:p>
+      <w:pPr>
+        <w:pStyle w:val="ListBullet"/>
+        <w:spacing w:line="240" w:lineRule="auto"/>
+        <w:ind w:left="720"/>
+      </w:pPr>
+      <w:r>
+        <w:rPr>
+          <w:lang w:val="zh_TW" w:bidi="zh_TW"/>
+        </w:rPr>
+      </w:r>
+      <w:r>
+        <w:rPr>
+          <w:lang w:val="zh_TW" w:bidi="zh_TW"/>
+        </w:rPr>
+        <w:t>目的和神學教導</w:t>
+      </w:r>
+    </w:p>
+    <w:p>
+      <w:pPr>
+        <w:pStyle w:val="ListBullet"/>
+        <w:spacing w:line="240" w:lineRule="auto"/>
+        <w:ind w:left="720"/>
+      </w:pPr>
+      <w:r>
+        <w:rPr>
+          <w:lang w:val="zh_TW" w:bidi="zh_TW"/>
+        </w:rPr>
+      </w:r>
+      <w:r>
+        <w:rPr>
+          <w:lang w:val="zh_TW" w:bidi="zh_TW"/>
+        </w:rPr>
+        <w:t>內容</w:t>
+      </w:r>
+    </w:p>
+    <w:p>
+      <w:pPr>
+        <w:pStyle w:val="Heading3"/>
+      </w:pPr>
+      <w:r>
+        <w:rPr>
+          <w:lang w:val="zh_TW" w:bidi="zh_TW"/>
+        </w:rPr>
+        <w:t>作者</w:t>
+      </w:r>
+    </w:p>
+    <w:p>
+      <w:pPr/>
+      <w:r>
+        <w:rPr>
+          <w:lang w:val="zh_TW" w:bidi="zh_TW"/>
+        </w:rPr>
+      </w:r>
+      <w:r>
+        <w:rPr>
+          <w:lang w:val="zh_TW" w:bidi="zh_TW"/>
+        </w:rPr>
+        <w:t>猶大書聲明它是由「雅各的弟兄猶大」（</w:t>
+      </w:r>
+      <w:hyperlink r:id="rId74">
+        <w:r>
+          <w:rPr>
+            <w:lang w:val="zh_TW" w:bidi="zh_TW"/>
+          </w:rPr>
+          <w:rPr>
+            <w:color w:val="0000EE"/>
+            <w:u w:val="single"/>
+          </w:rPr>
+          <w:t>1:1</w:t>
+        </w:r>
+      </w:hyperlink>
+      <w:r>
+        <w:rPr>
+          <w:lang w:val="zh_TW" w:bidi="zh_TW"/>
+        </w:rPr>
+        <w:t>）所寫。許多學者認為這個稱呼指的是猶大（希臘文「猶大」），即耶穌的兄弟，他的兄弟雅各成為耶路撒冷教會的領袖。但其他學者認為，也許是另一位猶大寫的，或者是某位後來的作者以他所崇敬的領袖的精神所寫的。另一個猶大寫這封信的假設似乎不太可能，因為使徒猶大（</w:t>
+      </w:r>
+      <w:hyperlink r:id="rId44">
+        <w:r>
+          <w:rPr>
+            <w:lang w:val="zh_TW" w:bidi="zh_TW"/>
+          </w:rPr>
+          <w:rPr>
+            <w:color w:val="0000EE"/>
+            <w:u w:val="single"/>
+          </w:rPr>
+          <w:t>路6:16</w:t>
+        </w:r>
+      </w:hyperlink>
+      <w:r>
+        <w:rPr>
+          <w:lang w:val="zh_TW" w:bidi="zh_TW"/>
+        </w:rPr>
+        <w:t>；</w:t>
+      </w:r>
+      <w:hyperlink r:id="rId60">
+        <w:r>
+          <w:rPr>
+            <w:lang w:val="zh_TW" w:bidi="zh_TW"/>
+          </w:rPr>
+          <w:rPr>
+            <w:color w:val="0000EE"/>
+            <w:u w:val="single"/>
+          </w:rPr>
+          <w:t>徒1:13</w:t>
+        </w:r>
+      </w:hyperlink>
+      <w:r>
+        <w:rPr>
+          <w:lang w:val="zh_TW" w:bidi="zh_TW"/>
+        </w:rPr>
+        <w:t>）是某個雅各的兒子，而不是雅各的兄弟；此外，</w:t>
+      </w:r>
+      <w:hyperlink r:id="rId75">
+        <w:r>
+          <w:rPr>
+            <w:lang w:val="zh_TW" w:bidi="zh_TW"/>
+          </w:rPr>
+          <w:rPr>
+            <w:color w:val="0000EE"/>
+            <w:u w:val="single"/>
+          </w:rPr>
+          <w:t>猶大書一章17節</w:t>
+        </w:r>
+      </w:hyperlink>
+      <w:r>
+        <w:rPr>
+          <w:lang w:val="zh_TW" w:bidi="zh_TW"/>
+        </w:rPr>
+        <w:t>似乎將猶大與使徒區分開來。因為在早期教會中只有一位著名的雅各，就是主的兄弟雅各，很難相信會有其他的猶大有一個名叫雅各的兄弟，並且會在書信中用這樣的稱呼，因這樣的稱呼會引起混淆。「雅各的兄弟」這個稱呼最有可能意味著猶大是耶路撒冷的雅各的兄弟，因此也是耶穌的兄弟；他沒有使用「我們主的兄弟」這個稱號，也許正如亞歷山大的革利免（Clement of Alexandria）所說，是出於謙虛。</w:t>
+      </w:r>
+    </w:p>
+    <w:p>
+      <w:pPr/>
+      <w:r>
+        <w:rPr>
+          <w:lang w:val="zh_TW" w:bidi="zh_TW"/>
+        </w:rPr>
+      </w:r>
+      <w:r>
+        <w:rPr>
+          <w:lang w:val="zh_TW" w:bidi="zh_TW"/>
+        </w:rPr>
+        <w:t>認為是後來的作者以猶大的名義寫作的觀點也存在一個重大問題：為什麼他會選擇這樣一個不太出名的名字，而不是保羅、彼得或雅各，並且為什麼他不會使用一個更崇高和有權威的稱號？因此，儘管在確定日期和背景方面存在困難，但我們必須得出結論：這封書信確實是主的兄弟猶大所寫的。</w:t>
+      </w:r>
+    </w:p>
+    <w:p>
+      <w:pPr>
+        <w:pStyle w:val="Heading3"/>
+      </w:pPr>
+      <w:r>
+        <w:rPr>
+          <w:lang w:val="zh_TW" w:bidi="zh_TW"/>
+        </w:rPr>
+        <w:t>日期、起源和收信人</w:t>
+      </w:r>
+    </w:p>
+    <w:p>
+      <w:pPr/>
+      <w:r>
+        <w:rPr>
+          <w:lang w:val="zh_TW" w:bidi="zh_TW"/>
+        </w:rPr>
+      </w:r>
+      <w:r>
+        <w:rPr>
+          <w:lang w:val="zh_TW" w:bidi="zh_TW"/>
+        </w:rPr>
+        <w:t>關於寫作日期、起源和收信人，這封信沒有直接說明。由於信仰的內容已經明確固定（</w:t>
+      </w:r>
+      <w:hyperlink r:id="rId76">
+        <w:r>
+          <w:rPr>
+            <w:lang w:val="zh_TW" w:bidi="zh_TW"/>
+          </w:rPr>
+          <w:rPr>
+            <w:color w:val="0000EE"/>
+            <w:u w:val="single"/>
+          </w:rPr>
+          <w:t>猶1:3</w:t>
+        </w:r>
+      </w:hyperlink>
+      <w:r>
+        <w:rPr>
+          <w:lang w:val="zh_TW" w:bidi="zh_TW"/>
+        </w:rPr>
+        <w:t>），而收信人可能親自聽過使徒的教導（他們可能已經去世，見</w:t>
+      </w:r>
+      <w:hyperlink r:id="rId75">
+        <w:r>
+          <w:rPr>
+            <w:lang w:val="zh_TW" w:bidi="zh_TW"/>
+          </w:rPr>
+          <w:rPr>
+            <w:color w:val="0000EE"/>
+            <w:u w:val="single"/>
+          </w:rPr>
+          <w:t>17</w:t>
+        </w:r>
+      </w:hyperlink>
+      <w:r>
+        <w:rPr>
+          <w:lang w:val="zh_TW" w:bidi="zh_TW"/>
+        </w:rPr>
+        <w:t>節），因此這封書信的寫作時間大概是在公元60年至100年之間。</w:t>
+      </w:r>
+    </w:p>
+    <w:p>
+      <w:pPr/>
+      <w:r>
+        <w:rPr>
+          <w:lang w:val="zh_TW" w:bidi="zh_TW"/>
+        </w:rPr>
+      </w:r>
+      <w:r>
+        <w:rPr>
+          <w:lang w:val="zh_TW" w:bidi="zh_TW"/>
+        </w:rPr>
+        <w:t>據推測，猶大與他的妻子和家人一起旅行以宣揚信仰（</w:t>
+      </w:r>
+      <w:hyperlink r:id="rId77">
+        <w:r>
+          <w:rPr>
+            <w:lang w:val="zh_TW" w:bidi="zh_TW"/>
+          </w:rPr>
+          <w:rPr>
+            <w:color w:val="0000EE"/>
+            <w:u w:val="single"/>
+          </w:rPr>
+          <w:t>林前9:5</w:t>
+        </w:r>
+      </w:hyperlink>
+      <w:r>
+        <w:rPr>
+          <w:lang w:val="zh_TW" w:bidi="zh_TW"/>
+        </w:rPr>
+        <w:t>）。在旅途中，他可能建立了一些教會——或者，他至少在各地的教會中教導過信徒。他可能聽說有假教師滲透到這些教會，於是促使他寫了這封書信。</w:t>
+      </w:r>
+    </w:p>
+    <w:p>
+      <w:pPr/>
+      <w:r>
+        <w:rPr>
+          <w:lang w:val="zh_TW" w:bidi="zh_TW"/>
+        </w:rPr>
+      </w:r>
+      <w:r>
+        <w:rPr>
+          <w:lang w:val="zh_TW" w:bidi="zh_TW"/>
+        </w:rPr>
+        <w:t>猶大可能是在晚年在加利利寫下這封信，也有可能是他已經返回了耶路撒冷。我們能做出的最佳猜測是，收件人可能是敘利亞的猶太基督教會成員。然而，這些地點仍然只是推測。</w:t>
+      </w:r>
+    </w:p>
+    <w:p>
+      <w:pPr>
+        <w:pStyle w:val="Heading3"/>
+      </w:pPr>
+      <w:r>
+        <w:rPr>
+          <w:lang w:val="zh_TW" w:bidi="zh_TW"/>
+        </w:rPr>
+        <w:t>背景</w:t>
+      </w:r>
+    </w:p>
+    <w:p>
+      <w:pPr/>
+      <w:r>
+        <w:rPr>
+          <w:lang w:val="zh_TW" w:bidi="zh_TW"/>
+        </w:rPr>
+      </w:r>
+      <w:r>
+        <w:rPr>
+          <w:lang w:val="zh_TW" w:bidi="zh_TW"/>
+        </w:rPr>
+        <w:t>對於猶大書的背景，有三個因素使其難以重建。首先，很難確定它在對抗的是哪種類型的異端。一些學者認為這是早期的諾斯底主義，另一些學者則認為這只是滲入了倫理錯誤的教導。如果異端是諾斯底主義者，他們相信天使或半神的等級制度。在這種情況下，他們可能將耶穌視為通往救恩的一個較低階的存在。他們可能認為神是較低等的創造者（造物主〔demiurge〕），並談論希望事奉真正的神（</w:t>
+      </w:r>
+      <w:hyperlink r:id="rId78">
+        <w:r>
+          <w:rPr>
+            <w:lang w:val="zh_TW" w:bidi="zh_TW"/>
+          </w:rPr>
+          <w:rPr>
+            <w:color w:val="0000EE"/>
+            <w:u w:val="single"/>
+          </w:rPr>
+          <w:t>猶1:4</w:t>
+        </w:r>
+      </w:hyperlink>
+      <w:r>
+        <w:rPr>
+          <w:lang w:val="zh_TW" w:bidi="zh_TW"/>
+        </w:rPr>
+        <w:t>）。這可能解釋了猶大書中對天使和惡魔的關注（見</w:t>
+      </w:r>
+      <w:hyperlink r:id="rId79">
+        <w:r>
+          <w:rPr>
+            <w:lang w:val="zh_TW" w:bidi="zh_TW"/>
+          </w:rPr>
+          <w:rPr>
+            <w:color w:val="0000EE"/>
+            <w:u w:val="single"/>
+          </w:rPr>
+          <w:t>8</w:t>
+        </w:r>
+      </w:hyperlink>
+      <w:r>
+        <w:rPr>
+          <w:lang w:val="zh_TW" w:bidi="zh_TW"/>
+        </w:rPr>
+        <w:t>節）以及對神合一的強調（見</w:t>
+      </w:r>
+      <w:hyperlink r:id="rId80">
+        <w:r>
+          <w:rPr>
+            <w:lang w:val="zh_TW" w:bidi="zh_TW"/>
+          </w:rPr>
+          <w:rPr>
+            <w:color w:val="0000EE"/>
+            <w:u w:val="single"/>
+          </w:rPr>
+          <w:t>25</w:t>
+        </w:r>
+      </w:hyperlink>
+      <w:r>
+        <w:rPr>
+          <w:lang w:val="zh_TW" w:bidi="zh_TW"/>
+        </w:rPr>
+        <w:t>節）。然而，更可能的是，這些人只是找到了一種合理化不道德行為的方法，並輕率地嘲弄邪惡的力量。沒有明確證據顯示他們是諾斯底主義者，但卻有大量證據顯示，有些人將福音的自由變成犯罪的藉口（例如，</w:t>
+      </w:r>
+      <w:hyperlink r:id="rId81">
+        <w:r>
+          <w:rPr>
+            <w:lang w:val="zh_TW" w:bidi="zh_TW"/>
+          </w:rPr>
+          <w:rPr>
+            <w:color w:val="0000EE"/>
+            <w:u w:val="single"/>
+          </w:rPr>
+          <w:t>羅6章</w:t>
+        </w:r>
+      </w:hyperlink>
+      <w:r>
+        <w:rPr>
+          <w:lang w:val="zh_TW" w:bidi="zh_TW"/>
+        </w:rPr>
+        <w:t>；</w:t>
+      </w:r>
+      <w:hyperlink r:id="rId82">
+        <w:r>
+          <w:rPr>
+            <w:lang w:val="zh_TW" w:bidi="zh_TW"/>
+          </w:rPr>
+          <w:rPr>
+            <w:color w:val="0000EE"/>
+            <w:u w:val="single"/>
+          </w:rPr>
+          <w:t>林前5–6章</w:t>
+        </w:r>
+      </w:hyperlink>
+      <w:r>
+        <w:rPr>
+          <w:lang w:val="zh_TW" w:bidi="zh_TW"/>
+        </w:rPr>
+        <w:t>）。這些教師可能因未遵循基督的倫理教導而否認基督，他們褻瀆天使（而他們自己卻深陷罪中）是另一種道德上的罪。這樣的墮落足以解釋這封信的背景；然而，考慮到教義和道德錯誤往往並存，我們不能排除這些人中也有教義上的錯誤。</w:t>
+      </w:r>
+    </w:p>
+    <w:p>
+      <w:pPr/>
+      <w:r>
+        <w:rPr>
+          <w:lang w:val="zh_TW" w:bidi="zh_TW"/>
+        </w:rPr>
+      </w:r>
+      <w:r>
+        <w:rPr>
+          <w:lang w:val="zh_TW" w:bidi="zh_TW"/>
+        </w:rPr>
+        <w:t>其次，猶大讓我們驚訝的是，他引用了兩卷次經，包括摩西升天記（the Assumption of Moses，</w:t>
+      </w:r>
+      <w:hyperlink r:id="rId78">
+        <w:r>
+          <w:rPr>
+            <w:lang w:val="zh_TW" w:bidi="zh_TW"/>
+          </w:rPr>
+          <w:rPr>
+            <w:color w:val="0000EE"/>
+            <w:u w:val="single"/>
+          </w:rPr>
+          <w:t>猶1:4</w:t>
+        </w:r>
+      </w:hyperlink>
+      <w:r>
+        <w:rPr>
+          <w:lang w:val="zh_TW" w:bidi="zh_TW"/>
+        </w:rPr>
+        <w:t>）和以諾一書（</w:t>
+      </w:r>
+      <w:hyperlink r:id="rId83">
+        <w:r>
+          <w:rPr>
+            <w:lang w:val="zh_TW" w:bidi="zh_TW"/>
+          </w:rPr>
+          <w:rPr>
+            <w:color w:val="0000EE"/>
+            <w:u w:val="single"/>
+          </w:rPr>
+          <w:t>猶1:14–15</w:t>
+        </w:r>
+      </w:hyperlink>
+      <w:r>
+        <w:rPr>
+          <w:lang w:val="zh_TW" w:bidi="zh_TW"/>
+        </w:rPr>
+        <w:t>引用了以諾一書1:9）。這一事實和書中的其它暗示表明，猶大和他的讀者很可能對猶太次典文獻非常熟悉。此外，這也顯示猶大認為正典以外的舊約書卷傳遞了真實的傳統和權威的預言。猶大接受這些書卷並不令人驚訝，因為在那個時期，許多猶太人將次經與舊約一起用作一種靈修文獻。早期基督徒經常將次經文獻與正典書卷一起納入他們的聖經中（有時他們也會省略尚未被認為是可信度的新約書卷）。新約聖經的正典直到公元三世紀才確立，遠在猶大書寫成之後。</w:t>
+      </w:r>
+    </w:p>
+    <w:p>
+      <w:pPr/>
+      <w:r>
+        <w:rPr>
+          <w:lang w:val="zh_TW" w:bidi="zh_TW"/>
+        </w:rPr>
+      </w:r>
+      <w:r>
+        <w:rPr>
+          <w:lang w:val="zh_TW" w:bidi="zh_TW"/>
+        </w:rPr>
+        <w:t>需要注意的是，雖然猶大可能相信這些引文的歷史性，但這封信的教導並不依賴於這些歷史性。猶大書並非在討論摩西或以諾，而是關於如何對待權威（</w:t>
+      </w:r>
+      <w:hyperlink r:id="rId79">
+        <w:r>
+          <w:rPr>
+            <w:lang w:val="zh_TW" w:bidi="zh_TW"/>
+          </w:rPr>
+          <w:rPr>
+            <w:color w:val="0000EE"/>
+            <w:u w:val="single"/>
+          </w:rPr>
+          <w:t>猶1:8</w:t>
+        </w:r>
+      </w:hyperlink>
+      <w:r>
+        <w:rPr>
+          <w:lang w:val="zh_TW" w:bidi="zh_TW"/>
+        </w:rPr>
+        <w:t>），以及神將如何對待不敬虔的人（</w:t>
+      </w:r>
+      <w:hyperlink r:id="rId84">
+        <w:r>
+          <w:rPr>
+            <w:lang w:val="zh_TW" w:bidi="zh_TW"/>
+          </w:rPr>
+          <w:rPr>
+            <w:color w:val="0000EE"/>
+            <w:u w:val="single"/>
+          </w:rPr>
+          <w:t>13</w:t>
+        </w:r>
+      </w:hyperlink>
+      <w:r>
+        <w:rPr>
+          <w:lang w:val="zh_TW" w:bidi="zh_TW"/>
+        </w:rPr>
+        <w:t>節）。這些引文說明了猶大的教導，並且可能對他的初期讀者有影響，但它們是次經這一事實，不應該比保羅引用異教作家或希伯來書作者提及馬加比二書更讓我們困擾（</w:t>
+      </w:r>
+      <w:hyperlink r:id="rId85">
+        <w:r>
+          <w:rPr>
+            <w:lang w:val="zh_TW" w:bidi="zh_TW"/>
+          </w:rPr>
+          <w:rPr>
+            <w:color w:val="0000EE"/>
+            <w:u w:val="single"/>
+          </w:rPr>
+          <w:t>徒17</w:t>
+        </w:r>
+      </w:hyperlink>
+      <w:r>
+        <w:rPr>
+          <w:lang w:val="zh_TW" w:bidi="zh_TW"/>
+        </w:rPr>
+        <w:t>；</w:t>
+      </w:r>
+      <w:hyperlink r:id="rId86">
+        <w:r>
+          <w:rPr>
+            <w:lang w:val="zh_TW" w:bidi="zh_TW"/>
+          </w:rPr>
+          <w:rPr>
+            <w:color w:val="0000EE"/>
+            <w:u w:val="single"/>
+          </w:rPr>
+          <w:t>多1:12</w:t>
+        </w:r>
+      </w:hyperlink>
+      <w:r>
+        <w:rPr>
+          <w:lang w:val="zh_TW" w:bidi="zh_TW"/>
+        </w:rPr>
+        <w:t>；</w:t>
+      </w:r>
+      <w:hyperlink r:id="rId87">
+        <w:r>
+          <w:rPr>
+            <w:lang w:val="zh_TW" w:bidi="zh_TW"/>
+          </w:rPr>
+          <w:rPr>
+            <w:color w:val="0000EE"/>
+            <w:u w:val="single"/>
+          </w:rPr>
+          <w:t>來11:35</w:t>
+        </w:r>
+      </w:hyperlink>
+      <w:r>
+        <w:rPr>
+          <w:lang w:val="zh_TW" w:bidi="zh_TW"/>
+        </w:rPr>
+        <w:t>）。聖經的權威在於作者所要表達的觀點。</w:t>
+      </w:r>
+    </w:p>
+    <w:p>
+      <w:pPr/>
+      <w:r>
+        <w:rPr>
+          <w:lang w:val="zh_TW" w:bidi="zh_TW"/>
+        </w:rPr>
+      </w:r>
+      <w:r>
+        <w:rPr>
+          <w:lang w:val="zh_TW" w:bidi="zh_TW"/>
+        </w:rPr>
+        <w:t>第三，猶大書與</w:t>
+      </w:r>
+      <w:hyperlink r:id="rId88">
+        <w:r>
+          <w:rPr>
+            <w:lang w:val="zh_TW" w:bidi="zh_TW"/>
+          </w:rPr>
+          <w:rPr>
+            <w:color w:val="0000EE"/>
+            <w:u w:val="single"/>
+          </w:rPr>
+          <w:t>彼得後書第二章</w:t>
+        </w:r>
+      </w:hyperlink>
+      <w:r>
+        <w:rPr>
+          <w:lang w:val="zh_TW" w:bidi="zh_TW"/>
+        </w:rPr>
+        <w:t>有著密切的關係，以至於猶大書要麼是彼得後書第二章的擴展，要麼彼得後書第二章是猶大書的簡縮版。兩卷書中使用的詞語、短語和比喻幾乎完全相同。雖然很難確定誰借用了誰的內容，但彼得後書的作者可能已經將猶大書中的強烈譴責改編為他作品中更具指導性的語氣。如果彼得後書已經存在，則很難想像有人會再寫猶大書。基督徒不應對這種借用感到困惑，因為沒有任何聖經作者認為自己必須完全原創，他們可以從其他經文、讚美詩或非正典文學中借用材料。對神而言，啟示一段引文或改編自其他著作的話語，與啟示一段全新創作的話語並無不同。事實上，聖經中的某些經文完全是對其他經文的重複（例如，</w:t>
+      </w:r>
+      <w:hyperlink r:id="rId89">
+        <w:r>
+          <w:rPr>
+            <w:lang w:val="zh_TW" w:bidi="zh_TW"/>
+          </w:rPr>
+          <w:rPr>
+            <w:color w:val="0000EE"/>
+            <w:u w:val="single"/>
+          </w:rPr>
+          <w:t>詩18篇</w:t>
+        </w:r>
+      </w:hyperlink>
+      <w:r>
+        <w:rPr>
+          <w:lang w:val="zh_TW" w:bidi="zh_TW"/>
+        </w:rPr>
+        <w:t>和</w:t>
+      </w:r>
+      <w:hyperlink r:id="rId90">
+        <w:r>
+          <w:rPr>
+            <w:lang w:val="zh_TW" w:bidi="zh_TW"/>
+          </w:rPr>
+          <w:rPr>
+            <w:color w:val="0000EE"/>
+            <w:u w:val="single"/>
+          </w:rPr>
+          <w:t>撒下22章</w:t>
+        </w:r>
+      </w:hyperlink>
+      <w:r>
+        <w:rPr>
+          <w:lang w:val="zh_TW" w:bidi="zh_TW"/>
+        </w:rPr>
+        <w:t>）。</w:t>
+      </w:r>
+    </w:p>
+    <w:p>
+      <w:pPr>
+        <w:pStyle w:val="Heading3"/>
+      </w:pPr>
+      <w:r>
+        <w:rPr>
+          <w:lang w:val="zh_TW" w:bidi="zh_TW"/>
+        </w:rPr>
+        <w:t>目的和神學教導</w:t>
+      </w:r>
+    </w:p>
+    <w:p>
+      <w:pPr/>
+      <w:r>
+        <w:rPr>
+          <w:lang w:val="zh_TW" w:bidi="zh_TW"/>
+        </w:rPr>
+      </w:r>
+      <w:r>
+        <w:rPr>
+          <w:lang w:val="zh_TW" w:bidi="zh_TW"/>
+        </w:rPr>
+        <w:t>猶大將他的工作描述為勸勉或鼓勵（</w:t>
+      </w:r>
+      <w:hyperlink r:id="rId76">
+        <w:r>
+          <w:rPr>
+            <w:lang w:val="zh_TW" w:bidi="zh_TW"/>
+          </w:rPr>
+          <w:rPr>
+            <w:color w:val="0000EE"/>
+            <w:u w:val="single"/>
+          </w:rPr>
+          <w:t>猶1:3</w:t>
+        </w:r>
+      </w:hyperlink>
+      <w:r>
+        <w:rPr>
+          <w:lang w:val="zh_TW" w:bidi="zh_TW"/>
+        </w:rPr>
+        <w:t>）。顯然，他希望堅固教會以對抗那些歪曲福音的假教師。因此，他一再敦促信徒堅守或保守他們的純潔和福音（</w:t>
+      </w:r>
+      <w:hyperlink r:id="rId76">
+        <w:r>
+          <w:rPr>
+            <w:lang w:val="zh_TW" w:bidi="zh_TW"/>
+          </w:rPr>
+          <w:rPr>
+            <w:color w:val="0000EE"/>
+            <w:u w:val="single"/>
+          </w:rPr>
+          <w:t>3、20–21、24</w:t>
+        </w:r>
+      </w:hyperlink>
+      <w:r>
+        <w:rPr>
+          <w:lang w:val="zh_TW" w:bidi="zh_TW"/>
+        </w:rPr>
+        <w:t>節）。然而，他並不希望只是把這些假教師趕走，因為他希望信徒能夠從這些危險中拯救一些人，雖然這拯救本身會是危險的工作（見</w:t>
+      </w:r>
+      <w:hyperlink r:id="rId91">
+        <w:r>
+          <w:rPr>
+            <w:lang w:val="zh_TW" w:bidi="zh_TW"/>
+          </w:rPr>
+          <w:rPr>
+            <w:color w:val="0000EE"/>
+            <w:u w:val="single"/>
+          </w:rPr>
+          <w:t>23</w:t>
+        </w:r>
+      </w:hyperlink>
+      <w:r>
+        <w:rPr>
+          <w:lang w:val="zh_TW" w:bidi="zh_TW"/>
+        </w:rPr>
+        <w:t>節）。</w:t>
+      </w:r>
+    </w:p>
+    <w:p>
+      <w:pPr/>
+      <w:r>
+        <w:rPr>
+          <w:lang w:val="zh_TW" w:bidi="zh_TW"/>
+        </w:rPr>
+      </w:r>
+      <w:r>
+        <w:rPr>
+          <w:lang w:val="zh_TW" w:bidi="zh_TW"/>
+        </w:rPr>
+        <w:t>在這些勸勉中，猶大並沒有提出任何新的教義；更確切的說，他重申了一些舊的教導：（1）他強調福音的倫理性質，以及在生活和言語中保持純潔的必要性。（2）他對基督的救恩表現出高度重視，並且堅信獨一的神。（3）他要求尊重權威，包括世俗和屬靈的權威（</w:t>
+      </w:r>
+      <w:hyperlink r:id="rId92">
+        <w:r>
+          <w:rPr>
+            <w:lang w:val="zh_TW" w:bidi="zh_TW"/>
+          </w:rPr>
+          <w:rPr>
+            <w:color w:val="0000EE"/>
+            <w:u w:val="single"/>
+          </w:rPr>
+          <w:t>8–11</w:t>
+        </w:r>
+      </w:hyperlink>
+      <w:r>
+        <w:rPr>
+          <w:lang w:val="zh_TW" w:bidi="zh_TW"/>
+        </w:rPr>
+        <w:t>節）。（4）他明確持有末世論的信仰，強調即將來臨的最後審判（第</w:t>
+      </w:r>
+      <w:hyperlink r:id="rId83">
+        <w:r>
+          <w:rPr>
+            <w:lang w:val="zh_TW" w:bidi="zh_TW"/>
+          </w:rPr>
+          <w:rPr>
+            <w:color w:val="0000EE"/>
+            <w:u w:val="single"/>
+          </w:rPr>
+          <w:t>14–15</w:t>
+        </w:r>
+      </w:hyperlink>
+      <w:r>
+        <w:rPr>
+          <w:lang w:val="zh_TW" w:bidi="zh_TW"/>
+        </w:rPr>
+        <w:t>節），並確認末世已經來臨（</w:t>
+      </w:r>
+      <w:hyperlink r:id="rId93">
+        <w:r>
+          <w:rPr>
+            <w:lang w:val="zh_TW" w:bidi="zh_TW"/>
+          </w:rPr>
+          <w:rPr>
+            <w:color w:val="0000EE"/>
+            <w:u w:val="single"/>
+          </w:rPr>
+          <w:t>18</w:t>
+        </w:r>
+      </w:hyperlink>
+      <w:r>
+        <w:rPr>
+          <w:lang w:val="zh_TW" w:bidi="zh_TW"/>
+        </w:rPr>
+        <w:t>節）。（5） 他警告說在信仰上無論是教義上還是倫理上都必須堅持到底（</w:t>
+      </w:r>
+      <w:hyperlink r:id="rId94">
+        <w:r>
+          <w:rPr>
+            <w:lang w:val="zh_TW" w:bidi="zh_TW"/>
+          </w:rPr>
+          <w:rPr>
+            <w:color w:val="0000EE"/>
+            <w:u w:val="single"/>
+          </w:rPr>
+          <w:t>19–21</w:t>
+        </w:r>
+      </w:hyperlink>
+      <w:r>
+        <w:rPr>
+          <w:lang w:val="zh_TW" w:bidi="zh_TW"/>
+        </w:rPr>
+        <w:t>節）。（6）他表現出熱忱，試圖挽回那些偏離正道的人，因為他們已經遠離了神的恩典（</w:t>
+      </w:r>
+      <w:hyperlink r:id="rId91">
+        <w:r>
+          <w:rPr>
+            <w:lang w:val="zh_TW" w:bidi="zh_TW"/>
+          </w:rPr>
+          <w:rPr>
+            <w:color w:val="0000EE"/>
+            <w:u w:val="single"/>
+          </w:rPr>
+          <w:t>23</w:t>
+        </w:r>
+      </w:hyperlink>
+      <w:r>
+        <w:rPr>
+          <w:lang w:val="zh_TW" w:bidi="zh_TW"/>
+        </w:rPr>
+        <w:t>節）。</w:t>
+      </w:r>
+    </w:p>
+    <w:p>
+      <w:pPr>
+        <w:pStyle w:val="Heading3"/>
+      </w:pPr>
+      <w:r>
+        <w:rPr>
+          <w:lang w:val="zh_TW" w:bidi="zh_TW"/>
+        </w:rPr>
+        <w:t>內容</w:t>
       </w:r>
     </w:p>
     <w:p>
@@ -299,41 +3219,3787 @@
         <w:rPr>
           <w:lang w:val="zh_TW" w:bidi="zh_TW"/>
         </w:rPr>
-        <w:t>神</w:t>
-      </w:r>
-    </w:p>
-    <w:p>
-      <w:pPr/>
-      <w:r>
-        <w:rPr>
-          <w:lang w:val="zh_TW" w:bidi="zh_TW"/>
-        </w:rPr>
-      </w:r>
-      <w:r>
-        <w:rPr>
-          <w:lang w:val="zh_TW" w:bidi="zh_TW"/>
-        </w:rPr>
-        <w:t>所有早期民族都將事件和現象歸因於超自然力量，如不同的神靈或邪靈。希伯來人與眾不同的是，他們是堅定的一神論者，將所有現象都歸因於唯一的真神，即向他們啟示的神（</w:t>
-      </w:r>
-      <w:hyperlink r:id="rId14">
-        <w:r>
-          <w:rPr>
-            <w:lang w:val="zh_TW" w:bidi="zh_TW"/>
-          </w:rPr>
-          <w:rPr>
-            <w:color w:val="0000EE"/>
-            <w:u w:val="single"/>
-          </w:rPr>
-          <w:t>賽45:21</w:t>
-        </w:r>
-      </w:hyperlink>
-      <w:r>
-        <w:rPr>
-          <w:lang w:val="zh_TW" w:bidi="zh_TW"/>
-        </w:rPr>
-        <w:t>）。神掌管一切，包括疾病和災禍（</w:t>
-      </w:r>
-      <w:hyperlink r:id="rId15">
+        <w:t>問候（</w:t>
+      </w:r>
+      <w:hyperlink r:id="rId95">
+        <w:r>
+          <w:rPr>
+            <w:lang w:val="zh_TW" w:bidi="zh_TW"/>
+          </w:rPr>
+          <w:rPr>
+            <w:color w:val="0000EE"/>
+            <w:u w:val="single"/>
+          </w:rPr>
+          <w:t>1:1–2</w:t>
+        </w:r>
+      </w:hyperlink>
+      <w:r>
+        <w:rPr>
+          <w:lang w:val="zh_TW" w:bidi="zh_TW"/>
+        </w:rPr>
+        <w:t>）</w:t>
+      </w:r>
+    </w:p>
+    <w:p>
+      <w:pPr/>
+      <w:r>
+        <w:rPr>
+          <w:lang w:val="zh_TW" w:bidi="zh_TW"/>
+        </w:rPr>
+      </w:r>
+      <w:r>
+        <w:rPr>
+          <w:lang w:val="zh_TW" w:bidi="zh_TW"/>
+        </w:rPr>
+        <w:t>作者謙卑地自稱為耶穌基督的僕人，並將這封信寫給教會中的信徒——那些被神和基督所愛、所保守和所召的人。</w:t>
+      </w:r>
+    </w:p>
+    <w:p>
+      <w:pPr>
+        <w:pStyle w:val="Heading4"/>
+      </w:pPr>
+      <w:r>
+        <w:rPr>
+          <w:lang w:val="zh_TW" w:bidi="zh_TW"/>
+        </w:rPr>
+        <w:t>勸勉持守信仰（</w:t>
+      </w:r>
+      <w:hyperlink r:id="rId96">
+        <w:r>
+          <w:rPr>
+            <w:lang w:val="zh_TW" w:bidi="zh_TW"/>
+          </w:rPr>
+          <w:rPr>
+            <w:color w:val="0000EE"/>
+            <w:u w:val="single"/>
+          </w:rPr>
+          <w:t>1:3–4</w:t>
+        </w:r>
+      </w:hyperlink>
+      <w:r>
+        <w:rPr>
+          <w:lang w:val="zh_TW" w:bidi="zh_TW"/>
+        </w:rPr>
+        <w:t>）</w:t>
+      </w:r>
+    </w:p>
+    <w:p>
+      <w:pPr/>
+      <w:r>
+        <w:rPr>
+          <w:lang w:val="zh_TW" w:bidi="zh_TW"/>
+        </w:rPr>
+      </w:r>
+      <w:r>
+        <w:rPr>
+          <w:lang w:val="zh_TW" w:bidi="zh_TW"/>
+        </w:rPr>
+        <w:t>猶大原本計劃寫信給這些基督徒，討論「我們同得救恩」（</w:t>
+      </w:r>
+      <w:hyperlink r:id="rId76">
+        <w:r>
+          <w:rPr>
+            <w:lang w:val="zh_TW" w:bidi="zh_TW"/>
+          </w:rPr>
+          <w:rPr>
+            <w:color w:val="0000EE"/>
+            <w:u w:val="single"/>
+          </w:rPr>
+          <w:t>3</w:t>
+        </w:r>
+      </w:hyperlink>
+      <w:r>
+        <w:rPr>
+          <w:lang w:val="zh_TW" w:bidi="zh_TW"/>
+        </w:rPr>
+        <w:t>節）。然而，我們永遠無法知道他原先打算給予的教導內容，因為在他準備期間，他聽到了一些消息，迫使他改變了計劃。相反，他寫了一封為「信仰」辯護的書信——也就是所有真正信徒所接受的關於耶穌基督的真正使徒教導。有些人加入教會，可能帶著別有用心的動機，對教會構成威脅。基督徒必須努力保持他們從猶大和使徒那裡所接受的教義（包括倫理和神學）的純潔。猶大對這些假信徒提出兩項指控：（1）他們將神的恩典歪曲成放縱情慾的藉口，可能公開炫耀性罪作為他們在基督裡擁有自由的象徵（參</w:t>
+      </w:r>
+      <w:hyperlink r:id="rId81">
+        <w:r>
+          <w:rPr>
+            <w:lang w:val="zh_TW" w:bidi="zh_TW"/>
+          </w:rPr>
+          <w:rPr>
+            <w:color w:val="0000EE"/>
+            <w:u w:val="single"/>
+          </w:rPr>
+          <w:t>羅6章</w:t>
+        </w:r>
+      </w:hyperlink>
+      <w:r>
+        <w:rPr>
+          <w:lang w:val="zh_TW" w:bidi="zh_TW"/>
+        </w:rPr>
+        <w:t>；</w:t>
+      </w:r>
+      <w:hyperlink r:id="rId82">
+        <w:r>
+          <w:rPr>
+            <w:lang w:val="zh_TW" w:bidi="zh_TW"/>
+          </w:rPr>
+          <w:rPr>
+            <w:color w:val="0000EE"/>
+            <w:u w:val="single"/>
+          </w:rPr>
+          <w:t>林前5–6章</w:t>
+        </w:r>
+      </w:hyperlink>
+      <w:r>
+        <w:rPr>
+          <w:lang w:val="zh_TW" w:bidi="zh_TW"/>
+        </w:rPr>
+        <w:t>）；以及（2）他們否認了主耶穌（因他們未能遵循祂的教導）。</w:t>
+      </w:r>
+    </w:p>
+    <w:p>
+      <w:pPr>
+        <w:pStyle w:val="Heading4"/>
+      </w:pPr>
+      <w:r>
+        <w:rPr>
+          <w:lang w:val="zh_TW" w:bidi="zh_TW"/>
+        </w:rPr>
+        <w:t>提醒神的審判（</w:t>
+      </w:r>
+      <w:hyperlink r:id="rId97">
+        <w:r>
+          <w:rPr>
+            <w:lang w:val="zh_TW" w:bidi="zh_TW"/>
+          </w:rPr>
+          <w:rPr>
+            <w:color w:val="0000EE"/>
+            <w:u w:val="single"/>
+          </w:rPr>
+          <w:t>1:5–7</w:t>
+        </w:r>
+      </w:hyperlink>
+      <w:r>
+        <w:rPr>
+          <w:lang w:val="zh_TW" w:bidi="zh_TW"/>
+        </w:rPr>
+        <w:t>）</w:t>
+      </w:r>
+    </w:p>
+    <w:p>
+      <w:pPr/>
+      <w:r>
+        <w:rPr>
+          <w:lang w:val="zh_TW" w:bidi="zh_TW"/>
+        </w:rPr>
+      </w:r>
+      <w:r>
+        <w:rPr>
+          <w:lang w:val="zh_TW" w:bidi="zh_TW"/>
+        </w:rPr>
+        <w:t>由於收信人可能是猶太基督徒，他們對舊約和猶太傳統應該相當熟悉。因此，作者選擇了三個例子來說明背道的後果：（1）審判可以臨到那些曾被視為神子民的人（就像那些從埃及「得救」的人一樣，</w:t>
+      </w:r>
+      <w:hyperlink r:id="rId98">
+        <w:r>
+          <w:rPr>
+            <w:lang w:val="zh_TW" w:bidi="zh_TW"/>
+          </w:rPr>
+          <w:rPr>
+            <w:color w:val="0000EE"/>
+            <w:u w:val="single"/>
+          </w:rPr>
+          <w:t>出32:28</w:t>
+        </w:r>
+      </w:hyperlink>
+      <w:r>
+        <w:rPr>
+          <w:lang w:val="zh_TW" w:bidi="zh_TW"/>
+        </w:rPr>
+        <w:t>；</w:t>
+      </w:r>
+      <w:hyperlink r:id="rId99">
+        <w:r>
+          <w:rPr>
+            <w:lang w:val="zh_TW" w:bidi="zh_TW"/>
+          </w:rPr>
+          <w:rPr>
+            <w:color w:val="0000EE"/>
+            <w:u w:val="single"/>
+          </w:rPr>
+          <w:t>民11:33–34</w:t>
+        </w:r>
+      </w:hyperlink>
+      <w:r>
+        <w:rPr>
+          <w:lang w:val="zh_TW" w:bidi="zh_TW"/>
+        </w:rPr>
+        <w:t>，</w:t>
+      </w:r>
+      <w:hyperlink r:id="rId100">
+        <w:r>
+          <w:rPr>
+            <w:lang w:val="zh_TW" w:bidi="zh_TW"/>
+          </w:rPr>
+          <w:rPr>
+            <w:color w:val="0000EE"/>
+            <w:u w:val="single"/>
+          </w:rPr>
+          <w:t>14:29–35</w:t>
+        </w:r>
+      </w:hyperlink>
+      <w:r>
+        <w:rPr>
+          <w:lang w:val="zh_TW" w:bidi="zh_TW"/>
+        </w:rPr>
+        <w:t>）。（2）背道的後果是永遠的定罪（如同以諾一書6–16章中墮落天使的情況——這些觀念也出現在其他猶太傳統中）。（3）道德腐敗實際上是一種背道，因此應該受到定罪（如所多瑪的情況——</w:t>
+      </w:r>
+      <w:hyperlink r:id="rId101">
+        <w:r>
+          <w:rPr>
+            <w:lang w:val="zh_TW" w:bidi="zh_TW"/>
+          </w:rPr>
+          <w:rPr>
+            <w:color w:val="0000EE"/>
+            <w:u w:val="single"/>
+          </w:rPr>
+          <w:t>創19章</w:t>
+        </w:r>
+      </w:hyperlink>
+      <w:r>
+        <w:rPr>
+          <w:lang w:val="zh_TW" w:bidi="zh_TW"/>
+        </w:rPr>
+        <w:t>；</w:t>
+      </w:r>
+      <w:hyperlink r:id="rId102">
+        <w:r>
+          <w:rPr>
+            <w:lang w:val="zh_TW" w:bidi="zh_TW"/>
+          </w:rPr>
+          <w:rPr>
+            <w:color w:val="0000EE"/>
+            <w:u w:val="single"/>
+          </w:rPr>
+          <w:t>彼後2:4–6</w:t>
+        </w:r>
+      </w:hyperlink>
+      <w:r>
+        <w:rPr>
+          <w:lang w:val="zh_TW" w:bidi="zh_TW"/>
+        </w:rPr>
+        <w:t>）。作者強調所多瑪的同性戀罪，而不是</w:t>
+      </w:r>
+      <w:hyperlink r:id="rId103">
+        <w:r>
+          <w:rPr>
+            <w:lang w:val="zh_TW" w:bidi="zh_TW"/>
+          </w:rPr>
+          <w:rPr>
+            <w:color w:val="0000EE"/>
+            <w:u w:val="single"/>
+          </w:rPr>
+          <w:t>以西結書十六章49節</w:t>
+        </w:r>
+      </w:hyperlink>
+      <w:r>
+        <w:rPr>
+          <w:lang w:val="zh_TW" w:bidi="zh_TW"/>
+        </w:rPr>
+        <w:t>所譴責的不義行為，這可能暗示假教師中存在性行為不端的問題。這三個例子強調了教會所面臨問題的嚴重性。</w:t>
+      </w:r>
+    </w:p>
+    <w:p>
+      <w:pPr>
+        <w:pStyle w:val="Heading4"/>
+      </w:pPr>
+      <w:r>
+        <w:rPr>
+          <w:lang w:val="zh_TW" w:bidi="zh_TW"/>
+        </w:rPr>
+        <w:t>譴責假教師（</w:t>
+      </w:r>
+      <w:hyperlink r:id="rId104">
+        <w:r>
+          <w:rPr>
+            <w:lang w:val="zh_TW" w:bidi="zh_TW"/>
+          </w:rPr>
+          <w:rPr>
+            <w:color w:val="0000EE"/>
+            <w:u w:val="single"/>
+          </w:rPr>
+          <w:t>1:8–16</w:t>
+        </w:r>
+      </w:hyperlink>
+      <w:r>
+        <w:rPr>
+          <w:lang w:val="zh_TW" w:bidi="zh_TW"/>
+        </w:rPr>
+        <w:t>；參</w:t>
+      </w:r>
+      <w:hyperlink r:id="rId105">
+        <w:r>
+          <w:rPr>
+            <w:lang w:val="zh_TW" w:bidi="zh_TW"/>
+          </w:rPr>
+          <w:rPr>
+            <w:color w:val="0000EE"/>
+            <w:u w:val="single"/>
+          </w:rPr>
+          <w:t>彼後2:10–17</w:t>
+        </w:r>
+      </w:hyperlink>
+      <w:r>
+        <w:rPr>
+          <w:lang w:val="zh_TW" w:bidi="zh_TW"/>
+        </w:rPr>
+        <w:t>）</w:t>
+      </w:r>
+    </w:p>
+    <w:p>
+      <w:pPr/>
+      <w:r>
+        <w:rPr>
+          <w:lang w:val="zh_TW" w:bidi="zh_TW"/>
+        </w:rPr>
+      </w:r>
+      <w:r>
+        <w:rPr>
+          <w:lang w:val="zh_TW" w:bidi="zh_TW"/>
+        </w:rPr>
+        <w:t>假教師聲稱在夢中得到啟示，並以此作為他們邪惡行為的依據。他們的罪包括（1）性不純潔（包括但不限於同性戀）；（2）拒絕基督的權威（體現在他的倫理教導中）；以及（3）對天使的惡言（無論是善良的天使，這可能是情況，還是邪惡的天使）。這種行為在摩西升天記中被證明是罪，因為即使是叱責魔鬼的天使長，也不會用這些教師對天使所用的語言。但由於這些人是不屬靈的，他們對自己所侮辱的事一無所知（參</w:t>
+      </w:r>
+      <w:hyperlink r:id="rId106">
+        <w:r>
+          <w:rPr>
+            <w:lang w:val="zh_TW" w:bidi="zh_TW"/>
+          </w:rPr>
+          <w:rPr>
+            <w:color w:val="0000EE"/>
+            <w:u w:val="single"/>
+          </w:rPr>
+          <w:t>林前2:7–16</w:t>
+        </w:r>
+      </w:hyperlink>
+      <w:r>
+        <w:rPr>
+          <w:lang w:val="zh_TW" w:bidi="zh_TW"/>
+        </w:rPr>
+        <w:t>），卻是肉體之罪的專家——像野獸一樣。他們的罪正在毀滅他們。</w:t>
+      </w:r>
+    </w:p>
+    <w:p>
+      <w:pPr/>
+      <w:r>
+        <w:rPr>
+          <w:lang w:val="zh_TW" w:bidi="zh_TW"/>
+        </w:rPr>
+      </w:r>
+      <w:r>
+        <w:rPr>
+          <w:lang w:val="zh_TW" w:bidi="zh_TW"/>
+        </w:rPr>
+        <w:t>因此，這些教師就像該隱（在猶太傳統中象徵暴力、情慾、貪婪和反叛神），巴蘭（試圖通過引導人們犯罪來謀財——</w:t>
+      </w:r>
+      <w:hyperlink r:id="rId107">
+        <w:r>
+          <w:rPr>
+            <w:lang w:val="zh_TW" w:bidi="zh_TW"/>
+          </w:rPr>
+          <w:rPr>
+            <w:color w:val="0000EE"/>
+            <w:u w:val="single"/>
+          </w:rPr>
+          <w:t>民31:16</w:t>
+        </w:r>
+      </w:hyperlink>
+      <w:r>
+        <w:rPr>
+          <w:lang w:val="zh_TW" w:bidi="zh_TW"/>
+        </w:rPr>
+        <w:t>；</w:t>
+      </w:r>
+      <w:hyperlink r:id="rId108">
+        <w:r>
+          <w:rPr>
+            <w:lang w:val="zh_TW" w:bidi="zh_TW"/>
+          </w:rPr>
+          <w:rPr>
+            <w:color w:val="0000EE"/>
+            <w:u w:val="single"/>
+          </w:rPr>
+          <w:t>申23:4</w:t>
+        </w:r>
+      </w:hyperlink>
+      <w:r>
+        <w:rPr>
+          <w:lang w:val="zh_TW" w:bidi="zh_TW"/>
+        </w:rPr>
+        <w:t>），和可拉（在摩西時期反叛神的權柄——</w:t>
+      </w:r>
+      <w:hyperlink r:id="rId109">
+        <w:r>
+          <w:rPr>
+            <w:lang w:val="zh_TW" w:bidi="zh_TW"/>
+          </w:rPr>
+          <w:rPr>
+            <w:color w:val="0000EE"/>
+            <w:u w:val="single"/>
+          </w:rPr>
+          <w:t>民16章</w:t>
+        </w:r>
+      </w:hyperlink>
+      <w:r>
+        <w:rPr>
+          <w:lang w:val="zh_TW" w:bidi="zh_TW"/>
+        </w:rPr>
+        <w:t>）。他們對信徒來說也是危險的，因為他們把愛筵和主的餐（聖餐）的一部分變成了淫亂的聚會（參</w:t>
+      </w:r>
+      <w:hyperlink r:id="rId110">
+        <w:r>
+          <w:rPr>
+            <w:lang w:val="zh_TW" w:bidi="zh_TW"/>
+          </w:rPr>
+          <w:rPr>
+            <w:color w:val="0000EE"/>
+            <w:u w:val="single"/>
+          </w:rPr>
+          <w:t>林前11:20–22</w:t>
+        </w:r>
+      </w:hyperlink>
+      <w:r>
+        <w:rPr>
+          <w:lang w:val="zh_TW" w:bidi="zh_TW"/>
+        </w:rPr>
+        <w:t>），從而玷污了教會的其他人。他們只關心自己，完全缺乏從神而來的真正屬靈恩賜（如沒有雨的雲彩或秋天沒有果子的樹，參</w:t>
+      </w:r>
+      <w:hyperlink r:id="rId111">
+        <w:r>
+          <w:rPr>
+            <w:lang w:val="zh_TW" w:bidi="zh_TW"/>
+          </w:rPr>
+          <w:rPr>
+            <w:color w:val="0000EE"/>
+            <w:u w:val="single"/>
+          </w:rPr>
+          <w:t>路13:6–9</w:t>
+        </w:r>
+      </w:hyperlink>
+      <w:r>
+        <w:rPr>
+          <w:lang w:val="zh_TW" w:bidi="zh_TW"/>
+        </w:rPr>
+        <w:t>），準備迎接第二次死亡（他們的命運是如此確定，以至於被視為已經發生）。他們只做惡事；在這方面，他們就像墮落的天使（在猶太傳統中，星星被認為是天使——以諾一書18:13–16，21:1–10）。</w:t>
+      </w:r>
+    </w:p>
+    <w:p>
+      <w:pPr/>
+      <w:r>
+        <w:rPr>
+          <w:lang w:val="zh_TW" w:bidi="zh_TW"/>
+        </w:rPr>
+      </w:r>
+      <w:r>
+        <w:rPr>
+          <w:lang w:val="zh_TW" w:bidi="zh_TW"/>
+        </w:rPr>
+        <w:t>以諾一書一章9節預言顯示了他們毀滅的確定性。最初，這個預言講的是神來施行審判，但猶大使其指向基督，對基督徒來說，祂是即將來臨的審判者（</w:t>
+      </w:r>
+      <w:hyperlink r:id="rId112">
+        <w:r>
+          <w:rPr>
+            <w:lang w:val="zh_TW" w:bidi="zh_TW"/>
+          </w:rPr>
+          <w:rPr>
+            <w:color w:val="0000EE"/>
+            <w:u w:val="single"/>
+          </w:rPr>
+          <w:t>太25:31</w:t>
+        </w:r>
+      </w:hyperlink>
+      <w:r>
+        <w:rPr>
+          <w:lang w:val="zh_TW" w:bidi="zh_TW"/>
+        </w:rPr>
+        <w:t>）。基督將與天使軍隊一起來臨，因著罪人的罪（包括邪惡的行為和邪惡的言語）施行正義。這個預言適用於那些像以色列一樣抱怨或指責神的人（</w:t>
+      </w:r>
+      <w:hyperlink r:id="rId113">
+        <w:r>
+          <w:rPr>
+            <w:lang w:val="zh_TW" w:bidi="zh_TW"/>
+          </w:rPr>
+          <w:rPr>
+            <w:color w:val="0000EE"/>
+            <w:u w:val="single"/>
+          </w:rPr>
+          <w:t>出16:7–12</w:t>
+        </w:r>
+      </w:hyperlink>
+      <w:r>
+        <w:rPr>
+          <w:lang w:val="zh_TW" w:bidi="zh_TW"/>
+        </w:rPr>
+        <w:t>，</w:t>
+      </w:r>
+      <w:hyperlink r:id="rId114">
+        <w:r>
+          <w:rPr>
+            <w:lang w:val="zh_TW" w:bidi="zh_TW"/>
+          </w:rPr>
+          <w:rPr>
+            <w:color w:val="0000EE"/>
+            <w:u w:val="single"/>
+          </w:rPr>
+          <w:t>17:3</w:t>
+        </w:r>
+      </w:hyperlink>
+      <w:r>
+        <w:rPr>
+          <w:lang w:val="zh_TW" w:bidi="zh_TW"/>
+        </w:rPr>
+        <w:t>）；也適用於那些隨心所欲、口出狂言、但在有利時討好他人的人。</w:t>
+      </w:r>
+    </w:p>
+    <w:p>
+      <w:pPr>
+        <w:pStyle w:val="Heading4"/>
+      </w:pPr>
+      <w:r>
+        <w:rPr>
+          <w:lang w:val="zh_TW" w:bidi="zh_TW"/>
+        </w:rPr>
+        <w:t>對信徒的指示（</w:t>
+      </w:r>
+      <w:hyperlink r:id="rId115">
+        <w:r>
+          <w:rPr>
+            <w:lang w:val="zh_TW" w:bidi="zh_TW"/>
+          </w:rPr>
+          <w:rPr>
+            <w:color w:val="0000EE"/>
+            <w:u w:val="single"/>
+          </w:rPr>
+          <w:t>1:17–23</w:t>
+        </w:r>
+      </w:hyperlink>
+      <w:r>
+        <w:rPr>
+          <w:lang w:val="zh_TW" w:bidi="zh_TW"/>
+        </w:rPr>
+        <w:t>）</w:t>
+      </w:r>
+    </w:p>
+    <w:p>
+      <w:pPr/>
+      <w:r>
+        <w:rPr>
+          <w:lang w:val="zh_TW" w:bidi="zh_TW"/>
+        </w:rPr>
+      </w:r>
+      <w:r>
+        <w:rPr>
+          <w:lang w:val="zh_TW" w:bidi="zh_TW"/>
+        </w:rPr>
+        <w:t>忠心的基督徒必須記住，使徒們（這裡指的是十二使徒，而不是包括保羅、巴拿巴等在內的更廣泛的使徒圈子）在世時曾預言過這樣的情況：在末後的日子，會有好譏誚的人，他們會做任何他們想做的不敬虔的事（</w:t>
+      </w:r>
+      <w:hyperlink r:id="rId116">
+        <w:r>
+          <w:rPr>
+            <w:lang w:val="zh_TW" w:bidi="zh_TW"/>
+          </w:rPr>
+          <w:rPr>
+            <w:color w:val="0000EE"/>
+            <w:u w:val="single"/>
+          </w:rPr>
+          <w:t>彼後3:3</w:t>
+        </w:r>
+      </w:hyperlink>
+      <w:r>
+        <w:rPr>
+          <w:lang w:val="zh_TW" w:bidi="zh_TW"/>
+        </w:rPr>
+        <w:t>）。這些假教師就是這樣的人。他們分裂教會，儘管他們自稱屬靈並從夢中得到啟示，但他們完全是屬世的，因為他們沒有聖靈。忠心的信徒必須小心，保持在神的愛中，不要像這些異端一樣陷入叛逆之中。這可以通過以下方式實現：（1）在信仰、使徒教導和榜樣的基礎上建立自己（而不是引起分裂）；（2）在聖靈裡禱告（</w:t>
+      </w:r>
+      <w:hyperlink r:id="rId117">
+        <w:r>
+          <w:rPr>
+            <w:lang w:val="zh_TW" w:bidi="zh_TW"/>
+          </w:rPr>
+          <w:rPr>
+            <w:color w:val="0000EE"/>
+            <w:u w:val="single"/>
+          </w:rPr>
+          <w:t>弗6:18</w:t>
+        </w:r>
+      </w:hyperlink>
+      <w:r>
+        <w:rPr>
+          <w:lang w:val="zh_TW" w:bidi="zh_TW"/>
+        </w:rPr>
+        <w:t>），這使他們與那些沒有聖靈的人區別開來；以及（3）期待耶穌在即將到來的最後審判中向他們顯示的憐憫（以諾一書27:3–4）。</w:t>
+      </w:r>
+    </w:p>
+    <w:p>
+      <w:pPr/>
+      <w:r>
+        <w:rPr>
+          <w:lang w:val="zh_TW" w:bidi="zh_TW"/>
+        </w:rPr>
+      </w:r>
+      <w:r>
+        <w:rPr>
+          <w:lang w:val="zh_TW" w:bidi="zh_TW"/>
+        </w:rPr>
+        <w:t>然而，基督徒仍然必須應對那些受錯誤教導影響的人。雖然這裡的希臘文經本非常不確定（不清楚猶大是指兩組還是三組人），但猶大可能是指教會應該對那些在是否追隨假教導上猶豫不決的人懷有憐憫之心，將那些可能被救回的人從假教導的追隨者中拯救出來，如同從地獄中搶救他們一樣，並且在保持憐憫態度的同時（如果他們悔改，準備迅速接納他們），出於對神審判的敬畏，嚴格避免與那些不悔改的人進行任何社交接觸。</w:t>
+      </w:r>
+    </w:p>
+    <w:p>
+      <w:pPr>
+        <w:pStyle w:val="Heading4"/>
+      </w:pPr>
+      <w:r>
+        <w:rPr>
+          <w:lang w:val="zh_TW" w:bidi="zh_TW"/>
+        </w:rPr>
+        <w:t>祝禱（</w:t>
+      </w:r>
+      <w:hyperlink r:id="rId118">
+        <w:r>
+          <w:rPr>
+            <w:lang w:val="zh_TW" w:bidi="zh_TW"/>
+          </w:rPr>
+          <w:rPr>
+            <w:color w:val="0000EE"/>
+            <w:u w:val="single"/>
+          </w:rPr>
+          <w:t>1:24–25</w:t>
+        </w:r>
+      </w:hyperlink>
+      <w:r>
+        <w:rPr>
+          <w:lang w:val="zh_TW" w:bidi="zh_TW"/>
+        </w:rPr>
+        <w:t>）</w:t>
+      </w:r>
+    </w:p>
+    <w:p>
+      <w:pPr/>
+      <w:r>
+        <w:rPr>
+          <w:lang w:val="zh_TW" w:bidi="zh_TW"/>
+        </w:rPr>
+      </w:r>
+      <w:r>
+        <w:rPr>
+          <w:lang w:val="zh_TW" w:bidi="zh_TW"/>
+        </w:rPr>
+        <w:t>猶大以一段非常類似於</w:t>
+      </w:r>
+      <w:hyperlink r:id="rId119">
+        <w:r>
+          <w:rPr>
+            <w:lang w:val="zh_TW" w:bidi="zh_TW"/>
+          </w:rPr>
+          <w:rPr>
+            <w:color w:val="0000EE"/>
+            <w:u w:val="single"/>
+          </w:rPr>
+          <w:t>羅馬書十六章25至27節</w:t>
+        </w:r>
+      </w:hyperlink>
+      <w:r>
+        <w:rPr>
+          <w:lang w:val="zh_TW" w:bidi="zh_TW"/>
+        </w:rPr>
+        <w:t>的頌讚結束此信。在許多人已經偏離信仰的情況下，神被頌讚為那位能保守信徒不致跌倒，並安全帶領他們進入祂榮耀之前的神。這位獨一的神，就是藉著耶穌基督救贖我們的救主（意思是神藉著耶穌拯救我們），擁有榮耀、威嚴、能力、權柄，從現在直到永遠。</w:t>
+      </w:r>
+    </w:p>
+    <w:p>
+      <w:pPr/>
+      <w:r>
+        <w:rPr>
+          <w:lang w:val="zh_TW" w:bidi="zh_TW"/>
+        </w:rPr>
+      </w:r>
+      <w:r>
+        <w:rPr>
+          <w:i/>
+          <w:lang w:val="zh_TW" w:bidi="zh_TW"/>
+        </w:rPr>
+        <w:t>另見</w:t>
+      </w:r>
+      <w:r>
+        <w:rPr>
+          <w:lang w:val="zh_TW" w:bidi="zh_TW"/>
+        </w:rPr>
+        <w:t xml:space="preserve"> </w:t>
+      </w:r>
+      <w:r>
+        <w:rPr>
+          <w:lang w:val="zh_TW" w:bidi="zh_TW"/>
+        </w:rPr>
+        <w:t>背道</w:t>
+      </w:r>
+      <w:r>
+        <w:rPr>
+          <w:lang w:val="zh_TW" w:bidi="zh_TW"/>
+        </w:rPr>
+        <w:t>；</w:t>
+      </w:r>
+      <w:r>
+        <w:rPr>
+          <w:lang w:val="zh_TW" w:bidi="zh_TW"/>
+        </w:rPr>
+        <w:t>耶穌的兄弟</w:t>
+      </w:r>
+      <w:r>
+        <w:rPr>
+          <w:lang w:val="zh_TW" w:bidi="zh_TW"/>
+        </w:rPr>
+        <w:t>。</w:t>
+      </w:r>
+      <w:r>
+        <w:rPr>
+          <w:lang w:val="zh_TW" w:bidi="zh_TW"/>
+        </w:rPr>
+      </w:r>
+      <w:r>
+        <w:rPr>
+          <w:lang w:val="zh_TW" w:bidi="zh_TW"/>
+        </w:rPr>
+      </w:r>
+    </w:p>
+    <w:p>
+      <w:pPr/>
+      <w:r>
+        <w:rPr>
+          <w:lang w:val="zh_TW" w:bidi="zh_TW"/>
+        </w:rPr>
+      </w:r>
+    </w:p>
+    <w:p>
+      <w:pPr>
+        <w:pStyle w:val="Heading2"/>
+      </w:pPr>
+      <w:r>
+        <w:rPr>
+          <w:lang w:val="zh_TW" w:bidi="zh_TW"/>
+        </w:rPr>
+        <w:t>猶太的斐洛</w:t>
+      </w:r>
+      <w:r>
+        <w:rPr>
+          <w:lang w:val="zh_TW" w:bidi="zh_TW"/>
+        </w:rPr>
+      </w:r>
+    </w:p>
+    <w:p>
+      <w:pPr/>
+      <w:r>
+        <w:rPr>
+          <w:lang w:val="zh_TW" w:bidi="zh_TW"/>
+        </w:rPr>
+      </w:r>
+      <w:r>
+        <w:rPr>
+          <w:lang w:val="zh_TW" w:bidi="zh_TW"/>
+        </w:rPr>
+        <w:t>猶太的斐洛（Philo Judaeus，或稱亞歷山大的斐羅〔Philo of Alexandria〕）是一位猶太哲學家，生活於大約公元前25年至公元40年。他是最早嘗試將猶太宗教信仰與希臘思想方式結合的人之一。</w:t>
+      </w:r>
+    </w:p>
+    <w:p>
+      <w:pPr>
+        <w:pStyle w:val="Heading3"/>
+      </w:pPr>
+      <w:r>
+        <w:rPr>
+          <w:lang w:val="zh_TW" w:bidi="zh_TW"/>
+        </w:rPr>
+        <w:t>誰是斐洛？</w:t>
+      </w:r>
+    </w:p>
+    <w:p>
+      <w:pPr/>
+      <w:r>
+        <w:rPr>
+          <w:lang w:val="zh_TW" w:bidi="zh_TW"/>
+        </w:rPr>
+      </w:r>
+      <w:r>
+        <w:rPr>
+          <w:lang w:val="zh_TW" w:bidi="zh_TW"/>
+        </w:rPr>
+        <w:t>斐洛出身於亞歷山大一個重要的家族。他在接受教育過程中同時學習了猶太信仰與希臘思想。我們對他的生平了解不多，但知道他在公元40年曾帶領一群猶太代表前往羅馬，會見皇帝卡理古拉（Caligula）。</w:t>
+      </w:r>
+    </w:p>
+    <w:p>
+      <w:pPr/>
+      <w:r>
+        <w:rPr>
+          <w:lang w:val="zh_TW" w:bidi="zh_TW"/>
+        </w:rPr>
+      </w:r>
+      <w:r>
+        <w:rPr>
+          <w:lang w:val="zh_TW" w:bidi="zh_TW"/>
+        </w:rPr>
+        <w:t>當時，亞歷山大城裡的希臘人和猶太人的關係愈趨緊張。猶太社群在當地規模日益壯大，並且在經商上愈加成功，特別是在小麥貿易方面，引起一些希臘人的忿怒與嫉妒。公元42年，希臘人開始騷亂，並強迫猶太人離開城中的某些區域。</w:t>
+      </w:r>
+    </w:p>
+    <w:p>
+      <w:pPr/>
+      <w:r>
+        <w:rPr>
+          <w:lang w:val="zh_TW" w:bidi="zh_TW"/>
+        </w:rPr>
+      </w:r>
+      <w:r>
+        <w:rPr>
+          <w:lang w:val="zh_TW" w:bidi="zh_TW"/>
+        </w:rPr>
+        <w:t>因著這些事件，斐洛寫了兩卷書來為猶太人辯護。其中一卷是「</w:t>
+      </w:r>
+      <w:r>
+        <w:rPr>
+          <w:lang w:val="zh_TW" w:bidi="zh_TW"/>
+        </w:rPr>
+        <w:t>反駁弗拉克斯」</w:t>
+      </w:r>
+      <w:r>
+        <w:rPr>
+          <w:lang w:val="zh_TW" w:bidi="zh_TW"/>
+        </w:rPr>
+        <w:t>（</w:t>
+      </w:r>
+      <w:r>
+        <w:rPr>
+          <w:i/>
+          <w:lang w:val="zh_TW" w:bidi="zh_TW"/>
+        </w:rPr>
+        <w:t>Against Flaccus</w:t>
+      </w:r>
+      <w:r>
+        <w:rPr>
+          <w:lang w:val="zh_TW" w:bidi="zh_TW"/>
+        </w:rPr>
+        <w:t>，關於亞歷山大的巡撫），另一卷是「致卡理古拉的使團」（</w:t>
+      </w:r>
+      <w:r>
+        <w:rPr>
+          <w:i/>
+          <w:lang w:val="zh_TW" w:bidi="zh_TW"/>
+        </w:rPr>
+        <w:t>Embassy to Caligula</w:t>
+      </w:r>
+      <w:r>
+        <w:rPr>
+          <w:lang w:val="zh_TW" w:bidi="zh_TW"/>
+        </w:rPr>
+        <w:t>，關於他在羅馬覲見皇帝的經過）。</w:t>
+      </w:r>
+    </w:p>
+    <w:p>
+      <w:pPr>
+        <w:pStyle w:val="Heading3"/>
+      </w:pPr>
+      <w:r>
+        <w:rPr>
+          <w:lang w:val="zh_TW" w:bidi="zh_TW"/>
+        </w:rPr>
+        <w:t>斐洛如何結合猶太與希臘的思想？</w:t>
+      </w:r>
+    </w:p>
+    <w:p>
+      <w:pPr/>
+      <w:r>
+        <w:rPr>
+          <w:lang w:val="zh_TW" w:bidi="zh_TW"/>
+        </w:rPr>
+      </w:r>
+      <w:r>
+        <w:rPr>
+          <w:lang w:val="zh_TW" w:bidi="zh_TW"/>
+        </w:rPr>
+        <w:t>在亞歷山大的猶太人深受希臘文化影響。他們甚至不使用希伯來文，而是以希臘文來讀他們的聖書。這種希臘文譯本稱為七十士譯本。</w:t>
+      </w:r>
+    </w:p>
+    <w:p>
+      <w:pPr/>
+      <w:r>
+        <w:rPr>
+          <w:lang w:val="zh_TW" w:bidi="zh_TW"/>
+        </w:rPr>
+      </w:r>
+      <w:r>
+        <w:rPr>
+          <w:lang w:val="zh_TW" w:bidi="zh_TW"/>
+        </w:rPr>
+        <w:t>雖然這些猶太人生活在希臘人的社會之中，並遵循了一些希臘習俗，但他們仍保有傳統的猶太信仰。斐洛也是如此。他謹慎遵行神的律法（見於聖經的首五卷書），並相信這是神完美的信息。他認為這律法對所有人都重要，不論是猶太人還是非猶太人。</w:t>
+      </w:r>
+    </w:p>
+    <w:p>
+      <w:pPr/>
+      <w:r>
+        <w:rPr>
+          <w:lang w:val="zh_TW" w:bidi="zh_TW"/>
+        </w:rPr>
+      </w:r>
+      <w:r>
+        <w:rPr>
+          <w:lang w:val="zh_TW" w:bidi="zh_TW"/>
+        </w:rPr>
+        <w:t>同時，斐洛的思維方式卻非常希臘化。他大概不太懂希伯來文（猶太聖經的原文），反而是向希臘教師學習。斐洛在閱讀聖經時，主要研究舊約聖經，尤其是首五卷書。他讀的是希臘文譯本，而不是希伯來文原文。斐洛相信，神曾引導這些書卷被翻譯成希臘文，因此他認為自己無需再查考希伯來文原文。</w:t>
+      </w:r>
+    </w:p>
+    <w:p>
+      <w:pPr/>
+      <w:r>
+        <w:rPr>
+          <w:lang w:val="zh_TW" w:bidi="zh_TW"/>
+        </w:rPr>
+      </w:r>
+      <w:r>
+        <w:rPr>
+          <w:lang w:val="zh_TW" w:bidi="zh_TW"/>
+        </w:rPr>
+        <w:t>要理解斐洛的著作，必須明白他接受希臘文化有兩個理由：</w:t>
+      </w:r>
+    </w:p>
+    <w:p>
+      <w:pPr>
+        <w:pStyle w:val="ListNumber"/>
+        <w:numPr>
+          <w:ilvl w:val="0"/>
+          <w:numId w:val="16"/>
+        </w:numPr>
+        <w:spacing w:line="240" w:lineRule="auto"/>
+        <w:ind w:left="720"/>
+      </w:pPr>
+      <w:r>
+        <w:rPr>
+          <w:lang w:val="zh_TW" w:bidi="zh_TW"/>
+        </w:rPr>
+      </w:r>
+      <w:r>
+        <w:rPr>
+          <w:lang w:val="zh_TW" w:bidi="zh_TW"/>
+        </w:rPr>
+        <w:t>住在希臘地區的猶太人必須了解希臘人的生活方式才能生存。</w:t>
+      </w:r>
+    </w:p>
+    <w:p>
+      <w:pPr>
+        <w:pStyle w:val="ListNumber"/>
+        <w:spacing w:line="240" w:lineRule="auto"/>
+        <w:ind w:left="720"/>
+      </w:pPr>
+      <w:r>
+        <w:rPr>
+          <w:lang w:val="zh_TW" w:bidi="zh_TW"/>
+        </w:rPr>
+      </w:r>
+      <w:r>
+        <w:rPr>
+          <w:lang w:val="zh_TW" w:bidi="zh_TW"/>
+        </w:rPr>
+        <w:t>猶太信仰本來就是要向外邦人伸展。古代的猶太先知曾說，以色列應當作光，將有關神的知識教導外邦人。</w:t>
+      </w:r>
+    </w:p>
+    <w:p>
+      <w:pPr/>
+      <w:r>
+        <w:rPr>
+          <w:lang w:val="zh_TW" w:bidi="zh_TW"/>
+        </w:rPr>
+      </w:r>
+      <w:r>
+        <w:rPr>
+          <w:lang w:val="zh_TW" w:bidi="zh_TW"/>
+        </w:rPr>
+        <w:t>斐洛透過研讀，在希臘哲學裡發現了許多有關真理的思想。他想展示這些希臘思想，如何與他在聖經裡找到的真理契合。這對他而言是一個巨大的挑戰。他需要思考如何在保持對信仰忠誠的同時，這有點像今日一些基督徒，努力理解現代科學如何與其宗教信仰相容。</w:t>
+      </w:r>
+    </w:p>
+    <w:p>
+      <w:pPr>
+        <w:pStyle w:val="Heading3"/>
+      </w:pPr>
+      <w:r>
+        <w:rPr>
+          <w:lang w:val="zh_TW" w:bidi="zh_TW"/>
+        </w:rPr>
+        <w:t>斐洛如何詮釋聖經？</w:t>
+      </w:r>
+    </w:p>
+    <w:p>
+      <w:pPr/>
+      <w:r>
+        <w:rPr>
+          <w:lang w:val="zh_TW" w:bidi="zh_TW"/>
+        </w:rPr>
+      </w:r>
+      <w:r>
+        <w:rPr>
+          <w:lang w:val="zh_TW" w:bidi="zh_TW"/>
+        </w:rPr>
+        <w:t>斐洛有一種特別的讀經方法，幫助他把聖經的教導與希臘思想聯繫起來。這種閱讀方式稱為寓意解釋（allegory）。使用寓意解釋時，讀者會尋找隱藏在故事背後更深層的意義。在斐洛之前，已經有人使用這方法；在他之後，也有許多人繼續使用。</w:t>
+      </w:r>
+    </w:p>
+    <w:p>
+      <w:pPr/>
+      <w:r>
+        <w:rPr>
+          <w:lang w:val="zh_TW" w:bidi="zh_TW"/>
+        </w:rPr>
+      </w:r>
+      <w:r>
+        <w:rPr>
+          <w:lang w:val="zh_TW" w:bidi="zh_TW"/>
+        </w:rPr>
+        <w:t>斐洛透過寓意解釋，能夠以新的方式閱讀創世記。他並不只是把它看作很久以前發生過的古老故事（希臘人可能就是這樣看的），而是把它看作講述所有人如何尋求神、並努力活出更好生命的故事。</w:t>
+      </w:r>
+    </w:p>
+    <w:p>
+      <w:pPr/>
+      <w:r>
+        <w:rPr>
+          <w:lang w:val="zh_TW" w:bidi="zh_TW"/>
+        </w:rPr>
+      </w:r>
+      <w:r>
+        <w:rPr>
+          <w:lang w:val="zh_TW" w:bidi="zh_TW"/>
+        </w:rPr>
+        <w:t>斐洛相信摩西以特別的方式寫下這些故事。他說神親自教導摩西，而摩西也吸收了哲學中最優秀的思想。不同於其他只會編造故事的教師，摩西能透過他的寫作幫助人領悟重要的真理。</w:t>
+      </w:r>
+    </w:p>
+    <w:p>
+      <w:pPr/>
+      <w:r>
+        <w:rPr>
+          <w:lang w:val="zh_TW" w:bidi="zh_TW"/>
+        </w:rPr>
+      </w:r>
+      <w:r>
+        <w:rPr>
+          <w:lang w:val="zh_TW" w:bidi="zh_TW"/>
+        </w:rPr>
+        <w:t>當斐洛用這種方式讀聖經時，他在故事和律法裡發現了更深層的屬靈意義。而這些更深層的意義，與他從希臘思想家那裡學到的許多真理是吻合的。</w:t>
+      </w:r>
+    </w:p>
+    <w:p>
+      <w:pPr/>
+      <w:r>
+        <w:rPr>
+          <w:lang w:val="zh_TW" w:bidi="zh_TW"/>
+        </w:rPr>
+      </w:r>
+      <w:r>
+        <w:rPr>
+          <w:lang w:val="zh_TW" w:bidi="zh_TW"/>
+        </w:rPr>
+        <w:t>當斐洛思考有關神的事時，他謹慎地將希臘思想與聖經的教導作比較。若希臘思想與聖經的教導不符，他就予以拒絕。</w:t>
+      </w:r>
+    </w:p>
+    <w:p>
+      <w:pPr/>
+      <w:r>
+        <w:rPr>
+          <w:lang w:val="zh_TW" w:bidi="zh_TW"/>
+        </w:rPr>
+      </w:r>
+      <w:r>
+        <w:rPr>
+          <w:lang w:val="zh_TW" w:bidi="zh_TW"/>
+        </w:rPr>
+        <w:t>聖經對於神如何創造世界、世界由什麼構成並沒有多加說明。基於這一點，斐洛就自由地採用希臘哲學家的思想來幫助解釋這些問題。斐洛相信，聖經的教導與希臘哲學中真實的部分同樣都來自於神。在古希臘哲學裡，「道（Logos）」指的是普遍的原理，包括秩序、理性與知識，它維繫著整個世界。人的心思是照著這位神聖的道的形像而造，因此在人心中也有某種能力，可以領受並發現超越感官經驗的真理。</w:t>
+      </w:r>
+    </w:p>
+    <w:p>
+      <w:pPr>
+        <w:pStyle w:val="Heading3"/>
+      </w:pPr>
+      <w:r>
+        <w:rPr>
+          <w:lang w:val="zh_TW" w:bidi="zh_TW"/>
+        </w:rPr>
+        <w:t>斐洛對神與世界的創造有何教導？</w:t>
+      </w:r>
+    </w:p>
+    <w:p>
+      <w:pPr/>
+      <w:r>
+        <w:rPr>
+          <w:lang w:val="zh_TW" w:bidi="zh_TW"/>
+        </w:rPr>
+      </w:r>
+      <w:r>
+        <w:rPr>
+          <w:lang w:val="zh_TW" w:bidi="zh_TW"/>
+        </w:rPr>
+        <w:t>在所有希臘思想家之中，斐洛認為柏拉圖對神的觀點最接近真理。他同意柏拉圖在幾方面的思想：</w:t>
+      </w:r>
+    </w:p>
+    <w:p>
+      <w:pPr/>
+      <w:r>
+        <w:rPr>
+          <w:lang w:val="zh_TW" w:bidi="zh_TW"/>
+        </w:rPr>
+      </w:r>
+      <w:r>
+        <w:rPr>
+          <w:lang w:val="zh_TW" w:bidi="zh_TW"/>
+        </w:rPr>
+        <w:t>神在創造世界之前就已經永遠存在。即使在創造世界之後，神仍與世界分別，並且超越於世界之上。世界本身不能獨立生存或運行，它需要神賜予生命並維繫其運行。當神這樣做時，世界才能運作得完美。</w:t>
+      </w:r>
+    </w:p>
+    <w:p>
+      <w:pPr/>
+      <w:r>
+        <w:rPr>
+          <w:lang w:val="zh_TW" w:bidi="zh_TW"/>
+        </w:rPr>
+      </w:r>
+      <w:r>
+        <w:rPr>
+          <w:lang w:val="zh_TW" w:bidi="zh_TW"/>
+        </w:rPr>
+        <w:t>斐洛相信神照顧祂所創造的一切。希臘人稱這種照顧為「護理」（providence），但他們認為這只是指神讓自然照常運行。斐洛卻有不同的看法。他相信神關心祂所造的每一個個體，甚至若神願意，祂也能改變自然平常的運行方式。神是獨一的，但祂創造了許多不同的事物。神永不改變，也不需要任何東西。神甚至不需要祂所創造的世界。神之所以創造萬物，是因祂本性良善，並願意分享祂的良善。</w:t>
+      </w:r>
+    </w:p>
+    <w:p>
+      <w:pPr/>
+      <w:r>
+        <w:rPr>
+          <w:lang w:val="zh_TW" w:bidi="zh_TW"/>
+        </w:rPr>
+      </w:r>
+      <w:r>
+        <w:rPr>
+          <w:lang w:val="zh_TW" w:bidi="zh_TW"/>
+        </w:rPr>
+        <w:t>摩西記載神用六日創造世界，但斐洛認為神其實是在同一時間創造了萬有。他相信六日的故事只是幫助我們明白神是以有秩序的方式創造一切。</w:t>
+      </w:r>
+    </w:p>
+    <w:p>
+      <w:pPr/>
+      <w:r>
+        <w:rPr>
+          <w:lang w:val="zh_TW" w:bidi="zh_TW"/>
+        </w:rPr>
+      </w:r>
+      <w:r>
+        <w:rPr>
+          <w:lang w:val="zh_TW" w:bidi="zh_TW"/>
+        </w:rPr>
+        <w:t>斐洛教導說，神是從無中創造世界的。在神創造之前，什麼都不存在。神在創造世界時，用盡了所有可用的材料，因此斐洛認為只有一個世界。神是因著祂自己的旨意而創造世界，而斐洛認為這可能意味著世界將永遠存在。</w:t>
+      </w:r>
+    </w:p>
+    <w:p>
+      <w:pPr/>
+      <w:r>
+        <w:rPr>
+          <w:lang w:val="zh_TW" w:bidi="zh_TW"/>
+        </w:rPr>
+      </w:r>
+      <w:r>
+        <w:rPr>
+          <w:lang w:val="zh_TW" w:bidi="zh_TW"/>
+        </w:rPr>
+        <w:t>斐洛注意到希臘哲學家柏拉圖（Plato）對於神創造世界也有相似的看法。他認為柏拉圖必定是從摩西的著作中學到這些思想。</w:t>
+      </w:r>
+    </w:p>
+    <w:p>
+      <w:pPr>
+        <w:pStyle w:val="Heading3"/>
+      </w:pPr>
+      <w:r>
+        <w:rPr>
+          <w:lang w:val="zh_TW" w:bidi="zh_TW"/>
+        </w:rPr>
+        <w:t>斐洛如何談論道？</w:t>
+      </w:r>
+    </w:p>
+    <w:p>
+      <w:pPr/>
+      <w:r>
+        <w:rPr>
+          <w:lang w:val="zh_TW" w:bidi="zh_TW"/>
+        </w:rPr>
+      </w:r>
+      <w:r>
+        <w:rPr>
+          <w:lang w:val="zh_TW" w:bidi="zh_TW"/>
+        </w:rPr>
+        <w:t>當斐洛發展有關道的思想時，他既採用又修正一些希臘哲學家的觀點。柏拉圖教導說，世上有一些永恆存在的完美理念，神在創造世界時，是以這些完美理念為藍本。但斐洛不同意這些教導中的一部分，他相信唯有神自己是永遠存在的。</w:t>
+      </w:r>
+    </w:p>
+    <w:p>
+      <w:pPr/>
+      <w:r>
+        <w:rPr>
+          <w:lang w:val="zh_TW" w:bidi="zh_TW"/>
+        </w:rPr>
+      </w:r>
+      <w:r>
+        <w:rPr>
+          <w:lang w:val="zh_TW" w:bidi="zh_TW"/>
+        </w:rPr>
+        <w:t>斐洛找到一種方法來結合這些不同的思想。他教導說，那些完美的理念雖然一直存在，但只是作為神心中的意念存在。當神決定要創造我們能看見的物質世界時，這些意念才成為完整的藍本。對斐洛而言，這些完美的理念只存在於神的心意之中，而神正是以這些理念作為模式，來創造我們的世界。</w:t>
+      </w:r>
+    </w:p>
+    <w:p>
+      <w:pPr/>
+      <w:r>
+        <w:rPr>
+          <w:lang w:val="zh_TW" w:bidi="zh_TW"/>
+        </w:rPr>
+      </w:r>
+      <w:r>
+        <w:rPr>
+          <w:lang w:val="zh_TW" w:bidi="zh_TW"/>
+        </w:rPr>
+        <w:t>斐洛相信道極其重要，它不只是神用來創造可見世界的工具，並試圖用幾種重要方式來解釋道。斐洛稱道為「理念中的理念」，視它為「未受造之父」的首生子，甚至稱它為「第二位神」。他認為道是人的心思應當效法的完美典範。</w:t>
+      </w:r>
+    </w:p>
+    <w:p>
+      <w:pPr/>
+      <w:r>
+        <w:rPr>
+          <w:lang w:val="zh_TW" w:bidi="zh_TW"/>
+        </w:rPr>
+      </w:r>
+      <w:r>
+        <w:rPr>
+          <w:lang w:val="zh_TW" w:bidi="zh_TW"/>
+        </w:rPr>
+        <w:t>根據斐洛的理解，道有一個特別的角色。它就像一種大能，使神所創造的一切能夠彼此運行、協調。它幫助人明白神的信息，作為神與祂所創造世界之間的橋樑。它像祭司一樣，把人的禱告帶到神面前。斐洛還相信，當神在燃燒的荊棘中向摩西說話時，道同在其中，並且住在摩西裡面，引導著他。</w:t>
+      </w:r>
+    </w:p>
+    <w:p>
+      <w:pPr/>
+      <w:r>
+        <w:rPr>
+          <w:lang w:val="zh_TW" w:bidi="zh_TW"/>
+        </w:rPr>
+      </w:r>
+      <w:r>
+        <w:rPr>
+          <w:lang w:val="zh_TW" w:bidi="zh_TW"/>
+        </w:rPr>
+        <w:t>雖然有些人想知道道是否與神相同，但斐羅表示它只是神的一個形象或意象。他並不認為道是一個人。即使在今天，也很難確切理解斐羅認為道是什麼或它如何與神相關。</w:t>
+      </w:r>
+    </w:p>
+    <w:p>
+      <w:pPr/>
+      <w:r>
+        <w:rPr>
+          <w:lang w:val="zh_TW" w:bidi="zh_TW"/>
+        </w:rPr>
+      </w:r>
+      <w:r>
+        <w:rPr>
+          <w:lang w:val="zh_TW" w:bidi="zh_TW"/>
+        </w:rPr>
+        <w:t>許多基督教作家後來採用斐洛關於道的一些思想。約翰福音的作者在這方面特別重要。在福音書的開頭，約翰稱Logos為「道」，並說神藉著它創造了世界（見</w:t>
+      </w:r>
+      <w:hyperlink r:id="rId120">
+        <w:r>
+          <w:rPr>
+            <w:lang w:val="zh_TW" w:bidi="zh_TW"/>
+          </w:rPr>
+          <w:rPr>
+            <w:color w:val="0000EE"/>
+            <w:u w:val="single"/>
+          </w:rPr>
+          <w:t>約1:1–4</w:t>
+        </w:r>
+      </w:hyperlink>
+      <w:r>
+        <w:rPr>
+          <w:lang w:val="zh_TW" w:bidi="zh_TW"/>
+        </w:rPr>
+        <w:t>）。</w:t>
+      </w:r>
+    </w:p>
+    <w:p>
+      <w:pPr/>
+      <w:r>
+        <w:rPr>
+          <w:lang w:val="zh_TW" w:bidi="zh_TW"/>
+        </w:rPr>
+      </w:r>
+      <w:r>
+        <w:rPr>
+          <w:lang w:val="zh_TW" w:bidi="zh_TW"/>
+        </w:rPr>
+        <w:t>我們並不確定這些有關道的思想最初源自哪裡。但我們知道，在斐洛的時代，其他住在希臘地區的猶太人也談論過道。當我們觀察斐洛如何使用這個概念時，可以看出他受到希臘哲學的影響，比起聖經的教導似乎更多。</w:t>
+      </w:r>
+    </w:p>
+    <w:p>
+      <w:pPr>
+        <w:pStyle w:val="Heading3"/>
+      </w:pPr>
+      <w:r>
+        <w:rPr>
+          <w:lang w:val="zh_TW" w:bidi="zh_TW"/>
+        </w:rPr>
+        <w:t>斐洛如何理解人類被造？</w:t>
+      </w:r>
+    </w:p>
+    <w:p>
+      <w:pPr/>
+      <w:r>
+        <w:rPr>
+          <w:lang w:val="zh_TW" w:bidi="zh_TW"/>
+        </w:rPr>
+      </w:r>
+      <w:r>
+        <w:rPr>
+          <w:lang w:val="zh_TW" w:bidi="zh_TW"/>
+        </w:rPr>
+        <w:t>斐洛對神的創造有一些有趣的見解。他相信星辰與行星是有生命的存在，並具有理性，而且永遠不會作惡。然而，他認為人則不同。人既可以行善，也可以作惡；既可以有智慧，也可以愚昧。</w:t>
+      </w:r>
+    </w:p>
+    <w:p>
+      <w:pPr/>
+      <w:r>
+        <w:rPr>
+          <w:lang w:val="zh_TW" w:bidi="zh_TW"/>
+        </w:rPr>
+      </w:r>
+      <w:r>
+        <w:rPr>
+          <w:lang w:val="zh_TW" w:bidi="zh_TW"/>
+        </w:rPr>
+        <w:t>斐洛相信，凡是美好的事物都是神親自創造的。但由於人類能行善也能作惡，他認為人必定是由地位較低的神性存在，協助神去創造的。這也是為什麼摩西記載神說：「我們要……造人」（</w:t>
+      </w:r>
+      <w:hyperlink r:id="rId121">
+        <w:r>
+          <w:rPr>
+            <w:lang w:val="zh_TW" w:bidi="zh_TW"/>
+          </w:rPr>
+          <w:rPr>
+            <w:color w:val="0000EE"/>
+            <w:u w:val="single"/>
+          </w:rPr>
+          <w:t>創1:26</w:t>
+        </w:r>
+      </w:hyperlink>
+      <w:r>
+        <w:rPr>
+          <w:lang w:val="zh_TW" w:bidi="zh_TW"/>
+        </w:rPr>
+        <w:t>）。對斐洛而言，「我們」這個字極其重要。</w:t>
+      </w:r>
+    </w:p>
+    <w:p>
+      <w:pPr/>
+      <w:r>
+        <w:rPr>
+          <w:lang w:val="zh_TW" w:bidi="zh_TW"/>
+        </w:rPr>
+      </w:r>
+      <w:r>
+        <w:rPr>
+          <w:lang w:val="zh_TW" w:bidi="zh_TW"/>
+        </w:rPr>
+        <w:t>斐洛認為神用兩個不同的步驟造人。第一步，神先造出一個人應當是怎樣的理念或藍本。這藍本不是物質的，沒有身體，也不是男或女，並且不會敗壞或毀滅（</w:t>
+      </w:r>
+      <w:hyperlink r:id="rId121">
+        <w:r>
+          <w:rPr>
+            <w:lang w:val="zh_TW" w:bidi="zh_TW"/>
+          </w:rPr>
+          <w:rPr>
+            <w:color w:val="0000EE"/>
+            <w:u w:val="single"/>
+          </w:rPr>
+          <w:t>創1:26</w:t>
+        </w:r>
+      </w:hyperlink>
+      <w:r>
+        <w:rPr>
+          <w:lang w:val="zh_TW" w:bidi="zh_TW"/>
+        </w:rPr>
+        <w:t>）。第二步，如</w:t>
+      </w:r>
+      <w:hyperlink r:id="rId122">
+        <w:r>
+          <w:rPr>
+            <w:lang w:val="zh_TW" w:bidi="zh_TW"/>
+          </w:rPr>
+          <w:rPr>
+            <w:color w:val="0000EE"/>
+            <w:u w:val="single"/>
+          </w:rPr>
+          <w:t>創世記二章7節</w:t>
+        </w:r>
+      </w:hyperlink>
+      <w:r>
+        <w:rPr>
+          <w:lang w:val="zh_TW" w:bidi="zh_TW"/>
+        </w:rPr>
+        <w:t>所描述：「神用地上的塵土造人，將生氣吹在他鼻孔裡。」</w:t>
+      </w:r>
+    </w:p>
+    <w:p>
+      <w:pPr/>
+      <w:r>
+        <w:rPr>
+          <w:lang w:val="zh_TW" w:bidi="zh_TW"/>
+        </w:rPr>
+      </w:r>
+      <w:r>
+        <w:rPr>
+          <w:lang w:val="zh_TW" w:bidi="zh_TW"/>
+        </w:rPr>
+        <w:t>這樣才有了第一個具體的人，他有身體和魂，也會死亡。從此，人有了男女之別。斐洛相信，當第一個男人和女人彼此看見時，他們生出了欲望，進而帶來肉體的快樂，斐洛認為，這就是人開始做錯事並違背神律法的起點。</w:t>
+      </w:r>
+    </w:p>
+    <w:p>
+      <w:pPr/>
+      <w:r>
+        <w:rPr>
+          <w:lang w:val="zh_TW" w:bidi="zh_TW"/>
+        </w:rPr>
+      </w:r>
+      <w:r>
+        <w:rPr>
+          <w:lang w:val="zh_TW" w:bidi="zh_TW"/>
+        </w:rPr>
+        <w:t>斐洛認為我們不應照字面意思，去理解伊甸園的故事。他不相信真的有生命樹或分別善惡樹，或這樣的樹會實際存在。相反地，他把它們看作象徵：</w:t>
+      </w:r>
+    </w:p>
+    <w:p>
+      <w:pPr>
+        <w:pStyle w:val="ListBullet"/>
+        <w:spacing w:line="240" w:lineRule="auto"/>
+        <w:ind w:left="720"/>
+      </w:pPr>
+      <w:r>
+        <w:rPr>
+          <w:lang w:val="zh_TW" w:bidi="zh_TW"/>
+        </w:rPr>
+      </w:r>
+      <w:r>
+        <w:rPr>
+          <w:lang w:val="zh_TW" w:bidi="zh_TW"/>
+        </w:rPr>
+        <w:t>生命樹代表對神的敬畏與愛</w:t>
+      </w:r>
+    </w:p>
+    <w:p>
+      <w:pPr>
+        <w:pStyle w:val="ListBullet"/>
+        <w:spacing w:line="240" w:lineRule="auto"/>
+        <w:ind w:left="720"/>
+      </w:pPr>
+      <w:r>
+        <w:rPr>
+          <w:lang w:val="zh_TW" w:bidi="zh_TW"/>
+        </w:rPr>
+      </w:r>
+      <w:r>
+        <w:rPr>
+          <w:lang w:val="zh_TW" w:bidi="zh_TW"/>
+        </w:rPr>
+        <w:t>分別善惡樹代表對是非的認識</w:t>
+      </w:r>
+    </w:p>
+    <w:p>
+      <w:pPr>
+        <w:pStyle w:val="Heading3"/>
+      </w:pPr>
+      <w:r>
+        <w:rPr>
+          <w:lang w:val="zh_TW" w:bidi="zh_TW"/>
+        </w:rPr>
+        <w:t>斐洛認為人應當如何與神聯繫？</w:t>
+      </w:r>
+    </w:p>
+    <w:p>
+      <w:pPr/>
+      <w:r>
+        <w:rPr>
+          <w:lang w:val="zh_TW" w:bidi="zh_TW"/>
+        </w:rPr>
+      </w:r>
+      <w:r>
+        <w:rPr>
+          <w:lang w:val="zh_TW" w:bidi="zh_TW"/>
+        </w:rPr>
+        <w:t>從斐洛的思想可以看出，他把世界分為兩個部分。他相信屬靈的是好的，而屬物質的是壞的。這樣的觀念源自柏拉圖的思想，一種稱為「柏拉圖主義（Platonism）」的思維方式。斐洛嘗試在舊約聖經裡尋找這些觀念。由於這樣的思想，斐洛也同意另一群希臘思想家──斯多葛派（Stoics）的觀點。他們認為，唯有對靈魂有益的才真正重要。斐洛相信，神賜給我們這世界只屬暫時使用，而不是永遠擁有。</w:t>
+      </w:r>
+    </w:p>
+    <w:p>
+      <w:pPr/>
+      <w:r>
+        <w:rPr>
+          <w:lang w:val="zh_TW" w:bidi="zh_TW"/>
+        </w:rPr>
+      </w:r>
+      <w:r>
+        <w:rPr>
+          <w:lang w:val="zh_TW" w:bidi="zh_TW"/>
+        </w:rPr>
+        <w:t>斐洛教導說，若要更親近神，人必須停止專注於周圍的物質世界。他大體上認為，人應當否定肉體的享樂，好使心思專注於屬靈的事。</w:t>
+      </w:r>
+    </w:p>
+    <w:p>
+      <w:pPr/>
+      <w:r>
+        <w:rPr>
+          <w:lang w:val="zh_TW" w:bidi="zh_TW"/>
+        </w:rPr>
+      </w:r>
+      <w:r>
+        <w:rPr>
+          <w:lang w:val="zh_TW" w:bidi="zh_TW"/>
+        </w:rPr>
+        <w:t>唯有清潔的心靈才是配得神的殿。斐洛認為，真正的信仰來自於我們內心的感受與思想，而不是外在的宗教活動。心靈就像亞伯拉罕，或像曠野漂流的以色列人。藉著屬靈的自我操練，心靈逐漸認識到，身體是邁向完全的一大阻礙。</w:t>
+      </w:r>
+    </w:p>
+    <w:p>
+      <w:pPr/>
+      <w:r>
+        <w:rPr>
+          <w:lang w:val="zh_TW" w:bidi="zh_TW"/>
+        </w:rPr>
+      </w:r>
+      <w:r>
+        <w:rPr>
+          <w:lang w:val="zh_TW" w:bidi="zh_TW"/>
+        </w:rPr>
+        <w:t>這種屬靈追求的目標，是要親近那位吸引人心歸向自己的神。神是可以用心思認識的；然而，神在祂自己裡面卻是不可測度的。我們只能知道祂是存在的，卻不能知道祂是什麼。</w:t>
+      </w:r>
+    </w:p>
+    <w:p>
+      <w:pPr/>
+      <w:r>
+        <w:rPr>
+          <w:lang w:val="zh_TW" w:bidi="zh_TW"/>
+        </w:rPr>
+      </w:r>
+      <w:r>
+        <w:rPr>
+          <w:lang w:val="zh_TW" w:bidi="zh_TW"/>
+        </w:rPr>
+        <w:t>斐洛相信，當人努力要變得更好時，最終會學到一件重要的事：人不能靠自己達到完全。他們會發現，良善是神所賜的禮物。當人明白自己的限制時，就開始真正認識神，並意識到自己何等需要神的幫助。</w:t>
+      </w:r>
+    </w:p>
+    <w:p>
+      <w:pPr>
+        <w:pStyle w:val="Heading3"/>
+      </w:pPr>
+      <w:r>
+        <w:rPr>
+          <w:lang w:val="zh_TW" w:bidi="zh_TW"/>
+        </w:rPr>
+        <w:t>斐洛的思想如何影響後來的宗教教師？</w:t>
+      </w:r>
+    </w:p>
+    <w:p>
+      <w:pPr/>
+      <w:r>
+        <w:rPr>
+          <w:lang w:val="zh_TW" w:bidi="zh_TW"/>
+        </w:rPr>
+      </w:r>
+      <w:r>
+        <w:rPr>
+          <w:lang w:val="zh_TW" w:bidi="zh_TW"/>
+        </w:rPr>
+        <w:t>猶太歷史學家約瑟夫（Josephus）在其著作中，使用過斐洛的一些思想。然而，斐洛對早期基督教作家與教師的影響更大。在接下來的200年間，這種將希臘思想與猶太思想結合的猶太思維方式（斐洛所代表的）逐漸式微，取而代之的是猶太拉比的教導，成為猶太教的主要形式。</w:t>
+      </w:r>
+    </w:p>
+    <w:p>
+      <w:pPr/>
+      <w:r>
+        <w:rPr>
+          <w:lang w:val="zh_TW" w:bidi="zh_TW"/>
+        </w:rPr>
+      </w:r>
+      <w:r>
+        <w:rPr>
+          <w:lang w:val="zh_TW" w:bidi="zh_TW"/>
+        </w:rPr>
+        <w:t>然而，在公元100年至300年間，基督徒卻發現斐洛的許多思想很有幫助。他的著作極為重要，因此有人將它們翻譯成不同的語言，包括拉丁文（羅馬的語言）和亞美尼亞文（Armenian）。幾位重要的早期基督教教師（稱為「教父（church fathers）」）在自己的著作中吸收了斐洛的思想。其中包括用希臘文寫作的革利免（Clement）與俄利根（Origen），以及用拉丁文寫作的安波羅修（Ambrose）。</w:t>
+      </w:r>
+      <w:r>
+        <w:rPr>
+          <w:lang w:val="zh_TW" w:bidi="zh_TW"/>
+        </w:rPr>
+      </w:r>
+      <w:r>
+        <w:rPr>
+          <w:lang w:val="zh_TW" w:bidi="zh_TW"/>
+        </w:rPr>
+      </w:r>
+    </w:p>
+    <w:p>
+      <w:pPr/>
+      <w:r>
+        <w:rPr>
+          <w:lang w:val="zh_TW" w:bidi="zh_TW"/>
+        </w:rPr>
+      </w:r>
+    </w:p>
+    <w:p>
+      <w:pPr>
+        <w:pStyle w:val="Heading2"/>
+      </w:pPr>
+      <w:r>
+        <w:rPr>
+          <w:lang w:val="zh_TW" w:bidi="zh_TW"/>
+        </w:rPr>
+        <w:t>猶太教</w:t>
+      </w:r>
+      <w:r>
+        <w:rPr>
+          <w:lang w:val="zh_TW" w:bidi="zh_TW"/>
+        </w:rPr>
+      </w:r>
+    </w:p>
+    <w:p>
+      <w:pPr/>
+      <w:r>
+        <w:rPr>
+          <w:lang w:val="zh_TW" w:bidi="zh_TW"/>
+        </w:rPr>
+      </w:r>
+      <w:r>
+        <w:rPr>
+          <w:lang w:val="zh_TW" w:bidi="zh_TW"/>
+        </w:rPr>
+        <w:t>從被擄歸回時期（公元前538年）開始到現代猶太人民的宗教與文化。「猶太教」一詞源自古代以色列南國的名稱「猶大」，而「猶太人」是「猶大人」的簡稱。</w:t>
+      </w:r>
+    </w:p>
+    <w:p>
+      <w:pPr>
+        <w:pStyle w:val="Heading3"/>
+      </w:pPr>
+      <w:r>
+        <w:rPr>
+          <w:lang w:val="zh_TW" w:bidi="zh_TW"/>
+        </w:rPr>
+        <w:t>第二聖殿時期（公元前515年–公元70年）</w:t>
+      </w:r>
+    </w:p>
+    <w:p>
+      <w:pPr>
+        <w:pStyle w:val="Heading4"/>
+      </w:pPr>
+      <w:r>
+        <w:rPr>
+          <w:lang w:val="zh_TW" w:bidi="zh_TW"/>
+        </w:rPr>
+        <w:t>歷史概覽</w:t>
+      </w:r>
+    </w:p>
+    <w:p>
+      <w:pPr/>
+      <w:r>
+        <w:rPr>
+          <w:lang w:val="zh_TW" w:bidi="zh_TW"/>
+        </w:rPr>
+      </w:r>
+      <w:r>
+        <w:rPr>
+          <w:lang w:val="zh_TW" w:bidi="zh_TW"/>
+        </w:rPr>
+        <w:t>掃羅、大衛和所羅門統治下的以色列統一王國，在所羅門去世後不久便結束了。所羅門的兒子羅波安在約公元前930年，因徵收過高的稅而引發了十個北方支派的叛亂（</w:t>
+      </w:r>
+      <w:hyperlink r:id="rId123">
+        <w:r>
+          <w:rPr>
+            <w:lang w:val="zh_TW" w:bidi="zh_TW"/>
+          </w:rPr>
+          <w:rPr>
+            <w:color w:val="0000EE"/>
+            <w:u w:val="single"/>
+          </w:rPr>
+          <w:t>王上十二章</w:t>
+        </w:r>
+      </w:hyperlink>
+      <w:r>
+        <w:rPr>
+          <w:lang w:val="zh_TW" w:bidi="zh_TW"/>
+        </w:rPr>
+        <w:t>）。從那時起，以色列（或北國撒馬利亞）和猶大（南國）開始兩國各自獨立存在。北國在公元前722年被亞述人征服，主要是由上層階級成員組成的數千名俘虜，被擄到亞述，在那裡他們可能因為與當地人通婚而從歷史中消失了。猶大王國作為一個獨立國家存續至公元前597年，在尼布甲尼撒統治下受巴比倫人控制。聖殿最終在公元前586年被摧毀，許多俘虜被帶到巴比倫，開始了一個持續兩代人的被擄時期。巴比倫人在公元前539年被波斯的</w:t>
+      </w:r>
+      <w:r>
+        <w:rPr>
+          <w:lang w:val="zh_TW" w:bidi="zh_TW"/>
+        </w:rPr>
+        <w:t>塞魯士</w:t>
+      </w:r>
+      <w:r>
+        <w:rPr>
+          <w:lang w:val="zh_TW" w:bidi="zh_TW"/>
+        </w:rPr>
+        <w:t>擊敗，次年波斯王頒布了一項法令，准許所有被擄的人民返回他們的原籍地（</w:t>
+      </w:r>
+      <w:hyperlink r:id="rId124">
+        <w:r>
+          <w:rPr>
+            <w:lang w:val="zh_TW" w:bidi="zh_TW"/>
+          </w:rPr>
+          <w:rPr>
+            <w:color w:val="0000EE"/>
+            <w:u w:val="single"/>
+          </w:rPr>
+          <w:t>代下36:22–23</w:t>
+        </w:r>
+      </w:hyperlink>
+      <w:r>
+        <w:rPr>
+          <w:lang w:val="zh_TW" w:bidi="zh_TW"/>
+        </w:rPr>
+        <w:t>；</w:t>
+      </w:r>
+      <w:hyperlink r:id="rId125">
+        <w:r>
+          <w:rPr>
+            <w:lang w:val="zh_TW" w:bidi="zh_TW"/>
+          </w:rPr>
+          <w:rPr>
+            <w:color w:val="0000EE"/>
+            <w:u w:val="single"/>
+          </w:rPr>
+          <w:t>拉1</w:t>
+        </w:r>
+      </w:hyperlink>
+      <w:r>
+        <w:rPr>
+          <w:lang w:val="zh_TW" w:bidi="zh_TW"/>
+        </w:rPr>
+        <w:t>）。塞魯士法令頒布後的一個世紀內，至少有四波猶太被擄者在設巴薩、所羅巴伯、以斯拉和尼希米等領袖的帶領下，從美索不達米亞回到猶大。然而，許多猶太人還是選擇留在他們的第二個家—美索不達米亞。公元前515年春季第二聖殿的奉獻禮，標著著長達70年的被擄時期正式結束（</w:t>
+      </w:r>
+      <w:hyperlink r:id="rId126">
+        <w:r>
+          <w:rPr>
+            <w:lang w:val="zh_TW" w:bidi="zh_TW"/>
+          </w:rPr>
+          <w:rPr>
+            <w:color w:val="0000EE"/>
+            <w:u w:val="single"/>
+          </w:rPr>
+          <w:t>耶29:10</w:t>
+        </w:r>
+      </w:hyperlink>
+      <w:r>
+        <w:rPr>
+          <w:lang w:val="zh_TW" w:bidi="zh_TW"/>
+        </w:rPr>
+        <w:t>），這應驗了哈該和撒迦利亞的先知性勸勉。</w:t>
+      </w:r>
+    </w:p>
+    <w:p>
+      <w:pPr/>
+      <w:r>
+        <w:rPr>
+          <w:lang w:val="zh_TW" w:bidi="zh_TW"/>
+        </w:rPr>
+      </w:r>
+      <w:r>
+        <w:rPr>
+          <w:lang w:val="zh_TW" w:bidi="zh_TW"/>
+        </w:rPr>
+        <w:t>在猶大地，猶太人由總督統治，總督則是在波斯王的意願下任職。所羅巴伯是早期的總督之一（</w:t>
+      </w:r>
+      <w:hyperlink r:id="rId127">
+        <w:r>
+          <w:rPr>
+            <w:lang w:val="zh_TW" w:bidi="zh_TW"/>
+          </w:rPr>
+          <w:rPr>
+            <w:color w:val="0000EE"/>
+            <w:u w:val="single"/>
+          </w:rPr>
+          <w:t>該1:1</w:t>
+        </w:r>
+      </w:hyperlink>
+      <w:r>
+        <w:rPr>
+          <w:lang w:val="zh_TW" w:bidi="zh_TW"/>
+        </w:rPr>
+        <w:t>，</w:t>
+      </w:r>
+      <w:hyperlink r:id="rId128">
+        <w:r>
+          <w:rPr>
+            <w:lang w:val="zh_TW" w:bidi="zh_TW"/>
+          </w:rPr>
+          <w:rPr>
+            <w:color w:val="0000EE"/>
+            <w:u w:val="single"/>
+          </w:rPr>
+          <w:t>2:1–2</w:t>
+        </w:r>
+      </w:hyperlink>
+      <w:r>
+        <w:rPr>
+          <w:lang w:val="zh_TW" w:bidi="zh_TW"/>
+        </w:rPr>
+        <w:t>），他是大衛的後裔（</w:t>
+      </w:r>
+      <w:hyperlink r:id="rId129">
+        <w:r>
+          <w:rPr>
+            <w:lang w:val="zh_TW" w:bidi="zh_TW"/>
+          </w:rPr>
+          <w:rPr>
+            <w:color w:val="0000EE"/>
+            <w:u w:val="single"/>
+          </w:rPr>
+          <w:t>代上3:10–19</w:t>
+        </w:r>
+      </w:hyperlink>
+      <w:r>
+        <w:rPr>
+          <w:lang w:val="zh_TW" w:bidi="zh_TW"/>
+        </w:rPr>
+        <w:t>）。在某種程度上，他與約撒達的兒子大祭司約書亞共同統治猶大地。巴勒斯坦是波斯帝國20個總督區之一，帝國從公元前539年持續到公元前331年，直到被亞歷山大大帝帶領的希臘人所征服。關於波斯時期大部分時間巴勒斯坦的歷史發展我們知之甚少。亞歷山大於公元前323年去世後，帝國被將軍們瓜分；埃及和巴勒斯坦歸屬於托勒密一世（Ptolemy I）。托勒密王朝秉持仁政，允許巴勒斯坦的猶太人享有適度地自由和自主性。公元前198年帕尼翁（Paneion）戰役後，巴勒斯坦歸屬於亞歷山大另一位將軍西流古一世（Seleucus I）創立的西流古帝國統治。</w:t>
+      </w:r>
+    </w:p>
+    <w:p>
+      <w:pPr/>
+      <w:r>
+        <w:rPr>
+          <w:lang w:val="zh_TW" w:bidi="zh_TW"/>
+        </w:rPr>
+      </w:r>
+      <w:r>
+        <w:rPr>
+          <w:lang w:val="zh_TW" w:bidi="zh_TW"/>
+        </w:rPr>
+        <w:t>西流古帝國地廣民多，從西邊的小亞細亞和巴勒斯坦延伸到東邊的印度邊界。</w:t>
+      </w:r>
+      <w:r>
+        <w:rPr>
+          <w:lang w:val="zh_TW" w:bidi="zh_TW"/>
+        </w:rPr>
+        <w:t>安提阿古</w:t>
+      </w:r>
+      <w:r>
+        <w:rPr>
+          <w:lang w:val="zh_TW" w:bidi="zh_TW"/>
+        </w:rPr>
+        <w:t>四世（</w:t>
+      </w:r>
+      <w:r>
+        <w:rPr>
+          <w:lang w:val="zh_TW" w:bidi="zh_TW"/>
+        </w:rPr>
+        <w:t>伊皮法尼，</w:t>
+      </w:r>
+      <w:r>
+        <w:rPr>
+          <w:lang w:val="zh_TW" w:bidi="zh_TW"/>
+        </w:rPr>
+        <w:t>Epiphanes）於公元前175年登上西流古王位，試圖通過希臘化（即強迫採用希臘語言和文化）來統一龐大的帝國。這政策一出，當地文化與宗教被強行壓制，巴勒斯坦的猶大</w:t>
+      </w:r>
+    </w:p>
+    <w:p>
+      <w:pPr/>
+      <w:r>
+        <w:rPr>
+          <w:lang w:val="zh_TW" w:bidi="zh_TW"/>
+        </w:rPr>
+      </w:r>
+      <w:r>
+        <w:rPr>
+          <w:lang w:val="zh_TW" w:bidi="zh_TW"/>
+        </w:rPr>
+        <w:t>國所受的打擊或許最大。公元前167年，安提阿古四世將耶路撒冷的聖殿獻給了奧林匹亞神明宙斯，在祭壇上獻了一頭母豬，摧毀了包含猶太聖經的卷軸，並禁止割禮。這一壓迫激發了一場由老祭司</w:t>
+      </w:r>
+      <w:r>
+        <w:rPr>
+          <w:lang w:val="zh_TW" w:bidi="zh_TW"/>
+        </w:rPr>
+        <w:t>馬他提亞（</w:t>
+      </w:r>
+      <w:r>
+        <w:rPr>
+          <w:lang w:val="zh_TW" w:bidi="zh_TW"/>
+        </w:rPr>
+        <w:t>Mattathias</w:t>
+      </w:r>
+      <w:r>
+        <w:rPr>
+          <w:lang w:val="zh_TW" w:bidi="zh_TW"/>
+        </w:rPr>
+        <w:t>）與他的</w:t>
+      </w:r>
+      <w:r>
+        <w:rPr>
+          <w:lang w:val="zh_TW" w:bidi="zh_TW"/>
+        </w:rPr>
+        <w:t>兒子們所領導的起義。西流古人被擊退，最終在公元前164年，聖殿被馬他提亞的兒子猶大·馬加比（Judas the Maccabee，綽號意為「鐵鎚」）奪回。這場猶太人的勝利每年都由光明節（Hanukkah，或譯為「修殿」）作為紀念。猶大和兄弟們被稱為馬加比或</w:t>
+      </w:r>
+      <w:r>
+        <w:rPr>
+          <w:lang w:val="zh_TW" w:bidi="zh_TW"/>
+        </w:rPr>
+        <w:t>哈斯蒙尼家族</w:t>
+      </w:r>
+      <w:r>
+        <w:rPr>
+          <w:lang w:val="zh_TW" w:bidi="zh_TW"/>
+        </w:rPr>
+        <w:t>（馬他提亞屬哈斯蒙家），以及他們的後代在公元前164年到公元前63年間統治猶大地，直到巴勒斯坦落在羅馬將軍龐培手中。此後，巴勒斯坦成為羅馬的附庸地。</w:t>
+      </w:r>
+    </w:p>
+    <w:p>
+      <w:pPr/>
+      <w:r>
+        <w:rPr>
+          <w:lang w:val="zh_TW" w:bidi="zh_TW"/>
+        </w:rPr>
+      </w:r>
+      <w:r>
+        <w:rPr>
+          <w:lang w:val="zh_TW" w:bidi="zh_TW"/>
+        </w:rPr>
+        <w:t>哈斯蒙尼家族的許爾堪（Hyrcanus），在羅馬人征服猶大地後出任大祭司，儘管在許爾堪背後掌權的是以土買人（Idumean）安提帕特（Antipater）。安提帕特的兒子——</w:t>
+      </w:r>
+      <w:r>
+        <w:rPr>
+          <w:lang w:val="zh_TW" w:bidi="zh_TW"/>
+        </w:rPr>
+        <w:t>法撒伊勒（</w:t>
+      </w:r>
+      <w:r>
+        <w:rPr>
+          <w:lang w:val="zh_TW" w:bidi="zh_TW"/>
+        </w:rPr>
+        <w:t>Phasael</w:t>
+      </w:r>
+      <w:r>
+        <w:rPr>
+          <w:lang w:val="zh_TW" w:bidi="zh_TW"/>
+        </w:rPr>
+        <w:t>）</w:t>
+      </w:r>
+      <w:r>
+        <w:rPr>
+          <w:lang w:val="zh_TW" w:bidi="zh_TW"/>
+        </w:rPr>
+        <w:t>和希律分別是耶路撒冷和加利利的總督。公元前43年安提帕特被暗殺後，因希律的羅馬人脈，希律（後來被稱為大希律）被羅馬元老院任命為猶大地的王；從公元前37年統治到公元前4年。希律去世後，巴勒斯坦被奧古斯都皇帝（公元前27年–公元14年）分割，並由希律的三個兒子治理：希律·亞基老（Herod Archelaus，公元前4年到公元6年擔任猶太、以土買和撒馬利亞的提督）、希律·安提帕（Herod Antipas，公元前4年到公元39年擔任加利利和比利亞的分封王）和希律·腓力（Herod Philip，公元前4年到公元34年擔任巴坦尼亞、特拉可尼和其它小地的分封王）。希律的眾子去世或被罷免後，這些地區通常由羅馬巡撫管理。在短期內（公元41年–44年），大希律的孫子希律·亞基帕一世統治了幾乎與他祖父相同的領土。當他去世後（記載於</w:t>
+      </w:r>
+      <w:hyperlink r:id="rId130">
+        <w:r>
+          <w:rPr>
+            <w:lang w:val="zh_TW" w:bidi="zh_TW"/>
+          </w:rPr>
+          <w:rPr>
+            <w:color w:val="0000EE"/>
+            <w:u w:val="single"/>
+          </w:rPr>
+          <w:t>徒12:20–23</w:t>
+        </w:r>
+      </w:hyperlink>
+      <w:r>
+        <w:rPr>
+          <w:lang w:val="zh_TW" w:bidi="zh_TW"/>
+        </w:rPr>
+        <w:t>），他的領土被置於羅馬巡撫的管理之下。這些巡撫的貪婪和無能激起了猶太人的叛變。公元66年至73年慘敗的猶太起義最終導致公元70年第二聖殿被提圖斯（Titus）率領的第十羅馬軍團摧毀。起義在公元73年徹底平息，當時在死海附近馬薩達（Masada）沙漠堡壘被圍困的900多名猶太人選擇集體自殺而不是落在羅馬人手中。這些悲慘事件永久結束了猶太教的聖殿崇拜和祭司制度。</w:t>
+      </w:r>
+    </w:p>
+    <w:p>
+      <w:pPr>
+        <w:pStyle w:val="Heading4"/>
+      </w:pPr>
+      <w:r>
+        <w:rPr>
+          <w:lang w:val="zh_TW" w:bidi="zh_TW"/>
+        </w:rPr>
+        <w:t>社會和宗教發展</w:t>
+      </w:r>
+    </w:p>
+    <w:p>
+      <w:pPr/>
+      <w:r>
+        <w:rPr>
+          <w:lang w:val="zh_TW" w:bidi="zh_TW"/>
+        </w:rPr>
+      </w:r>
+      <w:r>
+        <w:rPr>
+          <w:lang w:val="zh_TW" w:bidi="zh_TW"/>
+        </w:rPr>
+        <w:t>巴比倫征服猶大和公元前586年摧毀所羅門聖殿，對猶太人的社會和宗教生活產生了劇烈地改變。聖殿崇拜被终止對以色列宗教的核心造成了嚴重打擊，因為耶路撒冷聖殿是唯一合宜并神所指定的地方，用於履行摩西律法的許多禮儀要求，主要是獻祭崇拜。即使是三個年度朝聖節期：Succoth（住棚節）、Pesach（逾越節）和Shavuoth（七七節），在公元前586年後留在猶大的虔誠猶太人也無法再遵守。當公元前538年後許多被擄者選擇返回猶大時，許多人選擇留在他們的新家園。對於後者來說，即使在公元前516年重新恢復聖殿崇拜，也無法在他們的宗教生活中發揮重要作用了。</w:t>
+      </w:r>
+    </w:p>
+    <w:p>
+      <w:pPr/>
+      <w:r>
+        <w:rPr>
+          <w:lang w:val="zh_TW" w:bidi="zh_TW"/>
+        </w:rPr>
+      </w:r>
+      <w:r>
+        <w:rPr>
+          <w:lang w:val="zh_TW" w:bidi="zh_TW"/>
+        </w:rPr>
+        <w:t>在被擄期間和被擄後早期，猶太人獨特的會堂制度（希臘語意為「聚會所」）開始經歷演變。猶太會堂成為在巴勒斯坦以外猶太社區廣受歡迎且有用途的場所，以至於會堂在第二聖殿修殿後的幾個世紀裡在整個巴勒斯坦地區湧現，甚至出現在耶路撒冷。到了第二聖殿時期結束時，會堂在猶太人的生活中扮演了三個重要功能：它作為禱告的殿、學習的地方和聚會的場地。公元第一世紀的會堂崇拜在</w:t>
+      </w:r>
+      <w:hyperlink r:id="rId131">
+        <w:r>
+          <w:rPr>
+            <w:lang w:val="zh_TW" w:bidi="zh_TW"/>
+          </w:rPr>
+          <w:rPr>
+            <w:color w:val="0000EE"/>
+            <w:u w:val="single"/>
+          </w:rPr>
+          <w:t>路4:16–30</w:t>
+        </w:r>
+      </w:hyperlink>
+      <w:r>
+        <w:rPr>
+          <w:lang w:val="zh_TW" w:bidi="zh_TW"/>
+        </w:rPr>
+        <w:t>和</w:t>
+      </w:r>
+      <w:hyperlink r:id="rId132">
+        <w:r>
+          <w:rPr>
+            <w:lang w:val="zh_TW" w:bidi="zh_TW"/>
+          </w:rPr>
+          <w:rPr>
+            <w:color w:val="0000EE"/>
+            <w:u w:val="single"/>
+          </w:rPr>
+          <w:t>徒13:13–42</w:t>
+        </w:r>
+      </w:hyperlink>
+      <w:r>
+        <w:rPr>
+          <w:lang w:val="zh_TW" w:bidi="zh_TW"/>
+        </w:rPr>
+        <w:t>中有所說明。崇拜的重點是誦讀妥拉（摩西律法）的選篇，然後是</w:t>
+      </w:r>
+      <w:r>
+        <w:rPr>
+          <w:lang w:val="zh_TW" w:bidi="zh_TW"/>
+        </w:rPr>
+        <w:t>先知書選段</w:t>
+      </w:r>
+      <w:r>
+        <w:rPr>
+          <w:lang w:val="zh_TW" w:bidi="zh_TW"/>
+        </w:rPr>
+        <w:t>（Haphtorah，先知書）。誦讀之後有釋經講道。公元第一世紀會堂崇拜的其它元素包括誦讀示瑪（「以色列啊，你要聽」），這是一組包括</w:t>
+      </w:r>
+      <w:hyperlink r:id="rId133">
+        <w:r>
+          <w:rPr>
+            <w:lang w:val="zh_TW" w:bidi="zh_TW"/>
+          </w:rPr>
+          <w:rPr>
+            <w:color w:val="0000EE"/>
+            <w:u w:val="single"/>
+          </w:rPr>
+          <w:t>申6:4–9</w:t>
+        </w:r>
+      </w:hyperlink>
+      <w:r>
+        <w:rPr>
+          <w:lang w:val="zh_TW" w:bidi="zh_TW"/>
+        </w:rPr>
+        <w:t>，</w:t>
+      </w:r>
+      <w:hyperlink r:id="rId134">
+        <w:r>
+          <w:rPr>
+            <w:lang w:val="zh_TW" w:bidi="zh_TW"/>
+          </w:rPr>
+          <w:rPr>
+            <w:color w:val="0000EE"/>
+            <w:u w:val="single"/>
+          </w:rPr>
+          <w:t>11:13–21</w:t>
+        </w:r>
+      </w:hyperlink>
+      <w:r>
+        <w:rPr>
+          <w:lang w:val="zh_TW" w:bidi="zh_TW"/>
+        </w:rPr>
+        <w:t>和</w:t>
+      </w:r>
+      <w:hyperlink r:id="rId135">
+        <w:r>
+          <w:rPr>
+            <w:lang w:val="zh_TW" w:bidi="zh_TW"/>
+          </w:rPr>
+          <w:rPr>
+            <w:color w:val="0000EE"/>
+            <w:u w:val="single"/>
+          </w:rPr>
+          <w:t>民15:37–41</w:t>
+        </w:r>
+      </w:hyperlink>
+      <w:r>
+        <w:rPr>
+          <w:lang w:val="zh_TW" w:bidi="zh_TW"/>
+        </w:rPr>
+        <w:t>的聖經段落，以及十八首祝福辭（Shemoneh Esreh），稱為阿米達（「站立」），因為它是在站立時誦讀的。猶太人還在衣服上佩戴繸子，以遵守</w:t>
+      </w:r>
+      <w:hyperlink r:id="rId136">
+        <w:r>
+          <w:rPr>
+            <w:lang w:val="zh_TW" w:bidi="zh_TW"/>
+          </w:rPr>
+          <w:rPr>
+            <w:color w:val="0000EE"/>
+            <w:u w:val="single"/>
+          </w:rPr>
+          <w:t>民15:38–39</w:t>
+        </w:r>
+      </w:hyperlink>
+      <w:r>
+        <w:rPr>
+          <w:lang w:val="zh_TW" w:bidi="zh_TW"/>
+        </w:rPr>
+        <w:t>（</w:t>
+      </w:r>
+      <w:hyperlink r:id="rId137">
+        <w:r>
+          <w:rPr>
+            <w:lang w:val="zh_TW" w:bidi="zh_TW"/>
+          </w:rPr>
+          <w:rPr>
+            <w:color w:val="0000EE"/>
+            <w:u w:val="single"/>
+          </w:rPr>
+          <w:t>太23:5</w:t>
+        </w:r>
+      </w:hyperlink>
+      <w:r>
+        <w:rPr>
+          <w:lang w:val="zh_TW" w:bidi="zh_TW"/>
+        </w:rPr>
+        <w:t>），並在額頭和左臂上佩戴經文匣。經文匣是個小盒子，內含示瑪禱文裡誦讀的部分經文；為了遵守</w:t>
+      </w:r>
+      <w:hyperlink r:id="rId138">
+        <w:r>
+          <w:rPr>
+            <w:lang w:val="zh_TW" w:bidi="zh_TW"/>
+          </w:rPr>
+          <w:rPr>
+            <w:color w:val="0000EE"/>
+            <w:u w:val="single"/>
+          </w:rPr>
+          <w:t>申6:8</w:t>
+        </w:r>
+      </w:hyperlink>
+      <w:r>
+        <w:rPr>
+          <w:lang w:val="zh_TW" w:bidi="zh_TW"/>
+        </w:rPr>
+        <w:t>字面上的命令。考古學家在馬薩達遺址中發現了公元第一世紀的經文匣。</w:t>
+      </w:r>
+    </w:p>
+    <w:p>
+      <w:pPr/>
+      <w:r>
+        <w:rPr>
+          <w:lang w:val="zh_TW" w:bidi="zh_TW"/>
+        </w:rPr>
+      </w:r>
+      <w:r>
+        <w:rPr>
+          <w:lang w:val="zh_TW" w:bidi="zh_TW"/>
+        </w:rPr>
+        <w:t>在巴勒斯坦以外，美索不達米亞也成為猶太教的第二個重鎮。巴比倫的猶太社區被稱為Golah（「被擄」），其名義上的領袖被稱為Resh Galuta或Exilarch（這兩個詞都意為「被擄時期首領」）。到被擄時期結束時，古代原始被擄者的後代已經忘記了希伯來文並慣用亞蘭文為他們的第一語言，它是古近東的國際語言，也是希伯來文的姐妹語言。即便在巴勒斯坦，亞蘭文也是主要的會話語言。因此，在猶太會堂的禮拜中用希伯來文誦讀經文時，大多數在場的人都聽不懂內容。這個問題需要一位methurgeman（口譯員）來解決，他會口譯幾段簡短的經文。最終，這些</w:t>
+      </w:r>
+      <w:r>
+        <w:rPr>
+          <w:lang w:val="zh_TW" w:bidi="zh_TW"/>
+        </w:rPr>
+        <w:t>他爾根（targums）</w:t>
+      </w:r>
+      <w:r>
+        <w:rPr>
+          <w:lang w:val="zh_TW" w:bidi="zh_TW"/>
+        </w:rPr>
+        <w:t>（「譯文」）在公元第二世紀才開始被記錄下來。</w:t>
+      </w:r>
+    </w:p>
+    <w:p>
+      <w:pPr/>
+      <w:r>
+        <w:rPr>
+          <w:lang w:val="zh_TW" w:bidi="zh_TW"/>
+        </w:rPr>
+      </w:r>
+      <w:r>
+        <w:rPr>
+          <w:lang w:val="zh_TW" w:bidi="zh_TW"/>
+        </w:rPr>
+        <w:t>到了公元一世紀，在希臘羅馬世界裡估計有四百萬到七百萬名猶太人，可能是巴勒斯坦人口的三至四倍。住在巴勒斯坦以外地區的猶太人被統稱為散居者（the Diaspora，「分散」）。希臘人藉著亞歷山大及其繼承者主導地中海世界後，希臘文成為區域性通用語言。美索不達米亞猶太人如何以亞蘭文代替希伯來文，希臘羅馬世界的猶太人也開始講希臘文。到了公元前第三世紀中葉，希臘化猶太人開始將希伯來聖經翻譯成希臘文。這個譯本被稱為七十士譯本（意為「七十」，據說由七十位猶太學者同時翻譯而成），其經卷範疇比巴勒斯坦猶太教所承認的更廣，反映出希臘化猶太人較為開放自由的態度。</w:t>
+      </w:r>
+    </w:p>
+    <w:p>
+      <w:pPr/>
+      <w:r>
+        <w:rPr>
+          <w:lang w:val="zh_TW" w:bidi="zh_TW"/>
+        </w:rPr>
+      </w:r>
+      <w:r>
+        <w:rPr>
+          <w:lang w:val="zh_TW" w:bidi="zh_TW"/>
+        </w:rPr>
+        <w:t>公元前第二世紀期間，巴勒斯坦猶太教內的多數主要派別開始形成。</w:t>
+      </w:r>
+      <w:r>
+        <w:rPr>
+          <w:lang w:val="zh_TW" w:bidi="zh_TW"/>
+        </w:rPr>
+        <w:t>哈西典人</w:t>
+      </w:r>
+      <w:r>
+        <w:rPr>
+          <w:lang w:val="zh_TW" w:bidi="zh_TW"/>
+        </w:rPr>
+        <w:t>（「虔誠者」）是起初協助哈斯蒙尼人在起義中對抗西流古王朝的宗教團體成員（</w:t>
+      </w:r>
+      <w:hyperlink r:id="rId139">
+        <w:r>
+          <w:rPr>
+            <w:lang w:val="zh_TW" w:bidi="zh_TW"/>
+          </w:rPr>
+          <w:rPr>
+            <w:color w:val="0000EE"/>
+            <w:u w:val="single"/>
+          </w:rPr>
+          <w:t>馬加比一書2:42</w:t>
+        </w:r>
+      </w:hyperlink>
+      <w:r>
+        <w:rPr>
+          <w:lang w:val="zh_TW" w:bidi="zh_TW"/>
+        </w:rPr>
+        <w:t>，</w:t>
+      </w:r>
+      <w:hyperlink r:id="rId140">
+        <w:r>
+          <w:rPr>
+            <w:lang w:val="zh_TW" w:bidi="zh_TW"/>
+          </w:rPr>
+          <w:rPr>
+            <w:color w:val="0000EE"/>
+            <w:u w:val="single"/>
+          </w:rPr>
+          <w:t>7:13</w:t>
+        </w:r>
+      </w:hyperlink>
+      <w:r>
+        <w:rPr>
+          <w:lang w:val="zh_TW" w:bidi="zh_TW"/>
+        </w:rPr>
+        <w:t>），但後來當他們聲稱獨享祭司職位時反招來哈西典的反對。法利賽派和愛色尼派可能起源於這個教派。撒都該人可能與大衛任命的大祭司撒督有關。撒督的後裔被視為唯一合法的祭司血脈；他們在</w:t>
+      </w:r>
+      <w:hyperlink r:id="rId141">
+        <w:r>
+          <w:rPr>
+            <w:lang w:val="zh_TW" w:bidi="zh_TW"/>
+          </w:rPr>
+          <w:rPr>
+            <w:color w:val="0000EE"/>
+            <w:u w:val="single"/>
+          </w:rPr>
+          <w:t>以西結書四十至四十八章</w:t>
+        </w:r>
+      </w:hyperlink>
+      <w:r>
+        <w:rPr>
+          <w:lang w:val="zh_TW" w:bidi="zh_TW"/>
+        </w:rPr>
+        <w:t>中被提升至利未人之上。撒都該人是富裕的貴族階級，壟斷了大祭司職位。他們不相信天使、靈魂、死後的生命或復活（</w:t>
+      </w:r>
+      <w:hyperlink r:id="rId142">
+        <w:r>
+          <w:rPr>
+            <w:lang w:val="zh_TW" w:bidi="zh_TW"/>
+          </w:rPr>
+          <w:rPr>
+            <w:color w:val="0000EE"/>
+            <w:u w:val="single"/>
+          </w:rPr>
+          <w:t>徒23:8</w:t>
+        </w:r>
+      </w:hyperlink>
+      <w:r>
+        <w:rPr>
+          <w:lang w:val="zh_TW" w:bidi="zh_TW"/>
+        </w:rPr>
+        <w:t>），也不接受法利賽人發展的口述律法。他們沒有留下任何著作，並在公元70年聖殿被毀時消聲匿跡。</w:t>
+      </w:r>
+    </w:p>
+    <w:p>
+      <w:pPr/>
+      <w:r>
+        <w:rPr>
+          <w:lang w:val="zh_TW" w:bidi="zh_TW"/>
+        </w:rPr>
+      </w:r>
+      <w:r>
+        <w:rPr>
+          <w:lang w:val="zh_TW" w:bidi="zh_TW"/>
+        </w:rPr>
+        <w:t>法利賽人（「分別出來者」）在公元前第二世紀末期首次出現在我們資料中，主要參與政治事務。他們代表平民百姓反對哈斯蒙尼王亞歷山大·詹納烏斯（公元前103–76年）的暴虐，後者為了報復而處決了數百名法利賽人。到公元第一世紀，法利賽人似乎完全專注於宗教事務，以恪守傳統解釋的摩西律法而聞名。為了保持儀式上的潔淨，他們將自己與其他不那麼嚴謹且可能使他們污穢的猶太人分開。法利賽人以稱為哈博鄰（Haberim）（「同伴」）的團體形式出現，確保他們與宗教鬆懈之士隔絕。為了保持對摩西律法的忠誠，法利賽人發展出一套口述律法（後來被誤認為是出自摩西），作為對律法的防護欄。這套口述律法是對摩西律法中613條誡命的解釋和擴充，最後在公元第二世紀末被編輯成書寫形式，稱為米示拿（「教導」）。保羅（</w:t>
+      </w:r>
+      <w:hyperlink r:id="rId143">
+        <w:r>
+          <w:rPr>
+            <w:lang w:val="zh_TW" w:bidi="zh_TW"/>
+          </w:rPr>
+          <w:rPr>
+            <w:color w:val="0000EE"/>
+            <w:u w:val="single"/>
+          </w:rPr>
+          <w:t>徒22:3</w:t>
+        </w:r>
+      </w:hyperlink>
+      <w:r>
+        <w:rPr>
+          <w:lang w:val="zh_TW" w:bidi="zh_TW"/>
+        </w:rPr>
+        <w:t>，</w:t>
+      </w:r>
+      <w:hyperlink r:id="rId144">
+        <w:r>
+          <w:rPr>
+            <w:lang w:val="zh_TW" w:bidi="zh_TW"/>
+          </w:rPr>
+          <w:rPr>
+            <w:color w:val="0000EE"/>
+            <w:u w:val="single"/>
+          </w:rPr>
+          <w:t>23:6</w:t>
+        </w:r>
+      </w:hyperlink>
+      <w:r>
+        <w:rPr>
+          <w:lang w:val="zh_TW" w:bidi="zh_TW"/>
+        </w:rPr>
+        <w:t>，</w:t>
+      </w:r>
+      <w:hyperlink r:id="rId145">
+        <w:r>
+          <w:rPr>
+            <w:lang w:val="zh_TW" w:bidi="zh_TW"/>
+          </w:rPr>
+          <w:rPr>
+            <w:color w:val="0000EE"/>
+            <w:u w:val="single"/>
+          </w:rPr>
+          <w:t>26:5</w:t>
+        </w:r>
+      </w:hyperlink>
+      <w:r>
+        <w:rPr>
+          <w:lang w:val="zh_TW" w:bidi="zh_TW"/>
+        </w:rPr>
+        <w:t>；</w:t>
+      </w:r>
+      <w:hyperlink r:id="rId146">
+        <w:r>
+          <w:rPr>
+            <w:lang w:val="zh_TW" w:bidi="zh_TW"/>
+          </w:rPr>
+          <w:rPr>
+            <w:color w:val="0000EE"/>
+            <w:u w:val="single"/>
+          </w:rPr>
+          <w:t>腓3:5</w:t>
+        </w:r>
+      </w:hyperlink>
+      <w:r>
+        <w:rPr>
+          <w:lang w:val="zh_TW" w:bidi="zh_TW"/>
+        </w:rPr>
+        <w:t xml:space="preserve"> ）和許多其他早期基督徒都是從法利賽教門出來的（</w:t>
+      </w:r>
+      <w:hyperlink r:id="rId147">
+        <w:r>
+          <w:rPr>
+            <w:lang w:val="zh_TW" w:bidi="zh_TW"/>
+          </w:rPr>
+          <w:rPr>
+            <w:color w:val="0000EE"/>
+            <w:u w:val="single"/>
+          </w:rPr>
+          <w:t>徒15:5</w:t>
+        </w:r>
+      </w:hyperlink>
+      <w:r>
+        <w:rPr>
+          <w:lang w:val="zh_TW" w:bidi="zh_TW"/>
+        </w:rPr>
+        <w:t>）。法利賽猶太教在公元70年耶路撒冷被毀後倖存下來，形成了公元二世紀到現代主導猶太宗教生活的拉比猶太教。</w:t>
+      </w:r>
+    </w:p>
+    <w:p>
+      <w:pPr/>
+      <w:r>
+        <w:rPr>
+          <w:lang w:val="zh_TW" w:bidi="zh_TW"/>
+        </w:rPr>
+      </w:r>
+      <w:r>
+        <w:rPr>
+          <w:lang w:val="zh_TW" w:bidi="zh_TW"/>
+        </w:rPr>
+        <w:t>愛色尼派是猶太教內的另一個宗教派別，其起源可追溯到公元前第二世紀。與法利賽人一樣，愛色尼派主要想要遵守摩西律法以維護禮儀上的純潔。愛色尼派生活並工作於猶太社會中；他們試圖通過所遵循的簡樸和無私的生活方式來影響人們。一些愛色尼人也生活在自己的社群中，每天工作後回到這些社群。猶太教內有許多宗教派系，其中一個可能與愛色尼派只有模糊關聯的團體在死海西岸建立了一個社群。這個團體將自己視為真以色列，並在曠野中通過保持自身遠離一切污穢來準備迎接神的最終眷顧。許多由這個派別成員撰寫的文件在死海附近的洞穴中被發現，都是在羅馬人摧毀該定居點前被隱藏起來的。這些文件，即死海古卷，提供了關於這個宗教派別及其信仰的詳細信息。</w:t>
+      </w:r>
+    </w:p>
+    <w:p>
+      <w:pPr/>
+      <w:r>
+        <w:rPr>
+          <w:lang w:val="zh_TW" w:bidi="zh_TW"/>
+        </w:rPr>
+      </w:r>
+      <w:r>
+        <w:rPr>
+          <w:lang w:val="zh_TW" w:bidi="zh_TW"/>
+        </w:rPr>
+        <w:t>奮銳黨是另一個猶太教派，可能與西卡里黨（「匕首人」）有關。這群政治行動主義者在公元6至66年間興盛。他們只承認神是他們的君主，並試圖通過暴力手段推翻羅馬人和其合作者，包括施行暗殺。他們協助煽動了公元66至73年的猶太起義，並在公元70年與耶路撒冷一起滅亡。</w:t>
+      </w:r>
+    </w:p>
+    <w:p>
+      <w:pPr/>
+      <w:r>
+        <w:rPr>
+          <w:lang w:val="zh_TW" w:bidi="zh_TW"/>
+        </w:rPr>
+      </w:r>
+      <w:r>
+        <w:rPr>
+          <w:lang w:val="zh_TW" w:bidi="zh_TW"/>
+        </w:rPr>
+        <w:t>在公元一世紀的巴勒斯坦，社會階級和地位是根據禮儀的純潔度來決定的。上層階級由宗教機構人士組成，如撒都該人、文士、法利賽人和耶路撒冷的祭司。公會是由這些團體成員組成的審議組織。實際上，中產階級並不存在。下層階級主要由Am Ha Arez（「聖地之民」）組成——這些猶太人因缺乏教育而不通律法，並且對他們所熟悉的誡命也沒有嚴格遵守。法利賽人對聖地之民的普遍仇視態度在</w:t>
+      </w:r>
+      <w:hyperlink r:id="rId148">
+        <w:r>
+          <w:rPr>
+            <w:lang w:val="zh_TW" w:bidi="zh_TW"/>
+          </w:rPr>
+          <w:rPr>
+            <w:color w:val="0000EE"/>
+            <w:u w:val="single"/>
+          </w:rPr>
+          <w:t>約7:49</w:t>
+        </w:r>
+      </w:hyperlink>
+      <w:r>
+        <w:rPr>
+          <w:lang w:val="zh_TW" w:bidi="zh_TW"/>
+        </w:rPr>
+        <w:t>中顯而易見：「</w:t>
+      </w:r>
+      <w:r>
+        <w:rPr>
+          <w:lang w:val="zh_TW" w:bidi="zh_TW"/>
+        </w:rPr>
+        <w:t>但這些不明白律法的百姓是被咒詛的</w:t>
+      </w:r>
+      <w:r>
+        <w:rPr>
+          <w:lang w:val="zh_TW" w:bidi="zh_TW"/>
+        </w:rPr>
+        <w:t>」（《和合本》）。第一世紀的巴勒斯坦還有另一個社會階級，被稱為「不可接觸者」。這些人由撒馬利亞人、稅吏、妓女、牧羊人、痲瘋病人、外邦人，以及或許最糟糕的是成了外邦人的猶太人（例如，</w:t>
+      </w:r>
+      <w:hyperlink r:id="rId149">
+        <w:r>
+          <w:rPr>
+            <w:lang w:val="zh_TW" w:bidi="zh_TW"/>
+          </w:rPr>
+          <w:rPr>
+            <w:color w:val="0000EE"/>
+            <w:u w:val="single"/>
+          </w:rPr>
+          <w:t>路15:11–32</w:t>
+        </w:r>
+      </w:hyperlink>
+      <w:r>
+        <w:rPr>
+          <w:lang w:val="zh_TW" w:bidi="zh_TW"/>
+        </w:rPr>
+        <w:t>中的浪子）所組成。一般遵循的禮儀純潔規則阻隔了上層階級與不可接觸者之間任何形式的社交接觸，更是極其迴避與聖地之民的接觸。在這種背景下，法利賽人對耶穌與稅吏和罪人來往的恐懼，是完全可以理解的（</w:t>
+      </w:r>
+      <w:hyperlink r:id="rId150">
+        <w:r>
+          <w:rPr>
+            <w:lang w:val="zh_TW" w:bidi="zh_TW"/>
+          </w:rPr>
+          <w:rPr>
+            <w:color w:val="0000EE"/>
+            <w:u w:val="single"/>
+          </w:rPr>
+          <w:t>可2:15–17</w:t>
+        </w:r>
+      </w:hyperlink>
+      <w:r>
+        <w:rPr>
+          <w:lang w:val="zh_TW" w:bidi="zh_TW"/>
+        </w:rPr>
+        <w:t>）。</w:t>
+      </w:r>
+    </w:p>
+    <w:p>
+      <w:pPr/>
+      <w:r>
+        <w:rPr>
+          <w:lang w:val="zh_TW" w:bidi="zh_TW"/>
+        </w:rPr>
+      </w:r>
+      <w:r>
+        <w:rPr>
+          <w:lang w:val="zh_TW" w:bidi="zh_TW"/>
+        </w:rPr>
+        <w:t>在第二聖殿時期的最後兩個世紀裡，這種以宗教標準來決定社會階級和地位的結果，使耶路撒冷與巴勒斯坦農村一帶之間造成了不安的緊張關係，特別是在加利利。耶路撒冷的人認為加利利是一個對律法無知的地方（</w:t>
+      </w:r>
+      <w:hyperlink r:id="rId151">
+        <w:r>
+          <w:rPr>
+            <w:lang w:val="zh_TW" w:bidi="zh_TW"/>
+          </w:rPr>
+          <w:rPr>
+            <w:color w:val="0000EE"/>
+            <w:u w:val="single"/>
+          </w:rPr>
+          <w:t>約1:46</w:t>
+        </w:r>
+      </w:hyperlink>
+      <w:r>
+        <w:rPr>
+          <w:lang w:val="zh_TW" w:bidi="zh_TW"/>
+        </w:rPr>
+        <w:t>）。耶路撒冷主要是一個宗教中心，主要以聖殿崇拜為業。公元第一世紀耶路撒冷的總人口估計介於25,000到40,000之間。其中大多數是致力於建造和裝潢聖殿的師傅和工匠（在被摧毀之前聖殿仍未竣工；見</w:t>
+      </w:r>
+      <w:hyperlink r:id="rId152">
+        <w:r>
+          <w:rPr>
+            <w:lang w:val="zh_TW" w:bidi="zh_TW"/>
+          </w:rPr>
+          <w:rPr>
+            <w:color w:val="0000EE"/>
+            <w:u w:val="single"/>
+          </w:rPr>
+          <w:t>約2:20</w:t>
+        </w:r>
+      </w:hyperlink>
+      <w:r>
+        <w:rPr>
+          <w:lang w:val="zh_TW" w:bidi="zh_TW"/>
+        </w:rPr>
+        <w:t>），或參與聖殿許多禮儀活動的祭司和利未人。雖然猶太人理當每年在三個朝聖節期前往耶路撒冷，但這一要求對於巴勒斯坦鄉間的農民來說是困難的。</w:t>
+      </w:r>
+    </w:p>
+    <w:p>
+      <w:pPr/>
+      <w:r>
+        <w:rPr>
+          <w:lang w:val="zh_TW" w:bidi="zh_TW"/>
+        </w:rPr>
+      </w:r>
+      <w:r>
+        <w:rPr>
+          <w:lang w:val="zh_TW" w:bidi="zh_TW"/>
+        </w:rPr>
+        <w:t>此外，摩西律法要求的十一奉獻僅限於田產，不包括工資或以物易物。因此，鄉村的農民肩負著這種稅收的重擔，自然對城內的工匠、商人和免於納十一的祭司特權感到不滿。不納田產的十一奉獻其誘惑極大，許多農民屈服於此。他們的田產如果不納十一就不算為可食（kosher），諸如法利賽人謹守教規的人會避免使用這些農產品。除了要求農民納第一和第二次十一（第二次十一必須在耶路撒冷附近使用）之外，羅馬的稅收據估計相當於個人收入的10%到15%。聖殿稅加上羅馬稅，使稅收負擔達到25%到30%的壓力。猶太人在公元66年最終反抗羅馬壓迫者的事實並不難理解。事實上，整個公元第一世紀，巴勒斯坦經常發生小規模的叛亂。許多叛亂發生在耶路撒冷的三個年度朝聖節期間，當時正常人口從25,000到40,000激增至500,000或更多。這些節期為起義製造了理想機會，羅馬人特別警惕這種情況。耶穌被處決時也是在一次這樣的逾越節期間，因為祂被懷疑要鬧政治革命（</w:t>
+      </w:r>
+      <w:hyperlink r:id="rId153">
+        <w:r>
+          <w:rPr>
+            <w:lang w:val="zh_TW" w:bidi="zh_TW"/>
+          </w:rPr>
+          <w:rPr>
+            <w:color w:val="0000EE"/>
+            <w:u w:val="single"/>
+          </w:rPr>
+          <w:t>可15:26</w:t>
+        </w:r>
+      </w:hyperlink>
+      <w:r>
+        <w:rPr>
+          <w:lang w:val="zh_TW" w:bidi="zh_TW"/>
+        </w:rPr>
+        <w:t>）。</w:t>
+      </w:r>
+    </w:p>
+    <w:p>
+      <w:pPr/>
+      <w:r>
+        <w:rPr>
+          <w:lang w:val="zh_TW" w:bidi="zh_TW"/>
+        </w:rPr>
+      </w:r>
+      <w:r>
+        <w:rPr>
+          <w:lang w:val="zh_TW" w:bidi="zh_TW"/>
+        </w:rPr>
+        <w:t>第二聖殿時期，就是出現在猶太教裡天啓主義興衰的背景。天啟主義（來自希臘文「啟示」一詞）是一種末世論（「最終事件的記述」），其假設是除非神首先以決定性的方式介入摧毀邪惡（特別是外邦壓迫者）並為義人（以色列）伸冤，否則世上無法恢復理想的狀況。心懷天啟主義的人士撰寫了許多文獻，稱為天啟文學，試圖解讀時代的徵兆並預測神眷顧的到來。由於普遍意識到預言時代已經結束，這些天啟主義者不以本名寫作，而是仿用古代以色列偉人的名字寫作，如摩西、亞伯拉罕、以諾和以斯拉。在猶太天啟主義裡更重要的盼望包括（1）彌賽亞的到來；（2）大災難的來臨，有時稱為彌賽亞之禍；（3）義人的復活；（4）惡人的審判和義人的賞賜。天啟主義或多或少醞釀了猶太人反抗羅馬人的起義。</w:t>
+      </w:r>
+    </w:p>
+    <w:p>
+      <w:pPr/>
+      <w:r>
+        <w:rPr>
+          <w:lang w:val="zh_TW" w:bidi="zh_TW"/>
+        </w:rPr>
+      </w:r>
+      <w:r>
+        <w:rPr>
+          <w:lang w:val="zh_TW" w:bidi="zh_TW"/>
+        </w:rPr>
+        <w:t>在第二聖殿時期開始時，希伯來聖經的一些部分經卷仍在編寫過程中。最後三卷先知書——哈該書、撒迦利亞書和瑪拉基書——寫於公元前第六世紀末至五世紀中葉。後來的拉比們表示，當這些先知停止工作時，神的靈已經從以色列收回。歷代志作者以塞魯士的詔令（公元前538年）結束他的作品，而以斯拉記-尼希米記和以斯帖記似乎是在公元前第五世紀寫成的。</w:t>
+      </w:r>
+    </w:p>
+    <w:p>
+      <w:pPr/>
+      <w:r>
+        <w:rPr>
+          <w:lang w:val="zh_TW" w:bidi="zh_TW"/>
+        </w:rPr>
+      </w:r>
+      <w:r>
+        <w:rPr>
+          <w:lang w:val="zh_TW" w:bidi="zh_TW"/>
+        </w:rPr>
+        <w:t>第二聖殿時期不僅見證了那些後來在猶太教中被視為啟示和權威的著作的完成，也見證了所有 24 卷經卷的全部被承認。在公元前586年耶路撒冷被毀之前，摩西律法並未得到一致的遵行（根據</w:t>
+      </w:r>
+      <w:hyperlink r:id="rId154">
+        <w:r>
+          <w:rPr>
+            <w:lang w:val="zh_TW" w:bidi="zh_TW"/>
+          </w:rPr>
+          <w:rPr>
+            <w:color w:val="0000EE"/>
+            <w:u w:val="single"/>
+          </w:rPr>
+          <w:t>王下二十二章</w:t>
+        </w:r>
+      </w:hyperlink>
+      <w:r>
+        <w:rPr>
+          <w:lang w:val="zh_TW" w:bidi="zh_TW"/>
+        </w:rPr>
+        <w:t>，它曾在一段不明時間內遺失了），古典先知也並不總是能夠得到適當的認可。但在公元前586年之後，妥拉在猶太民族的生活和思想上佔據了無可置疑的神聖地位，甚至在公元70年最終解體之前在許多方面取代了聖殿崇拜。</w:t>
+      </w:r>
+    </w:p>
+    <w:p>
+      <w:pPr/>
+      <w:r>
+        <w:rPr>
+          <w:lang w:val="zh_TW" w:bidi="zh_TW"/>
+        </w:rPr>
+      </w:r>
+      <w:r>
+        <w:rPr>
+          <w:lang w:val="zh_TW" w:bidi="zh_TW"/>
+        </w:rPr>
+        <w:t>猶太聖經分為三個部分，猶太人用首字母縮略詞「塔納赫（Tanak）」來表示：（1）Torah（「律法」或「啟示」），（2）Nebi’im（「先知書」），以及（3）Kethubim（「聖卷」）。一般認為律法和先知書在公元前第二世紀前已享有正典地位，但聖卷最終是在</w:t>
+      </w:r>
+      <w:r>
+        <w:rPr>
+          <w:lang w:val="zh_TW" w:bidi="zh_TW"/>
+        </w:rPr>
+        <w:t>雅麥尼亞（</w:t>
+      </w:r>
+      <w:r>
+        <w:rPr>
+          <w:lang w:val="zh_TW" w:bidi="zh_TW"/>
+        </w:rPr>
+        <w:t>Jamnia</w:t>
+      </w:r>
+      <w:r>
+        <w:rPr>
+          <w:lang w:val="zh_TW" w:bidi="zh_TW"/>
+        </w:rPr>
+        <w:t>）的</w:t>
+      </w:r>
+      <w:r>
+        <w:rPr>
+          <w:lang w:val="zh_TW" w:bidi="zh_TW"/>
+        </w:rPr>
+        <w:t>拉比大會（約公元90年）上被宣布為正典，然而這一歷史性事件的真實性深具爭議。據認為，拉比們討論了某些聖經書卷是否應繼續成為聖經的一部分。實際上，猶太聖經的正典早在公元前第一世紀已由傳統使用完全確定。律法由五卷書組成：創世記、出埃及記、利未記、民數記和申命記。先知書分為兩部分，前先知書（約書亞記、士師記、撒母耳記和列王紀）和後先知書（以賽亞書、耶利米書、以西結書和十二小先知書）。聖卷包括歷代志、以斯拉記-尼希米記、以斯帖記、約伯記、詩篇、箴言、傳道書、雅歌、耶利米哀歌、路得記和但以理書。正典的書卷總數為24卷，與新教正典的39卷書相同，因為撒母耳記、列王紀、歷代志、以斯拉記-尼希米記和十二小先知書各自只算作一卷書。希臘化猶太教的亞歷山大正典更為廣泛，額外的書籍（新教徒稱為次經〔Apocrypha〕）都收錄在羅馬天主教舊約正典的46卷書中。</w:t>
+      </w:r>
+    </w:p>
+    <w:p>
+      <w:pPr>
+        <w:pStyle w:val="Heading3"/>
+      </w:pPr>
+      <w:r>
+        <w:rPr>
+          <w:lang w:val="zh_TW" w:bidi="zh_TW"/>
+        </w:rPr>
+        <w:t>塔木德時期（公元73–425年）</w:t>
+      </w:r>
+    </w:p>
+    <w:p>
+      <w:pPr>
+        <w:pStyle w:val="Heading4"/>
+      </w:pPr>
+      <w:r>
+        <w:rPr>
+          <w:lang w:val="zh_TW" w:bidi="zh_TW"/>
+        </w:rPr>
+        <w:t>歷史概覽</w:t>
+      </w:r>
+    </w:p>
+    <w:p>
+      <w:pPr/>
+      <w:r>
+        <w:rPr>
+          <w:lang w:val="zh_TW" w:bidi="zh_TW"/>
+        </w:rPr>
+      </w:r>
+      <w:r>
+        <w:rPr>
+          <w:lang w:val="zh_TW" w:bidi="zh_TW"/>
+        </w:rPr>
+        <w:t>據猶太傳說，當羅馬人在公元66至73年起義中即將征服耶路撒冷時，一位著名的法利賽人，拉比約哈難·便撒該（Johanan ben Zakkai）裝死，門徒們獲准將他裝在棺材裡抬出被圍困的城市。更可能的情況是，他獲得了羅馬人的許可，將他的學校從耶路撒冷遷至巴勒斯坦海岸的雅麥尼亞。聖殿崇拜和祭司制度久已消失，像拉比約哈難這樣的拉比學校承擔了重建猶太教的重任。古舊的公會被重新設立為伯丁（Beth Din，「法庭」），希列的孫子迦瑪列二世成為其領袖，沿用納西（Nasi，「王子」）或族長的頭銜。族長制持續到公元425年，當時皇帝狄奧多西二世（Theodosius II）在最後一位族長迦瑪列六世去世後廢除了這一職份。在美索不達米亞，巴比倫猶太教經歷了一次復興，持續到公元五世紀末。這一時期被稱為加昂（Gaonim）時期（「超群派」），以蘇拉（Sura）和龐本地他（Pumpeditha）兩大拉比學校的領袖命名。正是在那裡，偉大的巴比倫塔木德在公元五世紀編纂完成。</w:t>
+      </w:r>
+    </w:p>
+    <w:p>
+      <w:pPr/>
+      <w:r>
+        <w:rPr>
+          <w:lang w:val="zh_TW" w:bidi="zh_TW"/>
+        </w:rPr>
+      </w:r>
+      <w:r>
+        <w:rPr>
+          <w:lang w:val="zh_TW" w:bidi="zh_TW"/>
+        </w:rPr>
+        <w:t>公元115年，地中海東部的各猶太社區，包括埃及、塞浦路斯和古利奈，都起義反抗羅馬皇帝圖拉真（Trajan）。這些反抗無一例外地被羅馬軍團鎮壓。最後，當皇帝哈德良（Hadrian）即將在舊耶路撒冷的遺址上建立新城市</w:t>
+      </w:r>
+      <w:r>
+        <w:rPr>
+          <w:lang w:val="zh_TW" w:bidi="zh_TW"/>
+        </w:rPr>
+        <w:t>艾莉亞·卡皮托林納（</w:t>
+      </w:r>
+      <w:r>
+        <w:rPr>
+          <w:lang w:val="zh_TW" w:bidi="zh_TW"/>
+        </w:rPr>
+        <w:t>Aelia Capitolina</w:t>
+      </w:r>
+      <w:r>
+        <w:rPr>
+          <w:lang w:val="zh_TW" w:bidi="zh_TW"/>
+        </w:rPr>
+        <w:t>）</w:t>
+      </w:r>
+      <w:r>
+        <w:rPr>
+          <w:lang w:val="zh_TW" w:bidi="zh_TW"/>
+        </w:rPr>
+        <w:t>時，猶太人在公元132年再次起義，由自稱為彌賽亞的西門·巴科西巴（Simeon Bar Koziba）領導，他的跟從者稱他為巴柯巴（Bar-Kochba，「星之子」），以此暗指在</w:t>
+      </w:r>
+      <w:hyperlink r:id="rId155">
+        <w:r>
+          <w:rPr>
+            <w:lang w:val="zh_TW" w:bidi="zh_TW"/>
+          </w:rPr>
+          <w:rPr>
+            <w:color w:val="0000EE"/>
+            <w:u w:val="single"/>
+          </w:rPr>
+          <w:t>民數記24:17</w:t>
+        </w:r>
+      </w:hyperlink>
+      <w:r>
+        <w:rPr>
+          <w:lang w:val="zh_TW" w:bidi="zh_TW"/>
+        </w:rPr>
+        <w:t>中的彌賽亞經文。巴柯巴得到了著名的拉比學者阿奇巴的幫助。這次反抗雖然初嚐成功，但在135年被猶流·塞維魯斯（Julius Severus ）率領的羅馬人鎮壓。此後不久，哈德良頒布了一項法令，禁止所有猶太人進入新城艾莉亞·卡皮托林納。</w:t>
+      </w:r>
+    </w:p>
+    <w:p>
+      <w:pPr>
+        <w:pStyle w:val="Heading4"/>
+      </w:pPr>
+      <w:r>
+        <w:rPr>
+          <w:lang w:val="zh_TW" w:bidi="zh_TW"/>
+        </w:rPr>
+        <w:t>社會與宗教的發展</w:t>
+      </w:r>
+    </w:p>
+    <w:p>
+      <w:pPr/>
+      <w:r>
+        <w:rPr>
+          <w:lang w:val="zh_TW" w:bidi="zh_TW"/>
+        </w:rPr>
+      </w:r>
+      <w:r>
+        <w:rPr>
+          <w:lang w:val="zh_TW" w:bidi="zh_TW"/>
+        </w:rPr>
+        <w:t>在這段時期，經過幾代拉比學者的努力，終於隨著巴比倫和耶路撒冷塔木德的編纂成功而開花結果。拉比智者自覺地將自己視為古代以色列眾先知的繼承者，而這些先知又是摩西律法的繼承者。他們有意識地區分了自己對摩西律法的司法解釋（他們稱之為Halakah，或「行走」，即生活指南）和律法本身的命令（稱為Mitvah，或「誡命」）。經過幾代拉比討論發展的口述律法，最終在猶大哈納西（Judah ha-Nasi，約公元135–220年）的努力下於公元二世紀末被編纂成書，並被稱為《米示拿》（「教導」），這是拉比討論安息日、初熟果子、祭物和婦女等主題的專題安排。《米示拿》成為巴勒斯坦和巴比倫進一步有關拉比討論的基礎。在《米示拿》寫成後而興盛的智者之眾決定，約在公元450年在巴勒斯坦和約公元500年在巴比倫編纂。這超越《米示拿》的第二階段被稱為《革馬拉》（Gemara）（意為「完成」或「重複」）。《米示拿》和巴比倫的《革馬拉》構成了《巴比倫塔木德》，而同樣的《米示拿》與耶路撒冷或巴勒斯坦的《革馬拉》組成了《耶路撒冷塔木德》。還有另一種類型的拉比文獻是米大示（Midrashim）（「解釋」），它們或是按照某一特定聖經書卷的順序，也可能是對特定聖經書卷順序而排列的講道組成。最後，將聖經意譯成亞蘭文的他爾根（Targums）在公元第二世紀末也開始被撰寫下來。</w:t>
+      </w:r>
+    </w:p>
+    <w:p>
+      <w:pPr/>
+      <w:r>
+        <w:rPr>
+          <w:lang w:val="zh_TW" w:bidi="zh_TW"/>
+        </w:rPr>
+      </w:r>
+      <w:r>
+        <w:rPr>
+          <w:lang w:val="zh_TW" w:bidi="zh_TW"/>
+        </w:rPr>
+        <w:t>聖殿被毀後，拉比猶太教專注於妥拉的宗教意義，並將學術提升到猶太教核心角色的地位直到今日。拉比猶太教在拉比約哈難的初期領導下，逐漸對散居的猶太教產生影響，直到在第二世紀期間某種拉比正統派興起。意識形態上，基督教是拉比猶太教的主要夙敵之一。為了將猶太基督徒從他們中間清除，拉比們在會堂禮拜中一般會誦讀的</w:t>
+      </w:r>
+      <w:r>
+        <w:rPr>
+          <w:lang w:val="zh_TW" w:bidi="zh_TW"/>
+        </w:rPr>
+        <w:t>十八首祝福辭</w:t>
+      </w:r>
+      <w:r>
+        <w:rPr>
+          <w:lang w:val="zh_TW" w:bidi="zh_TW"/>
+        </w:rPr>
+        <w:t>中加入了一個額外的禱文。這第十九個禱文是對</w:t>
+      </w:r>
+      <w:r>
+        <w:rPr>
+          <w:i/>
+          <w:lang w:val="zh_TW" w:bidi="zh_TW"/>
+        </w:rPr>
+        <w:t>minim</w:t>
+      </w:r>
+      <w:r>
+        <w:rPr>
+          <w:lang w:val="zh_TW" w:bidi="zh_TW"/>
+        </w:rPr>
+        <w:t>（基督徒和其它異端）的咒詛，參加會堂禮拜的猶太基督徒就不可能誦讀了。這一機制在第一世紀末被採用，明確地劃分了猶太教和基督教之間的界線。</w:t>
+      </w:r>
+    </w:p>
+    <w:p>
+      <w:pPr/>
+      <w:r>
+        <w:rPr>
+          <w:lang w:val="zh_TW" w:bidi="zh_TW"/>
+        </w:rPr>
+      </w:r>
+      <w:r>
+        <w:rPr>
+          <w:i/>
+          <w:lang w:val="zh_TW" w:bidi="zh_TW"/>
+        </w:rPr>
+        <w:t>另見</w:t>
+      </w:r>
+      <w:r>
+        <w:rPr>
+          <w:lang w:val="zh_TW" w:bidi="zh_TW"/>
+        </w:rPr>
+        <w:t>死海古卷</w:t>
+      </w:r>
+      <w:r>
+        <w:rPr>
+          <w:lang w:val="zh_TW" w:bidi="zh_TW"/>
+        </w:rPr>
+        <w:t>；</w:t>
+      </w:r>
+      <w:r>
+        <w:rPr>
+          <w:lang w:val="zh_TW" w:bidi="zh_TW"/>
+        </w:rPr>
+        <w:t>愛色尼人</w:t>
+      </w:r>
+      <w:r>
+        <w:rPr>
+          <w:lang w:val="zh_TW" w:bidi="zh_TW"/>
+        </w:rPr>
+        <w:t>；</w:t>
+      </w:r>
+      <w:r>
+        <w:rPr>
+          <w:lang w:val="zh_TW" w:bidi="zh_TW"/>
+        </w:rPr>
+        <w:t>猶太人的散居</w:t>
+      </w:r>
+      <w:r>
+        <w:rPr>
+          <w:lang w:val="zh_TW" w:bidi="zh_TW"/>
+        </w:rPr>
+        <w:t>；</w:t>
+      </w:r>
+      <w:r>
+        <w:rPr>
+          <w:lang w:val="zh_TW" w:bidi="zh_TW"/>
+        </w:rPr>
+        <w:t>第一次猶太起義</w:t>
+      </w:r>
+      <w:r>
+        <w:rPr>
+          <w:lang w:val="zh_TW" w:bidi="zh_TW"/>
+        </w:rPr>
+        <w:t>；</w:t>
+      </w:r>
+      <w:r>
+        <w:rPr>
+          <w:lang w:val="zh_TW" w:bidi="zh_TW"/>
+        </w:rPr>
+        <w:t>以色列歷史</w:t>
+      </w:r>
+      <w:r>
+        <w:rPr>
+          <w:lang w:val="zh_TW" w:bidi="zh_TW"/>
+        </w:rPr>
+        <w:t>；</w:t>
+      </w:r>
+      <w:r>
+        <w:rPr>
+          <w:lang w:val="zh_TW" w:bidi="zh_TW"/>
+        </w:rPr>
+        <w:t>猶太人</w:t>
+      </w:r>
+      <w:r>
+        <w:rPr>
+          <w:lang w:val="zh_TW" w:bidi="zh_TW"/>
+        </w:rPr>
+        <w:t>；</w:t>
+      </w:r>
+      <w:r>
+        <w:rPr>
+          <w:lang w:val="zh_TW" w:bidi="zh_TW"/>
+        </w:rPr>
+        <w:t>猶大支派</w:t>
+      </w:r>
+      <w:r>
+        <w:rPr>
+          <w:lang w:val="zh_TW" w:bidi="zh_TW"/>
+        </w:rPr>
+        <w:t>；</w:t>
+      </w:r>
+      <w:r>
+        <w:rPr>
+          <w:lang w:val="zh_TW" w:bidi="zh_TW"/>
+        </w:rPr>
+        <w:t>法利賽人</w:t>
+      </w:r>
+      <w:r>
+        <w:rPr>
+          <w:lang w:val="zh_TW" w:bidi="zh_TW"/>
+        </w:rPr>
+        <w:t>；</w:t>
+      </w:r>
+      <w:r>
+        <w:rPr>
+          <w:lang w:val="zh_TW" w:bidi="zh_TW"/>
+        </w:rPr>
+        <w:t>猶太的斐洛</w:t>
+      </w:r>
+      <w:r>
+        <w:rPr>
+          <w:lang w:val="zh_TW" w:bidi="zh_TW"/>
+        </w:rPr>
+        <w:t>；</w:t>
+      </w:r>
+      <w:r>
+        <w:rPr>
+          <w:lang w:val="zh_TW" w:bidi="zh_TW"/>
+        </w:rPr>
+        <w:t>被擄歸回後時期</w:t>
+      </w:r>
+      <w:r>
+        <w:rPr>
+          <w:lang w:val="zh_TW" w:bidi="zh_TW"/>
+        </w:rPr>
+        <w:t>；</w:t>
+      </w:r>
+      <w:r>
+        <w:rPr>
+          <w:lang w:val="zh_TW" w:bidi="zh_TW"/>
+        </w:rPr>
+        <w:t>公會</w:t>
+      </w:r>
+      <w:r>
+        <w:rPr>
+          <w:lang w:val="zh_TW" w:bidi="zh_TW"/>
+        </w:rPr>
+        <w:t>；</w:t>
+      </w:r>
+      <w:r>
+        <w:rPr>
+          <w:lang w:val="zh_TW" w:bidi="zh_TW"/>
+        </w:rPr>
+        <w:t>塔木德</w:t>
+      </w:r>
+      <w:r>
+        <w:rPr>
+          <w:lang w:val="zh_TW" w:bidi="zh_TW"/>
+        </w:rPr>
+        <w:t>；</w:t>
+      </w:r>
+      <w:r>
+        <w:rPr>
+          <w:lang w:val="zh_TW" w:bidi="zh_TW"/>
+        </w:rPr>
+        <w:t>妥拉</w:t>
+      </w:r>
+      <w:r>
+        <w:rPr>
+          <w:lang w:val="zh_TW" w:bidi="zh_TW"/>
+        </w:rPr>
+        <w:t>；</w:t>
+      </w:r>
+      <w:r>
+        <w:rPr>
+          <w:lang w:val="zh_TW" w:bidi="zh_TW"/>
+        </w:rPr>
+        <w:t>傳統</w:t>
+      </w:r>
+      <w:r>
+        <w:rPr>
+          <w:lang w:val="zh_TW" w:bidi="zh_TW"/>
+        </w:rPr>
+        <w:t>；</w:t>
+      </w:r>
+      <w:r>
+        <w:rPr>
+          <w:lang w:val="zh_TW" w:bidi="zh_TW"/>
+        </w:rPr>
+        <w:t>口述傳統</w:t>
+      </w:r>
+      <w:r>
+        <w:rPr>
+          <w:lang w:val="zh_TW" w:bidi="zh_TW"/>
+        </w:rPr>
+        <w:t>。</w:t>
+      </w:r>
+      <w:r>
+        <w:rPr>
+          <w:lang w:val="zh_TW" w:bidi="zh_TW"/>
+        </w:rPr>
+      </w:r>
+      <w:r>
+        <w:rPr>
+          <w:lang w:val="zh_TW" w:bidi="zh_TW"/>
+        </w:rPr>
+      </w:r>
+    </w:p>
+    <w:p>
+      <w:pPr/>
+      <w:r>
+        <w:rPr>
+          <w:lang w:val="zh_TW" w:bidi="zh_TW"/>
+        </w:rPr>
+      </w:r>
+    </w:p>
+    <w:p>
+      <w:pPr>
+        <w:pStyle w:val="Heading2"/>
+      </w:pPr>
+      <w:r>
+        <w:rPr>
+          <w:lang w:val="zh_TW" w:bidi="zh_TW"/>
+        </w:rPr>
+        <w:t>猶太人</w:t>
+      </w:r>
+      <w:r>
+        <w:rPr>
+          <w:lang w:val="zh_TW" w:bidi="zh_TW"/>
+        </w:rPr>
+      </w:r>
+    </w:p>
+    <w:p>
+      <w:pPr/>
+      <w:r>
+        <w:rPr>
+          <w:lang w:val="zh_TW" w:bidi="zh_TW"/>
+        </w:rPr>
+      </w:r>
+      <w:r>
+        <w:rPr>
+          <w:lang w:val="zh_TW" w:bidi="zh_TW"/>
+        </w:rPr>
+        <w:t>猶太人，或屬於猶大國的人。這個英文單詞（Jew）源於法文。</w:t>
+      </w:r>
+    </w:p>
+    <w:p>
+      <w:pPr>
+        <w:pStyle w:val="Heading4"/>
+      </w:pPr>
+      <w:r>
+        <w:rPr>
+          <w:lang w:val="zh_TW" w:bidi="zh_TW"/>
+        </w:rPr>
+        <w:t>舊約聖經（譯註：和合本舊約聖經將英文Jew/Jewish一詞通譯為猶大）</w:t>
+      </w:r>
+    </w:p>
+    <w:p>
+      <w:pPr/>
+      <w:r>
+        <w:rPr>
+          <w:lang w:val="zh_TW" w:bidi="zh_TW"/>
+        </w:rPr>
+      </w:r>
+      <w:r>
+        <w:rPr>
+          <w:lang w:val="zh_TW" w:bidi="zh_TW"/>
+        </w:rPr>
+        <w:t>「猶大人」這個詞首次出現在</w:t>
+      </w:r>
+      <w:hyperlink r:id="rId156">
+        <w:r>
+          <w:rPr>
+            <w:lang w:val="zh_TW" w:bidi="zh_TW"/>
+          </w:rPr>
+          <w:rPr>
+            <w:color w:val="0000EE"/>
+            <w:u w:val="single"/>
+          </w:rPr>
+          <w:t>列王紀下十六章6節，</w:t>
+        </w:r>
+      </w:hyperlink>
+      <w:r>
+        <w:rPr>
+          <w:lang w:val="zh_TW" w:bidi="zh_TW"/>
+        </w:rPr>
+        <w:t>意思是「猶大的公民」。在公元前六世紀末的巴比倫被擄時代之前的耶利米時期，這個用字變得相對流行（</w:t>
+      </w:r>
+      <w:hyperlink r:id="rId157">
+        <w:r>
+          <w:rPr>
+            <w:lang w:val="zh_TW" w:bidi="zh_TW"/>
+          </w:rPr>
+          <w:rPr>
+            <w:color w:val="0000EE"/>
+            <w:u w:val="single"/>
+          </w:rPr>
+          <w:t>耶32:12</w:t>
+        </w:r>
+      </w:hyperlink>
+      <w:r>
+        <w:rPr>
+          <w:lang w:val="zh_TW" w:bidi="zh_TW"/>
+        </w:rPr>
+        <w:t>），顯示了各外國民族中，日益增強的民族和身份認同感。</w:t>
+      </w:r>
+      <w:hyperlink r:id="rId158">
+        <w:r>
+          <w:rPr>
+            <w:lang w:val="zh_TW" w:bidi="zh_TW"/>
+          </w:rPr>
+          <w:rPr>
+            <w:color w:val="0000EE"/>
+            <w:u w:val="single"/>
+          </w:rPr>
+          <w:t>耶利米書三十四章9節</w:t>
+        </w:r>
+      </w:hyperlink>
+      <w:r>
+        <w:rPr>
+          <w:lang w:val="zh_TW" w:bidi="zh_TW"/>
+        </w:rPr>
+        <w:t>在一個強調公民有權享有免於奴役的自由的聲明中，使用了「猶大弟兄」一詞。</w:t>
+      </w:r>
+      <w:hyperlink r:id="rId159">
+        <w:r>
+          <w:rPr>
+            <w:lang w:val="zh_TW" w:bidi="zh_TW"/>
+          </w:rPr>
+          <w:rPr>
+            <w:color w:val="0000EE"/>
+            <w:u w:val="single"/>
+          </w:rPr>
+          <w:t>耶利米書五十二章28節</w:t>
+        </w:r>
+      </w:hyperlink>
+      <w:r>
+        <w:rPr>
+          <w:lang w:val="zh_TW" w:bidi="zh_TW"/>
+        </w:rPr>
+        <w:t>在統計被驅逐的公民時也使用了這個詞。</w:t>
+      </w:r>
+    </w:p>
+    <w:p>
+      <w:pPr/>
+      <w:r>
+        <w:rPr>
+          <w:lang w:val="zh_TW" w:bidi="zh_TW"/>
+        </w:rPr>
+      </w:r>
+      <w:r>
+        <w:rPr>
+          <w:lang w:val="zh_TW" w:bidi="zh_TW"/>
+        </w:rPr>
+        <w:t>一旦人民被擄（進入了被擄時期），這個詞就具有了宗教意義。猶大人與周圍的民族不同，因為他們相信唯一的真神。猶大人和外邦人（或非猶大人）互不干涉。在</w:t>
+      </w:r>
+      <w:hyperlink r:id="rId160">
+        <w:r>
+          <w:rPr>
+            <w:lang w:val="zh_TW" w:bidi="zh_TW"/>
+          </w:rPr>
+          <w:rPr>
+            <w:color w:val="0000EE"/>
+            <w:u w:val="single"/>
+          </w:rPr>
+          <w:t>但以理書三章8至12節</w:t>
+        </w:r>
+      </w:hyperlink>
+      <w:r>
+        <w:rPr>
+          <w:lang w:val="zh_TW" w:bidi="zh_TW"/>
+        </w:rPr>
+        <w:t>中，一些猶大人被指控從事不當的巴比倫宗教活動。以斯帖記討論了猶大人的身份認同以及在異國生存的問題。</w:t>
+      </w:r>
+      <w:hyperlink r:id="rId161">
+        <w:r>
+          <w:rPr>
+            <w:lang w:val="zh_TW" w:bidi="zh_TW"/>
+          </w:rPr>
+          <w:rPr>
+            <w:color w:val="0000EE"/>
+            <w:u w:val="single"/>
+          </w:rPr>
+          <w:t>以斯帖記八章17節</w:t>
+        </w:r>
+      </w:hyperlink>
+      <w:r>
+        <w:rPr>
+          <w:lang w:val="zh_TW" w:bidi="zh_TW"/>
+        </w:rPr>
+        <w:t>提到外邦人歸信成為猶大人。</w:t>
+      </w:r>
+    </w:p>
+    <w:p>
+      <w:pPr/>
+      <w:r>
+        <w:rPr>
+          <w:lang w:val="zh_TW" w:bidi="zh_TW"/>
+        </w:rPr>
+      </w:r>
+      <w:r>
+        <w:rPr>
+          <w:lang w:val="zh_TW" w:bidi="zh_TW"/>
+        </w:rPr>
+        <w:t>被擄之後，</w:t>
+      </w:r>
+      <w:hyperlink r:id="rId162">
+        <w:r>
+          <w:rPr>
+            <w:lang w:val="zh_TW" w:bidi="zh_TW"/>
+          </w:rPr>
+          <w:rPr>
+            <w:color w:val="0000EE"/>
+            <w:u w:val="single"/>
+          </w:rPr>
+          <w:t>撒迦利亞書八章23節</w:t>
+        </w:r>
+      </w:hyperlink>
+      <w:r>
+        <w:rPr>
+          <w:lang w:val="zh_TW" w:bidi="zh_TW"/>
+        </w:rPr>
+        <w:t>中表達了「猶大人」的宗教意義，這段經文說到外邦人會尋求猶大人，因為神與他們同在。在</w:t>
+      </w:r>
+      <w:hyperlink r:id="rId163">
+        <w:r>
+          <w:rPr>
+            <w:lang w:val="zh_TW" w:bidi="zh_TW"/>
+          </w:rPr>
+          <w:rPr>
+            <w:color w:val="0000EE"/>
+            <w:u w:val="single"/>
+          </w:rPr>
+          <w:t>以斯拉記四章12節</w:t>
+        </w:r>
+      </w:hyperlink>
+      <w:r>
+        <w:rPr>
+          <w:lang w:val="zh_TW" w:bidi="zh_TW"/>
+        </w:rPr>
+        <w:t>中，「猶大人」這個詞用來指代歸回的被擄者。尼希米也以這種方式使用這個詞（</w:t>
+      </w:r>
+      <w:hyperlink r:id="rId164">
+        <w:r>
+          <w:rPr>
+            <w:lang w:val="zh_TW" w:bidi="zh_TW"/>
+          </w:rPr>
+          <w:rPr>
+            <w:color w:val="0000EE"/>
+            <w:u w:val="single"/>
+          </w:rPr>
+          <w:t>尼1:2，</w:t>
+        </w:r>
+      </w:hyperlink>
+      <w:hyperlink r:id="rId165">
+        <w:r>
+          <w:rPr>
+            <w:lang w:val="zh_TW" w:bidi="zh_TW"/>
+          </w:rPr>
+          <w:rPr>
+            <w:color w:val="0000EE"/>
+            <w:u w:val="single"/>
+          </w:rPr>
+          <w:t>4:2</w:t>
+        </w:r>
+      </w:hyperlink>
+      <w:r>
+        <w:rPr>
+          <w:lang w:val="zh_TW" w:bidi="zh_TW"/>
+        </w:rPr>
+        <w:t>）。</w:t>
+      </w:r>
+      <w:hyperlink r:id="rId166">
+        <w:r>
+          <w:rPr>
+            <w:lang w:val="zh_TW" w:bidi="zh_TW"/>
+          </w:rPr>
+          <w:rPr>
+            <w:color w:val="0000EE"/>
+            <w:u w:val="single"/>
+          </w:rPr>
+          <w:t>尼希米記十三章24節</w:t>
+        </w:r>
+      </w:hyperlink>
+      <w:r>
+        <w:rPr>
+          <w:lang w:val="zh_TW" w:bidi="zh_TW"/>
+        </w:rPr>
+        <w:t>強調與其它社會保持分離對猶太人的重要性。它教導猶太人不應該因為外國人的信仰而與其通婚。尼希米對這種婚姻表示強烈的反對。</w:t>
+      </w:r>
+    </w:p>
+    <w:p>
+      <w:pPr>
+        <w:pStyle w:val="Heading4"/>
+      </w:pPr>
+      <w:r>
+        <w:rPr>
+          <w:lang w:val="zh_TW" w:bidi="zh_TW"/>
+        </w:rPr>
+        <w:t>新約聖經（譯註：和合本新約聖經將英文Jew/Jewish一詞通譯為「猶太」）</w:t>
+      </w:r>
+    </w:p>
+    <w:p>
+      <w:pPr/>
+      <w:r>
+        <w:rPr>
+          <w:lang w:val="zh_TW" w:bidi="zh_TW"/>
+        </w:rPr>
+      </w:r>
+      <w:r>
+        <w:rPr>
+          <w:lang w:val="zh_TW" w:bidi="zh_TW"/>
+        </w:rPr>
+        <w:t>在新約聖經中，「猶太人」具有類似的意義。新約聖經記錄了向外邦人介紹的某些猶太習俗（</w:t>
+      </w:r>
+      <w:hyperlink r:id="rId167">
+        <w:r>
+          <w:rPr>
+            <w:lang w:val="zh_TW" w:bidi="zh_TW"/>
+          </w:rPr>
+          <w:rPr>
+            <w:color w:val="0000EE"/>
+            <w:u w:val="single"/>
+          </w:rPr>
+          <w:t>可7:3</w:t>
+        </w:r>
+      </w:hyperlink>
+      <w:r>
+        <w:rPr>
+          <w:lang w:val="zh_TW" w:bidi="zh_TW"/>
+        </w:rPr>
+        <w:t>；</w:t>
+      </w:r>
+      <w:hyperlink r:id="rId168">
+        <w:r>
+          <w:rPr>
+            <w:lang w:val="zh_TW" w:bidi="zh_TW"/>
+          </w:rPr>
+          <w:rPr>
+            <w:color w:val="0000EE"/>
+            <w:u w:val="single"/>
+          </w:rPr>
+          <w:t>約5:1</w:t>
+        </w:r>
+      </w:hyperlink>
+      <w:r>
+        <w:rPr>
+          <w:lang w:val="zh_TW" w:bidi="zh_TW"/>
+        </w:rPr>
+        <w:t>，</w:t>
+      </w:r>
+      <w:hyperlink r:id="rId169">
+        <w:r>
+          <w:rPr>
+            <w:lang w:val="zh_TW" w:bidi="zh_TW"/>
+          </w:rPr>
+          <w:rPr>
+            <w:color w:val="0000EE"/>
+            <w:u w:val="single"/>
+          </w:rPr>
+          <w:t>19:40</w:t>
+        </w:r>
+      </w:hyperlink>
+      <w:r>
+        <w:rPr>
+          <w:lang w:val="zh_TW" w:bidi="zh_TW"/>
+        </w:rPr>
+        <w:t>）。新約聖經將猶太人與外邦人（</w:t>
+      </w:r>
+      <w:hyperlink r:id="rId170">
+        <w:r>
+          <w:rPr>
+            <w:lang w:val="zh_TW" w:bidi="zh_TW"/>
+          </w:rPr>
+          <w:rPr>
+            <w:color w:val="0000EE"/>
+            <w:u w:val="single"/>
+          </w:rPr>
+          <w:t>徒11:19</w:t>
+        </w:r>
+      </w:hyperlink>
+      <w:r>
+        <w:rPr>
+          <w:lang w:val="zh_TW" w:bidi="zh_TW"/>
+        </w:rPr>
+        <w:t>）、撒馬利亞人（</w:t>
+      </w:r>
+      <w:hyperlink r:id="rId171">
+        <w:r>
+          <w:rPr>
+            <w:lang w:val="zh_TW" w:bidi="zh_TW"/>
+          </w:rPr>
+          <w:rPr>
+            <w:color w:val="0000EE"/>
+            <w:u w:val="single"/>
+          </w:rPr>
+          <w:t>約4:9、22</w:t>
+        </w:r>
+      </w:hyperlink>
+      <w:r>
+        <w:rPr>
+          <w:lang w:val="zh_TW" w:bidi="zh_TW"/>
+        </w:rPr>
+        <w:t>）和改信者（</w:t>
+      </w:r>
+      <w:hyperlink r:id="rId172">
+        <w:r>
+          <w:rPr>
+            <w:lang w:val="zh_TW" w:bidi="zh_TW"/>
+          </w:rPr>
+          <w:rPr>
+            <w:color w:val="0000EE"/>
+            <w:u w:val="single"/>
+          </w:rPr>
+          <w:t>徒2:10</w:t>
+        </w:r>
+      </w:hyperlink>
+      <w:r>
+        <w:rPr>
+          <w:lang w:val="zh_TW" w:bidi="zh_TW"/>
+        </w:rPr>
+        <w:t>）區分開來。雖然猶太基督徒可以被稱為「猶太人」（</w:t>
+      </w:r>
+      <w:hyperlink r:id="rId173">
+        <w:r>
+          <w:rPr>
+            <w:lang w:val="zh_TW" w:bidi="zh_TW"/>
+          </w:rPr>
+          <w:rPr>
+            <w:color w:val="0000EE"/>
+            <w:u w:val="single"/>
+          </w:rPr>
+          <w:t>加2:13</w:t>
+        </w:r>
+      </w:hyperlink>
+      <w:r>
+        <w:rPr>
+          <w:lang w:val="zh_TW" w:bidi="zh_TW"/>
+        </w:rPr>
+        <w:t>），但猶太人和基督徒之間的宗教區別則受到刻意的強調。</w:t>
+      </w:r>
+    </w:p>
+    <w:p>
+      <w:pPr/>
+      <w:r>
+        <w:rPr>
+          <w:lang w:val="zh_TW" w:bidi="zh_TW"/>
+        </w:rPr>
+      </w:r>
+      <w:r>
+        <w:rPr>
+          <w:lang w:val="zh_TW" w:bidi="zh_TW"/>
+        </w:rPr>
+        <w:t>在</w:t>
+      </w:r>
+      <w:hyperlink r:id="rId174">
+        <w:r>
+          <w:rPr>
+            <w:lang w:val="zh_TW" w:bidi="zh_TW"/>
+          </w:rPr>
+          <w:rPr>
+            <w:color w:val="0000EE"/>
+            <w:u w:val="single"/>
+          </w:rPr>
+          <w:t>羅馬書二章17至29節</w:t>
+        </w:r>
+      </w:hyperlink>
+      <w:r>
+        <w:rPr>
+          <w:lang w:val="zh_TW" w:bidi="zh_TW"/>
+        </w:rPr>
+        <w:t>中，保羅分析了「猶太人」這個詞。他強調這個詞的真正意義在於對神的內心態度，而不是在於儀式。保羅可能在反思他在轉信基督教教之前作為猶太人的失敗（參</w:t>
+      </w:r>
+      <w:hyperlink r:id="rId175">
+        <w:r>
+          <w:rPr>
+            <w:lang w:val="zh_TW" w:bidi="zh_TW"/>
+          </w:rPr>
+          <w:rPr>
+            <w:color w:val="0000EE"/>
+            <w:u w:val="single"/>
+          </w:rPr>
+          <w:t>腓3:3</w:t>
+        </w:r>
+      </w:hyperlink>
+      <w:r>
+        <w:rPr>
+          <w:lang w:val="zh_TW" w:bidi="zh_TW"/>
+        </w:rPr>
+        <w:t>–</w:t>
+      </w:r>
+      <w:hyperlink r:id="rId175">
+        <w:r>
+          <w:rPr>
+            <w:lang w:val="zh_TW" w:bidi="zh_TW"/>
+          </w:rPr>
+          <w:rPr>
+            <w:color w:val="0000EE"/>
+            <w:u w:val="single"/>
+          </w:rPr>
+          <w:t>6</w:t>
+        </w:r>
+      </w:hyperlink>
+      <w:r>
+        <w:rPr>
+          <w:lang w:val="zh_TW" w:bidi="zh_TW"/>
+        </w:rPr>
+        <w:t>）。他在</w:t>
+      </w:r>
+      <w:hyperlink r:id="rId176">
+        <w:r>
+          <w:rPr>
+            <w:lang w:val="zh_TW" w:bidi="zh_TW"/>
+          </w:rPr>
+          <w:rPr>
+            <w:color w:val="0000EE"/>
+            <w:u w:val="single"/>
+          </w:rPr>
+          <w:t>羅馬書二章29節</w:t>
+        </w:r>
+      </w:hyperlink>
+      <w:r>
+        <w:rPr>
+          <w:lang w:val="zh_TW" w:bidi="zh_TW"/>
+        </w:rPr>
+        <w:t>中提到的「稱讚」是這段經文中最重要的部份。這是一個有力的文字遊戲：在希伯來文中，猶大意為「讚美」（</w:t>
+      </w:r>
+      <w:hyperlink r:id="rId177">
+        <w:r>
+          <w:rPr>
+            <w:lang w:val="zh_TW" w:bidi="zh_TW"/>
+          </w:rPr>
+          <w:rPr>
+            <w:color w:val="0000EE"/>
+            <w:u w:val="single"/>
+          </w:rPr>
+          <w:t>創 29:35</w:t>
+        </w:r>
+      </w:hyperlink>
+      <w:r>
+        <w:rPr>
+          <w:lang w:val="zh_TW" w:bidi="zh_TW"/>
+        </w:rPr>
+        <w:t>；參</w:t>
+      </w:r>
+      <w:hyperlink r:id="rId178">
+        <w:r>
+          <w:rPr>
+            <w:lang w:val="zh_TW" w:bidi="zh_TW"/>
+          </w:rPr>
+          <w:rPr>
+            <w:color w:val="0000EE"/>
+            <w:u w:val="single"/>
+          </w:rPr>
+          <w:t>49:8</w:t>
+        </w:r>
+      </w:hyperlink>
+      <w:r>
+        <w:rPr>
+          <w:lang w:val="zh_TW" w:bidi="zh_TW"/>
+        </w:rPr>
+        <w:t>）。</w:t>
+      </w:r>
+    </w:p>
+    <w:p>
+      <w:pPr/>
+      <w:r>
+        <w:rPr>
+          <w:lang w:val="zh_TW" w:bidi="zh_TW"/>
+        </w:rPr>
+      </w:r>
+      <w:r>
+        <w:rPr>
+          <w:lang w:val="zh_TW" w:bidi="zh_TW"/>
+        </w:rPr>
+        <w:t>保羅認為基督教是舊約聖經信仰真正的繼承者。</w:t>
+      </w:r>
+      <w:hyperlink r:id="rId179">
+        <w:r>
+          <w:rPr>
+            <w:lang w:val="zh_TW" w:bidi="zh_TW"/>
+          </w:rPr>
+          <w:rPr>
+            <w:color w:val="0000EE"/>
+            <w:u w:val="single"/>
+          </w:rPr>
+          <w:t>啟示錄二章9節</w:t>
+        </w:r>
+      </w:hyperlink>
+      <w:r>
+        <w:rPr>
+          <w:lang w:val="zh_TW" w:bidi="zh_TW"/>
+        </w:rPr>
+        <w:t>和</w:t>
+      </w:r>
+      <w:hyperlink r:id="rId180">
+        <w:r>
+          <w:rPr>
+            <w:lang w:val="zh_TW" w:bidi="zh_TW"/>
+          </w:rPr>
+          <w:rPr>
+            <w:color w:val="0000EE"/>
+            <w:u w:val="single"/>
+          </w:rPr>
+          <w:t>三章9節</w:t>
+        </w:r>
+      </w:hyperlink>
+      <w:r>
+        <w:rPr>
+          <w:lang w:val="zh_TW" w:bidi="zh_TW"/>
+        </w:rPr>
+        <w:t>認同成為猶太人不僅僅是出生和遵守猶太會堂的儀式而已。這些經文指出耶穌是神所揀選的彌賽亞（比較：</w:t>
+      </w:r>
+      <w:hyperlink r:id="rId181">
+        <w:r>
+          <w:rPr>
+            <w:lang w:val="zh_TW" w:bidi="zh_TW"/>
+          </w:rPr>
+          <w:rPr>
+            <w:color w:val="0000EE"/>
+            <w:u w:val="single"/>
+          </w:rPr>
+          <w:t>羅9:3</w:t>
+        </w:r>
+      </w:hyperlink>
+      <w:r>
+        <w:rPr>
+          <w:lang w:val="zh_TW" w:bidi="zh_TW"/>
+        </w:rPr>
+        <w:t>–</w:t>
+      </w:r>
+      <w:hyperlink r:id="rId181">
+        <w:r>
+          <w:rPr>
+            <w:lang w:val="zh_TW" w:bidi="zh_TW"/>
+          </w:rPr>
+          <w:rPr>
+            <w:color w:val="0000EE"/>
+            <w:u w:val="single"/>
+          </w:rPr>
+          <w:t>5</w:t>
+        </w:r>
+      </w:hyperlink>
+      <w:r>
+        <w:rPr>
+          <w:lang w:val="zh_TW" w:bidi="zh_TW"/>
+        </w:rPr>
+        <w:t>，</w:t>
+      </w:r>
+      <w:hyperlink r:id="rId182">
+        <w:r>
+          <w:rPr>
+            <w:lang w:val="zh_TW" w:bidi="zh_TW"/>
+          </w:rPr>
+          <w:rPr>
+            <w:color w:val="0000EE"/>
+            <w:u w:val="single"/>
+          </w:rPr>
+          <w:t>10:1</w:t>
+        </w:r>
+      </w:hyperlink>
+      <w:r>
+        <w:rPr>
+          <w:lang w:val="zh_TW" w:bidi="zh_TW"/>
+        </w:rPr>
+        <w:t>–</w:t>
+      </w:r>
+      <w:hyperlink r:id="rId182">
+        <w:r>
+          <w:rPr>
+            <w:lang w:val="zh_TW" w:bidi="zh_TW"/>
+          </w:rPr>
+          <w:rPr>
+            <w:color w:val="0000EE"/>
+            <w:u w:val="single"/>
+          </w:rPr>
+          <w:t>4</w:t>
+        </w:r>
+      </w:hyperlink>
+      <w:r>
+        <w:rPr>
+          <w:lang w:val="zh_TW" w:bidi="zh_TW"/>
+        </w:rPr>
+        <w:t>）。新約聖經顯示了猶太人對基督教信息的反對。福音對猶太人來說是令人反感的（</w:t>
+      </w:r>
+      <w:hyperlink r:id="rId183">
+        <w:r>
+          <w:rPr>
+            <w:lang w:val="zh_TW" w:bidi="zh_TW"/>
+          </w:rPr>
+          <w:rPr>
+            <w:color w:val="0000EE"/>
+            <w:u w:val="single"/>
+          </w:rPr>
+          <w:t>林前1:23</w:t>
+        </w:r>
+      </w:hyperlink>
+      <w:r>
+        <w:rPr>
+          <w:lang w:val="zh_TW" w:bidi="zh_TW"/>
+        </w:rPr>
+        <w:t>）。保羅有很強的猶太背景（</w:t>
+      </w:r>
+      <w:hyperlink r:id="rId184">
+        <w:r>
+          <w:rPr>
+            <w:lang w:val="zh_TW" w:bidi="zh_TW"/>
+          </w:rPr>
+          <w:rPr>
+            <w:color w:val="0000EE"/>
+            <w:u w:val="single"/>
+          </w:rPr>
+          <w:t>徒26:4</w:t>
+        </w:r>
+      </w:hyperlink>
+      <w:r>
+        <w:rPr>
+          <w:lang w:val="zh_TW" w:bidi="zh_TW"/>
+        </w:rPr>
+        <w:t>–</w:t>
+      </w:r>
+      <w:hyperlink r:id="rId184">
         <w:r>
           <w:rPr>
             <w:lang w:val="zh_TW" w:bidi="zh_TW"/>
@@ -349,122 +7015,645 @@
         <w:rPr>
           <w:lang w:val="zh_TW" w:bidi="zh_TW"/>
         </w:rPr>
-        <w:t>節）。同樣的神也能賜予物質的祝福、健康，並醫治所有疾病（</w:t>
-      </w:r>
-      <w:hyperlink r:id="rId16">
-        <w:r>
-          <w:rPr>
-            <w:lang w:val="zh_TW" w:bidi="zh_TW"/>
-          </w:rPr>
-          <w:rPr>
-            <w:color w:val="0000EE"/>
-            <w:u w:val="single"/>
-          </w:rPr>
-          <w:t>詩103:3</w:t>
-        </w:r>
-      </w:hyperlink>
-      <w:r>
-        <w:rPr>
-          <w:lang w:val="zh_TW" w:bidi="zh_TW"/>
-        </w:rPr>
-        <w:t>）。對希伯來人來說，神可以賜下健康或疾病，無論哪一種情況，都有祂的目的或理由。</w:t>
-      </w:r>
-    </w:p>
-    <w:p>
-      <w:pPr/>
-      <w:r>
-        <w:rPr>
-          <w:lang w:val="zh_TW" w:bidi="zh_TW"/>
-        </w:rPr>
-      </w:r>
-      <w:r>
-        <w:rPr>
-          <w:lang w:val="zh_TW" w:bidi="zh_TW"/>
-        </w:rPr>
-        <w:t>災病的一個目的是作為對過犯的懲罰（</w:t>
-      </w:r>
-      <w:hyperlink r:id="rId17">
-        <w:r>
-          <w:rPr>
-            <w:lang w:val="zh_TW" w:bidi="zh_TW"/>
-          </w:rPr>
-          <w:rPr>
-            <w:color w:val="0000EE"/>
-            <w:u w:val="single"/>
-          </w:rPr>
-          <w:t>撒下24:1、12–16</w:t>
-        </w:r>
-      </w:hyperlink>
+        <w:t>），但仍然受到猶太人激烈的攻擊（</w:t>
+      </w:r>
+      <w:hyperlink r:id="rId185">
+        <w:r>
+          <w:rPr>
+            <w:lang w:val="zh_TW" w:bidi="zh_TW"/>
+          </w:rPr>
+          <w:rPr>
+            <w:color w:val="0000EE"/>
+            <w:u w:val="single"/>
+          </w:rPr>
+          <w:t>徒21:11</w:t>
+        </w:r>
+      </w:hyperlink>
+      <w:r>
+        <w:rPr>
+          <w:lang w:val="zh_TW" w:bidi="zh_TW"/>
+        </w:rPr>
+        <w:t>，</w:t>
+      </w:r>
+      <w:hyperlink r:id="rId186">
+        <w:r>
+          <w:rPr>
+            <w:lang w:val="zh_TW" w:bidi="zh_TW"/>
+          </w:rPr>
+          <w:rPr>
+            <w:color w:val="0000EE"/>
+            <w:u w:val="single"/>
+          </w:rPr>
+          <w:t>23:12、27</w:t>
+        </w:r>
+      </w:hyperlink>
+      <w:r>
+        <w:rPr>
+          <w:lang w:val="zh_TW" w:bidi="zh_TW"/>
+        </w:rPr>
+        <w:t>）。</w:t>
+      </w:r>
+      <w:hyperlink r:id="rId179">
+        <w:r>
+          <w:rPr>
+            <w:lang w:val="zh_TW" w:bidi="zh_TW"/>
+          </w:rPr>
+          <w:rPr>
+            <w:color w:val="0000EE"/>
+            <w:u w:val="single"/>
+          </w:rPr>
+          <w:t>啟示錄二章9節</w:t>
+        </w:r>
+      </w:hyperlink>
+      <w:r>
+        <w:rPr>
+          <w:lang w:val="zh_TW" w:bidi="zh_TW"/>
+        </w:rPr>
+        <w:t>和</w:t>
+      </w:r>
+      <w:hyperlink r:id="rId180">
+        <w:r>
+          <w:rPr>
+            <w:lang w:val="zh_TW" w:bidi="zh_TW"/>
+          </w:rPr>
+          <w:rPr>
+            <w:color w:val="0000EE"/>
+            <w:u w:val="single"/>
+          </w:rPr>
+          <w:t>三章9節</w:t>
+        </w:r>
+      </w:hyperlink>
+      <w:r>
+        <w:rPr>
+          <w:lang w:val="zh_TW" w:bidi="zh_TW"/>
+        </w:rPr>
+        <w:t>將猶太人的反對定性為屬於撒但的：他們正在執行撒但的工作。</w:t>
+      </w:r>
+    </w:p>
+    <w:p>
+      <w:pPr/>
+      <w:r>
+        <w:rPr>
+          <w:lang w:val="zh_TW" w:bidi="zh_TW"/>
+        </w:rPr>
+      </w:r>
+      <w:r>
+        <w:rPr>
+          <w:lang w:val="zh_TW" w:bidi="zh_TW"/>
+        </w:rPr>
+        <w:t>約翰福音使用「猶太人」約70次，相較於其它福音書中的5–6次明顯為多。雖然有些用法是中性的，但約翰常用「猶太人」來指宗教當局，特別是在耶路撒冷反對耶穌的這些人（</w:t>
+      </w:r>
+      <w:hyperlink r:id="rId187">
+        <w:r>
+          <w:rPr>
+            <w:lang w:val="zh_TW" w:bidi="zh_TW"/>
+          </w:rPr>
+          <w:rPr>
+            <w:color w:val="0000EE"/>
+            <w:u w:val="single"/>
+          </w:rPr>
+          <w:t>約5:18</w:t>
+        </w:r>
+      </w:hyperlink>
+      <w:r>
+        <w:rPr>
+          <w:lang w:val="zh_TW" w:bidi="zh_TW"/>
+        </w:rPr>
+        <w:t>，</w:t>
+      </w:r>
+      <w:hyperlink r:id="rId188">
+        <w:r>
+          <w:rPr>
+            <w:lang w:val="zh_TW" w:bidi="zh_TW"/>
+          </w:rPr>
+          <w:rPr>
+            <w:color w:val="0000EE"/>
+            <w:u w:val="single"/>
+          </w:rPr>
+          <w:t>9:18</w:t>
+        </w:r>
+      </w:hyperlink>
+      <w:r>
+        <w:rPr>
+          <w:lang w:val="zh_TW" w:bidi="zh_TW"/>
+        </w:rPr>
+        <w:t>，</w:t>
+      </w:r>
+      <w:hyperlink r:id="rId189">
+        <w:r>
+          <w:rPr>
+            <w:lang w:val="zh_TW" w:bidi="zh_TW"/>
+          </w:rPr>
+          <w:rPr>
+            <w:color w:val="0000EE"/>
+            <w:u w:val="single"/>
+          </w:rPr>
+          <w:t>11:8</w:t>
+        </w:r>
+      </w:hyperlink>
+      <w:r>
+        <w:rPr>
+          <w:lang w:val="zh_TW" w:bidi="zh_TW"/>
+        </w:rPr>
+        <w:t>，</w:t>
+      </w:r>
+      <w:hyperlink r:id="rId190">
+        <w:r>
+          <w:rPr>
+            <w:lang w:val="zh_TW" w:bidi="zh_TW"/>
+          </w:rPr>
+          <w:rPr>
+            <w:color w:val="0000EE"/>
+            <w:u w:val="single"/>
+          </w:rPr>
+          <w:t>18:36</w:t>
+        </w:r>
+      </w:hyperlink>
+      <w:r>
+        <w:rPr>
+          <w:lang w:val="zh_TW" w:bidi="zh_TW"/>
+        </w:rPr>
+        <w:t>）。</w:t>
+      </w:r>
+    </w:p>
+    <w:p>
+      <w:pPr/>
+      <w:r>
+        <w:rPr>
+          <w:lang w:val="zh_TW" w:bidi="zh_TW"/>
+        </w:rPr>
+      </w:r>
+      <w:r>
+        <w:rPr>
+          <w:lang w:val="zh_TW" w:bidi="zh_TW"/>
+        </w:rPr>
+        <w:t>在</w:t>
+      </w:r>
+      <w:hyperlink r:id="rId191">
+        <w:r>
+          <w:rPr>
+            <w:lang w:val="zh_TW" w:bidi="zh_TW"/>
+          </w:rPr>
+          <w:rPr>
+            <w:color w:val="0000EE"/>
+            <w:u w:val="single"/>
+          </w:rPr>
+          <w:t>約翰福音九章22節</w:t>
+        </w:r>
+      </w:hyperlink>
+      <w:r>
+        <w:rPr>
+          <w:lang w:val="zh_TW" w:bidi="zh_TW"/>
+        </w:rPr>
+        <w:t>，瞎子的猶太人父母害怕「猶太人」調查他們。在</w:t>
+      </w:r>
+      <w:hyperlink r:id="rId192">
+        <w:r>
+          <w:rPr>
+            <w:lang w:val="zh_TW" w:bidi="zh_TW"/>
+          </w:rPr>
+          <w:rPr>
+            <w:color w:val="0000EE"/>
+            <w:u w:val="single"/>
+          </w:rPr>
+          <w:t>約翰福音十八章14節</w:t>
+        </w:r>
+      </w:hyperlink>
+      <w:r>
+        <w:rPr>
+          <w:lang w:val="zh_TW" w:bidi="zh_TW"/>
+        </w:rPr>
+        <w:t>，「猶太人」用來指祭司長和法利賽人。需要注意的是，作者其實也是猶太人，他並不是在表達對所有猶太人的仇恨。他譴責的是那些反對耶穌的人，而不是整個種族。他也曾欣然提到相信耶穌的猶太人（</w:t>
+      </w:r>
+      <w:hyperlink r:id="rId193">
+        <w:r>
+          <w:rPr>
+            <w:lang w:val="zh_TW" w:bidi="zh_TW"/>
+          </w:rPr>
+          <w:rPr>
+            <w:color w:val="0000EE"/>
+            <w:u w:val="single"/>
+          </w:rPr>
+          <w:t>約8:31</w:t>
+        </w:r>
+      </w:hyperlink>
+      <w:r>
+        <w:rPr>
+          <w:lang w:val="zh_TW" w:bidi="zh_TW"/>
+        </w:rPr>
+        <w:t>，</w:t>
+      </w:r>
+      <w:hyperlink r:id="rId194">
+        <w:r>
+          <w:rPr>
+            <w:lang w:val="zh_TW" w:bidi="zh_TW"/>
+          </w:rPr>
+          <w:rPr>
+            <w:color w:val="0000EE"/>
+            <w:u w:val="single"/>
+          </w:rPr>
+          <w:t>11:45</w:t>
+        </w:r>
+      </w:hyperlink>
+      <w:r>
+        <w:rPr>
+          <w:lang w:val="zh_TW" w:bidi="zh_TW"/>
+        </w:rPr>
+        <w:t>，</w:t>
+      </w:r>
+      <w:hyperlink r:id="rId195">
+        <w:r>
+          <w:rPr>
+            <w:lang w:val="zh_TW" w:bidi="zh_TW"/>
+          </w:rPr>
+          <w:rPr>
+            <w:color w:val="0000EE"/>
+            <w:u w:val="single"/>
+          </w:rPr>
+          <w:t>12:11</w:t>
+        </w:r>
+      </w:hyperlink>
+      <w:r>
+        <w:rPr>
+          <w:lang w:val="zh_TW" w:bidi="zh_TW"/>
+        </w:rPr>
+        <w:t>）。拿但業被描繪為猶太基督徒的榜樣，一個「心裡沒有詭詐」的真以色列人（</w:t>
+      </w:r>
+      <w:hyperlink r:id="rId196">
+        <w:r>
+          <w:rPr>
+            <w:lang w:val="zh_TW" w:bidi="zh_TW"/>
+          </w:rPr>
+          <w:rPr>
+            <w:color w:val="0000EE"/>
+            <w:u w:val="single"/>
+          </w:rPr>
+          <w:t>約1:47</w:t>
+        </w:r>
+      </w:hyperlink>
+      <w:r>
+        <w:rPr>
+          <w:lang w:val="zh_TW" w:bidi="zh_TW"/>
+        </w:rPr>
+        <w:t>；比較：</w:t>
+      </w:r>
+      <w:hyperlink r:id="rId197">
+        <w:r>
+          <w:rPr>
+            <w:lang w:val="zh_TW" w:bidi="zh_TW"/>
+          </w:rPr>
+          <w:rPr>
+            <w:color w:val="0000EE"/>
+            <w:u w:val="single"/>
+          </w:rPr>
+          <w:t>1:31</w:t>
+        </w:r>
+      </w:hyperlink>
+      <w:r>
+        <w:rPr>
+          <w:lang w:val="zh_TW" w:bidi="zh_TW"/>
+        </w:rPr>
+        <w:t>；見：</w:t>
+      </w:r>
+      <w:hyperlink r:id="rId198">
+        <w:r>
+          <w:rPr>
+            <w:lang w:val="zh_TW" w:bidi="zh_TW"/>
+          </w:rPr>
+          <w:rPr>
+            <w:color w:val="0000EE"/>
+            <w:u w:val="single"/>
+          </w:rPr>
+          <w:t>創世記27:35</w:t>
+        </w:r>
+      </w:hyperlink>
+      <w:r>
+        <w:rPr>
+          <w:lang w:val="zh_TW" w:bidi="zh_TW"/>
+        </w:rPr>
+        <w:t>，</w:t>
+      </w:r>
+      <w:hyperlink r:id="rId199">
+        <w:r>
+          <w:rPr>
+            <w:lang w:val="zh_TW" w:bidi="zh_TW"/>
+          </w:rPr>
+          <w:rPr>
+            <w:color w:val="0000EE"/>
+            <w:u w:val="single"/>
+          </w:rPr>
+          <w:t>32:28</w:t>
+        </w:r>
+      </w:hyperlink>
+      <w:r>
+        <w:rPr>
+          <w:lang w:val="zh_TW" w:bidi="zh_TW"/>
+        </w:rPr>
+        <w:t>）。</w:t>
+      </w:r>
+    </w:p>
+    <w:p>
+      <w:pPr/>
+      <w:r>
+        <w:rPr>
+          <w:lang w:val="zh_TW" w:bidi="zh_TW"/>
+        </w:rPr>
+      </w:r>
+      <w:r>
+        <w:rPr>
+          <w:i/>
+          <w:lang w:val="zh_TW" w:bidi="zh_TW"/>
+        </w:rPr>
+        <w:t>另見</w:t>
+      </w:r>
+      <w:r>
+        <w:rPr>
+          <w:lang w:val="zh_TW" w:bidi="zh_TW"/>
+        </w:rPr>
+        <w:t xml:space="preserve"> </w:t>
+      </w:r>
+      <w:r>
+        <w:rPr>
+          <w:lang w:val="zh_TW" w:bidi="zh_TW"/>
+        </w:rPr>
+        <w:t>散居的猶太人</w:t>
+      </w:r>
       <w:r>
         <w:rPr>
           <w:lang w:val="zh_TW" w:bidi="zh_TW"/>
         </w:rPr>
         <w:t>；</w:t>
       </w:r>
-      <w:hyperlink r:id="rId18">
-        <w:r>
-          <w:rPr>
-            <w:lang w:val="zh_TW" w:bidi="zh_TW"/>
-          </w:rPr>
-          <w:rPr>
-            <w:color w:val="0000EE"/>
-            <w:u w:val="single"/>
-          </w:rPr>
-          <w:t>林前10:8</w:t>
-        </w:r>
-      </w:hyperlink>
-      <w:r>
-        <w:rPr>
-          <w:lang w:val="zh_TW" w:bidi="zh_TW"/>
-        </w:rPr>
-        <w:t>）。在希伯來人的觀念中，即使災病和死亡的直接原因是顯而易見的——比如營中許多人被毒蛇咬傷——他們的反應不是去殺掉所有的蛇，而是向神祈求赦免（</w:t>
-      </w:r>
-      <w:hyperlink r:id="rId19">
-        <w:r>
-          <w:rPr>
-            <w:lang w:val="zh_TW" w:bidi="zh_TW"/>
-          </w:rPr>
-          <w:rPr>
-            <w:color w:val="0000EE"/>
-            <w:u w:val="single"/>
-          </w:rPr>
-          <w:t>民21:4–9</w:t>
-        </w:r>
-      </w:hyperlink>
-      <w:r>
-        <w:rPr>
-          <w:lang w:val="zh_TW" w:bidi="zh_TW"/>
-        </w:rPr>
-        <w:t>）。痲瘋病的字面意思是「打擊」，是一種神賜下的毀滅性災病，用來懲罰那些犯罪的人（</w:t>
-      </w:r>
-      <w:hyperlink r:id="rId20">
-        <w:r>
-          <w:rPr>
-            <w:lang w:val="zh_TW" w:bidi="zh_TW"/>
-          </w:rPr>
-          <w:rPr>
-            <w:color w:val="0000EE"/>
-            <w:u w:val="single"/>
-          </w:rPr>
-          <w:t>民12</w:t>
-        </w:r>
-      </w:hyperlink>
+      <w:r>
+        <w:rPr>
+          <w:lang w:val="zh_TW" w:bidi="zh_TW"/>
+        </w:rPr>
+        <w:t>以色列的歷史</w:t>
+      </w:r>
       <w:r>
         <w:rPr>
           <w:lang w:val="zh_TW" w:bidi="zh_TW"/>
         </w:rPr>
         <w:t>；</w:t>
       </w:r>
-      <w:hyperlink r:id="rId21">
-        <w:r>
-          <w:rPr>
-            <w:lang w:val="zh_TW" w:bidi="zh_TW"/>
-          </w:rPr>
-          <w:rPr>
-            <w:color w:val="0000EE"/>
-            <w:u w:val="single"/>
-          </w:rPr>
-          <w:t>王下5:27</w:t>
+      <w:r>
+        <w:rPr>
+          <w:lang w:val="zh_TW" w:bidi="zh_TW"/>
+        </w:rPr>
+        <w:t>猶太教</w:t>
+      </w:r>
+      <w:r>
+        <w:rPr>
+          <w:lang w:val="zh_TW" w:bidi="zh_TW"/>
+        </w:rPr>
+        <w:t>；</w:t>
+      </w:r>
+      <w:r>
+        <w:rPr>
+          <w:lang w:val="zh_TW" w:bidi="zh_TW"/>
+        </w:rPr>
+        <w:t>猶太主義者或猶太派基督徒</w:t>
+      </w:r>
+      <w:r>
+        <w:rPr>
+          <w:lang w:val="zh_TW" w:bidi="zh_TW"/>
+        </w:rPr>
+        <w:t>；</w:t>
+      </w:r>
+      <w:r>
+        <w:rPr>
+          <w:lang w:val="zh_TW" w:bidi="zh_TW"/>
+        </w:rPr>
+        <w:t>法利賽人</w:t>
+      </w:r>
+      <w:r>
+        <w:rPr>
+          <w:lang w:val="zh_TW" w:bidi="zh_TW"/>
+        </w:rPr>
+        <w:t>；</w:t>
+      </w:r>
+      <w:r>
+        <w:rPr>
+          <w:lang w:val="zh_TW" w:bidi="zh_TW"/>
+        </w:rPr>
+        <w:t>被擄歸回時期</w:t>
+      </w:r>
+      <w:r>
+        <w:rPr>
+          <w:lang w:val="zh_TW" w:bidi="zh_TW"/>
+        </w:rPr>
+        <w:t>。</w:t>
+      </w:r>
+      <w:r>
+        <w:rPr>
+          <w:lang w:val="zh_TW" w:bidi="zh_TW"/>
+        </w:rPr>
+      </w:r>
+      <w:r>
+        <w:rPr>
+          <w:lang w:val="zh_TW" w:bidi="zh_TW"/>
+        </w:rPr>
+      </w:r>
+    </w:p>
+    <w:p>
+      <w:pPr/>
+      <w:r>
+        <w:rPr>
+          <w:lang w:val="zh_TW" w:bidi="zh_TW"/>
+        </w:rPr>
+      </w:r>
+    </w:p>
+    <w:p>
+      <w:pPr>
+        <w:pStyle w:val="Heading2"/>
+      </w:pPr>
+      <w:r>
+        <w:rPr>
+          <w:lang w:val="zh_TW" w:bidi="zh_TW"/>
+        </w:rPr>
+        <w:t>右手</w:t>
+      </w:r>
+      <w:r>
+        <w:rPr>
+          <w:lang w:val="zh_TW" w:bidi="zh_TW"/>
+        </w:rPr>
+      </w:r>
+    </w:p>
+    <w:p>
+      <w:pPr/>
+      <w:r>
+        <w:rPr>
+          <w:lang w:val="zh_TW" w:bidi="zh_TW"/>
+        </w:rPr>
+      </w:r>
+      <w:r>
+        <w:rPr>
+          <w:lang w:val="zh_TW" w:bidi="zh_TW"/>
+        </w:rPr>
+        <w:t>在聖經中，「右手」一詞有兩個主要意義。首先，它指的是一個人身體的右側。其次，它常被用為表示特殊意義的記號。</w:t>
+      </w:r>
+    </w:p>
+    <w:p>
+      <w:pPr/>
+      <w:r>
+        <w:rPr>
+          <w:lang w:val="zh_TW" w:bidi="zh_TW"/>
+        </w:rPr>
+      </w:r>
+      <w:r>
+        <w:rPr>
+          <w:lang w:val="zh_TW" w:bidi="zh_TW"/>
+        </w:rPr>
+        <w:t>在聖經中，「右」這個詞通常意味著「正確」或「好的」。當某事在「右」方時，意味著它是公義的、並遵循神的方式（</w:t>
+      </w:r>
+      <w:hyperlink r:id="rId200">
+        <w:r>
+          <w:rPr>
+            <w:lang w:val="zh_TW" w:bidi="zh_TW"/>
+          </w:rPr>
+          <w:rPr>
+            <w:color w:val="0000EE"/>
+            <w:u w:val="single"/>
+          </w:rPr>
+          <w:t>創18:25</w:t>
+        </w:r>
+      </w:hyperlink>
+      <w:r>
+        <w:rPr>
+          <w:lang w:val="zh_TW" w:bidi="zh_TW"/>
+        </w:rPr>
+        <w:t>）。在聖經中的許多地方，神的右手都是用來象徵祂的能力。例如：</w:t>
+      </w:r>
+    </w:p>
+    <w:p>
+      <w:pPr>
+        <w:pStyle w:val="ListBullet"/>
+        <w:spacing w:line="240" w:lineRule="auto"/>
+        <w:ind w:left="720"/>
+      </w:pPr>
+      <w:r>
+        <w:rPr>
+          <w:lang w:val="zh_TW" w:bidi="zh_TW"/>
+        </w:rPr>
+      </w:r>
+      <w:r>
+        <w:rPr>
+          <w:lang w:val="zh_TW" w:bidi="zh_TW"/>
+        </w:rPr>
+        <w:t>這代表神如何幫助祂的百姓得勝（</w:t>
+      </w:r>
+      <w:hyperlink r:id="rId201">
+        <w:r>
+          <w:rPr>
+            <w:lang w:val="zh_TW" w:bidi="zh_TW"/>
+          </w:rPr>
+          <w:rPr>
+            <w:color w:val="0000EE"/>
+            <w:u w:val="single"/>
+          </w:rPr>
+          <w:t>詩17:7</w:t>
+        </w:r>
+      </w:hyperlink>
+      <w:r>
+        <w:rPr>
+          <w:lang w:val="zh_TW" w:bidi="zh_TW"/>
+        </w:rPr>
+        <w:t>，</w:t>
+      </w:r>
+      <w:hyperlink r:id="rId201">
+        <w:r>
+          <w:rPr>
+            <w:lang w:val="zh_TW" w:bidi="zh_TW"/>
+          </w:rPr>
+          <w:rPr>
+            <w:color w:val="0000EE"/>
+            <w:u w:val="single"/>
+          </w:rPr>
+          <w:t>98:1</w:t>
+        </w:r>
+      </w:hyperlink>
+      <w:r>
+        <w:rPr>
+          <w:lang w:val="zh_TW" w:bidi="zh_TW"/>
+        </w:rPr>
+        <w:t>）</w:t>
+      </w:r>
+    </w:p>
+    <w:p>
+      <w:pPr>
+        <w:pStyle w:val="ListBullet"/>
+        <w:spacing w:line="240" w:lineRule="auto"/>
+        <w:ind w:left="720"/>
+      </w:pPr>
+      <w:r>
+        <w:rPr>
+          <w:lang w:val="zh_TW" w:bidi="zh_TW"/>
+        </w:rPr>
+      </w:r>
+      <w:r>
+        <w:rPr>
+          <w:lang w:val="zh_TW" w:bidi="zh_TW"/>
+        </w:rPr>
+        <w:t>這顯示出神如何懲罰那些作惡的人（</w:t>
+      </w:r>
+      <w:hyperlink r:id="rId202">
+        <w:r>
+          <w:rPr>
+            <w:lang w:val="zh_TW" w:bidi="zh_TW"/>
+          </w:rPr>
+          <w:rPr>
+            <w:color w:val="0000EE"/>
+            <w:u w:val="single"/>
+          </w:rPr>
+          <w:t>來2:16</w:t>
+        </w:r>
+      </w:hyperlink>
+      <w:r>
+        <w:rPr>
+          <w:lang w:val="zh_TW" w:bidi="zh_TW"/>
+        </w:rPr>
+        <w:t>）</w:t>
+      </w:r>
+    </w:p>
+    <w:p>
+      <w:pPr>
+        <w:pStyle w:val="ListBullet"/>
+        <w:spacing w:line="240" w:lineRule="auto"/>
+        <w:ind w:left="720"/>
+      </w:pPr>
+      <w:r>
+        <w:rPr>
+          <w:lang w:val="zh_TW" w:bidi="zh_TW"/>
+        </w:rPr>
+      </w:r>
+      <w:r>
+        <w:rPr>
+          <w:lang w:val="zh_TW" w:bidi="zh_TW"/>
+        </w:rPr>
+        <w:t>這顯示出神如何</w:t>
+      </w:r>
+      <w:r>
+        <w:rPr>
+          <w:lang w:val="zh_TW" w:bidi="zh_TW"/>
+        </w:rPr>
+        <w:t>幫助那些信靠祂的人</w:t>
+      </w:r>
+      <w:r>
+        <w:rPr>
+          <w:lang w:val="zh_TW" w:bidi="zh_TW"/>
+        </w:rPr>
+        <w:t>（</w:t>
+      </w:r>
+      <w:hyperlink r:id="rId203">
+        <w:r>
+          <w:rPr>
+            <w:lang w:val="zh_TW" w:bidi="zh_TW"/>
+          </w:rPr>
+          <w:rPr>
+            <w:color w:val="0000EE"/>
+            <w:u w:val="single"/>
+          </w:rPr>
+          <w:t>詩139:10</w:t>
         </w:r>
       </w:hyperlink>
       <w:r>
@@ -485,18 +7674,36 @@
         <w:rPr>
           <w:lang w:val="zh_TW" w:bidi="zh_TW"/>
         </w:rPr>
-        <w:t>神也可能差遣災病來顯示祂的大能或保護祂的百姓。埃及的十災就是前者的例子；而消滅西拿基立的軍隊則是後者的例子（</w:t>
-      </w:r>
-      <w:hyperlink r:id="rId22">
-        <w:r>
-          <w:rPr>
-            <w:lang w:val="zh_TW" w:bidi="zh_TW"/>
-          </w:rPr>
-          <w:rPr>
-            <w:color w:val="0000EE"/>
-            <w:u w:val="single"/>
-          </w:rPr>
-          <w:t>王下19:34–36</w:t>
+        <w:t>雖然人無法靠自己的力量拯救自己，但神應許，當祂定意施行幫助的時候，會使百姓剛強（</w:t>
+      </w:r>
+      <w:hyperlink r:id="rId204">
+        <w:r>
+          <w:rPr>
+            <w:lang w:val="zh_TW" w:bidi="zh_TW"/>
+          </w:rPr>
+          <w:rPr>
+            <w:color w:val="0000EE"/>
+            <w:u w:val="single"/>
+          </w:rPr>
+          <w:t>伯40:14</w:t>
+        </w:r>
+      </w:hyperlink>
+      <w:r>
+        <w:rPr>
+          <w:lang w:val="zh_TW" w:bidi="zh_TW"/>
+        </w:rPr>
+        <w:t>；</w:t>
+      </w:r>
+      <w:hyperlink r:id="rId205">
+        <w:r>
+          <w:rPr>
+            <w:lang w:val="zh_TW" w:bidi="zh_TW"/>
+          </w:rPr>
+          <w:rPr>
+            <w:color w:val="0000EE"/>
+            <w:u w:val="single"/>
+          </w:rPr>
+          <w:t>賽41:13</w:t>
         </w:r>
       </w:hyperlink>
       <w:r>
@@ -507,82 +7714,331 @@
       </w:r>
     </w:p>
     <w:p>
-      <w:pPr>
-        <w:pStyle w:val="Heading4"/>
-      </w:pPr>
-      <w:r>
-        <w:rPr>
-          <w:lang w:val="zh_TW" w:bidi="zh_TW"/>
-        </w:rPr>
-        <w:t>撒但</w:t>
-      </w:r>
-    </w:p>
-    <w:p>
-      <w:pPr/>
-      <w:r>
-        <w:rPr>
-          <w:lang w:val="zh_TW" w:bidi="zh_TW"/>
-        </w:rPr>
-      </w:r>
-      <w:r>
-        <w:rPr>
-          <w:lang w:val="zh_TW" w:bidi="zh_TW"/>
-        </w:rPr>
-        <w:t>撒但和其他邪靈也可能是災病的源頭。在聖經的框架中，撒但帶來災病的能力是在神允許的範圍內進行的。對於撒但危害能力的限制，在約伯的案例中被明確說明（</w:t>
-      </w:r>
-      <w:hyperlink r:id="rId23">
-        <w:r>
-          <w:rPr>
-            <w:lang w:val="zh_TW" w:bidi="zh_TW"/>
-          </w:rPr>
-          <w:rPr>
-            <w:color w:val="0000EE"/>
-            <w:u w:val="single"/>
-          </w:rPr>
-          <w:t>伯1:12</w:t>
-        </w:r>
-      </w:hyperlink>
-      <w:r>
-        <w:rPr>
-          <w:lang w:val="zh_TW" w:bidi="zh_TW"/>
-        </w:rPr>
-        <w:t>）。新約的信息也清楚地表明，儘管有鬼附或受到撒但影響的情況，但撒但的時間是有限的，牠最終的完全敗亡和毀滅是必然的。</w:t>
-      </w:r>
-    </w:p>
-    <w:p>
-      <w:pPr>
-        <w:pStyle w:val="Heading4"/>
-      </w:pPr>
-      <w:r>
-        <w:rPr>
-          <w:lang w:val="zh_TW" w:bidi="zh_TW"/>
-        </w:rPr>
-        <w:t>祖先的罪</w:t>
-      </w:r>
-    </w:p>
-    <w:p>
-      <w:pPr/>
-      <w:r>
-        <w:rPr>
-          <w:lang w:val="zh_TW" w:bidi="zh_TW"/>
-        </w:rPr>
-      </w:r>
-      <w:r>
-        <w:rPr>
-          <w:lang w:val="zh_TW" w:bidi="zh_TW"/>
-        </w:rPr>
-        <w:t>疾病也可能是由於祖先的罪過所致（</w:t>
-      </w:r>
-      <w:hyperlink r:id="rId24">
-        <w:r>
-          <w:rPr>
-            <w:lang w:val="zh_TW" w:bidi="zh_TW"/>
-          </w:rPr>
-          <w:rPr>
-            <w:color w:val="0000EE"/>
-            <w:u w:val="single"/>
-          </w:rPr>
-          <w:t>出20:5</w:t>
+      <w:pPr/>
+      <w:r>
+        <w:rPr>
+          <w:lang w:val="zh_TW" w:bidi="zh_TW"/>
+        </w:rPr>
+      </w:r>
+      <w:r>
+        <w:rPr>
+          <w:lang w:val="zh_TW" w:bidi="zh_TW"/>
+        </w:rPr>
+        <w:t>在神的右手邊是極大的祝福之地（</w:t>
+      </w:r>
+      <w:hyperlink r:id="rId206">
+        <w:r>
+          <w:rPr>
+            <w:lang w:val="zh_TW" w:bidi="zh_TW"/>
+          </w:rPr>
+          <w:rPr>
+            <w:color w:val="0000EE"/>
+            <w:u w:val="single"/>
+          </w:rPr>
+          <w:t>詩16:11</w:t>
+        </w:r>
+      </w:hyperlink>
+      <w:r>
+        <w:rPr>
+          <w:lang w:val="zh_TW" w:bidi="zh_TW"/>
+        </w:rPr>
+        <w:t>）。主耶穌基督是在神的右邊，在榮耀中掌權，並為祂所救贖的人代求（</w:t>
+      </w:r>
+      <w:hyperlink r:id="rId207">
+        <w:r>
+          <w:rPr>
+            <w:lang w:val="zh_TW" w:bidi="zh_TW"/>
+          </w:rPr>
+          <w:rPr>
+            <w:color w:val="0000EE"/>
+            <w:u w:val="single"/>
+          </w:rPr>
+          <w:t>羅8:34</w:t>
+        </w:r>
+      </w:hyperlink>
+      <w:r>
+        <w:rPr>
+          <w:lang w:val="zh_TW" w:bidi="zh_TW"/>
+        </w:rPr>
+        <w:t>）。</w:t>
+      </w:r>
+    </w:p>
+    <w:p>
+      <w:pPr/>
+      <w:r>
+        <w:rPr>
+          <w:lang w:val="zh_TW" w:bidi="zh_TW"/>
+        </w:rPr>
+      </w:r>
+      <w:r>
+        <w:rPr>
+          <w:lang w:val="zh_TW" w:bidi="zh_TW"/>
+        </w:rPr>
+        <w:t>用右手行相交之禮</w:t>
+      </w:r>
+      <w:r>
+        <w:rPr>
+          <w:lang w:val="zh_TW" w:bidi="zh_TW"/>
+        </w:rPr>
+        <w:t>表示接納和恩典（</w:t>
+      </w:r>
+      <w:hyperlink r:id="rId208">
+        <w:r>
+          <w:rPr>
+            <w:lang w:val="zh_TW" w:bidi="zh_TW"/>
+          </w:rPr>
+          <w:rPr>
+            <w:color w:val="0000EE"/>
+            <w:u w:val="single"/>
+          </w:rPr>
+          <w:t>加2:9</w:t>
+        </w:r>
+      </w:hyperlink>
+      <w:r>
+        <w:rPr>
+          <w:lang w:val="zh_TW" w:bidi="zh_TW"/>
+        </w:rPr>
+        <w:t>）。在聖經時代，人們會握右手以示他們正在做出嚴肅的承諾或協議。這種用右手做出承諾的做法在聖經時代也被使用，並延續至今（</w:t>
+      </w:r>
+      <w:hyperlink r:id="rId209">
+        <w:r>
+          <w:rPr>
+            <w:lang w:val="zh_TW" w:bidi="zh_TW"/>
+          </w:rPr>
+          <w:rPr>
+            <w:color w:val="0000EE"/>
+            <w:u w:val="single"/>
+          </w:rPr>
+          <w:t>王下10:15</w:t>
+        </w:r>
+      </w:hyperlink>
+      <w:r>
+        <w:rPr>
+          <w:lang w:val="zh_TW" w:bidi="zh_TW"/>
+        </w:rPr>
+        <w:t>）。</w:t>
+      </w:r>
+    </w:p>
+    <w:p>
+      <w:pPr/>
+      <w:r>
+        <w:rPr>
+          <w:lang w:val="zh_TW" w:bidi="zh_TW"/>
+        </w:rPr>
+      </w:r>
+      <w:r>
+        <w:rPr>
+          <w:lang w:val="zh_TW" w:bidi="zh_TW"/>
+        </w:rPr>
+        <w:t>左手有時與祝福有關聯（</w:t>
+      </w:r>
+      <w:hyperlink r:id="rId210">
+        <w:r>
+          <w:rPr>
+            <w:lang w:val="zh_TW" w:bidi="zh_TW"/>
+          </w:rPr>
+          <w:rPr>
+            <w:color w:val="0000EE"/>
+            <w:u w:val="single"/>
+          </w:rPr>
+          <w:t>箴3:16</w:t>
+        </w:r>
+      </w:hyperlink>
+      <w:r>
+        <w:rPr>
+          <w:lang w:val="zh_TW" w:bidi="zh_TW"/>
+        </w:rPr>
+        <w:t>）。然而，它也可能與某人背叛或做錯事有關（</w:t>
+      </w:r>
+      <w:hyperlink r:id="rId211">
+        <w:r>
+          <w:rPr>
+            <w:lang w:val="zh_TW" w:bidi="zh_TW"/>
+          </w:rPr>
+          <w:rPr>
+            <w:color w:val="0000EE"/>
+            <w:u w:val="single"/>
+          </w:rPr>
+          <w:t>傳10:2</w:t>
+        </w:r>
+      </w:hyperlink>
+      <w:r>
+        <w:rPr>
+          <w:lang w:val="zh_TW" w:bidi="zh_TW"/>
+        </w:rPr>
+        <w:t>）。</w:t>
+      </w:r>
+    </w:p>
+    <w:p>
+      <w:pPr/>
+      <w:r>
+        <w:rPr>
+          <w:lang w:val="zh_TW" w:bidi="zh_TW"/>
+        </w:rPr>
+      </w:r>
+      <w:r>
+        <w:rPr>
+          <w:i/>
+          <w:lang w:val="zh_TW" w:bidi="zh_TW"/>
+        </w:rPr>
+        <w:t xml:space="preserve">另見 </w:t>
+      </w:r>
+      <w:r>
+        <w:rPr>
+          <w:lang w:val="zh_TW" w:bidi="zh_TW"/>
+        </w:rPr>
+        <w:t>手</w:t>
+      </w:r>
+      <w:r>
+        <w:rPr>
+          <w:lang w:val="zh_TW" w:bidi="zh_TW"/>
+        </w:rPr>
+        <w:t>。</w:t>
+      </w:r>
+      <w:r>
+        <w:rPr>
+          <w:lang w:val="zh_TW" w:bidi="zh_TW"/>
+        </w:rPr>
+      </w:r>
+      <w:r>
+        <w:rPr>
+          <w:lang w:val="zh_TW" w:bidi="zh_TW"/>
+        </w:rPr>
+      </w:r>
+    </w:p>
+    <w:p>
+      <w:pPr/>
+      <w:r>
+        <w:rPr>
+          <w:lang w:val="zh_TW" w:bidi="zh_TW"/>
+        </w:rPr>
+      </w:r>
+    </w:p>
+    <w:p>
+      <w:pPr>
+        <w:pStyle w:val="Heading2"/>
+      </w:pPr>
+      <w:r>
+        <w:rPr>
+          <w:lang w:val="zh_TW" w:bidi="zh_TW"/>
+        </w:rPr>
+        <w:t>幼發拉底河</w:t>
+      </w:r>
+      <w:r>
+        <w:rPr>
+          <w:lang w:val="zh_TW" w:bidi="zh_TW"/>
+        </w:rPr>
+      </w:r>
+    </w:p>
+    <w:p>
+      <w:pPr/>
+      <w:r>
+        <w:rPr>
+          <w:lang w:val="zh_TW" w:bidi="zh_TW"/>
+        </w:rPr>
+      </w:r>
+      <w:r>
+        <w:rPr>
+          <w:lang w:val="zh_TW" w:bidi="zh_TW"/>
+        </w:rPr>
+        <w:t>幼發拉底河是小亞細亞西部最大的河流。它發源於亞美尼亞中部的山區，由兩條支流（卡拉蘇河〔Kara-Su〕和穆拉特蘇尤河〔Murat-Suyu〕）匯合而成。</w:t>
+      </w:r>
+    </w:p>
+    <w:p>
+      <w:pPr/>
+      <w:r>
+        <w:rPr>
+          <w:lang w:val="zh_TW" w:bidi="zh_TW"/>
+        </w:rPr>
+      </w:r>
+      <w:r>
+        <w:rPr>
+          <w:lang w:val="zh_TW" w:bidi="zh_TW"/>
+        </w:rPr>
+        <w:t>這條河向東南流，長約2,900公里（1,800英里），在距波斯灣約160公里（100英里）處的可爾納（Korna）地區與底格里斯河匯合。</w:t>
+      </w:r>
+    </w:p>
+    <w:p>
+      <w:pPr/>
+      <w:r>
+        <w:rPr>
+          <w:lang w:val="zh_TW" w:bidi="zh_TW"/>
+        </w:rPr>
+      </w:r>
+      <w:r>
+        <w:rPr>
+          <w:lang w:val="zh_TW" w:bidi="zh_TW"/>
+        </w:rPr>
+        <w:t>幼發拉底河大部分的河段水淺，小船可航行約1,930公里（1,200英里）；而大型船隻（如遠洋輪船），僅能在幼發拉底河與底格里斯河匯流之後航行至巴士拉（</w:t>
+      </w:r>
+      <w:r>
+        <w:rPr>
+          <w:lang w:val="zh_TW" w:bidi="zh_TW"/>
+        </w:rPr>
+        <w:t>Basra</w:t>
+      </w:r>
+      <w:r>
+        <w:rPr>
+          <w:lang w:val="zh_TW" w:bidi="zh_TW"/>
+        </w:rPr>
+        <w:t>）城。</w:t>
+      </w:r>
+    </w:p>
+    <w:p>
+      <w:pPr/>
+      <w:r>
+        <w:rPr>
+          <w:lang w:val="zh_TW" w:bidi="zh_TW"/>
+        </w:rPr>
+      </w:r>
+      <w:r>
+        <w:rPr>
+          <w:lang w:val="zh_TW" w:bidi="zh_TW"/>
+        </w:rPr>
+        <w:t>每年春季（三月至六月）因山中積雪融化，河水上漲。古時人們會在這期間修築運河以儲水，藉此防止氾濫並促進農業，使土地得以供養大量人口。</w:t>
+      </w:r>
+    </w:p>
+    <w:p>
+      <w:pPr/>
+      <w:r>
+        <w:rPr>
+          <w:lang w:val="zh_TW" w:bidi="zh_TW"/>
+        </w:rPr>
+      </w:r>
+      <w:r>
+        <w:rPr>
+          <w:lang w:val="zh_TW" w:bidi="zh_TW"/>
+        </w:rPr>
+        <w:t>幼發拉底河是滋潤伊甸園的四條河之一（</w:t>
+      </w:r>
+      <w:hyperlink r:id="rId212">
+        <w:r>
+          <w:rPr>
+            <w:lang w:val="zh_TW" w:bidi="zh_TW"/>
+          </w:rPr>
+          <w:rPr>
+            <w:color w:val="0000EE"/>
+            <w:u w:val="single"/>
+          </w:rPr>
+          <w:t>創2:14</w:t>
+        </w:r>
+      </w:hyperlink>
+      <w:r>
+        <w:rPr>
+          <w:lang w:val="zh_TW" w:bidi="zh_TW"/>
+        </w:rPr>
+        <w:t>）。神曾應許亞伯拉罕，他的地業要直達幼發拉底河的上游（</w:t>
+      </w:r>
+      <w:hyperlink r:id="rId213">
+        <w:r>
+          <w:rPr>
+            <w:lang w:val="zh_TW" w:bidi="zh_TW"/>
+          </w:rPr>
+          <w:rPr>
+            <w:color w:val="0000EE"/>
+            <w:u w:val="single"/>
+          </w:rPr>
+          <w:t>創15:18</w:t>
         </w:r>
       </w:hyperlink>
       <w:r>
@@ -591,16 +8047,70 @@
         </w:rPr>
         <w:t>；</w:t>
       </w:r>
-      <w:hyperlink r:id="rId25">
-        <w:r>
-          <w:rPr>
-            <w:lang w:val="zh_TW" w:bidi="zh_TW"/>
-          </w:rPr>
-          <w:rPr>
-            <w:color w:val="0000EE"/>
-            <w:u w:val="single"/>
-          </w:rPr>
-          <w:t>利26:29</w:t>
+      <w:hyperlink r:id="rId214">
+        <w:r>
+          <w:rPr>
+            <w:lang w:val="zh_TW" w:bidi="zh_TW"/>
+          </w:rPr>
+          <w:rPr>
+            <w:color w:val="0000EE"/>
+            <w:u w:val="single"/>
+          </w:rPr>
+          <w:t>申1:7</w:t>
+        </w:r>
+      </w:hyperlink>
+      <w:r>
+        <w:rPr>
+          <w:lang w:val="zh_TW" w:bidi="zh_TW"/>
+        </w:rPr>
+        <w:t>，</w:t>
+      </w:r>
+      <w:hyperlink r:id="rId215">
+        <w:r>
+          <w:rPr>
+            <w:lang w:val="zh_TW" w:bidi="zh_TW"/>
+          </w:rPr>
+          <w:rPr>
+            <w:color w:val="0000EE"/>
+            <w:u w:val="single"/>
+          </w:rPr>
+          <w:t>11:24</w:t>
+        </w:r>
+      </w:hyperlink>
+      <w:r>
+        <w:rPr>
+          <w:lang w:val="zh_TW" w:bidi="zh_TW"/>
+        </w:rPr>
+        <w:t>）。在大衛與所羅門執政期間，以色列的疆域幾乎延伸到這條邊界（</w:t>
+      </w:r>
+      <w:hyperlink r:id="rId216">
+        <w:r>
+          <w:rPr>
+            <w:lang w:val="zh_TW" w:bidi="zh_TW"/>
+          </w:rPr>
+          <w:rPr>
+            <w:color w:val="0000EE"/>
+            <w:u w:val="single"/>
+          </w:rPr>
+          <w:t>撒下8:3</w:t>
+        </w:r>
+      </w:hyperlink>
+      <w:r>
+        <w:rPr>
+          <w:lang w:val="zh_TW" w:bidi="zh_TW"/>
+        </w:rPr>
+        <w:t>，</w:t>
+      </w:r>
+      <w:hyperlink r:id="rId217">
+        <w:r>
+          <w:rPr>
+            <w:lang w:val="zh_TW" w:bidi="zh_TW"/>
+          </w:rPr>
+          <w:rPr>
+            <w:color w:val="0000EE"/>
+            <w:u w:val="single"/>
+          </w:rPr>
+          <w:t>10:16</w:t>
         </w:r>
       </w:hyperlink>
       <w:r>
@@ -609,16 +8119,48 @@
         </w:rPr>
         <w:t>；</w:t>
       </w:r>
-      <w:hyperlink r:id="rId26">
-        <w:r>
-          <w:rPr>
-            <w:lang w:val="zh_TW" w:bidi="zh_TW"/>
-          </w:rPr>
-          <w:rPr>
-            <w:color w:val="0000EE"/>
-            <w:u w:val="single"/>
-          </w:rPr>
-          <w:t>王上17:18</w:t>
+      <w:hyperlink r:id="rId218">
+        <w:r>
+          <w:rPr>
+            <w:lang w:val="zh_TW" w:bidi="zh_TW"/>
+          </w:rPr>
+          <w:rPr>
+            <w:color w:val="0000EE"/>
+            <w:u w:val="single"/>
+          </w:rPr>
+          <w:t>王上4:24</w:t>
+        </w:r>
+      </w:hyperlink>
+      <w:r>
+        <w:rPr>
+          <w:lang w:val="zh_TW" w:bidi="zh_TW"/>
+        </w:rPr>
+        <w:t>）。</w:t>
+      </w:r>
+    </w:p>
+    <w:p>
+      <w:pPr/>
+      <w:r>
+        <w:rPr>
+          <w:lang w:val="zh_TW" w:bidi="zh_TW"/>
+        </w:rPr>
+      </w:r>
+      <w:r>
+        <w:rPr>
+          <w:lang w:val="zh_TW" w:bidi="zh_TW"/>
+        </w:rPr>
+        <w:t>聖經中常稱幼發拉底河為「那河」（</w:t>
+      </w:r>
+      <w:hyperlink r:id="rId219">
+        <w:r>
+          <w:rPr>
+            <w:lang w:val="zh_TW" w:bidi="zh_TW"/>
+          </w:rPr>
+          <w:rPr>
+            <w:color w:val="0000EE"/>
+            <w:u w:val="single"/>
+          </w:rPr>
+          <w:t>民22:5</w:t>
         </w:r>
       </w:hyperlink>
       <w:r>
@@ -627,16 +8169,16 @@
         </w:rPr>
         <w:t>；</w:t>
       </w:r>
-      <w:hyperlink r:id="rId27">
-        <w:r>
-          <w:rPr>
-            <w:lang w:val="zh_TW" w:bidi="zh_TW"/>
-          </w:rPr>
-          <w:rPr>
-            <w:color w:val="0000EE"/>
-            <w:u w:val="single"/>
-          </w:rPr>
-          <w:t>伯21:19</w:t>
+      <w:hyperlink r:id="rId215">
+        <w:r>
+          <w:rPr>
+            <w:lang w:val="zh_TW" w:bidi="zh_TW"/>
+          </w:rPr>
+          <w:rPr>
+            <w:color w:val="0000EE"/>
+            <w:u w:val="single"/>
+          </w:rPr>
+          <w:t>申11:24</w:t>
         </w:r>
       </w:hyperlink>
       <w:r>
@@ -645,52 +8187,88 @@
         </w:rPr>
         <w:t>；</w:t>
       </w:r>
-      <w:hyperlink r:id="rId28">
-        <w:r>
-          <w:rPr>
-            <w:lang w:val="zh_TW" w:bidi="zh_TW"/>
-          </w:rPr>
-          <w:rPr>
-            <w:color w:val="0000EE"/>
-            <w:u w:val="single"/>
-          </w:rPr>
-          <w:t>哀5:7</w:t>
-        </w:r>
-      </w:hyperlink>
-      <w:r>
-        <w:rPr>
-          <w:lang w:val="zh_TW" w:bidi="zh_TW"/>
-        </w:rPr>
-        <w:t>）。其中最突出的例子是大衛與拔示巴的罪使他的兒子死亡（</w:t>
-      </w:r>
-      <w:hyperlink r:id="rId29">
-        <w:r>
-          <w:rPr>
-            <w:lang w:val="zh_TW" w:bidi="zh_TW"/>
-          </w:rPr>
-          <w:rPr>
-            <w:color w:val="0000EE"/>
-            <w:u w:val="single"/>
-          </w:rPr>
-          <w:t>撒下12:15</w:t>
-        </w:r>
-      </w:hyperlink>
-      <w:r>
-        <w:rPr>
-          <w:lang w:val="zh_TW" w:bidi="zh_TW"/>
-        </w:rPr>
-        <w:t>）。這種對災病來源的觀念一直延續到了新約時期，並為耶穌的門徒所熟悉（</w:t>
-      </w:r>
-      <w:hyperlink r:id="rId30">
-        <w:r>
-          <w:rPr>
-            <w:lang w:val="zh_TW" w:bidi="zh_TW"/>
-          </w:rPr>
-          <w:rPr>
-            <w:color w:val="0000EE"/>
-            <w:u w:val="single"/>
-          </w:rPr>
-          <w:t>約9:2</w:t>
+      <w:hyperlink r:id="rId220">
+        <w:r>
+          <w:rPr>
+            <w:lang w:val="zh_TW" w:bidi="zh_TW"/>
+          </w:rPr>
+          <w:rPr>
+            <w:color w:val="0000EE"/>
+            <w:u w:val="single"/>
+          </w:rPr>
+          <w:t>書24:3</w:t>
+        </w:r>
+      </w:hyperlink>
+      <w:r>
+        <w:rPr>
+          <w:lang w:val="zh_TW" w:bidi="zh_TW"/>
+        </w:rPr>
+        <w:t>、</w:t>
+      </w:r>
+      <w:hyperlink r:id="rId220">
+        <w:r>
+          <w:rPr>
+            <w:lang w:val="zh_TW" w:bidi="zh_TW"/>
+          </w:rPr>
+          <w:rPr>
+            <w:color w:val="0000EE"/>
+            <w:u w:val="single"/>
+          </w:rPr>
+          <w:t>14</w:t>
+        </w:r>
+      </w:hyperlink>
+      <w:r>
+        <w:rPr>
+          <w:lang w:val="zh_TW" w:bidi="zh_TW"/>
+        </w:rPr>
+        <w:t>，譯註：和合本譯為「大河」），也稱它為「大河」（</w:t>
+      </w:r>
+      <w:hyperlink r:id="rId221">
+        <w:r>
+          <w:rPr>
+            <w:lang w:val="zh_TW" w:bidi="zh_TW"/>
+          </w:rPr>
+          <w:rPr>
+            <w:color w:val="0000EE"/>
+            <w:u w:val="single"/>
+          </w:rPr>
+          <w:t>書1:4</w:t>
+        </w:r>
+      </w:hyperlink>
+      <w:r>
+        <w:rPr>
+          <w:lang w:val="zh_TW" w:bidi="zh_TW"/>
+        </w:rPr>
+        <w:t>，譯註：和合本譯為「幼發拉底大河」）。住在幼發拉底河以東的人稱以色列地為「大河西」（</w:t>
+      </w:r>
+      <w:hyperlink r:id="rId222">
+        <w:r>
+          <w:rPr>
+            <w:lang w:val="zh_TW" w:bidi="zh_TW"/>
+          </w:rPr>
+          <w:rPr>
+            <w:color w:val="0000EE"/>
+            <w:u w:val="single"/>
+          </w:rPr>
+          <w:t>拉4:10</w:t>
+        </w:r>
+      </w:hyperlink>
+      <w:r>
+        <w:rPr>
+          <w:lang w:val="zh_TW" w:bidi="zh_TW"/>
+        </w:rPr>
+        <w:t>；</w:t>
+      </w:r>
+      <w:hyperlink r:id="rId223">
+        <w:r>
+          <w:rPr>
+            <w:lang w:val="zh_TW" w:bidi="zh_TW"/>
+          </w:rPr>
+          <w:rPr>
+            <w:color w:val="0000EE"/>
+            <w:u w:val="single"/>
+          </w:rPr>
+          <w:t>尼2:7–9</w:t>
         </w:r>
       </w:hyperlink>
       <w:r>
@@ -701,484 +8279,124 @@
       </w:r>
     </w:p>
     <w:p>
-      <w:pPr>
-        <w:pStyle w:val="Heading4"/>
-      </w:pPr>
-      <w:r>
-        <w:rPr>
-          <w:lang w:val="zh_TW" w:bidi="zh_TW"/>
-        </w:rPr>
-        <w:t>違反自然規律</w:t>
-      </w:r>
-    </w:p>
-    <w:p>
-      <w:pPr/>
-      <w:r>
-        <w:rPr>
-          <w:lang w:val="zh_TW" w:bidi="zh_TW"/>
-        </w:rPr>
-      </w:r>
-      <w:r>
-        <w:rPr>
-          <w:lang w:val="zh_TW" w:bidi="zh_TW"/>
-        </w:rPr>
-        <w:t>這個觀念使希伯來人與當時其他民族有所區別。當他們理解到災病可能是由於違反固定的生理、心理/情感和道德規律所導致的，就會產生個人責任的概念，即遵守這些規律以避免災病。一個人對自己的健康以及社群的健康負有責任，而不僅僅是超自然力量的被動受害者。</w:t>
-      </w:r>
-    </w:p>
-    <w:p>
-      <w:pPr/>
-      <w:r>
-        <w:rPr>
-          <w:lang w:val="zh_TW" w:bidi="zh_TW"/>
-        </w:rPr>
-      </w:r>
-      <w:r>
-        <w:rPr>
-          <w:lang w:val="zh_TW" w:bidi="zh_TW"/>
-        </w:rPr>
-        <w:t>基於這一觀念，摩西制定了詳盡的行為準則，以維持個人和社群的健康。摩西律法涵蓋了飲食、個人衛生、安息日的遵守、營地的衛生規定、清潔以及性關係等領域。通過遵守神所設立的這些自然規律，希伯來人可以期望免於疾病（</w:t>
-      </w:r>
-      <w:hyperlink r:id="rId31">
-        <w:r>
-          <w:rPr>
-            <w:lang w:val="zh_TW" w:bidi="zh_TW"/>
-          </w:rPr>
-          <w:rPr>
-            <w:color w:val="0000EE"/>
-            <w:u w:val="single"/>
-          </w:rPr>
-          <w:t>出15:26</w:t>
-        </w:r>
-      </w:hyperlink>
-      <w:r>
-        <w:rPr>
-          <w:lang w:val="zh_TW" w:bidi="zh_TW"/>
-        </w:rPr>
-        <w:t>）並享長壽（</w:t>
-      </w:r>
-      <w:hyperlink r:id="rId32">
-        <w:r>
-          <w:rPr>
-            <w:lang w:val="zh_TW" w:bidi="zh_TW"/>
-          </w:rPr>
-          <w:rPr>
-            <w:color w:val="0000EE"/>
-            <w:u w:val="single"/>
-          </w:rPr>
-          <w:t>箴3:1–2</w:t>
-        </w:r>
-      </w:hyperlink>
-      <w:r>
-        <w:rPr>
-          <w:lang w:val="zh_TW" w:bidi="zh_TW"/>
-        </w:rPr>
-        <w:t>）。摩西的這些健康律法，即使以今天的公共衛生觀點來看，依然很合理，比起其他古代民族的做法更合理。</w:t>
-      </w:r>
-    </w:p>
-    <w:p>
-      <w:pPr/>
-      <w:r>
-        <w:rPr>
-          <w:lang w:val="zh_TW" w:bidi="zh_TW"/>
-        </w:rPr>
-      </w:r>
-      <w:r>
-        <w:rPr>
-          <w:lang w:val="zh_TW" w:bidi="zh_TW"/>
-        </w:rPr>
-        <w:t>理解到災病是違反自然律法的後果的另一大結果是，當尋求醫治時，人們開始轉向醫生而不是祭司。只要疾病被認為是超自然起源的，就無法通過了解災病過程來尋求治療方法。希伯來人熟悉埃及的醫生（</w:t>
-      </w:r>
-      <w:hyperlink r:id="rId33">
-        <w:r>
-          <w:rPr>
-            <w:lang w:val="zh_TW" w:bidi="zh_TW"/>
-          </w:rPr>
-          <w:rPr>
-            <w:color w:val="0000EE"/>
-            <w:u w:val="single"/>
-          </w:rPr>
-          <w:t>創50:2</w:t>
-        </w:r>
-      </w:hyperlink>
-      <w:r>
-        <w:rPr>
-          <w:lang w:val="zh_TW" w:bidi="zh_TW"/>
-        </w:rPr>
-        <w:t>），當時他們似乎主要擔任的是防腐師（embalmers）的角色。以色列歷史上始終有醫生行醫，但他們的醫治能力是逐漸發展起來的（</w:t>
-      </w:r>
-      <w:hyperlink r:id="rId34">
-        <w:r>
-          <w:rPr>
-            <w:lang w:val="zh_TW" w:bidi="zh_TW"/>
-          </w:rPr>
-          <w:rPr>
-            <w:color w:val="0000EE"/>
-            <w:u w:val="single"/>
-          </w:rPr>
-          <w:t>代下16:12</w:t>
-        </w:r>
-      </w:hyperlink>
+      <w:pPr/>
+      <w:r>
+        <w:rPr>
+          <w:lang w:val="zh_TW" w:bidi="zh_TW"/>
+        </w:rPr>
+      </w:r>
+      <w:r>
+        <w:rPr>
+          <w:lang w:val="zh_TW" w:bidi="zh_TW"/>
+        </w:rPr>
+        <w:t>先知耶利米差遣一位名叫西萊雅的人，帶著一本預言書前往這條河。那書預言了巴比倫將會毀滅。西萊雅誦讀完這些話後，耶利米吩咐他把書拋入幼發拉底河中，象徵巴比倫必永不再興起（</w:t>
+      </w:r>
+      <w:hyperlink r:id="rId224">
+        <w:r>
+          <w:rPr>
+            <w:lang w:val="zh_TW" w:bidi="zh_TW"/>
+          </w:rPr>
+          <w:rPr>
+            <w:color w:val="0000EE"/>
+            <w:u w:val="single"/>
+          </w:rPr>
+          <w:t>耶51:63</w:t>
+        </w:r>
+      </w:hyperlink>
+      <w:r>
+        <w:rPr>
+          <w:lang w:val="zh_TW" w:bidi="zh_TW"/>
+        </w:rPr>
+        <w:t>）。</w:t>
+      </w:r>
+    </w:p>
+    <w:p>
+      <w:pPr/>
+      <w:r>
+        <w:rPr>
+          <w:lang w:val="zh_TW" w:bidi="zh_TW"/>
+        </w:rPr>
+      </w:r>
+      <w:r>
+        <w:rPr>
+          <w:lang w:val="zh_TW" w:bidi="zh_TW"/>
+        </w:rPr>
+        <w:t>啟示錄也提到幼發拉底河，書中描述有天使在此被釋放，又提到河水乾涸，好為來自東方的眾王預備道路（</w:t>
+      </w:r>
+      <w:hyperlink r:id="rId225">
+        <w:r>
+          <w:rPr>
+            <w:lang w:val="zh_TW" w:bidi="zh_TW"/>
+          </w:rPr>
+          <w:rPr>
+            <w:color w:val="0000EE"/>
+            <w:u w:val="single"/>
+          </w:rPr>
+          <w:t>啟9:14</w:t>
+        </w:r>
+      </w:hyperlink>
+      <w:r>
+        <w:rPr>
+          <w:lang w:val="zh_TW" w:bidi="zh_TW"/>
+        </w:rPr>
+        <w:t>，</w:t>
+      </w:r>
+      <w:hyperlink r:id="rId226">
+        <w:r>
+          <w:rPr>
+            <w:lang w:val="zh_TW" w:bidi="zh_TW"/>
+          </w:rPr>
+          <w:rPr>
+            <w:color w:val="0000EE"/>
+            <w:u w:val="single"/>
+          </w:rPr>
+          <w:t>16:12</w:t>
+        </w:r>
+      </w:hyperlink>
+      <w:r>
+        <w:rPr>
+          <w:lang w:val="zh_TW" w:bidi="zh_TW"/>
+        </w:rPr>
+        <w:t>）。</w:t>
+      </w:r>
+    </w:p>
+    <w:p>
+      <w:pPr/>
+      <w:r>
+        <w:rPr>
+          <w:lang w:val="zh_TW" w:bidi="zh_TW"/>
+        </w:rPr>
+      </w:r>
+      <w:r>
+        <w:rPr>
+          <w:i/>
+          <w:lang w:val="zh_TW" w:bidi="zh_TW"/>
+        </w:rPr>
+        <w:t>另見</w:t>
+      </w:r>
+      <w:r>
+        <w:rPr>
+          <w:lang w:val="zh_TW" w:bidi="zh_TW"/>
+        </w:rPr>
+        <w:t xml:space="preserve"> </w:t>
+      </w:r>
+      <w:r>
+        <w:rPr>
+          <w:lang w:val="zh_TW" w:bidi="zh_TW"/>
+        </w:rPr>
+        <w:t>巴比倫</w:t>
+      </w:r>
       <w:r>
         <w:rPr>
           <w:lang w:val="zh_TW" w:bidi="zh_TW"/>
         </w:rPr>
         <w:t>；</w:t>
       </w:r>
-      <w:hyperlink r:id="rId35">
-        <w:r>
-          <w:rPr>
-            <w:lang w:val="zh_TW" w:bidi="zh_TW"/>
-          </w:rPr>
-          <w:rPr>
-            <w:color w:val="0000EE"/>
-            <w:u w:val="single"/>
-          </w:rPr>
-          <w:t>耶8:22</w:t>
-        </w:r>
-      </w:hyperlink>
-      <w:r>
-        <w:rPr>
-          <w:lang w:val="zh_TW" w:bidi="zh_TW"/>
-        </w:rPr>
-        <w:t>；</w:t>
-      </w:r>
-      <w:hyperlink r:id="rId36">
-        <w:r>
-          <w:rPr>
-            <w:lang w:val="zh_TW" w:bidi="zh_TW"/>
-          </w:rPr>
-          <w:rPr>
-            <w:color w:val="0000EE"/>
-            <w:u w:val="single"/>
-          </w:rPr>
-          <w:t>可5:26</w:t>
-        </w:r>
-      </w:hyperlink>
-      <w:r>
-        <w:rPr>
-          <w:lang w:val="zh_TW" w:bidi="zh_TW"/>
-        </w:rPr>
-        <w:t>；</w:t>
-      </w:r>
-      <w:hyperlink r:id="rId37">
-        <w:r>
-          <w:rPr>
-            <w:lang w:val="zh_TW" w:bidi="zh_TW"/>
-          </w:rPr>
-          <w:rPr>
-            <w:color w:val="0000EE"/>
-            <w:u w:val="single"/>
-          </w:rPr>
-          <w:t>西4:14</w:t>
-        </w:r>
-      </w:hyperlink>
-      <w:r>
-        <w:rPr>
-          <w:lang w:val="zh_TW" w:bidi="zh_TW"/>
-        </w:rPr>
-        <w:t>）。聖經肯定了醫生為病人看病（</w:t>
-      </w:r>
-      <w:hyperlink r:id="rId38">
-        <w:r>
-          <w:rPr>
-            <w:lang w:val="zh_TW" w:bidi="zh_TW"/>
-          </w:rPr>
-          <w:rPr>
-            <w:color w:val="0000EE"/>
-            <w:u w:val="single"/>
-          </w:rPr>
-          <w:t>太9:12</w:t>
-        </w:r>
-      </w:hyperlink>
-      <w:r>
-        <w:rPr>
-          <w:lang w:val="zh_TW" w:bidi="zh_TW"/>
-        </w:rPr>
-        <w:t>）和使用藥物進行治療的合理性（</w:t>
-      </w:r>
-      <w:hyperlink r:id="rId39">
-        <w:r>
-          <w:rPr>
-            <w:lang w:val="zh_TW" w:bidi="zh_TW"/>
-          </w:rPr>
-          <w:rPr>
-            <w:color w:val="0000EE"/>
-            <w:u w:val="single"/>
-          </w:rPr>
-          <w:t>箴31:6</w:t>
-        </w:r>
-      </w:hyperlink>
-      <w:r>
-        <w:rPr>
-          <w:lang w:val="zh_TW" w:bidi="zh_TW"/>
-        </w:rPr>
-        <w:t>；</w:t>
-      </w:r>
-      <w:hyperlink r:id="rId40">
-        <w:r>
-          <w:rPr>
-            <w:lang w:val="zh_TW" w:bidi="zh_TW"/>
-          </w:rPr>
-          <w:rPr>
-            <w:color w:val="0000EE"/>
-            <w:u w:val="single"/>
-          </w:rPr>
-          <w:t>提前5:23</w:t>
-        </w:r>
-      </w:hyperlink>
-      <w:r>
-        <w:rPr>
-          <w:lang w:val="zh_TW" w:bidi="zh_TW"/>
-        </w:rPr>
-        <w:t>），但同時強調基督徒群體及其長老在服事病人中的角色（</w:t>
-      </w:r>
-      <w:hyperlink r:id="rId41">
-        <w:r>
-          <w:rPr>
-            <w:lang w:val="zh_TW" w:bidi="zh_TW"/>
-          </w:rPr>
-          <w:rPr>
-            <w:color w:val="0000EE"/>
-            <w:u w:val="single"/>
-          </w:rPr>
-          <w:t>雅5:14</w:t>
-        </w:r>
-      </w:hyperlink>
-      <w:r>
-        <w:rPr>
-          <w:lang w:val="zh_TW" w:bidi="zh_TW"/>
-        </w:rPr>
-        <w:t>）。</w:t>
-      </w:r>
-    </w:p>
-    <w:p>
-      <w:pPr>
-        <w:pStyle w:val="Heading3"/>
-      </w:pPr>
-      <w:r>
-        <w:rPr>
-          <w:lang w:val="zh_TW" w:bidi="zh_TW"/>
-        </w:rPr>
-        <w:t>耶穌基督與災病</w:t>
-      </w:r>
-    </w:p>
-    <w:p>
-      <w:pPr/>
-      <w:r>
-        <w:rPr>
-          <w:lang w:val="zh_TW" w:bidi="zh_TW"/>
-        </w:rPr>
-      </w:r>
-      <w:r>
-        <w:rPr>
-          <w:lang w:val="zh_TW" w:bidi="zh_TW"/>
-        </w:rPr>
-        <w:t>耶穌對待病人的態度與舊約有著明顯不同。祂不帶有任何批判的態度，耶穌把病人當作有價值的人來交往，而不是社會上的棄民。祂對病人的痛苦充滿了真誠的憐憫——觸摸他們、安慰他們、醫治他們，並以正常且自然的方式與他們交談。</w:t>
-      </w:r>
-    </w:p>
-    <w:p>
-      <w:pPr/>
-      <w:r>
-        <w:rPr>
-          <w:lang w:val="zh_TW" w:bidi="zh_TW"/>
-        </w:rPr>
-      </w:r>
-      <w:r>
-        <w:rPr>
-          <w:lang w:val="zh_TW" w:bidi="zh_TW"/>
-        </w:rPr>
-        <w:t>耶穌顯然將災病視為一種障礙，妨礙人們成為他們原本應該成為的完整個體。當面對一位有18年嚴重背部畸形的女人時，耶穌醫治了她，說她是被「撒但捆綁」的（</w:t>
-      </w:r>
-      <w:hyperlink r:id="rId42">
-        <w:r>
-          <w:rPr>
-            <w:lang w:val="zh_TW" w:bidi="zh_TW"/>
-          </w:rPr>
-          <w:rPr>
-            <w:color w:val="0000EE"/>
-            <w:u w:val="single"/>
-          </w:rPr>
-          <w:t>路13:16</w:t>
-        </w:r>
-      </w:hyperlink>
-      <w:r>
-        <w:rPr>
-          <w:lang w:val="zh_TW" w:bidi="zh_TW"/>
-        </w:rPr>
-        <w:t>）。耶穌對不治之症的醫治是祂證明自己為彌賽亞的證據之一（</w:t>
-      </w:r>
-      <w:hyperlink r:id="rId43">
-        <w:r>
-          <w:rPr>
-            <w:lang w:val="zh_TW" w:bidi="zh_TW"/>
-          </w:rPr>
-          <w:rPr>
-            <w:color w:val="0000EE"/>
-            <w:u w:val="single"/>
-          </w:rPr>
-          <w:t>路7:19–23</w:t>
-        </w:r>
-      </w:hyperlink>
-      <w:r>
-        <w:rPr>
-          <w:lang w:val="zh_TW" w:bidi="zh_TW"/>
-        </w:rPr>
-        <w:t>）。耶穌的事工是為了釋放人們，使他們得以活出更豐盛的生命（</w:t>
-      </w:r>
-      <w:hyperlink r:id="rId44">
-        <w:r>
-          <w:rPr>
-            <w:lang w:val="zh_TW" w:bidi="zh_TW"/>
-          </w:rPr>
-          <w:rPr>
-            <w:color w:val="0000EE"/>
-            <w:u w:val="single"/>
-          </w:rPr>
-          <w:t>約10:10</w:t>
-        </w:r>
-      </w:hyperlink>
-      <w:r>
-        <w:rPr>
-          <w:lang w:val="zh_TW" w:bidi="zh_TW"/>
-        </w:rPr>
-        <w:t>）。耶穌並不完全認同將災病視為懲罰的觀念（</w:t>
-      </w:r>
-      <w:hyperlink r:id="rId45">
-        <w:r>
-          <w:rPr>
-            <w:lang w:val="zh_TW" w:bidi="zh_TW"/>
-          </w:rPr>
-          <w:rPr>
-            <w:color w:val="0000EE"/>
-            <w:u w:val="single"/>
-          </w:rPr>
-          <w:t>9:3</w:t>
-        </w:r>
-      </w:hyperlink>
-      <w:r>
-        <w:rPr>
-          <w:lang w:val="zh_TW" w:bidi="zh_TW"/>
-        </w:rPr>
-        <w:t>）。當一位痲瘋病人提到可能不是神的旨意要他痊癒時，耶穌立刻醫治他（</w:t>
-      </w:r>
-      <w:hyperlink r:id="rId46">
-        <w:r>
-          <w:rPr>
-            <w:lang w:val="zh_TW" w:bidi="zh_TW"/>
-          </w:rPr>
-          <w:rPr>
-            <w:color w:val="0000EE"/>
-            <w:u w:val="single"/>
-          </w:rPr>
-          <w:t>可1:40</w:t>
-        </w:r>
-      </w:hyperlink>
-      <w:r>
-        <w:rPr>
-          <w:lang w:val="zh_TW" w:bidi="zh_TW"/>
-        </w:rPr>
-        <w:t>；</w:t>
-      </w:r>
-      <w:hyperlink r:id="rId47">
-        <w:r>
-          <w:rPr>
-            <w:lang w:val="zh_TW" w:bidi="zh_TW"/>
-          </w:rPr>
-          <w:rPr>
-            <w:color w:val="0000EE"/>
-            <w:u w:val="single"/>
-          </w:rPr>
-          <w:t>路5:12–13</w:t>
-        </w:r>
-      </w:hyperlink>
-      <w:r>
-        <w:rPr>
-          <w:lang w:val="zh_TW" w:bidi="zh_TW"/>
-        </w:rPr>
-        <w:t>）。</w:t>
-      </w:r>
-    </w:p>
-    <w:p>
-      <w:pPr/>
-      <w:r>
-        <w:rPr>
-          <w:lang w:val="zh_TW" w:bidi="zh_TW"/>
-        </w:rPr>
-      </w:r>
-      <w:r>
-        <w:rPr>
-          <w:lang w:val="zh_TW" w:bidi="zh_TW"/>
-        </w:rPr>
-        <w:t>耶穌總是關注個人的全面健康或完整性，而不僅僅是災病的症狀。祂經常首先處理屬靈問題，即使病人一開始是為了身體問題而來找祂。祂與撒馬利亞婦人的對話，集中在她內心矛盾的根本問題上（</w:t>
-      </w:r>
-      <w:hyperlink r:id="rId48">
-        <w:r>
-          <w:rPr>
-            <w:lang w:val="zh_TW" w:bidi="zh_TW"/>
-          </w:rPr>
-          <w:rPr>
-            <w:color w:val="0000EE"/>
-            <w:u w:val="single"/>
-          </w:rPr>
-          <w:t>約4:5–30</w:t>
-        </w:r>
-      </w:hyperlink>
-      <w:r>
-        <w:rPr>
-          <w:lang w:val="zh_TW" w:bidi="zh_TW"/>
-        </w:rPr>
-        <w:t>）。而登山寶訓基本上是處理人類行為的正確態度和動機，若能遵守，將大大減少個人和社會的痛苦。對耶穌來說，健康不僅僅是沒有身體和心理上的疾病，而是讓人成為他們本來應該成為的完整個體。</w:t>
-      </w:r>
-    </w:p>
-    <w:p>
-      <w:pPr/>
-      <w:r>
-        <w:rPr>
-          <w:lang w:val="zh_TW" w:bidi="zh_TW"/>
-        </w:rPr>
-      </w:r>
-      <w:r>
-        <w:rPr>
-          <w:i/>
-          <w:lang w:val="zh_TW" w:bidi="zh_TW"/>
-        </w:rPr>
-        <w:t>另見</w:t>
-      </w:r>
-      <w:r>
-        <w:rPr>
-          <w:lang w:val="zh_TW" w:bidi="zh_TW"/>
-        </w:rPr>
-        <w:t xml:space="preserve"> </w:t>
-      </w:r>
-      <w:r>
-        <w:rPr>
-          <w:lang w:val="zh_TW" w:bidi="zh_TW"/>
-        </w:rPr>
-        <w:t>藥物與醫療實踐</w:t>
-      </w:r>
-      <w:r>
-        <w:rPr>
-          <w:lang w:val="zh_TW" w:bidi="zh_TW"/>
-        </w:rPr>
-        <w:t>；</w:t>
-      </w:r>
-      <w:r>
-        <w:rPr>
-          <w:lang w:val="zh_TW" w:bidi="zh_TW"/>
-        </w:rPr>
-        <w:t>瘟疫</w:t>
-      </w:r>
-      <w:r>
-        <w:rPr>
-          <w:lang w:val="zh_TW" w:bidi="zh_TW"/>
-        </w:rPr>
-        <w:t>；</w:t>
-      </w:r>
-      <w:r>
-        <w:rPr>
-          <w:lang w:val="zh_TW" w:bidi="zh_TW"/>
-        </w:rPr>
-        <w:t>災禍</w:t>
+      <w:r>
+        <w:rPr>
+          <w:lang w:val="zh_TW" w:bidi="zh_TW"/>
+        </w:rPr>
+        <w:t>美索不達米亞</w:t>
       </w:r>
       <w:r>
         <w:rPr>
@@ -3087,6 +10305,24 @@
   <w:num w:numId="13" w16cid:durableId="592781308">
     <w:abstractNumId w:val="11"/>
   </w:num>
+  <w:num w:numId="14">
+    <w:abstractNumId w:val="3"/>
+    <w:lvlOverride w:ilvl="0">
+      <w:startOverride w:val="1"/>
+    </w:lvlOverride>
+  </w:num>
+  <w:num w:numId="15">
+    <w:abstractNumId w:val="3"/>
+    <w:lvlOverride w:ilvl="0">
+      <w:startOverride w:val="1"/>
+    </w:lvlOverride>
+  </w:num>
+  <w:num w:numId="16">
+    <w:abstractNumId w:val="3"/>
+    <w:lvlOverride w:ilvl="0">
+      <w:startOverride w:val="1"/>
+    </w:lvlOverride>
+  </w:num>
   <w:numIdMacAtCleanup w:val="10"/>
 </w:numbering>
 </file>

--- a/zht/docx/176.content.docx
+++ b/zht/docx/176.content.docx
@@ -149,7 +149,7 @@
         <w:rPr>
           <w:lang w:val="zh_TW" w:bidi="zh_TW"/>
         </w:rPr>
-        <w:t>wei</w:t>
+        <w:t>tuo</w:t>
       </w:r>
       <w:r>
         <w:rPr>
@@ -212,7 +212,7 @@
         <w:rPr>
           <w:lang w:val="zh_TW" w:bidi="zh_TW"/>
         </w:rPr>
-        <w:t>偉人</w:t>
+        <w:t>陀斐特</w:t>
       </w:r>
       <w:r>
         <w:rPr>
@@ -231,15 +231,7 @@
         <w:rPr>
           <w:lang w:val="zh_TW" w:bidi="zh_TW"/>
         </w:rPr>
-        <w:t>有四個希伯來詞在有些譯本中都譯為偉人（giants）。</w:t>
-      </w:r>
-    </w:p>
-    <w:p>
-      <w:pPr/>
-      <w:r>
-        <w:rPr>
-          <w:lang w:val="zh_TW" w:bidi="zh_TW"/>
-        </w:rPr>
+        <w:t>欣嫩谷中的一處地方。欣嫩山谷位於耶路撒冷外，是以色列人向摩洛以人獻祭，褻瀆耶和華的地方。作為宗教改革的一部分，約西亞污穢了陀斐特並拆毀了祭壇（</w:t>
       </w:r>
       <w:hyperlink r:id="rId13">
         <w:r>
@@ -250,52 +242,14 @@
             <w:color w:val="0000EE"/>
             <w:u w:val="single"/>
           </w:rPr>
-          <w:t>約伯記十六章14節</w:t>
+          <w:t>列王紀下23:10</w:t>
         </w:r>
       </w:hyperlink>
       <w:r>
         <w:rPr>
           <w:lang w:val="zh_TW" w:bidi="zh_TW"/>
         </w:rPr>
-        <w:t>中出現的希伯來詞，有譯本譯為「</w:t>
-      </w:r>
-      <w:r>
-        <w:rPr>
-          <w:lang w:val="zh_TW" w:bidi="zh_TW"/>
-        </w:rPr>
-        <w:t>偉人</w:t>
-      </w:r>
-      <w:r>
-        <w:rPr>
-          <w:lang w:val="zh_TW" w:bidi="zh_TW"/>
-        </w:rPr>
-        <w:t>」，但也有譯本譯為「</w:t>
-      </w:r>
-      <w:r>
-        <w:rPr>
-          <w:lang w:val="zh_TW" w:bidi="zh_TW"/>
-        </w:rPr>
-        <w:t>勇士</w:t>
-      </w:r>
-      <w:r>
-        <w:rPr>
-          <w:lang w:val="zh_TW" w:bidi="zh_TW"/>
-        </w:rPr>
-        <w:t>」。</w:t>
-      </w:r>
-    </w:p>
-    <w:p>
-      <w:pPr/>
-      <w:r>
-        <w:rPr>
-          <w:lang w:val="zh_TW" w:bidi="zh_TW"/>
-        </w:rPr>
-      </w:r>
-      <w:r>
-        <w:rPr>
-          <w:lang w:val="zh_TW" w:bidi="zh_TW"/>
-        </w:rPr>
-        <w:t>另一個希伯來詞出現在</w:t>
+        <w:t>）。這些改革推翻了他祖父瑪拿西先前所推行的習俗。在約西亞的時代，先知耶利米也曾指出並譴責這些做法的死灰復燃（</w:t>
       </w:r>
       <w:hyperlink r:id="rId14">
         <w:r>
@@ -306,14 +260,28 @@
             <w:color w:val="0000EE"/>
             <w:u w:val="single"/>
           </w:rPr>
-          <w:t>創世記六章4節</w:t>
+          <w:t>耶利米書7:31–32</w:t>
         </w:r>
       </w:hyperlink>
       <w:r>
         <w:rPr>
           <w:lang w:val="zh_TW" w:bidi="zh_TW"/>
         </w:rPr>
-        <w:t>和</w:t>
+        <w:t>）。</w:t>
+      </w:r>
+    </w:p>
+    <w:p>
+      <w:pPr/>
+      <w:r>
+        <w:rPr>
+          <w:lang w:val="zh_TW" w:bidi="zh_TW"/>
+        </w:rPr>
+      </w:r>
+      <w:r>
+        <w:rPr>
+          <w:lang w:val="zh_TW" w:bidi="zh_TW"/>
+        </w:rPr>
+        <w:t>耶利米預言這個谷將被重新命名為「屠殺谷」，因為這裡將成為巴比倫人在圍攻耶路撒冷期間擊潰猶大的地點。耶利米在陶匠的比喻中重複了這個預言，強調耶路撒冷將被徹底摧毀，以至於它會像陀斐特（</w:t>
       </w:r>
       <w:hyperlink r:id="rId15">
         <w:r>
@@ -324,67 +292,14 @@
             <w:color w:val="0000EE"/>
             <w:u w:val="single"/>
           </w:rPr>
-          <w:t>民數記十三章33節</w:t>
+          <w:t>19:12</w:t>
         </w:r>
       </w:hyperlink>
       <w:r>
         <w:rPr>
           <w:lang w:val="zh_TW" w:bidi="zh_TW"/>
         </w:rPr>
-        <w:t>，一些翻譯譯為「偉人」，而另一些則譯為「尼腓林人」（Nephilim）。希伯來詞尼腓林人沒有被翻譯出來，而是用字母拼寫出來。尼腓林人的確切含義不明，似乎指的是一群或一個種族的人。有些人認為他們非常高大或強壯，但聖經並未明確指出這一點。</w:t>
-      </w:r>
-    </w:p>
-    <w:p>
-      <w:pPr/>
-      <w:r>
-        <w:rPr>
-          <w:lang w:val="zh_TW" w:bidi="zh_TW"/>
-        </w:rPr>
-      </w:r>
-      <w:r>
-        <w:rPr>
-          <w:lang w:val="zh_TW" w:bidi="zh_TW"/>
-        </w:rPr>
-        <w:t>沒有一個翻譯為「偉人」的詞，實際上是指「高大的巨人」。因此，我們無法確定這些人是否非常高大。</w:t>
-      </w:r>
-    </w:p>
-    <w:p>
-      <w:pPr/>
-      <w:r>
-        <w:rPr>
-          <w:lang w:val="zh_TW" w:bidi="zh_TW"/>
-        </w:rPr>
-      </w:r>
-      <w:r>
-        <w:rPr>
-          <w:lang w:val="zh_TW" w:bidi="zh_TW"/>
-        </w:rPr>
-        <w:t>幾處經文中提到「偉人」，但有譯本用了希伯來詞</w:t>
-      </w:r>
-      <w:r>
-        <w:rPr>
-          <w:lang w:val="zh_TW" w:bidi="zh_TW"/>
-        </w:rPr>
-        <w:t>利乏音人</w:t>
-      </w:r>
-      <w:r>
-        <w:rPr>
-          <w:lang w:val="zh_TW" w:bidi="zh_TW"/>
-        </w:rPr>
-        <w:t>（</w:t>
-      </w:r>
-      <w:r>
-        <w:rPr>
-          <w:i/>
-          <w:lang w:val="zh_TW" w:bidi="zh_TW"/>
-        </w:rPr>
-        <w:t>Rephaim</w:t>
-      </w:r>
-      <w:r>
-        <w:rPr>
-          <w:lang w:val="zh_TW" w:bidi="zh_TW"/>
-        </w:rPr>
-        <w:t>，例如</w:t>
+        <w:t>）一樣。那時，陀斐特顯然已經成為城市裡的垃圾場，破碎的陶器被丟棄在那裡，無法在任何城市的墓地進行的安葬，也會在那裡進行（第</w:t>
       </w:r>
       <w:hyperlink r:id="rId16">
         <w:r>
@@ -395,14 +310,28 @@
             <w:color w:val="0000EE"/>
             <w:u w:val="single"/>
           </w:rPr>
-          <w:t>申2:20</w:t>
+          <w:t>11</w:t>
         </w:r>
       </w:hyperlink>
       <w:r>
         <w:rPr>
           <w:lang w:val="zh_TW" w:bidi="zh_TW"/>
         </w:rPr>
-        <w:t>，</w:t>
+        <w:t>節）。</w:t>
+      </w:r>
+    </w:p>
+    <w:p>
+      <w:pPr/>
+      <w:r>
+        <w:rPr>
+          <w:lang w:val="zh_TW" w:bidi="zh_TW"/>
+        </w:rPr>
+      </w:r>
+      <w:r>
+        <w:rPr>
+          <w:lang w:val="zh_TW" w:bidi="zh_TW"/>
+        </w:rPr>
+        <w:t>雖然陀斐特在新約聖經中沒有被提及，但它與磯漢拿（Gehenna ，「欣嫩谷」的亞蘭文形式）有關。磯漢拿指的是毀滅之地，通常在新約聖經中被翻譯為「地獄」（</w:t>
       </w:r>
       <w:hyperlink r:id="rId17">
         <w:r>
@@ -413,14 +342,14 @@
             <w:color w:val="0000EE"/>
             <w:u w:val="single"/>
           </w:rPr>
-          <w:t>3:11</w:t>
+          <w:t>馬太福音5:22、29–30</w:t>
         </w:r>
       </w:hyperlink>
       <w:r>
         <w:rPr>
           <w:lang w:val="zh_TW" w:bidi="zh_TW"/>
         </w:rPr>
-        <w:t>；</w:t>
+        <w:t>，</w:t>
       </w:r>
       <w:hyperlink r:id="rId18">
         <w:r>
@@ -431,58 +360,14 @@
             <w:color w:val="0000EE"/>
             <w:u w:val="single"/>
           </w:rPr>
-          <w:t>書12:4</w:t>
+          <w:t>10:28</w:t>
         </w:r>
       </w:hyperlink>
       <w:r>
         <w:rPr>
           <w:lang w:val="zh_TW" w:bidi="zh_TW"/>
         </w:rPr>
-        <w:t>）。</w:t>
-      </w:r>
-      <w:r>
-        <w:rPr>
-          <w:lang w:val="zh_TW" w:bidi="zh_TW"/>
-        </w:rPr>
-        <w:t>利乏音人</w:t>
-      </w:r>
-      <w:r>
-        <w:rPr>
-          <w:lang w:val="zh_TW" w:bidi="zh_TW"/>
-        </w:rPr>
-        <w:t>通常以其複數形式出現，指的是居住在迦南地的幾個族群。這些族群可能身材非常高大或魁梧。</w:t>
-      </w:r>
-    </w:p>
-    <w:p>
-      <w:pPr/>
-      <w:r>
-        <w:rPr>
-          <w:lang w:val="zh_TW" w:bidi="zh_TW"/>
-        </w:rPr>
-      </w:r>
-      <w:r>
-        <w:rPr>
-          <w:lang w:val="zh_TW" w:bidi="zh_TW"/>
-        </w:rPr>
-        <w:t>它們包括：</w:t>
-      </w:r>
-    </w:p>
-    <w:p>
-      <w:pPr>
-        <w:pStyle w:val="ListBullet"/>
-        <w:spacing w:line="240" w:lineRule="auto"/>
-        <w:ind w:left="720"/>
-      </w:pPr>
-      <w:r>
-        <w:rPr>
-          <w:lang w:val="zh_TW" w:bidi="zh_TW"/>
-        </w:rPr>
-      </w:r>
-      <w:r>
-        <w:rPr>
-          <w:lang w:val="zh_TW" w:bidi="zh_TW"/>
-        </w:rPr>
-        <w:t>住在希伯崙附近猶大山地的亞納人（</w:t>
+        <w:t>，</w:t>
       </w:r>
       <w:hyperlink r:id="rId19">
         <w:r>
@@ -493,32 +378,14 @@
             <w:color w:val="0000EE"/>
             <w:u w:val="single"/>
           </w:rPr>
-          <w:t>申2:11</w:t>
+          <w:t>18:9</w:t>
         </w:r>
       </w:hyperlink>
       <w:r>
         <w:rPr>
           <w:lang w:val="zh_TW" w:bidi="zh_TW"/>
         </w:rPr>
-        <w:t>）</w:t>
-      </w:r>
-    </w:p>
-    <w:p>
-      <w:pPr>
-        <w:pStyle w:val="ListBullet"/>
-        <w:spacing w:line="240" w:lineRule="auto"/>
-        <w:ind w:left="720"/>
-      </w:pPr>
-      <w:r>
-        <w:rPr>
-          <w:lang w:val="zh_TW" w:bidi="zh_TW"/>
-        </w:rPr>
-      </w:r>
-      <w:r>
-        <w:rPr>
-          <w:lang w:val="zh_TW" w:bidi="zh_TW"/>
-        </w:rPr>
-        <w:t>摩押的以米人（</w:t>
+        <w:t>；</w:t>
       </w:r>
       <w:hyperlink r:id="rId20">
         <w:r>
@@ -529,125 +396,15 @@
             <w:color w:val="0000EE"/>
             <w:u w:val="single"/>
           </w:rPr>
-          <w:t>申2:10</w:t>
+          <w:t>馬可福音9:43–47</w:t>
         </w:r>
       </w:hyperlink>
       <w:r>
         <w:rPr>
           <w:lang w:val="zh_TW" w:bidi="zh_TW"/>
         </w:rPr>
-        <w:t>）</w:t>
-      </w:r>
-    </w:p>
-    <w:p>
-      <w:pPr>
-        <w:pStyle w:val="ListBullet"/>
-        <w:spacing w:line="240" w:lineRule="auto"/>
-        <w:ind w:left="720"/>
-      </w:pPr>
-      <w:r>
-        <w:rPr>
-          <w:lang w:val="zh_TW" w:bidi="zh_TW"/>
-        </w:rPr>
-      </w:r>
-      <w:r>
-        <w:rPr>
-          <w:lang w:val="zh_TW" w:bidi="zh_TW"/>
-        </w:rPr>
-        <w:t>亞捫的</w:t>
-      </w:r>
-      <w:r>
-        <w:rPr>
-          <w:lang w:val="zh_TW" w:bidi="zh_TW"/>
-        </w:rPr>
-        <w:t>散送冥</w:t>
-      </w:r>
-      <w:r>
-        <w:rPr>
-          <w:lang w:val="zh_TW" w:bidi="zh_TW"/>
-        </w:rPr>
-        <w:t>人（</w:t>
-      </w:r>
-      <w:hyperlink r:id="rId16">
-        <w:r>
-          <w:rPr>
-            <w:lang w:val="zh_TW" w:bidi="zh_TW"/>
-          </w:rPr>
-          <w:rPr>
-            <w:color w:val="0000EE"/>
-            <w:u w:val="single"/>
-          </w:rPr>
-          <w:t>申2:20</w:t>
-        </w:r>
-      </w:hyperlink>
-      <w:r>
-        <w:rPr>
-          <w:lang w:val="zh_TW" w:bidi="zh_TW"/>
-        </w:rPr>
-        <w:t>）</w:t>
-      </w:r>
-    </w:p>
-    <w:p>
-      <w:pPr>
-        <w:pStyle w:val="ListBullet"/>
-        <w:spacing w:line="240" w:lineRule="auto"/>
-        <w:ind w:left="720"/>
-      </w:pPr>
-      <w:r>
-        <w:rPr>
-          <w:lang w:val="zh_TW" w:bidi="zh_TW"/>
-        </w:rPr>
-      </w:r>
-      <w:r>
-        <w:rPr>
-          <w:lang w:val="zh_TW" w:bidi="zh_TW"/>
-        </w:rPr>
-        <w:t>巴珊人（</w:t>
-      </w:r>
-      <w:hyperlink r:id="rId17">
-        <w:r>
-          <w:rPr>
-            <w:lang w:val="zh_TW" w:bidi="zh_TW"/>
-          </w:rPr>
-          <w:rPr>
-            <w:color w:val="0000EE"/>
-            <w:u w:val="single"/>
-          </w:rPr>
-          <w:t>申3:11</w:t>
-        </w:r>
-      </w:hyperlink>
-      <w:r>
-        <w:rPr>
-          <w:lang w:val="zh_TW" w:bidi="zh_TW"/>
-        </w:rPr>
-        <w:t>）</w:t>
-      </w:r>
-    </w:p>
-    <w:p>
-      <w:pPr/>
-      <w:r>
-        <w:rPr>
-          <w:lang w:val="zh_TW" w:bidi="zh_TW"/>
-        </w:rPr>
-      </w:r>
-      <w:r>
-        <w:rPr>
-          <w:lang w:val="zh_TW" w:bidi="zh_TW"/>
-        </w:rPr>
-        <w:t>利乏音一詞也出現在約書亞記（</w:t>
-      </w:r>
-      <w:hyperlink r:id="rId18">
-        <w:r>
-          <w:rPr>
-            <w:lang w:val="zh_TW" w:bidi="zh_TW"/>
-          </w:rPr>
-          <w:rPr>
-            <w:color w:val="0000EE"/>
-            <w:u w:val="single"/>
-          </w:rPr>
-          <w:t>書12:4，</w:t>
-        </w:r>
-      </w:hyperlink>
+        <w:t>；</w:t>
+      </w:r>
       <w:hyperlink r:id="rId21">
         <w:r>
           <w:rPr>
@@ -657,14 +414,62 @@
             <w:color w:val="0000EE"/>
             <w:u w:val="single"/>
           </w:rPr>
-          <w:t>13:12</w:t>
+          <w:t>路加福音12:5</w:t>
         </w:r>
       </w:hyperlink>
       <w:r>
         <w:rPr>
           <w:lang w:val="zh_TW" w:bidi="zh_TW"/>
         </w:rPr>
-        <w:t>，</w:t>
+        <w:t>）。</w:t>
+      </w:r>
+      <w:r>
+        <w:rPr>
+          <w:lang w:val="zh_TW" w:bidi="zh_TW"/>
+        </w:rPr>
+      </w:r>
+      <w:r>
+        <w:rPr>
+          <w:lang w:val="zh_TW" w:bidi="zh_TW"/>
+        </w:rPr>
+      </w:r>
+    </w:p>
+    <w:p>
+      <w:pPr/>
+      <w:r>
+        <w:rPr>
+          <w:lang w:val="zh_TW" w:bidi="zh_TW"/>
+        </w:rPr>
+      </w:r>
+    </w:p>
+    <w:p>
+      <w:pPr>
+        <w:pStyle w:val="Heading2"/>
+      </w:pPr>
+      <w:r>
+        <w:rPr>
+          <w:lang w:val="zh_TW" w:bidi="zh_TW"/>
+        </w:rPr>
+        <w:t>陀迦瑪</w:t>
+      </w:r>
+      <w:r>
+        <w:rPr>
+          <w:lang w:val="zh_TW" w:bidi="zh_TW"/>
+        </w:rPr>
+      </w:r>
+    </w:p>
+    <w:p>
+      <w:pPr/>
+      <w:r>
+        <w:rPr>
+          <w:lang w:val="zh_TW" w:bidi="zh_TW"/>
+        </w:rPr>
+      </w:r>
+      <w:r>
+        <w:rPr>
+          <w:lang w:val="zh_TW" w:bidi="zh_TW"/>
+        </w:rPr>
+        <w:t>歌篾的第三個兒子，雅弗的後裔（</w:t>
       </w:r>
       <w:hyperlink r:id="rId22">
         <w:r>
@@ -675,14 +480,14 @@
             <w:color w:val="0000EE"/>
             <w:u w:val="single"/>
           </w:rPr>
-          <w:t>15:8</w:t>
+          <w:t>創10:3</w:t>
         </w:r>
       </w:hyperlink>
       <w:r>
         <w:rPr>
           <w:lang w:val="zh_TW" w:bidi="zh_TW"/>
         </w:rPr>
-        <w:t>，</w:t>
+        <w:t>；</w:t>
       </w:r>
       <w:hyperlink r:id="rId23">
         <w:r>
@@ -693,14 +498,14 @@
             <w:color w:val="0000EE"/>
             <w:u w:val="single"/>
           </w:rPr>
-          <w:t>17:15</w:t>
+          <w:t>代上1:6</w:t>
         </w:r>
       </w:hyperlink>
       <w:r>
         <w:rPr>
           <w:lang w:val="zh_TW" w:bidi="zh_TW"/>
         </w:rPr>
-        <w:t>，</w:t>
+        <w:t>）。陀迦瑪人（Beth-togarmah，意為「陀迦瑪之家」）出現在以西結對抗那些敵對以色列之國家的預言中（</w:t>
       </w:r>
       <w:hyperlink r:id="rId24">
         <w:r>
@@ -711,70 +516,14 @@
             <w:color w:val="0000EE"/>
             <w:u w:val="single"/>
           </w:rPr>
-          <w:t>18:16</w:t>
+          <w:t>結27:14</w:t>
         </w:r>
       </w:hyperlink>
       <w:r>
         <w:rPr>
           <w:lang w:val="zh_TW" w:bidi="zh_TW"/>
         </w:rPr>
-        <w:t>）。</w:t>
-      </w:r>
-    </w:p>
-    <w:p>
-      <w:pPr/>
-      <w:r>
-        <w:rPr>
-          <w:lang w:val="zh_TW" w:bidi="zh_TW"/>
-        </w:rPr>
-      </w:r>
-      <w:r>
-        <w:rPr>
-          <w:lang w:val="zh_TW" w:bidi="zh_TW"/>
-        </w:rPr>
-        <w:t>一些釋經者認為，這些人是迦南人、非利士人、以色列人和其他人到來之前，最初居住在這片土地上的居民。他們表示，這些是由高大的人組成的不同族群，後來被吸收到其他群體中。</w:t>
-      </w:r>
-    </w:p>
-    <w:p>
-      <w:pPr/>
-      <w:r>
-        <w:rPr>
-          <w:lang w:val="zh_TW" w:bidi="zh_TW"/>
-        </w:rPr>
-      </w:r>
-      <w:r>
-        <w:rPr>
-          <w:lang w:val="zh_TW" w:bidi="zh_TW"/>
-        </w:rPr>
-        <w:t>其他釋經者認為利乏音並不是獨立的族群。相反，他們認為這只是非常高大的人，可能是由於某種疾病造成的，他們分布在許多不同的族群中。</w:t>
-      </w:r>
-    </w:p>
-    <w:p>
-      <w:pPr/>
-      <w:r>
-        <w:rPr>
-          <w:lang w:val="zh_TW" w:bidi="zh_TW"/>
-        </w:rPr>
-      </w:r>
-      <w:r>
-        <w:rPr>
-          <w:lang w:val="zh_TW" w:bidi="zh_TW"/>
-        </w:rPr>
-        <w:t>聖經並未明確支持任何特定觀點。</w:t>
-      </w:r>
-    </w:p>
-    <w:p>
-      <w:pPr/>
-      <w:r>
-        <w:rPr>
-          <w:lang w:val="zh_TW" w:bidi="zh_TW"/>
-        </w:rPr>
-      </w:r>
-      <w:r>
-        <w:rPr>
-          <w:lang w:val="zh_TW" w:bidi="zh_TW"/>
-        </w:rPr>
-        <w:t>還有一個希伯來詞，也被翻譯為「偉人」（</w:t>
+        <w:t>，</w:t>
       </w:r>
       <w:hyperlink r:id="rId25">
         <w:r>
@@ -785,14 +534,14 @@
             <w:color w:val="0000EE"/>
             <w:u w:val="single"/>
           </w:rPr>
-          <w:t>撒下21:16–22</w:t>
+          <w:t>38:6</w:t>
         </w:r>
       </w:hyperlink>
       <w:r>
         <w:rPr>
           <w:lang w:val="zh_TW" w:bidi="zh_TW"/>
         </w:rPr>
-        <w:t>；</w:t>
+        <w:t>）。陀迦瑪人曾是泰爾的主要貿易夥伴之一，負責供應戰馬和騾子。由於陀迦瑪經常與雅完、土巴、米設、底但和他施聯繫在一起，所以以西結在寫作時很可能參考了</w:t>
       </w:r>
       <w:hyperlink r:id="rId26">
         <w:r>
@@ -803,25 +552,24 @@
             <w:color w:val="0000EE"/>
             <w:u w:val="single"/>
           </w:rPr>
-          <w:t>代上20:4–8</w:t>
+          <w:t>創世記十章</w:t>
         </w:r>
       </w:hyperlink>
       <w:r>
         <w:rPr>
           <w:lang w:val="zh_TW" w:bidi="zh_TW"/>
         </w:rPr>
-        <w:t>）。</w:t>
-      </w:r>
-    </w:p>
-    <w:p>
-      <w:pPr>
-        <w:pStyle w:val="Heading3"/>
-      </w:pPr>
-      <w:r>
-        <w:rPr>
-          <w:lang w:val="zh_TW" w:bidi="zh_TW"/>
-        </w:rPr>
-        <w:t>聖經中有名的巨人</w:t>
+        <w:t>中的民族名單。作為一個民族學術語，大多數人將陀迦瑪辨識為亞美尼亞人（Armenia）。亞美尼亞人則將陀迦瑪人（Thorgon）視為他們民族的起源。</w:t>
+      </w:r>
+      <w:r>
+        <w:rPr>
+          <w:lang w:val="zh_TW" w:bidi="zh_TW"/>
+        </w:rPr>
+      </w:r>
+      <w:r>
+        <w:rPr>
+          <w:lang w:val="zh_TW" w:bidi="zh_TW"/>
+        </w:rPr>
       </w:r>
     </w:p>
     <w:p>
@@ -831,11 +579,86 @@
           <w:lang w:val="zh_TW" w:bidi="zh_TW"/>
         </w:rPr>
       </w:r>
-      <w:r>
-        <w:rPr>
-          <w:lang w:val="zh_TW" w:bidi="zh_TW"/>
-        </w:rPr>
-        <w:t>在聖經中最有名的巨人是迦特人歌利亞。他是非利士軍兵，曾在以拉谷與掃羅王的軍隊作戰（</w:t>
+    </w:p>
+    <w:p>
+      <w:pPr>
+        <w:pStyle w:val="Heading2"/>
+      </w:pPr>
+      <w:r>
+        <w:rPr>
+          <w:lang w:val="zh_TW" w:bidi="zh_TW"/>
+        </w:rPr>
+        <w:t>妥拉</w:t>
+      </w:r>
+      <w:r>
+        <w:rPr>
+          <w:lang w:val="zh_TW" w:bidi="zh_TW"/>
+        </w:rPr>
+      </w:r>
+    </w:p>
+    <w:p>
+      <w:pPr/>
+      <w:r>
+        <w:rPr>
+          <w:lang w:val="zh_TW" w:bidi="zh_TW"/>
+        </w:rPr>
+      </w:r>
+      <w:r>
+        <w:rPr>
+          <w:lang w:val="zh_TW" w:bidi="zh_TW"/>
+        </w:rPr>
+        <w:t>在舊約聖經中被翻譯為「律法」的詞。「妥拉」來自希伯來語動詞根</w:t>
+      </w:r>
+      <w:r>
+        <w:rPr>
+          <w:i/>
+          <w:lang w:val="zh_TW" w:bidi="zh_TW"/>
+        </w:rPr>
+        <w:t>yarah</w:t>
+      </w:r>
+      <w:r>
+        <w:rPr>
+          <w:lang w:val="zh_TW" w:bidi="zh_TW"/>
+        </w:rPr>
+        <w:t>，意思是「投擲」或「射擊」。這個詞背後的概念是告知、指示、指導或引導。在猶太傳統中，妥拉是聖經前五卷書的經文，也稱為摩西五經。</w:t>
+      </w:r>
+    </w:p>
+    <w:p>
+      <w:pPr>
+        <w:pStyle w:val="Heading3"/>
+      </w:pPr>
+      <w:r>
+        <w:rPr>
+          <w:lang w:val="zh_TW" w:bidi="zh_TW"/>
+        </w:rPr>
+        <w:t>成文妥拉</w:t>
+      </w:r>
+    </w:p>
+    <w:p>
+      <w:pPr/>
+      <w:r>
+        <w:rPr>
+          <w:lang w:val="zh_TW" w:bidi="zh_TW"/>
+        </w:rPr>
+      </w:r>
+      <w:r>
+        <w:rPr>
+          <w:lang w:val="zh_TW" w:bidi="zh_TW"/>
+        </w:rPr>
+        <w:t>妥拉這個詞不僅僅指聖經的前五卷書。在舊約聖經中，妥拉指的是神對祂子民的所有教導和指示。新約聖經延續了妥拉的這種廣泛意義。當翻譯成希臘文時，「妥拉」變成</w:t>
+      </w:r>
+      <w:r>
+        <w:rPr>
+          <w:i/>
+          <w:lang w:val="zh_TW" w:bidi="zh_TW"/>
+        </w:rPr>
+        <w:t>nomos</w:t>
+      </w:r>
+      <w:r>
+        <w:rPr>
+          <w:lang w:val="zh_TW" w:bidi="zh_TW"/>
+        </w:rPr>
+        <w:t>，可能指摩西律法或廣泛的行為原則（</w:t>
       </w:r>
       <w:hyperlink r:id="rId27">
         <w:r>
@@ -846,28 +669,14 @@
             <w:color w:val="0000EE"/>
             <w:u w:val="single"/>
           </w:rPr>
-          <w:t>撒上17</w:t>
+          <w:t>羅馬書7:14</w:t>
         </w:r>
       </w:hyperlink>
       <w:r>
         <w:rPr>
           <w:lang w:val="zh_TW" w:bidi="zh_TW"/>
         </w:rPr>
-        <w:t>）。聖經說歌利亞身高六肘一虎口，這意味著他身高在2.3到2.9米之間（7.5到9.5英尺）。他的巨大身型，使以色列士兵恐懼害怕。</w:t>
-      </w:r>
-    </w:p>
-    <w:p>
-      <w:pPr/>
-      <w:r>
-        <w:rPr>
-          <w:lang w:val="zh_TW" w:bidi="zh_TW"/>
-        </w:rPr>
-      </w:r>
-      <w:r>
-        <w:rPr>
-          <w:lang w:val="zh_TW" w:bidi="zh_TW"/>
-        </w:rPr>
-        <w:t>歌利亞向以色列的軍隊叫陣，但年輕的牧羊人大衛擊敗了他。此後，大衛在以色列人中家喻戶曉（</w:t>
+        <w:t>，</w:t>
       </w:r>
       <w:hyperlink r:id="rId28">
         <w:r>
@@ -878,14 +687,26 @@
             <w:color w:val="0000EE"/>
             <w:u w:val="single"/>
           </w:rPr>
-          <w:t>撒上18:5–7</w:t>
+          <w:t>9:31</w:t>
         </w:r>
       </w:hyperlink>
       <w:r>
         <w:rPr>
           <w:lang w:val="zh_TW" w:bidi="zh_TW"/>
         </w:rPr>
-        <w:t>）。聖經並沒有稱歌利亞為「偉人」，但他的身高顯示他非常高大。</w:t>
+        <w:t>）。</w:t>
+      </w:r>
+    </w:p>
+    <w:p>
+      <w:pPr>
+        <w:pStyle w:val="Heading3"/>
+      </w:pPr>
+      <w:r>
+        <w:rPr>
+          <w:b/>
+          <w:lang w:val="zh_TW" w:bidi="zh_TW"/>
+        </w:rPr>
+        <w:t>口傳妥拉</w:t>
       </w:r>
     </w:p>
     <w:p>
@@ -899,25 +720,7 @@
         <w:rPr>
           <w:lang w:val="zh_TW" w:bidi="zh_TW"/>
         </w:rPr>
-        <w:t>另一位以身高著稱的人是巴珊王噩（</w:t>
-      </w:r>
-      <w:hyperlink r:id="rId17">
-        <w:r>
-          <w:rPr>
-            <w:lang w:val="zh_TW" w:bidi="zh_TW"/>
-          </w:rPr>
-          <w:rPr>
-            <w:color w:val="0000EE"/>
-            <w:u w:val="single"/>
-          </w:rPr>
-          <w:t>申3:11</w:t>
-        </w:r>
-      </w:hyperlink>
-      <w:r>
-        <w:rPr>
-          <w:lang w:val="zh_TW" w:bidi="zh_TW"/>
-        </w:rPr>
-        <w:t>）。</w:t>
+        <w:t>猶太教師也遵循一種稱為「口傳妥拉」的東西。這是一系列來自古代猶太宗教領袖和學者的教導，通過口耳相傳下來。雖然這些教導不屬於舊約聖經的一部分，但它們有助於解釋如何在日常生活中遵循神的律法。</w:t>
       </w:r>
     </w:p>
     <w:p>
@@ -929,32 +732,9 @@
       </w:r>
       <w:r>
         <w:rPr>
-          <w:i/>
-          <w:lang w:val="zh_TW" w:bidi="zh_TW"/>
-        </w:rPr>
-        <w:t>另見</w:t>
-      </w:r>
-      <w:r>
-        <w:rPr>
-          <w:lang w:val="zh_TW" w:bidi="zh_TW"/>
-        </w:rPr>
-        <w:t>尼腓林</w:t>
-      </w:r>
-      <w:r>
-        <w:rPr>
-          <w:lang w:val="zh_TW" w:bidi="zh_TW"/>
-        </w:rPr>
-        <w:t>。</w:t>
-      </w:r>
-      <w:r>
-        <w:rPr>
-          <w:lang w:val="zh_TW" w:bidi="zh_TW"/>
-        </w:rPr>
-      </w:r>
-      <w:r>
-        <w:rPr>
-          <w:lang w:val="zh_TW" w:bidi="zh_TW"/>
-        </w:rPr>
+          <w:lang w:val="zh_TW" w:bidi="zh_TW"/>
+        </w:rPr>
+        <w:t>這些口傳教導有時以新的方式解釋，使神的律法更容易遵循。這在耶路撒冷的聖殿被毀後變得尤為重要。聖殿是猶太人敬拜神、獻祭、與祭司會面的地方——這些都是神在妥拉中所命令的事情。當他們無法再做這些事情時，他們需要新的方式來遵循神的律法。</w:t>
       </w:r>
     </w:p>
     <w:p>
@@ -964,100 +744,11 @@
           <w:lang w:val="zh_TW" w:bidi="zh_TW"/>
         </w:rPr>
       </w:r>
-    </w:p>
-    <w:p>
-      <w:pPr>
-        <w:pStyle w:val="Heading2"/>
-      </w:pPr>
-      <w:r>
-        <w:rPr>
-          <w:lang w:val="zh_TW" w:bidi="zh_TW"/>
-        </w:rPr>
-        <w:t>偉人</w:t>
-      </w:r>
-      <w:r>
-        <w:rPr>
-          <w:lang w:val="zh_TW" w:bidi="zh_TW"/>
-        </w:rPr>
-      </w:r>
-    </w:p>
-    <w:p>
-      <w:pPr>
-        <w:pStyle w:val="Heading2"/>
-      </w:pPr>
-      <w:r>
-        <w:rPr>
-          <w:lang w:val="zh_TW" w:bidi="zh_TW"/>
-        </w:rPr>
-        <w:t>偉人（NEPHILIM）</w:t>
-      </w:r>
-    </w:p>
-    <w:p>
-      <w:pPr/>
-      <w:r>
-        <w:rPr>
-          <w:lang w:val="zh_TW" w:bidi="zh_TW"/>
-        </w:rPr>
-      </w:r>
-      <w:r>
-        <w:rPr>
-          <w:lang w:val="zh_TW" w:bidi="zh_TW"/>
-        </w:rPr>
-        <w:t>這是在舊約聖經中僅出現兩次的群體（譯註：Nephilim音譯為「尼腓林人」；</w:t>
-      </w:r>
-      <w:hyperlink r:id="rId14">
-        <w:r>
-          <w:rPr>
-            <w:lang w:val="zh_TW" w:bidi="zh_TW"/>
-          </w:rPr>
-          <w:rPr>
-            <w:color w:val="0000EE"/>
-            <w:u w:val="single"/>
-          </w:rPr>
-          <w:t>創6:4</w:t>
-        </w:r>
-      </w:hyperlink>
-      <w:r>
-        <w:rPr>
-          <w:lang w:val="zh_TW" w:bidi="zh_TW"/>
-        </w:rPr>
-        <w:t>；</w:t>
-      </w:r>
-      <w:hyperlink r:id="rId15">
-        <w:r>
-          <w:rPr>
-            <w:lang w:val="zh_TW" w:bidi="zh_TW"/>
-          </w:rPr>
-          <w:rPr>
-            <w:color w:val="0000EE"/>
-            <w:u w:val="single"/>
-          </w:rPr>
-          <w:t>民13:33</w:t>
-        </w:r>
-      </w:hyperlink>
-      <w:r>
-        <w:rPr>
-          <w:lang w:val="zh_TW" w:bidi="zh_TW"/>
-        </w:rPr>
-        <w:t>）。希伯來文聖經的希臘譯本《七十士譯本》（Septuagint）將「尼腓林人（Nephilim）」譯為「巨人（giants）」。其他版本，如《欽定版聖經》等舊譯本也採此譯法。現代多數英文譯本則直接保留尼腓林人這個音譯。他們將其與亞納族人（</w:t>
-      </w:r>
-      <w:hyperlink r:id="rId15">
-        <w:r>
-          <w:rPr>
-            <w:lang w:val="zh_TW" w:bidi="zh_TW"/>
-          </w:rPr>
-          <w:rPr>
-            <w:color w:val="0000EE"/>
-            <w:u w:val="single"/>
-          </w:rPr>
-          <w:t>民13:33</w:t>
-        </w:r>
-      </w:hyperlink>
-      <w:r>
-        <w:rPr>
-          <w:lang w:val="zh_TW" w:bidi="zh_TW"/>
-        </w:rPr>
-        <w:t>；</w:t>
+      <w:r>
+        <w:rPr>
+          <w:lang w:val="zh_TW" w:bidi="zh_TW"/>
+        </w:rPr>
+        <w:t>到耶穌出生的時候，許多猶太人相信這些口傳教導與成文的妥拉同樣重要（參</w:t>
       </w:r>
       <w:hyperlink r:id="rId29">
         <w:r>
@@ -1068,32 +759,25 @@
             <w:color w:val="0000EE"/>
             <w:u w:val="single"/>
           </w:rPr>
-          <w:t>申2:21</w:t>
+          <w:t>馬可福音7:3</w:t>
         </w:r>
       </w:hyperlink>
       <w:r>
         <w:rPr>
           <w:lang w:val="zh_TW" w:bidi="zh_TW"/>
         </w:rPr>
-        <w:t>）和利乏音人（</w:t>
-      </w:r>
-      <w:hyperlink r:id="rId16">
-        <w:r>
-          <w:rPr>
-            <w:lang w:val="zh_TW" w:bidi="zh_TW"/>
-          </w:rPr>
-          <w:rPr>
-            <w:color w:val="0000EE"/>
-            <w:u w:val="single"/>
-          </w:rPr>
-          <w:t>申2:20</w:t>
-        </w:r>
-      </w:hyperlink>
-      <w:r>
-        <w:rPr>
-          <w:lang w:val="zh_TW" w:bidi="zh_TW"/>
-        </w:rPr>
-        <w:t>）並列。這些族群以身材高大著稱，因此尼腓林人被稱為「偉人」。</w:t>
+        <w:t>）。他們認為神將這些教導與成文的律法一起賜給了摩西。</w:t>
+      </w:r>
+    </w:p>
+    <w:p>
+      <w:pPr>
+        <w:pStyle w:val="Heading3"/>
+      </w:pPr>
+      <w:r>
+        <w:rPr>
+          <w:lang w:val="zh_TW" w:bidi="zh_TW"/>
+        </w:rPr>
+        <w:t>不同群體如何理解妥拉</w:t>
       </w:r>
     </w:p>
     <w:p>
@@ -1107,20 +791,21 @@
         <w:rPr>
           <w:lang w:val="zh_TW" w:bidi="zh_TW"/>
         </w:rPr>
-        <w:t>偉人的起源不明。有些人認為希伯來動詞</w:t>
-      </w:r>
-      <w:r>
-        <w:rPr>
-          <w:i/>
-          <w:lang w:val="zh_TW" w:bidi="zh_TW"/>
-        </w:rPr>
-        <w:t>naphal</w:t>
-      </w:r>
-      <w:r>
-        <w:rPr>
-          <w:lang w:val="zh_TW" w:bidi="zh_TW"/>
-        </w:rPr>
-        <w:t>——意為「墜落」——暗示了尼腓林人是「墮落者」。據此說法，他們是墮落天使與人類女子所生的混種。但耶穌教導說天使不會有肉體關係（</w:t>
+        <w:t>法利賽人是猶太宗教領袖中的一個重要團體。他們相信神懲罰了猶太人，在公元前七世紀讓巴比倫人俘虜他們並將他們從家園帶走。他們認為這是因為人們沒有足夠仔細地遵守神在妥拉中的律法。許多法利賽人也相信，神所應許的救主（彌賽亞）不會來，直到所有猶太人完美地遵循妥拉的規定。</w:t>
+      </w:r>
+    </w:p>
+    <w:p>
+      <w:pPr/>
+      <w:r>
+        <w:rPr>
+          <w:lang w:val="zh_TW" w:bidi="zh_TW"/>
+        </w:rPr>
+      </w:r>
+      <w:r>
+        <w:rPr>
+          <w:lang w:val="zh_TW" w:bidi="zh_TW"/>
+        </w:rPr>
+        <w:t>撒都該人是另一個重要的猶太宗教領袖群體。與其它猶太教群體不同，他們只接受妥拉為神的話語。他們不信神蹟或其他超自然事件，即使這些在妥拉中有描述。撒都該人也不相信人死後能夠再活。但耶穌用妥拉的話來顯示死後有生命（參</w:t>
       </w:r>
       <w:hyperlink r:id="rId30">
         <w:r>
@@ -1131,14 +816,262 @@
             <w:color w:val="0000EE"/>
             <w:u w:val="single"/>
           </w:rPr>
-          <w:t>路20:34–35</w:t>
+          <w:t>馬太福音22:31–32</w:t>
         </w:r>
       </w:hyperlink>
       <w:r>
         <w:rPr>
           <w:lang w:val="zh_TW" w:bidi="zh_TW"/>
         </w:rPr>
-        <w:t>）。這種觀點假設</w:t>
+        <w:t>）。</w:t>
+      </w:r>
+    </w:p>
+    <w:p>
+      <w:pPr>
+        <w:pStyle w:val="Heading3"/>
+      </w:pPr>
+      <w:r>
+        <w:rPr>
+          <w:b/>
+          <w:lang w:val="zh_TW" w:bidi="zh_TW"/>
+        </w:rPr>
+        <w:t>在崇拜和儀式中的妥拉</w:t>
+      </w:r>
+    </w:p>
+    <w:p>
+      <w:pPr/>
+      <w:r>
+        <w:rPr>
+          <w:lang w:val="zh_TW" w:bidi="zh_TW"/>
+        </w:rPr>
+      </w:r>
+      <w:r>
+        <w:rPr>
+          <w:lang w:val="zh_TW" w:bidi="zh_TW"/>
+        </w:rPr>
+        <w:t>在猶太人的禮拜場所（稱為會堂）中誦讀妥拉是一個非常特別的儀式，已經實行了數千年。被邀請誦讀妥拉被視為一種極大的榮譽。</w:t>
+      </w:r>
+    </w:p>
+    <w:p>
+      <w:pPr/>
+      <w:r>
+        <w:rPr>
+          <w:lang w:val="zh_TW" w:bidi="zh_TW"/>
+        </w:rPr>
+      </w:r>
+      <w:r>
+        <w:rPr>
+          <w:lang w:val="zh_TW" w:bidi="zh_TW"/>
+        </w:rPr>
+        <w:t>妥拉書卷是由一位經過專門訓練的書寫者，稱為抄寫員（或文士），用希伯來文仔細手寫而成。這些書卷是用根據猶太宗教規則準備的動物皮製成的。書卷被纏繞在兩根木製、銀製或象牙製的桿子上。</w:t>
+      </w:r>
+    </w:p>
+    <w:p>
+      <w:pPr/>
+      <w:r>
+        <w:rPr>
+          <w:lang w:val="zh_TW" w:bidi="zh_TW"/>
+        </w:rPr>
+      </w:r>
+      <w:r>
+        <w:rPr>
+          <w:lang w:val="zh_TW" w:bidi="zh_TW"/>
+        </w:rPr>
+        <w:t>這些杆子的末端通常用貴金屬和寶石精美地裝飾。當有人誦讀妥拉時，他們使用一種稱為雅德（yad）的特殊指針來保持在經文中的位置。這個指針有助於保護卷軸，因為用手指直接觸摸文字可能會因著時間的推移損壞脆弱的經卷。指針還幫助讀者正確地跟著文字，而不會跳過任何神的信息。</w:t>
+      </w:r>
+    </w:p>
+    <w:p>
+      <w:pPr>
+        <w:pStyle w:val="Heading3"/>
+      </w:pPr>
+      <w:r>
+        <w:rPr>
+          <w:lang w:val="zh_TW" w:bidi="zh_TW"/>
+        </w:rPr>
+        <w:t>妥拉對非猶太人的作用</w:t>
+      </w:r>
+    </w:p>
+    <w:p>
+      <w:pPr/>
+      <w:r>
+        <w:rPr>
+          <w:lang w:val="zh_TW" w:bidi="zh_TW"/>
+        </w:rPr>
+      </w:r>
+      <w:r>
+        <w:rPr>
+          <w:lang w:val="zh_TW" w:bidi="zh_TW"/>
+        </w:rPr>
+        <w:t>傳統的猶太教師說，神尤其將妥拉賜給猶太人。這意味著非猶太人不需要遵循其所有規則。</w:t>
+      </w:r>
+    </w:p>
+    <w:p>
+      <w:pPr/>
+      <w:r>
+        <w:rPr>
+          <w:lang w:val="zh_TW" w:bidi="zh_TW"/>
+        </w:rPr>
+      </w:r>
+      <w:r>
+        <w:rPr>
+          <w:lang w:val="zh_TW" w:bidi="zh_TW"/>
+        </w:rPr>
+        <w:t>然而，一位名叫邁蒙尼德的著名猶太教師在中世紀時期教導說，非猶太人可以通過遵循七條基本原則，從而在來世獲得神的祝福。根據猶太傳統，神將這些原則賜給挪亞。它們是：</w:t>
+      </w:r>
+    </w:p>
+    <w:p>
+      <w:pPr>
+        <w:pStyle w:val="ListNumber"/>
+        <w:numPr>
+          <w:ilvl w:val="0"/>
+          <w:numId w:val="14"/>
+        </w:numPr>
+        <w:spacing w:line="240" w:lineRule="auto"/>
+        <w:ind w:left="720"/>
+      </w:pPr>
+      <w:r>
+        <w:rPr>
+          <w:lang w:val="zh_TW" w:bidi="zh_TW"/>
+        </w:rPr>
+      </w:r>
+      <w:r>
+        <w:rPr>
+          <w:lang w:val="zh_TW" w:bidi="zh_TW"/>
+        </w:rPr>
+        <w:t>不要崇拜假神。</w:t>
+      </w:r>
+    </w:p>
+    <w:p>
+      <w:pPr>
+        <w:pStyle w:val="ListNumber"/>
+        <w:spacing w:line="240" w:lineRule="auto"/>
+        <w:ind w:left="720"/>
+      </w:pPr>
+      <w:r>
+        <w:rPr>
+          <w:lang w:val="zh_TW" w:bidi="zh_TW"/>
+        </w:rPr>
+      </w:r>
+      <w:r>
+        <w:rPr>
+          <w:lang w:val="zh_TW" w:bidi="zh_TW"/>
+        </w:rPr>
+        <w:t>不可犯淫亂罪。</w:t>
+      </w:r>
+    </w:p>
+    <w:p>
+      <w:pPr>
+        <w:pStyle w:val="ListNumber"/>
+        <w:spacing w:line="240" w:lineRule="auto"/>
+        <w:ind w:left="720"/>
+      </w:pPr>
+      <w:r>
+        <w:rPr>
+          <w:lang w:val="zh_TW" w:bidi="zh_TW"/>
+        </w:rPr>
+      </w:r>
+      <w:r>
+        <w:rPr>
+          <w:lang w:val="zh_TW" w:bidi="zh_TW"/>
+        </w:rPr>
+        <w:t>不可謀殺。</w:t>
+      </w:r>
+    </w:p>
+    <w:p>
+      <w:pPr>
+        <w:pStyle w:val="ListNumber"/>
+        <w:spacing w:line="240" w:lineRule="auto"/>
+        <w:ind w:left="720"/>
+      </w:pPr>
+      <w:r>
+        <w:rPr>
+          <w:lang w:val="zh_TW" w:bidi="zh_TW"/>
+        </w:rPr>
+      </w:r>
+      <w:r>
+        <w:rPr>
+          <w:lang w:val="zh_TW" w:bidi="zh_TW"/>
+        </w:rPr>
+        <w:t>不要不尊重神的名字。</w:t>
+      </w:r>
+    </w:p>
+    <w:p>
+      <w:pPr>
+        <w:pStyle w:val="ListNumber"/>
+        <w:spacing w:line="240" w:lineRule="auto"/>
+        <w:ind w:left="720"/>
+      </w:pPr>
+      <w:r>
+        <w:rPr>
+          <w:lang w:val="zh_TW" w:bidi="zh_TW"/>
+        </w:rPr>
+      </w:r>
+      <w:r>
+        <w:rPr>
+          <w:lang w:val="zh_TW" w:bidi="zh_TW"/>
+        </w:rPr>
+        <w:t>不要不公正地行事。</w:t>
+      </w:r>
+    </w:p>
+    <w:p>
+      <w:pPr>
+        <w:pStyle w:val="ListNumber"/>
+        <w:spacing w:line="240" w:lineRule="auto"/>
+        <w:ind w:left="720"/>
+      </w:pPr>
+      <w:r>
+        <w:rPr>
+          <w:lang w:val="zh_TW" w:bidi="zh_TW"/>
+        </w:rPr>
+      </w:r>
+      <w:r>
+        <w:rPr>
+          <w:lang w:val="zh_TW" w:bidi="zh_TW"/>
+        </w:rPr>
+        <w:t>不可偷竊。</w:t>
+      </w:r>
+    </w:p>
+    <w:p>
+      <w:pPr>
+        <w:pStyle w:val="ListNumber"/>
+        <w:spacing w:line="240" w:lineRule="auto"/>
+        <w:ind w:left="720"/>
+      </w:pPr>
+      <w:r>
+        <w:rPr>
+          <w:lang w:val="zh_TW" w:bidi="zh_TW"/>
+        </w:rPr>
+      </w:r>
+      <w:r>
+        <w:rPr>
+          <w:lang w:val="zh_TW" w:bidi="zh_TW"/>
+        </w:rPr>
+        <w:t>不可吃活著的動物的肉。</w:t>
+      </w:r>
+    </w:p>
+    <w:p>
+      <w:pPr>
+        <w:pStyle w:val="Heading3"/>
+      </w:pPr>
+      <w:r>
+        <w:rPr>
+          <w:lang w:val="zh_TW" w:bidi="zh_TW"/>
+        </w:rPr>
+        <w:t>新約聖經中的妥拉</w:t>
+      </w:r>
+    </w:p>
+    <w:p>
+      <w:pPr/>
+      <w:r>
+        <w:rPr>
+          <w:lang w:val="zh_TW" w:bidi="zh_TW"/>
+        </w:rPr>
+      </w:r>
+      <w:r>
+        <w:rPr>
+          <w:lang w:val="zh_TW" w:bidi="zh_TW"/>
+        </w:rPr>
+        <w:t>新約聖經教導了關於妥拉的重要內容。雖然神在妥拉中的律法在當時是必要的，但它們並不是人們可以通過完美遵守來獲得救恩的方式。即使有一節經文似乎暗示人們可以通過遵守神的律法來與神和好，但沒有一個人能夠完美地遵守神的律法（</w:t>
       </w:r>
       <w:hyperlink r:id="rId31">
         <w:r>
@@ -1149,14 +1082,14 @@
             <w:color w:val="0000EE"/>
             <w:u w:val="single"/>
           </w:rPr>
-          <w:t>創世記六章1至4節</w:t>
+          <w:t>利未記18:5</w:t>
         </w:r>
       </w:hyperlink>
       <w:r>
         <w:rPr>
           <w:lang w:val="zh_TW" w:bidi="zh_TW"/>
         </w:rPr>
-        <w:t>反映了希臘神話中曾發生神與人結合的情節，但經文實際上描述的是歷史事件，而非神話。</w:t>
+        <w:t>）。</w:t>
       </w:r>
     </w:p>
     <w:p>
@@ -1170,138 +1103,7 @@
         <w:rPr>
           <w:lang w:val="zh_TW" w:bidi="zh_TW"/>
         </w:rPr>
-        <w:t>在聖經中，偉人可能不是「神的兒子們」。他們似乎與「人的兒女們」不同。要理解他們，可以想像這些偉人來自一個古老的民族群體，如亞納族和利乏音族等，但是他們的起源不明。</w:t>
-      </w:r>
-    </w:p>
-    <w:p>
-      <w:pPr/>
-      <w:r>
-        <w:rPr>
-          <w:lang w:val="zh_TW" w:bidi="zh_TW"/>
-        </w:rPr>
-      </w:r>
-      <w:r>
-        <w:rPr>
-          <w:i/>
-          <w:lang w:val="zh_TW" w:bidi="zh_TW"/>
-        </w:rPr>
-        <w:t>另見</w:t>
-      </w:r>
-      <w:r>
-        <w:rPr>
-          <w:lang w:val="zh_TW" w:bidi="zh_TW"/>
-        </w:rPr>
-        <w:t>巨人</w:t>
-      </w:r>
-      <w:r>
-        <w:rPr>
-          <w:lang w:val="zh_TW" w:bidi="zh_TW"/>
-        </w:rPr>
-        <w:t>。</w:t>
-      </w:r>
-      <w:r>
-        <w:rPr>
-          <w:lang w:val="zh_TW" w:bidi="zh_TW"/>
-        </w:rPr>
-      </w:r>
-      <w:r>
-        <w:rPr>
-          <w:lang w:val="zh_TW" w:bidi="zh_TW"/>
-        </w:rPr>
-      </w:r>
-    </w:p>
-    <w:p>
-      <w:pPr/>
-      <w:r>
-        <w:rPr>
-          <w:lang w:val="zh_TW" w:bidi="zh_TW"/>
-        </w:rPr>
-      </w:r>
-    </w:p>
-    <w:p>
-      <w:pPr>
-        <w:pStyle w:val="Heading2"/>
-      </w:pPr>
-      <w:r>
-        <w:rPr>
-          <w:lang w:val="zh_TW" w:bidi="zh_TW"/>
-        </w:rPr>
-        <w:t>偽善</w:t>
-      </w:r>
-      <w:r>
-        <w:rPr>
-          <w:lang w:val="zh_TW" w:bidi="zh_TW"/>
-        </w:rPr>
-      </w:r>
-    </w:p>
-    <w:p>
-      <w:pPr/>
-      <w:r>
-        <w:rPr>
-          <w:lang w:val="zh_TW" w:bidi="zh_TW"/>
-        </w:rPr>
-      </w:r>
-      <w:r>
-        <w:rPr>
-          <w:lang w:val="zh_TW" w:bidi="zh_TW"/>
-        </w:rPr>
-        <w:t>假裝成跟自己實際上不同的樣子，尤其是裝作表面看來很敬虔或有德行。在現代英語世界中，對「偽善」一詞的理解主要來自於其在新約中的使用，特別是耶穌如何使用這個詞語。在新約和隨後而來的理解中，這個詞通常意指欺騙、歪曲事實或聲稱擁有自己並不具備的美德或品質。</w:t>
-      </w:r>
-    </w:p>
-    <w:p>
-      <w:pPr/>
-      <w:r>
-        <w:rPr>
-          <w:lang w:val="zh_TW" w:bidi="zh_TW"/>
-        </w:rPr>
-      </w:r>
-      <w:r>
-        <w:rPr>
-          <w:lang w:val="zh_TW" w:bidi="zh_TW"/>
-        </w:rPr>
-        <w:t>偽善在聖經中一直是負面的意思，相比之下，希臘人最早使用的偽善則是作為一個中性的詞語。在其動詞形式中，它的意思是「解釋、詮釋或闡述」。雖然名詞「偽善」可以意味著「回答」，但另一個名詞「偽君子」幾乎總是意味著「演員」的意思，這個意思可能來自於動詞「闡述」。</w:t>
-      </w:r>
-    </w:p>
-    <w:p>
-      <w:pPr/>
-      <w:r>
-        <w:rPr>
-          <w:lang w:val="zh_TW" w:bidi="zh_TW"/>
-        </w:rPr>
-      </w:r>
-      <w:r>
-        <w:rPr>
-          <w:lang w:val="zh_TW" w:bidi="zh_TW"/>
-        </w:rPr>
-        <w:t>最初，偽君子可以是解釋詩人文字或作曲家音樂的演說者或演員。演員或「偽君子」試圖讓觀眾理解詩人或作曲家所寫的內容。在更大的範圍內，「偽君子」可以是舞台上表演戲劇的眾多演員之一。一個好的「偽君子」忠實地詮釋他被分配的角色，而一個不受歡迎的「偽君子」則糟糕地詮釋他的角色。由於這個詞本質上的中立性，因此必須有附帶的詞語，才能確定其定義的走向。</w:t>
-      </w:r>
-    </w:p>
-    <w:p>
-      <w:pPr/>
-      <w:r>
-        <w:rPr>
-          <w:lang w:val="zh_TW" w:bidi="zh_TW"/>
-        </w:rPr>
-      </w:r>
-      <w:r>
-        <w:rPr>
-          <w:lang w:val="zh_TW" w:bidi="zh_TW"/>
-        </w:rPr>
-        <w:t>在希臘化時期（約公元前325–125年），通常視世界為一個舞台，所有人的一生被視為表演的藝術。個人的角色和劇本是由他的家庭、文化和宗教環境所為他編寫的，他可以成功或不成功地演繹出來。當在這個意義上使用時，「偽善」並不帶有虛偽或欺騙的意思。然而，有些情況下，「偽君子」一詞被用來形容那些以欺騙方式表演其生命角色的人。向公眾展示的形象只是一個面具，背後隱藏著真實而不同的自我。</w:t>
-      </w:r>
-    </w:p>
-    <w:p>
-      <w:pPr/>
-      <w:r>
-        <w:rPr>
-          <w:lang w:val="zh_TW" w:bidi="zh_TW"/>
-        </w:rPr>
-      </w:r>
-      <w:r>
-        <w:rPr>
-          <w:lang w:val="zh_TW" w:bidi="zh_TW"/>
-        </w:rPr>
-        <w:t>福音書經常使用「偽善」這個詞（</w:t>
+        <w:t>舊約聖經顯示，神一直以祂的恩慈拯救人，而不是藉著他們的完全行為。例如，神接受亞伯拉罕是因為他的信心，而不是因為他完美地遵循了所有規條（</w:t>
       </w:r>
       <w:hyperlink r:id="rId32">
         <w:r>
@@ -1312,14 +1114,28 @@
             <w:color w:val="0000EE"/>
             <w:u w:val="single"/>
           </w:rPr>
-          <w:t>太23:28</w:t>
+          <w:t>創世記15</w:t>
         </w:r>
       </w:hyperlink>
       <w:r>
         <w:rPr>
           <w:lang w:val="zh_TW" w:bidi="zh_TW"/>
         </w:rPr>
-        <w:t>；</w:t>
+        <w:t>）。這發生在神賜給摩西妥拉的400年前。這向我們展示了神一直喜悅信靠他的人。</w:t>
+      </w:r>
+    </w:p>
+    <w:p>
+      <w:pPr/>
+      <w:r>
+        <w:rPr>
+          <w:lang w:val="zh_TW" w:bidi="zh_TW"/>
+        </w:rPr>
+      </w:r>
+      <w:r>
+        <w:rPr>
+          <w:lang w:val="zh_TW" w:bidi="zh_TW"/>
+        </w:rPr>
+        <w:t>神律法的一個主要目的是幫助人們看到他們無法靠自己達到完全（</w:t>
       </w:r>
       <w:hyperlink r:id="rId33">
         <w:r>
@@ -1330,14 +1146,14 @@
             <w:color w:val="0000EE"/>
             <w:u w:val="single"/>
           </w:rPr>
-          <w:t>可12:15下</w:t>
+          <w:t>加拉太書3:24</w:t>
         </w:r>
       </w:hyperlink>
       <w:r>
         <w:rPr>
           <w:lang w:val="zh_TW" w:bidi="zh_TW"/>
         </w:rPr>
-        <w:t>；</w:t>
+        <w:t>）。當人們試圖遵循所有的神的律法時，他們會意識到自己多麼需要神的幫助和寬恕（</w:t>
       </w:r>
       <w:hyperlink r:id="rId34">
         <w:r>
@@ -1348,14 +1164,28 @@
             <w:color w:val="0000EE"/>
             <w:u w:val="single"/>
           </w:rPr>
-          <w:t>路12:1</w:t>
+          <w:t>羅馬書7:7</w:t>
         </w:r>
       </w:hyperlink>
       <w:r>
         <w:rPr>
           <w:lang w:val="zh_TW" w:bidi="zh_TW"/>
         </w:rPr>
-        <w:t>）和「偽君子」（</w:t>
+        <w:t>）。這引導他們信靠耶穌。</w:t>
+      </w:r>
+    </w:p>
+    <w:p>
+      <w:pPr/>
+      <w:r>
+        <w:rPr>
+          <w:lang w:val="zh_TW" w:bidi="zh_TW"/>
+        </w:rPr>
+      </w:r>
+      <w:r>
+        <w:rPr>
+          <w:lang w:val="zh_TW" w:bidi="zh_TW"/>
+        </w:rPr>
+        <w:t>耶穌非常尊重妥拉。祂生命的目的是要成就妥拉所要求的一切。當人們信靠耶穌時，他們就能享受祂對神律法的完全順服所帶來的益處。耶穌是律法的終結，使所有在祂裡面有信心的人都可以被稱義（</w:t>
       </w:r>
       <w:hyperlink r:id="rId35">
         <w:r>
@@ -1366,133 +1196,7 @@
             <w:color w:val="0000EE"/>
             <w:u w:val="single"/>
           </w:rPr>
-          <w:t>太7:5</w:t>
-        </w:r>
-      </w:hyperlink>
-      <w:r>
-        <w:rPr>
-          <w:lang w:val="zh_TW" w:bidi="zh_TW"/>
-        </w:rPr>
-        <w:t>；</w:t>
-      </w:r>
-      <w:hyperlink r:id="rId36">
-        <w:r>
-          <w:rPr>
-            <w:lang w:val="zh_TW" w:bidi="zh_TW"/>
-          </w:rPr>
-          <w:rPr>
-            <w:color w:val="0000EE"/>
-            <w:u w:val="single"/>
-          </w:rPr>
-          <w:t>24:51</w:t>
-        </w:r>
-      </w:hyperlink>
-      <w:r>
-        <w:rPr>
-          <w:lang w:val="zh_TW" w:bidi="zh_TW"/>
-        </w:rPr>
-        <w:t>；</w:t>
-      </w:r>
-      <w:hyperlink r:id="rId37">
-        <w:r>
-          <w:rPr>
-            <w:lang w:val="zh_TW" w:bidi="zh_TW"/>
-          </w:rPr>
-          <w:rPr>
-            <w:color w:val="0000EE"/>
-            <w:u w:val="single"/>
-          </w:rPr>
-          <w:t>路6:42</w:t>
-        </w:r>
-      </w:hyperlink>
-      <w:r>
-        <w:rPr>
-          <w:lang w:val="zh_TW" w:bidi="zh_TW"/>
-        </w:rPr>
-        <w:t>，</w:t>
-      </w:r>
-      <w:hyperlink r:id="rId38">
-        <w:r>
-          <w:rPr>
-            <w:lang w:val="zh_TW" w:bidi="zh_TW"/>
-          </w:rPr>
-          <w:rPr>
-            <w:color w:val="0000EE"/>
-            <w:u w:val="single"/>
-          </w:rPr>
-          <w:t>13:15</w:t>
-        </w:r>
-      </w:hyperlink>
-      <w:r>
-        <w:rPr>
-          <w:lang w:val="zh_TW" w:bidi="zh_TW"/>
-        </w:rPr>
-        <w:t>）來記錄耶穌與他的對手之間的衝突。關於法利賽人和撒都該人，耶穌察覺到他們外在形式的公義，與他們未能接受內在公義之間的鮮明對比，如：憐憫、公正、謙卑、寬恕和對不可愛之人的愛（</w:t>
-      </w:r>
-      <w:hyperlink r:id="rId39">
-        <w:r>
-          <w:rPr>
-            <w:lang w:val="zh_TW" w:bidi="zh_TW"/>
-          </w:rPr>
-          <w:rPr>
-            <w:color w:val="0000EE"/>
-            <w:u w:val="single"/>
-          </w:rPr>
-          <w:t>路11:38、42</w:t>
-        </w:r>
-      </w:hyperlink>
-      <w:r>
-        <w:rPr>
-          <w:lang w:val="zh_TW" w:bidi="zh_TW"/>
-        </w:rPr>
-        <w:t>）。他們在這方面的失敗，隱藏在虔誠的外表中（</w:t>
-      </w:r>
-      <w:hyperlink r:id="rId40">
-        <w:r>
-          <w:rPr>
-            <w:lang w:val="zh_TW" w:bidi="zh_TW"/>
-          </w:rPr>
-          <w:rPr>
-            <w:color w:val="0000EE"/>
-            <w:u w:val="single"/>
-          </w:rPr>
-          <w:t>可7:1–13</w:t>
-        </w:r>
-      </w:hyperlink>
-      <w:r>
-        <w:rPr>
-          <w:lang w:val="zh_TW" w:bidi="zh_TW"/>
-        </w:rPr>
-        <w:t>），他們心裡充滿了貪婪和邪惡（</w:t>
-      </w:r>
-      <w:hyperlink r:id="rId41">
-        <w:r>
-          <w:rPr>
-            <w:lang w:val="zh_TW" w:bidi="zh_TW"/>
-          </w:rPr>
-          <w:rPr>
-            <w:color w:val="0000EE"/>
-            <w:u w:val="single"/>
-          </w:rPr>
-          <w:t>路11:39</w:t>
-        </w:r>
-      </w:hyperlink>
-      <w:r>
-        <w:rPr>
-          <w:lang w:val="zh_TW" w:bidi="zh_TW"/>
-        </w:rPr>
-        <w:t>）。偽善定義了那些表現出行為上的公義，但內心卻充滿邪惡的人（</w:t>
-      </w:r>
-      <w:hyperlink r:id="rId32">
-        <w:r>
-          <w:rPr>
-            <w:lang w:val="zh_TW" w:bidi="zh_TW"/>
-          </w:rPr>
-          <w:rPr>
-            <w:color w:val="0000EE"/>
-            <w:u w:val="single"/>
-          </w:rPr>
-          <w:t>太23:28</w:t>
+          <w:t>羅馬書10:4</w:t>
         </w:r>
       </w:hyperlink>
       <w:r>
@@ -1511,720 +1215,52 @@
       </w:r>
       <w:r>
         <w:rPr>
-          <w:lang w:val="zh_TW" w:bidi="zh_TW"/>
-        </w:rPr>
-        <w:t>耶穌譴責偽善，因為它扭曲了神公義的命令。偽善者不追求真實的內在聖潔，而是將公義扭曲成一種僵化的模式，其主要用途是在人面前展示出來（</w:t>
-      </w:r>
-      <w:hyperlink r:id="rId42">
-        <w:r>
-          <w:rPr>
-            <w:lang w:val="zh_TW" w:bidi="zh_TW"/>
-          </w:rPr>
-          <w:rPr>
-            <w:color w:val="0000EE"/>
-            <w:u w:val="single"/>
-          </w:rPr>
-          <w:t>太23:2–7</w:t>
-        </w:r>
-      </w:hyperlink>
-      <w:r>
-        <w:rPr>
-          <w:lang w:val="zh_TW" w:bidi="zh_TW"/>
-        </w:rPr>
-        <w:t>）。他們對公義的觀念揭示了他們對神認識的扭曲，以及對祂如何使罪人與自己和好的錯誤理解（</w:t>
-      </w:r>
-      <w:hyperlink r:id="rId43">
-        <w:r>
-          <w:rPr>
-            <w:lang w:val="zh_TW" w:bidi="zh_TW"/>
-          </w:rPr>
-          <w:rPr>
-            <w:color w:val="0000EE"/>
-            <w:u w:val="single"/>
-          </w:rPr>
-          <w:t>路16:15</w:t>
-        </w:r>
-      </w:hyperlink>
-      <w:r>
-        <w:rPr>
-          <w:lang w:val="zh_TW" w:bidi="zh_TW"/>
-        </w:rPr>
-        <w:t>）。這些偽善者雖向人解釋神的性情，實際上只是誤解祂。因此，他們的虛假使人遠離神，而不是走向神，與祂和好（</w:t>
-      </w:r>
-      <w:hyperlink r:id="rId44">
-        <w:r>
-          <w:rPr>
-            <w:lang w:val="zh_TW" w:bidi="zh_TW"/>
-          </w:rPr>
-          <w:rPr>
-            <w:color w:val="0000EE"/>
-            <w:u w:val="single"/>
-          </w:rPr>
-          <w:t>路11:52</w:t>
-        </w:r>
-      </w:hyperlink>
-      <w:r>
-        <w:rPr>
-          <w:lang w:val="zh_TW" w:bidi="zh_TW"/>
-        </w:rPr>
-        <w:t>）。偽善者不僅阻止他人進入神的國，其實自己也進不去（</w:t>
-      </w:r>
-      <w:hyperlink r:id="rId45">
-        <w:r>
-          <w:rPr>
-            <w:lang w:val="zh_TW" w:bidi="zh_TW"/>
-          </w:rPr>
-          <w:rPr>
-            <w:color w:val="0000EE"/>
-            <w:u w:val="single"/>
-          </w:rPr>
-          <w:t>太23:13</w:t>
-        </w:r>
-      </w:hyperlink>
-      <w:r>
-        <w:rPr>
-          <w:lang w:val="zh_TW" w:bidi="zh_TW"/>
-        </w:rPr>
-        <w:t>）。</w:t>
-      </w:r>
-      <w:r>
-        <w:rPr>
-          <w:lang w:val="zh_TW" w:bidi="zh_TW"/>
-        </w:rPr>
-      </w:r>
-      <w:r>
-        <w:rPr>
-          <w:lang w:val="zh_TW" w:bidi="zh_TW"/>
-        </w:rPr>
-      </w:r>
-    </w:p>
-    <w:p>
-      <w:pPr/>
-      <w:r>
-        <w:rPr>
-          <w:lang w:val="zh_TW" w:bidi="zh_TW"/>
-        </w:rPr>
-      </w:r>
-    </w:p>
-    <w:p>
-      <w:pPr>
-        <w:pStyle w:val="Heading2"/>
-      </w:pPr>
-      <w:r>
-        <w:rPr>
-          <w:lang w:val="zh_TW" w:bidi="zh_TW"/>
-        </w:rPr>
-        <w:t>未受割禮</w:t>
-      </w:r>
-      <w:r>
-        <w:rPr>
-          <w:lang w:val="zh_TW" w:bidi="zh_TW"/>
-        </w:rPr>
-      </w:r>
-    </w:p>
-    <w:p>
-      <w:pPr/>
-      <w:r>
-        <w:rPr>
-          <w:lang w:val="zh_TW" w:bidi="zh_TW"/>
-        </w:rPr>
-      </w:r>
-      <w:r>
-        <w:rPr>
-          <w:lang w:val="zh_TW" w:bidi="zh_TW"/>
-        </w:rPr>
-        <w:t>男性生殖器自然的狀態是包皮覆蓋著陰莖。猶太人和許多其它群體會用手術將包皮移除，作為他們與神立約的象徵（</w:t>
-      </w:r>
-      <w:hyperlink r:id="rId46">
-        <w:r>
-          <w:rPr>
-            <w:lang w:val="zh_TW" w:bidi="zh_TW"/>
-          </w:rPr>
-          <w:rPr>
-            <w:color w:val="0000EE"/>
-            <w:u w:val="single"/>
-          </w:rPr>
-          <w:t>創17:9–14</w:t>
-        </w:r>
-      </w:hyperlink>
-      <w:r>
-        <w:rPr>
-          <w:lang w:val="zh_TW" w:bidi="zh_TW"/>
-        </w:rPr>
-        <w:t>；</w:t>
-      </w:r>
-      <w:hyperlink r:id="rId47">
-        <w:r>
-          <w:rPr>
-            <w:lang w:val="zh_TW" w:bidi="zh_TW"/>
-          </w:rPr>
-          <w:rPr>
-            <w:color w:val="0000EE"/>
-            <w:u w:val="single"/>
-          </w:rPr>
-          <w:t>出12:48</w:t>
-        </w:r>
-      </w:hyperlink>
-      <w:r>
-        <w:rPr>
-          <w:lang w:val="zh_TW" w:bidi="zh_TW"/>
-        </w:rPr>
-        <w:t>；</w:t>
-      </w:r>
-      <w:hyperlink r:id="rId48">
-        <w:r>
-          <w:rPr>
-            <w:lang w:val="zh_TW" w:bidi="zh_TW"/>
-          </w:rPr>
-          <w:rPr>
-            <w:color w:val="0000EE"/>
-            <w:u w:val="single"/>
-          </w:rPr>
-          <w:t>利12:3</w:t>
-        </w:r>
-      </w:hyperlink>
-      <w:r>
-        <w:rPr>
-          <w:lang w:val="zh_TW" w:bidi="zh_TW"/>
-        </w:rPr>
-        <w:t>）。由於這種做法，「未受割禮」一詞開始意味著「非猶太人」或「外邦人」（非利士人、希臘人和羅馬人不行割禮，但埃及人和許多閃族民族則會行割禮）。這個詞也用來描述「那些在約之外的人」。</w:t>
-      </w:r>
-    </w:p>
-    <w:p>
-      <w:pPr/>
-      <w:r>
-        <w:rPr>
-          <w:lang w:val="zh_TW" w:bidi="zh_TW"/>
-        </w:rPr>
-      </w:r>
-      <w:r>
-        <w:rPr>
-          <w:lang w:val="zh_TW" w:bidi="zh_TW"/>
-        </w:rPr>
-        <w:t>「未受割禮」一詞在新約聖經中出現了二十次，通常表示與猶太人相對的「外邦人」。保羅提出了一個有力的論點來反對這種區分。保羅強烈反對在人與人之間做這樣的區分。對保羅來說，一個人對神的心態比遵循禮儀律法更為重要，因為是否遵行與一個人的救恩無關（</w:t>
-      </w:r>
-      <w:hyperlink r:id="rId49">
-        <w:r>
-          <w:rPr>
-            <w:lang w:val="zh_TW" w:bidi="zh_TW"/>
-          </w:rPr>
-          <w:rPr>
-            <w:color w:val="0000EE"/>
-            <w:u w:val="single"/>
-          </w:rPr>
-          <w:t>羅2:25–27</w:t>
-        </w:r>
-      </w:hyperlink>
-      <w:r>
-        <w:rPr>
-          <w:lang w:val="zh_TW" w:bidi="zh_TW"/>
-        </w:rPr>
-        <w:t>）。亞伯拉罕在未受割禮時就已經相信並被神接納。因此，割禮與他的救恩無關（</w:t>
-      </w:r>
-      <w:hyperlink r:id="rId50">
-        <w:r>
-          <w:rPr>
-            <w:lang w:val="zh_TW" w:bidi="zh_TW"/>
-          </w:rPr>
-          <w:rPr>
-            <w:color w:val="0000EE"/>
-            <w:u w:val="single"/>
-          </w:rPr>
-          <w:t>羅3:30</w:t>
-        </w:r>
-      </w:hyperlink>
-      <w:r>
-        <w:rPr>
-          <w:lang w:val="zh_TW" w:bidi="zh_TW"/>
-        </w:rPr>
-        <w:t>；</w:t>
-      </w:r>
-      <w:hyperlink r:id="rId51">
-        <w:r>
-          <w:rPr>
-            <w:lang w:val="zh_TW" w:bidi="zh_TW"/>
-          </w:rPr>
-          <w:rPr>
-            <w:color w:val="0000EE"/>
-            <w:u w:val="single"/>
-          </w:rPr>
-          <w:t>4:9–12</w:t>
-        </w:r>
-      </w:hyperlink>
-      <w:r>
-        <w:rPr>
-          <w:lang w:val="zh_TW" w:bidi="zh_TW"/>
-        </w:rPr>
-        <w:t>）。過去，外邦人被排除在神的百姓之外（</w:t>
-      </w:r>
-      <w:hyperlink r:id="rId52">
-        <w:r>
-          <w:rPr>
-            <w:lang w:val="zh_TW" w:bidi="zh_TW"/>
-          </w:rPr>
-          <w:rPr>
-            <w:color w:val="0000EE"/>
-            <w:u w:val="single"/>
-          </w:rPr>
-          <w:t>弗2:11–12</w:t>
-        </w:r>
-      </w:hyperlink>
-      <w:r>
-        <w:rPr>
-          <w:lang w:val="zh_TW" w:bidi="zh_TW"/>
-        </w:rPr>
-        <w:t>）。現在，猶太人和外邦人信徒在耶穌基督裡成為一體（</w:t>
-      </w:r>
-      <w:hyperlink r:id="rId53">
-        <w:r>
-          <w:rPr>
-            <w:lang w:val="zh_TW" w:bidi="zh_TW"/>
-          </w:rPr>
-          <w:rPr>
-            <w:color w:val="0000EE"/>
-            <w:u w:val="single"/>
-          </w:rPr>
-          <w:t>加2:7</w:t>
-        </w:r>
-      </w:hyperlink>
-      <w:r>
-        <w:rPr>
-          <w:lang w:val="zh_TW" w:bidi="zh_TW"/>
-        </w:rPr>
-        <w:t>，</w:t>
-      </w:r>
-      <w:hyperlink r:id="rId54">
-        <w:r>
-          <w:rPr>
-            <w:lang w:val="zh_TW" w:bidi="zh_TW"/>
-          </w:rPr>
-          <w:rPr>
-            <w:color w:val="0000EE"/>
-            <w:u w:val="single"/>
-          </w:rPr>
-          <w:t>5:6</w:t>
-        </w:r>
-      </w:hyperlink>
-      <w:r>
-        <w:rPr>
-          <w:lang w:val="zh_TW" w:bidi="zh_TW"/>
-        </w:rPr>
-        <w:t>，</w:t>
-      </w:r>
-      <w:hyperlink r:id="rId55">
-        <w:r>
-          <w:rPr>
-            <w:lang w:val="zh_TW" w:bidi="zh_TW"/>
-          </w:rPr>
-          <w:rPr>
-            <w:color w:val="0000EE"/>
-            <w:u w:val="single"/>
-          </w:rPr>
-          <w:t>6:15</w:t>
-        </w:r>
-      </w:hyperlink>
-      <w:r>
-        <w:rPr>
-          <w:lang w:val="zh_TW" w:bidi="zh_TW"/>
-        </w:rPr>
-        <w:t>；</w:t>
-      </w:r>
-      <w:hyperlink r:id="rId56">
-        <w:r>
-          <w:rPr>
-            <w:lang w:val="zh_TW" w:bidi="zh_TW"/>
-          </w:rPr>
-          <w:rPr>
-            <w:color w:val="0000EE"/>
-            <w:u w:val="single"/>
-          </w:rPr>
-          <w:t>西3:11</w:t>
-        </w:r>
-      </w:hyperlink>
-      <w:r>
-        <w:rPr>
-          <w:lang w:val="zh_TW" w:bidi="zh_TW"/>
-        </w:rPr>
-        <w:t>）。保羅拒絕聽從那些要求人們行割禮才能完全成為教會成員的人。</w:t>
-      </w:r>
-    </w:p>
-    <w:p>
-      <w:pPr/>
-      <w:r>
-        <w:rPr>
-          <w:lang w:val="zh_TW" w:bidi="zh_TW"/>
-        </w:rPr>
-      </w:r>
-      <w:r>
-        <w:rPr>
-          <w:lang w:val="zh_TW" w:bidi="zh_TW"/>
-        </w:rPr>
-        <w:t>在</w:t>
-      </w:r>
-      <w:hyperlink r:id="rId57">
-        <w:r>
-          <w:rPr>
-            <w:lang w:val="zh_TW" w:bidi="zh_TW"/>
-          </w:rPr>
-          <w:rPr>
-            <w:color w:val="0000EE"/>
-            <w:u w:val="single"/>
-          </w:rPr>
-          <w:t>歌羅西書二章8至15節</w:t>
-        </w:r>
-      </w:hyperlink>
-      <w:r>
-        <w:rPr>
-          <w:lang w:val="zh_TW" w:bidi="zh_TW"/>
-        </w:rPr>
-        <w:t>中，保羅用「未受割禮」作為隱喻，來指一個人在認識神之前的狀態。這裡的未受割禮等同於「肉體」（指人的邪惡慾望），這跟未受割禮的狀態是同樣的意思。正如肉身的身體在割禮中被割去一樣，屬靈的「肉體」在歸信時被基督割絕，在洗禮中也表現出這一點。受洗的人從「不潔」中被潔淨，就像受割禮的外邦人也被認為是從先前未受割禮的不潔中被潔淨了一樣。</w:t>
-      </w:r>
-    </w:p>
-    <w:p>
-      <w:pPr/>
-      <w:r>
-        <w:rPr>
-          <w:lang w:val="zh_TW" w:bidi="zh_TW"/>
-        </w:rPr>
-      </w:r>
-      <w:r>
-        <w:rPr>
           <w:i/>
           <w:lang w:val="zh_TW" w:bidi="zh_TW"/>
         </w:rPr>
-        <w:t xml:space="preserve">另見 </w:t>
-      </w:r>
-      <w:r>
-        <w:rPr>
-          <w:lang w:val="zh_TW" w:bidi="zh_TW"/>
-        </w:rPr>
-        <w:t>割禮</w:t>
+        <w:t>另見</w:t>
+      </w:r>
+      <w:r>
+        <w:rPr>
+          <w:lang w:val="zh_TW" w:bidi="zh_TW"/>
+        </w:rPr>
+        <w:t xml:space="preserve"> </w:t>
+      </w:r>
+      <w:r>
+        <w:rPr>
+          <w:lang w:val="zh_TW" w:bidi="zh_TW"/>
+        </w:rPr>
+        <w:t>猶太教</w:t>
+      </w:r>
+      <w:r>
+        <w:rPr>
+          <w:lang w:val="zh_TW" w:bidi="zh_TW"/>
+        </w:rPr>
+        <w:t>、</w:t>
+      </w:r>
+      <w:r>
+        <w:rPr>
+          <w:lang w:val="zh_TW" w:bidi="zh_TW"/>
+        </w:rPr>
+        <w:t>聖經中的律法概念</w:t>
+      </w:r>
+      <w:r>
+        <w:rPr>
+          <w:lang w:val="zh_TW" w:bidi="zh_TW"/>
+        </w:rPr>
+        <w:t>、</w:t>
+      </w:r>
+      <w:r>
+        <w:rPr>
+          <w:lang w:val="zh_TW" w:bidi="zh_TW"/>
+        </w:rPr>
+        <w:t>塔木德</w:t>
       </w:r>
       <w:r>
         <w:rPr>
           <w:lang w:val="zh_TW" w:bidi="zh_TW"/>
         </w:rPr>
         <w:t>。</w:t>
-      </w:r>
-      <w:r>
-        <w:rPr>
-          <w:lang w:val="zh_TW" w:bidi="zh_TW"/>
-        </w:rPr>
-      </w:r>
-      <w:r>
-        <w:rPr>
-          <w:lang w:val="zh_TW" w:bidi="zh_TW"/>
-        </w:rPr>
-      </w:r>
-    </w:p>
-    <w:p>
-      <w:pPr/>
-      <w:r>
-        <w:rPr>
-          <w:lang w:val="zh_TW" w:bidi="zh_TW"/>
-        </w:rPr>
-      </w:r>
-    </w:p>
-    <w:p>
-      <w:pPr>
-        <w:pStyle w:val="Heading2"/>
-      </w:pPr>
-      <w:r>
-        <w:rPr>
-          <w:lang w:val="zh_TW" w:bidi="zh_TW"/>
-        </w:rPr>
-        <w:t>為死人受洗</w:t>
-      </w:r>
-      <w:r>
-        <w:rPr>
-          <w:lang w:val="zh_TW" w:bidi="zh_TW"/>
-        </w:rPr>
-      </w:r>
-    </w:p>
-    <w:p>
-      <w:pPr/>
-      <w:r>
-        <w:rPr>
-          <w:lang w:val="zh_TW" w:bidi="zh_TW"/>
-        </w:rPr>
-      </w:r>
-      <w:r>
-        <w:rPr>
-          <w:lang w:val="zh_TW" w:bidi="zh_TW"/>
-        </w:rPr>
-        <w:t>一個意義不明的習俗，在新約聖經中提到一次（</w:t>
-      </w:r>
-      <w:hyperlink r:id="rId58">
-        <w:r>
-          <w:rPr>
-            <w:lang w:val="zh_TW" w:bidi="zh_TW"/>
-          </w:rPr>
-          <w:rPr>
-            <w:color w:val="0000EE"/>
-            <w:u w:val="single"/>
-          </w:rPr>
-          <w:t>林前15:29</w:t>
-        </w:r>
-      </w:hyperlink>
-      <w:r>
-        <w:rPr>
-          <w:lang w:val="zh_TW" w:bidi="zh_TW"/>
-        </w:rPr>
-        <w:t>）。對於這段有爭議的經文，已經有許多人提出了許多解釋。主要的問題是，為死者施行的洗禮是怎樣的，以及保羅是否認可這種做法。</w:t>
-      </w:r>
-    </w:p>
-    <w:p>
-      <w:pPr>
-        <w:pStyle w:val="Heading3"/>
-      </w:pPr>
-      <w:r>
-        <w:rPr>
-          <w:lang w:val="zh_TW" w:bidi="zh_TW"/>
-        </w:rPr>
-        <w:t>為死人受洗的不同解釋方式</w:t>
-      </w:r>
-    </w:p>
-    <w:p>
-      <w:pPr/>
-      <w:r>
-        <w:rPr>
-          <w:lang w:val="zh_TW" w:bidi="zh_TW"/>
-        </w:rPr>
-      </w:r>
-      <w:r>
-        <w:rPr>
-          <w:lang w:val="zh_TW" w:bidi="zh_TW"/>
-        </w:rPr>
-        <w:t>對「為死人受洗」這個片語的解釋可歸納為三類：</w:t>
-      </w:r>
-    </w:p>
-    <w:p>
-      <w:pPr>
-        <w:pStyle w:val="ListNumber"/>
-        <w:numPr>
-          <w:ilvl w:val="0"/>
-          <w:numId w:val="14"/>
-        </w:numPr>
-        <w:spacing w:line="240" w:lineRule="auto"/>
-        <w:ind w:left="720"/>
-      </w:pPr>
-      <w:r>
-        <w:rPr>
-          <w:lang w:val="zh_TW" w:bidi="zh_TW"/>
-        </w:rPr>
-      </w:r>
-      <w:r>
-        <w:rPr>
-          <w:lang w:val="zh_TW" w:bidi="zh_TW"/>
-        </w:rPr>
-        <w:t>洗禮作為象徵</w:t>
-      </w:r>
-    </w:p>
-    <w:p>
-      <w:pPr>
-        <w:pStyle w:val="ListNumber"/>
-        <w:spacing w:line="240" w:lineRule="auto"/>
-        <w:ind w:left="720"/>
-      </w:pPr>
-      <w:r>
-        <w:rPr>
-          <w:lang w:val="zh_TW" w:bidi="zh_TW"/>
-        </w:rPr>
-      </w:r>
-      <w:r>
-        <w:rPr>
-          <w:lang w:val="zh_TW" w:bidi="zh_TW"/>
-        </w:rPr>
-        <w:t>普通洗禮</w:t>
-      </w:r>
-    </w:p>
-    <w:p>
-      <w:pPr>
-        <w:pStyle w:val="ListNumber"/>
-        <w:spacing w:line="240" w:lineRule="auto"/>
-        <w:ind w:left="720"/>
-      </w:pPr>
-      <w:r>
-        <w:rPr>
-          <w:lang w:val="zh_TW" w:bidi="zh_TW"/>
-        </w:rPr>
-      </w:r>
-      <w:r>
-        <w:rPr>
-          <w:lang w:val="zh_TW" w:bidi="zh_TW"/>
-        </w:rPr>
-        <w:t>代表他人受洗</w:t>
-      </w:r>
-    </w:p>
-    <w:p>
-      <w:pPr/>
-      <w:r>
-        <w:rPr>
-          <w:lang w:val="zh_TW" w:bidi="zh_TW"/>
-        </w:rPr>
-      </w:r>
-      <w:r>
-        <w:rPr>
-          <w:lang w:val="zh_TW" w:bidi="zh_TW"/>
-        </w:rPr>
-        <w:t>在</w:t>
-      </w:r>
-      <w:hyperlink r:id="rId59">
-        <w:r>
-          <w:rPr>
-            <w:lang w:val="zh_TW" w:bidi="zh_TW"/>
-          </w:rPr>
-          <w:rPr>
-            <w:color w:val="0000EE"/>
-            <w:u w:val="single"/>
-          </w:rPr>
-          <w:t>馬可福音十章38節</w:t>
-        </w:r>
-      </w:hyperlink>
-      <w:r>
-        <w:rPr>
-          <w:lang w:val="zh_TW" w:bidi="zh_TW"/>
-        </w:rPr>
-        <w:t>和</w:t>
-      </w:r>
-      <w:hyperlink r:id="rId60">
-        <w:r>
-          <w:rPr>
-            <w:lang w:val="zh_TW" w:bidi="zh_TW"/>
-          </w:rPr>
-          <w:rPr>
-            <w:color w:val="0000EE"/>
-            <w:u w:val="single"/>
-          </w:rPr>
-          <w:t>路加福音十二章50節</w:t>
-        </w:r>
-      </w:hyperlink>
-      <w:r>
-        <w:rPr>
-          <w:lang w:val="zh_TW" w:bidi="zh_TW"/>
-        </w:rPr>
-        <w:t>中，洗禮被用作受苦或殉道（為信仰而死）的象徵。有些學者認為「為死人受洗」意味著殉道，並將其翻譯為「以死亡為目標而受洗」。</w:t>
-      </w:r>
-    </w:p>
-    <w:p>
-      <w:pPr/>
-      <w:r>
-        <w:rPr>
-          <w:lang w:val="zh_TW" w:bidi="zh_TW"/>
-        </w:rPr>
-      </w:r>
-      <w:r>
-        <w:rPr>
-          <w:lang w:val="zh_TW" w:bidi="zh_TW"/>
-        </w:rPr>
-        <w:t>許多人認為這意味著為自己受洗。馬丁‧路德（Martin Luther）認為這意味著在死者墓旁施洗。約翰‧加爾文（John Calvin）認為這是指臨終基督徒渴望受洗。另一些人認為，這是指新信徒因基督徒殉道者或已故親人的見證而接受洗禮。</w:t>
-      </w:r>
-    </w:p>
-    <w:p>
-      <w:pPr>
-        <w:pStyle w:val="Heading3"/>
-      </w:pPr>
-      <w:r>
-        <w:rPr>
-          <w:lang w:val="zh_TW" w:bidi="zh_TW"/>
-        </w:rPr>
-        <w:t>保羅贊成為死者施洗嗎？</w:t>
-      </w:r>
-    </w:p>
-    <w:p>
-      <w:pPr/>
-      <w:r>
-        <w:rPr>
-          <w:lang w:val="zh_TW" w:bidi="zh_TW"/>
-        </w:rPr>
-      </w:r>
-      <w:r>
-        <w:rPr>
-          <w:lang w:val="zh_TW" w:bidi="zh_TW"/>
-        </w:rPr>
-        <w:t>這句話最直接的意思似乎是一種為死人代受洗的做法。這句話似乎表明，有哥林多人為死人受洗。哥林多教會可能對洗禮持有一種神秘化的觀點，這或許解釋了為什麼保羅淡化了他作為施洗者的角色（</w:t>
-      </w:r>
-      <w:hyperlink r:id="rId61">
-        <w:r>
-          <w:rPr>
-            <w:lang w:val="zh_TW" w:bidi="zh_TW"/>
-          </w:rPr>
-          <w:rPr>
-            <w:color w:val="0000EE"/>
-            <w:u w:val="single"/>
-          </w:rPr>
-          <w:t>林前1:14–17</w:t>
-        </w:r>
-      </w:hyperlink>
-      <w:r>
-        <w:rPr>
-          <w:lang w:val="zh_TW" w:bidi="zh_TW"/>
-        </w:rPr>
-        <w:t>）。</w:t>
-      </w:r>
-    </w:p>
-    <w:p>
-      <w:pPr/>
-      <w:r>
-        <w:rPr>
-          <w:lang w:val="zh_TW" w:bidi="zh_TW"/>
-        </w:rPr>
-      </w:r>
-      <w:r>
-        <w:rPr>
-          <w:lang w:val="zh_TW" w:bidi="zh_TW"/>
-        </w:rPr>
-        <w:t>保羅將哥林多教會的經歷與以色列人在曠野中的經歷相比較（</w:t>
-      </w:r>
-      <w:hyperlink r:id="rId62">
-        <w:r>
-          <w:rPr>
-            <w:lang w:val="zh_TW" w:bidi="zh_TW"/>
-          </w:rPr>
-          <w:rPr>
-            <w:color w:val="0000EE"/>
-            <w:u w:val="single"/>
-          </w:rPr>
-          <w:t>林前10:1–13</w:t>
-        </w:r>
-      </w:hyperlink>
-      <w:r>
-        <w:rPr>
-          <w:lang w:val="zh_TW" w:bidi="zh_TW"/>
-        </w:rPr>
-        <w:t>）。他描述以色列人如何過紅海和收取嗎哪，這些事件讓我們聯想到洗禮和聖餐。但保羅提醒他的讀者，這些戲劇性的經歷並未使以色列人免於犯罪。某些哥林多人可能認為，參與基督教儀式如洗禮能自動帶來救恩。如果是這樣，那麼那些實踐為死人受洗的人可能相信這一儀式對死者也有幫助。</w:t>
-      </w:r>
-    </w:p>
-    <w:p>
-      <w:pPr/>
-      <w:r>
-        <w:rPr>
-          <w:lang w:val="zh_TW" w:bidi="zh_TW"/>
-        </w:rPr>
-      </w:r>
-      <w:r>
-        <w:rPr>
-          <w:lang w:val="zh_TW" w:bidi="zh_TW"/>
-        </w:rPr>
-        <w:t>保羅是否贊成為死人受洗的做法？可能不是。在</w:t>
-      </w:r>
-      <w:hyperlink r:id="rId63">
-        <w:r>
-          <w:rPr>
-            <w:lang w:val="zh_TW" w:bidi="zh_TW"/>
-          </w:rPr>
-          <w:rPr>
-            <w:color w:val="0000EE"/>
-            <w:u w:val="single"/>
-          </w:rPr>
-          <w:t>哥林多前書十五章29至34節</w:t>
-        </w:r>
-      </w:hyperlink>
-      <w:r>
-        <w:rPr>
-          <w:lang w:val="zh_TW" w:bidi="zh_TW"/>
-        </w:rPr>
-        <w:t>保羅關於死人復活的討論中，並未表示贊成這種做法。相反，他用這個例子來說明一個道理，他說，若死人沒有復活，那麼為死人受洗便毫無意義。</w:t>
       </w:r>
       <w:r>
         <w:rPr>

--- a/zht/docx/176.content.docx
+++ b/zht/docx/176.content.docx
@@ -149,7 +149,7 @@
         <w:rPr>
           <w:lang w:val="zh_TW" w:bidi="zh_TW"/>
         </w:rPr>
-        <w:t>tuo</w:t>
+        <w:t>tu</w:t>
       </w:r>
       <w:r>
         <w:rPr>
@@ -212,7 +212,7 @@
         <w:rPr>
           <w:lang w:val="zh_TW" w:bidi="zh_TW"/>
         </w:rPr>
-        <w:t>陀斐特</w:t>
+        <w:t>土八‧該隱</w:t>
       </w:r>
       <w:r>
         <w:rPr>
@@ -231,7 +231,7 @@
         <w:rPr>
           <w:lang w:val="zh_TW" w:bidi="zh_TW"/>
         </w:rPr>
-        <w:t>欣嫩谷中的一處地方。欣嫩山谷位於耶路撒冷外，是以色列人向摩洛以人獻祭，褻瀆耶和華的地方。作為宗教改革的一部分，約西亞污穢了陀斐特並拆毀了祭壇（</w:t>
+        <w:t>拉麥和他的妻子洗拉的兒子（</w:t>
       </w:r>
       <w:hyperlink r:id="rId13">
         <w:r>
@@ -242,14 +242,14 @@
             <w:color w:val="0000EE"/>
             <w:u w:val="single"/>
           </w:rPr>
-          <w:t>列王紀下23:10</w:t>
+          <w:t>創4:22</w:t>
         </w:r>
       </w:hyperlink>
       <w:r>
         <w:rPr>
           <w:lang w:val="zh_TW" w:bidi="zh_TW"/>
         </w:rPr>
-        <w:t>）。這些改革推翻了他祖父瑪拿西先前所推行的習俗。在約西亞的時代，先知耶利米也曾指出並譴責這些做法的死灰復燃（</w:t>
+        <w:t>）。他是「打造各樣銅鐵利器的」。雖然文本並未聲稱他是第一位或所有鐵匠的「祖師」，但許多學者認為，文本原先與第</w:t>
       </w:r>
       <w:hyperlink r:id="rId14">
         <w:r>
@@ -260,14 +260,42 @@
             <w:color w:val="0000EE"/>
             <w:u w:val="single"/>
           </w:rPr>
-          <w:t>耶利米書7:31–32</w:t>
+          <w:t>20</w:t>
         </w:r>
       </w:hyperlink>
       <w:r>
         <w:rPr>
           <w:lang w:val="zh_TW" w:bidi="zh_TW"/>
         </w:rPr>
-        <w:t>）。</w:t>
+        <w:t>和</w:t>
+      </w:r>
+      <w:hyperlink r:id="rId15">
+        <w:r>
+          <w:rPr>
+            <w:lang w:val="zh_TW" w:bidi="zh_TW"/>
+          </w:rPr>
+          <w:rPr>
+            <w:color w:val="0000EE"/>
+            <w:u w:val="single"/>
+          </w:rPr>
+          <w:t>21</w:t>
+        </w:r>
+      </w:hyperlink>
+      <w:r>
+        <w:rPr>
+          <w:lang w:val="zh_TW" w:bidi="zh_TW"/>
+        </w:rPr>
+        <w:t>節呈平行，以暗示他是第一位。</w:t>
+      </w:r>
+      <w:r>
+        <w:rPr>
+          <w:lang w:val="zh_TW" w:bidi="zh_TW"/>
+        </w:rPr>
+      </w:r>
+      <w:r>
+        <w:rPr>
+          <w:lang w:val="zh_TW" w:bidi="zh_TW"/>
+        </w:rPr>
       </w:r>
     </w:p>
     <w:p>
@@ -277,47 +305,21 @@
           <w:lang w:val="zh_TW" w:bidi="zh_TW"/>
         </w:rPr>
       </w:r>
-      <w:r>
-        <w:rPr>
-          <w:lang w:val="zh_TW" w:bidi="zh_TW"/>
-        </w:rPr>
-        <w:t>耶利米預言這個谷將被重新命名為「屠殺谷」，因為這裡將成為巴比倫人在圍攻耶路撒冷期間擊潰猶大的地點。耶利米在陶匠的比喻中重複了這個預言，強調耶路撒冷將被徹底摧毀，以至於它會像陀斐特（</w:t>
-      </w:r>
-      <w:hyperlink r:id="rId15">
-        <w:r>
-          <w:rPr>
-            <w:lang w:val="zh_TW" w:bidi="zh_TW"/>
-          </w:rPr>
-          <w:rPr>
-            <w:color w:val="0000EE"/>
-            <w:u w:val="single"/>
-          </w:rPr>
-          <w:t>19:12</w:t>
-        </w:r>
-      </w:hyperlink>
-      <w:r>
-        <w:rPr>
-          <w:lang w:val="zh_TW" w:bidi="zh_TW"/>
-        </w:rPr>
-        <w:t>）一樣。那時，陀斐特顯然已經成為城市裡的垃圾場，破碎的陶器被丟棄在那裡，無法在任何城市的墓地進行的安葬，也會在那裡進行（第</w:t>
-      </w:r>
-      <w:hyperlink r:id="rId16">
-        <w:r>
-          <w:rPr>
-            <w:lang w:val="zh_TW" w:bidi="zh_TW"/>
-          </w:rPr>
-          <w:rPr>
-            <w:color w:val="0000EE"/>
-            <w:u w:val="single"/>
-          </w:rPr>
-          <w:t>11</w:t>
-        </w:r>
-      </w:hyperlink>
-      <w:r>
-        <w:rPr>
-          <w:lang w:val="zh_TW" w:bidi="zh_TW"/>
-        </w:rPr>
-        <w:t>節）。</w:t>
+    </w:p>
+    <w:p>
+      <w:pPr>
+        <w:pStyle w:val="Heading2"/>
+      </w:pPr>
+      <w:r>
+        <w:rPr>
+          <w:lang w:val="zh_TW" w:bidi="zh_TW"/>
+        </w:rPr>
+        <w:t>土巴</w:t>
+      </w:r>
+      <w:r>
+        <w:rPr>
+          <w:lang w:val="zh_TW" w:bidi="zh_TW"/>
+        </w:rPr>
       </w:r>
     </w:p>
     <w:p>
@@ -331,9 +333,9 @@
         <w:rPr>
           <w:lang w:val="zh_TW" w:bidi="zh_TW"/>
         </w:rPr>
-        <w:t>雖然陀斐特在新約聖經中沒有被提及，但它與磯漢拿（Gehenna ，「欣嫩谷」的亞蘭文形式）有關。磯漢拿指的是毀滅之地，通常在新約聖經中被翻譯為「地獄」（</w:t>
-      </w:r>
-      <w:hyperlink r:id="rId17">
+        <w:t>在列國表（table of nations）中，雅弗的第五個兒子 （</w:t>
+      </w:r>
+      <w:hyperlink r:id="rId16">
         <w:r>
           <w:rPr>
             <w:lang w:val="zh_TW" w:bidi="zh_TW"/>
@@ -342,16 +344,16 @@
             <w:color w:val="0000EE"/>
             <w:u w:val="single"/>
           </w:rPr>
-          <w:t>馬太福音5:22、29–30</w:t>
+          <w:t>創10:2</w:t>
         </w:r>
       </w:hyperlink>
       <w:r>
         <w:rPr>
           <w:lang w:val="zh_TW" w:bidi="zh_TW"/>
         </w:rPr>
-        <w:t>，</w:t>
-      </w:r>
-      <w:hyperlink r:id="rId18">
+        <w:t>；</w:t>
+      </w:r>
+      <w:hyperlink r:id="rId17">
         <w:r>
           <w:rPr>
             <w:lang w:val="zh_TW" w:bidi="zh_TW"/>
@@ -360,16 +362,16 @@
             <w:color w:val="0000EE"/>
             <w:u w:val="single"/>
           </w:rPr>
-          <w:t>10:28</w:t>
+          <w:t>代上1:5</w:t>
         </w:r>
       </w:hyperlink>
       <w:r>
         <w:rPr>
           <w:lang w:val="zh_TW" w:bidi="zh_TW"/>
         </w:rPr>
-        <w:t>，</w:t>
-      </w:r>
-      <w:hyperlink r:id="rId19">
+        <w:t>）。土巴後來在以賽亞和以西結的先知預言中具有重要意義，被列為因威脅神子民而將受審判的國家之一（</w:t>
+      </w:r>
+      <w:hyperlink r:id="rId18">
         <w:r>
           <w:rPr>
             <w:lang w:val="zh_TW" w:bidi="zh_TW"/>
@@ -378,7 +380,7 @@
             <w:color w:val="0000EE"/>
             <w:u w:val="single"/>
           </w:rPr>
-          <w:t>18:9</w:t>
+          <w:t>賽66:19</w:t>
         </w:r>
       </w:hyperlink>
       <w:r>
@@ -387,7 +389,7 @@
         </w:rPr>
         <w:t>；</w:t>
       </w:r>
-      <w:hyperlink r:id="rId20">
+      <w:hyperlink r:id="rId19">
         <w:r>
           <w:rPr>
             <w:lang w:val="zh_TW" w:bidi="zh_TW"/>
@@ -396,16 +398,16 @@
             <w:color w:val="0000EE"/>
             <w:u w:val="single"/>
           </w:rPr>
-          <w:t>馬可福音9:43–47</w:t>
+          <w:t>結27:13</w:t>
         </w:r>
       </w:hyperlink>
       <w:r>
         <w:rPr>
           <w:lang w:val="zh_TW" w:bidi="zh_TW"/>
         </w:rPr>
-        <w:t>；</w:t>
-      </w:r>
-      <w:hyperlink r:id="rId21">
+        <w:t>，</w:t>
+      </w:r>
+      <w:hyperlink r:id="rId20">
         <w:r>
           <w:rPr>
             <w:lang w:val="zh_TW" w:bidi="zh_TW"/>
@@ -414,14 +416,104 @@
             <w:color w:val="0000EE"/>
             <w:u w:val="single"/>
           </w:rPr>
-          <w:t>路加福音12:5</w:t>
+          <w:t>32:26</w:t>
         </w:r>
       </w:hyperlink>
       <w:r>
         <w:rPr>
           <w:lang w:val="zh_TW" w:bidi="zh_TW"/>
         </w:rPr>
-        <w:t>）。</w:t>
+        <w:t>，</w:t>
+      </w:r>
+      <w:hyperlink r:id="rId21">
+        <w:r>
+          <w:rPr>
+            <w:lang w:val="zh_TW" w:bidi="zh_TW"/>
+          </w:rPr>
+          <w:rPr>
+            <w:color w:val="0000EE"/>
+            <w:u w:val="single"/>
+          </w:rPr>
+          <w:t>38:2–3</w:t>
+        </w:r>
+      </w:hyperlink>
+      <w:r>
+        <w:rPr>
+          <w:lang w:val="zh_TW" w:bidi="zh_TW"/>
+        </w:rPr>
+        <w:t>，</w:t>
+      </w:r>
+      <w:hyperlink r:id="rId22">
+        <w:r>
+          <w:rPr>
+            <w:lang w:val="zh_TW" w:bidi="zh_TW"/>
+          </w:rPr>
+          <w:rPr>
+            <w:color w:val="0000EE"/>
+            <w:u w:val="single"/>
+          </w:rPr>
+          <w:t>39:1</w:t>
+        </w:r>
+      </w:hyperlink>
+      <w:r>
+        <w:rPr>
+          <w:lang w:val="zh_TW" w:bidi="zh_TW"/>
+        </w:rPr>
+        <w:t>）。土巴通常與雅完和米設並列，被描述為北方國家或沿海地區的國家（</w:t>
+      </w:r>
+      <w:hyperlink r:id="rId18">
+        <w:r>
+          <w:rPr>
+            <w:lang w:val="zh_TW" w:bidi="zh_TW"/>
+          </w:rPr>
+          <w:rPr>
+            <w:color w:val="0000EE"/>
+            <w:u w:val="single"/>
+          </w:rPr>
+          <w:t>賽66:19</w:t>
+        </w:r>
+      </w:hyperlink>
+      <w:r>
+        <w:rPr>
+          <w:lang w:val="zh_TW" w:bidi="zh_TW"/>
+        </w:rPr>
+        <w:t>；</w:t>
+      </w:r>
+      <w:hyperlink r:id="rId23">
+        <w:r>
+          <w:rPr>
+            <w:lang w:val="zh_TW" w:bidi="zh_TW"/>
+          </w:rPr>
+          <w:rPr>
+            <w:color w:val="0000EE"/>
+            <w:u w:val="single"/>
+          </w:rPr>
+          <w:t>結38:2</w:t>
+        </w:r>
+      </w:hyperlink>
+      <w:r>
+        <w:rPr>
+          <w:lang w:val="zh_TW" w:bidi="zh_TW"/>
+        </w:rPr>
+        <w:t>）。土巴曾與泰爾進行貿易（</w:t>
+      </w:r>
+      <w:hyperlink r:id="rId19">
+        <w:r>
+          <w:rPr>
+            <w:lang w:val="zh_TW" w:bidi="zh_TW"/>
+          </w:rPr>
+          <w:rPr>
+            <w:color w:val="0000EE"/>
+            <w:u w:val="single"/>
+          </w:rPr>
+          <w:t>結27:13</w:t>
+        </w:r>
+      </w:hyperlink>
+      <w:r>
+        <w:rPr>
+          <w:lang w:val="zh_TW" w:bidi="zh_TW"/>
+        </w:rPr>
+        <w:t>），這一事實支持了土巴位於沿海地區的假設。除了這些簡略的證據外，目前很難確定土巴精確的民族身分或地理位置。它曾被辨識為西古提人（Scythians）、伊比利亞人（Iberians）、黑海與里海（Caspian Sea）之間的地區、帖撒利（Thessaly），以及各種赫人部落。</w:t>
       </w:r>
       <w:r>
         <w:rPr>
@@ -450,7 +542,7 @@
         <w:rPr>
           <w:lang w:val="zh_TW" w:bidi="zh_TW"/>
         </w:rPr>
-        <w:t>陀迦瑪</w:t>
+        <w:t>土地</w:t>
       </w:r>
       <w:r>
         <w:rPr>
@@ -469,107 +561,7 @@
         <w:rPr>
           <w:lang w:val="zh_TW" w:bidi="zh_TW"/>
         </w:rPr>
-        <w:t>歌篾的第三個兒子，雅弗的後裔（</w:t>
-      </w:r>
-      <w:hyperlink r:id="rId22">
-        <w:r>
-          <w:rPr>
-            <w:lang w:val="zh_TW" w:bidi="zh_TW"/>
-          </w:rPr>
-          <w:rPr>
-            <w:color w:val="0000EE"/>
-            <w:u w:val="single"/>
-          </w:rPr>
-          <w:t>創10:3</w:t>
-        </w:r>
-      </w:hyperlink>
-      <w:r>
-        <w:rPr>
-          <w:lang w:val="zh_TW" w:bidi="zh_TW"/>
-        </w:rPr>
-        <w:t>；</w:t>
-      </w:r>
-      <w:hyperlink r:id="rId23">
-        <w:r>
-          <w:rPr>
-            <w:lang w:val="zh_TW" w:bidi="zh_TW"/>
-          </w:rPr>
-          <w:rPr>
-            <w:color w:val="0000EE"/>
-            <w:u w:val="single"/>
-          </w:rPr>
-          <w:t>代上1:6</w:t>
-        </w:r>
-      </w:hyperlink>
-      <w:r>
-        <w:rPr>
-          <w:lang w:val="zh_TW" w:bidi="zh_TW"/>
-        </w:rPr>
-        <w:t>）。陀迦瑪人（Beth-togarmah，意為「陀迦瑪之家」）出現在以西結對抗那些敵對以色列之國家的預言中（</w:t>
-      </w:r>
-      <w:hyperlink r:id="rId24">
-        <w:r>
-          <w:rPr>
-            <w:lang w:val="zh_TW" w:bidi="zh_TW"/>
-          </w:rPr>
-          <w:rPr>
-            <w:color w:val="0000EE"/>
-            <w:u w:val="single"/>
-          </w:rPr>
-          <w:t>結27:14</w:t>
-        </w:r>
-      </w:hyperlink>
-      <w:r>
-        <w:rPr>
-          <w:lang w:val="zh_TW" w:bidi="zh_TW"/>
-        </w:rPr>
-        <w:t>，</w:t>
-      </w:r>
-      <w:hyperlink r:id="rId25">
-        <w:r>
-          <w:rPr>
-            <w:lang w:val="zh_TW" w:bidi="zh_TW"/>
-          </w:rPr>
-          <w:rPr>
-            <w:color w:val="0000EE"/>
-            <w:u w:val="single"/>
-          </w:rPr>
-          <w:t>38:6</w:t>
-        </w:r>
-      </w:hyperlink>
-      <w:r>
-        <w:rPr>
-          <w:lang w:val="zh_TW" w:bidi="zh_TW"/>
-        </w:rPr>
-        <w:t>）。陀迦瑪人曾是泰爾的主要貿易夥伴之一，負責供應戰馬和騾子。由於陀迦瑪經常與雅完、土巴、米設、底但和他施聯繫在一起，所以以西結在寫作時很可能參考了</w:t>
-      </w:r>
-      <w:hyperlink r:id="rId26">
-        <w:r>
-          <w:rPr>
-            <w:lang w:val="zh_TW" w:bidi="zh_TW"/>
-          </w:rPr>
-          <w:rPr>
-            <w:color w:val="0000EE"/>
-            <w:u w:val="single"/>
-          </w:rPr>
-          <w:t>創世記十章</w:t>
-        </w:r>
-      </w:hyperlink>
-      <w:r>
-        <w:rPr>
-          <w:lang w:val="zh_TW" w:bidi="zh_TW"/>
-        </w:rPr>
-        <w:t>中的民族名單。作為一個民族學術語，大多數人將陀迦瑪辨識為亞美尼亞人（Armenia）。亞美尼亞人則將陀迦瑪人（Thorgon）視為他們民族的起源。</w:t>
-      </w:r>
-      <w:r>
-        <w:rPr>
-          <w:lang w:val="zh_TW" w:bidi="zh_TW"/>
-        </w:rPr>
-      </w:r>
-      <w:r>
-        <w:rPr>
-          <w:lang w:val="zh_TW" w:bidi="zh_TW"/>
-        </w:rPr>
+        <w:t>人與土地的關係是舊約聖經中的重要主題。在創世記裡，地與旱地被造，成為人居住並與神相交的地方。人被賦予管理大地、治理動物的任務，好使自己的需要得以滿足，並將榮耀歸給造物主。然而，自從人墮落之後，他們不僅與神和彼此隔絕，也與他們所居住的土地隔絕。他們被趕出伊甸園，大地也受咒詛。他們不得不汗流滿面地勞苦，才能制服土地並維持生計，因為收成被荊棘和蒺藜所阻。</w:t>
       </w:r>
     </w:p>
     <w:p>
@@ -579,21 +571,29 @@
           <w:lang w:val="zh_TW" w:bidi="zh_TW"/>
         </w:rPr>
       </w:r>
-    </w:p>
-    <w:p>
-      <w:pPr>
-        <w:pStyle w:val="Heading2"/>
-      </w:pPr>
-      <w:r>
-        <w:rPr>
-          <w:lang w:val="zh_TW" w:bidi="zh_TW"/>
-        </w:rPr>
-        <w:t>妥拉</w:t>
-      </w:r>
-      <w:r>
-        <w:rPr>
-          <w:lang w:val="zh_TW" w:bidi="zh_TW"/>
-        </w:rPr>
+      <w:r>
+        <w:rPr>
+          <w:lang w:val="zh_TW" w:bidi="zh_TW"/>
+        </w:rPr>
+        <w:t>該隱殺了他的弟弟之後，受到刑罰，要承受更嚴重的土地咒詛。神告訴他，即使他辛苦勞作，土地也不會為他效力，迫使他漂流無定。該隱失去永久的居所，被剝奪享受安息與昌盛的機會。該隱因為犯罪，無法實現他對「歸屬之地」的渴望。（</w:t>
+      </w:r>
+      <w:hyperlink r:id="rId24">
+        <w:r>
+          <w:rPr>
+            <w:lang w:val="zh_TW" w:bidi="zh_TW"/>
+          </w:rPr>
+          <w:rPr>
+            <w:color w:val="0000EE"/>
+            <w:u w:val="single"/>
+          </w:rPr>
+          <w:t>創4:12</w:t>
+        </w:r>
+      </w:hyperlink>
+      <w:r>
+        <w:rPr>
+          <w:lang w:val="zh_TW" w:bidi="zh_TW"/>
+        </w:rPr>
+        <w:t>）。</w:t>
       </w:r>
     </w:p>
     <w:p>
@@ -607,20 +607,43 @@
         <w:rPr>
           <w:lang w:val="zh_TW" w:bidi="zh_TW"/>
         </w:rPr>
-        <w:t>在舊約聖經中被翻譯為「律法」的詞。「妥拉」來自希伯來語動詞根</w:t>
-      </w:r>
-      <w:r>
-        <w:rPr>
-          <w:i/>
-          <w:lang w:val="zh_TW" w:bidi="zh_TW"/>
-        </w:rPr>
-        <w:t>yarah</w:t>
-      </w:r>
-      <w:r>
-        <w:rPr>
-          <w:lang w:val="zh_TW" w:bidi="zh_TW"/>
-        </w:rPr>
-        <w:t>，意思是「投擲」或「射擊」。這個詞背後的概念是告知、指示、指導或引導。在猶太傳統中，妥拉是聖經前五卷書的經文，也稱為摩西五經。</w:t>
+        <w:t>洪水之後，神因著審判極其邪惡的人而毀滅世界，但人又再一次惹動神的忿怒；人建造巴別塔，是要在不依靠神的情況下高舉人的能力。於是神介入，使人的語言混亂，並「使眾人分散在全地上」（</w:t>
+      </w:r>
+      <w:hyperlink r:id="rId25">
+        <w:r>
+          <w:rPr>
+            <w:lang w:val="zh_TW" w:bidi="zh_TW"/>
+          </w:rPr>
+          <w:rPr>
+            <w:color w:val="0000EE"/>
+            <w:u w:val="single"/>
+          </w:rPr>
+          <w:t>11:9</w:t>
+        </w:r>
+      </w:hyperlink>
+      <w:r>
+        <w:rPr>
+          <w:lang w:val="zh_TW" w:bidi="zh_TW"/>
+        </w:rPr>
+        <w:t>）。</w:t>
+      </w:r>
+      <w:hyperlink r:id="rId26">
+        <w:r>
+          <w:rPr>
+            <w:lang w:val="zh_TW" w:bidi="zh_TW"/>
+          </w:rPr>
+          <w:rPr>
+            <w:color w:val="0000EE"/>
+            <w:u w:val="single"/>
+          </w:rPr>
+          <w:t>創世記一至十一章</w:t>
+        </w:r>
+      </w:hyperlink>
+      <w:r>
+        <w:rPr>
+          <w:lang w:val="zh_TW" w:bidi="zh_TW"/>
+        </w:rPr>
+        <w:t>的敘事呈現出一個連續的脈絡：人因著罪與悖逆，不斷失去土地，並承受隨之而來的匱乏。</w:t>
       </w:r>
     </w:p>
     <w:p>
@@ -631,7 +654,7 @@
         <w:rPr>
           <w:lang w:val="zh_TW" w:bidi="zh_TW"/>
         </w:rPr>
-        <w:t>成文妥拉</w:t>
+        <w:t>土地與亞伯拉罕之約</w:t>
       </w:r>
     </w:p>
     <w:p>
@@ -645,20 +668,7 @@
         <w:rPr>
           <w:lang w:val="zh_TW" w:bidi="zh_TW"/>
         </w:rPr>
-        <w:t>妥拉這個詞不僅僅指聖經的前五卷書。在舊約聖經中，妥拉指的是神對祂子民的所有教導和指示。新約聖經延續了妥拉的這種廣泛意義。當翻譯成希臘文時，「妥拉」變成</w:t>
-      </w:r>
-      <w:r>
-        <w:rPr>
-          <w:i/>
-          <w:lang w:val="zh_TW" w:bidi="zh_TW"/>
-        </w:rPr>
-        <w:t>nomos</w:t>
-      </w:r>
-      <w:r>
-        <w:rPr>
-          <w:lang w:val="zh_TW" w:bidi="zh_TW"/>
-        </w:rPr>
-        <w:t>，可能指摩西律法或廣泛的行為原則（</w:t>
+        <w:t>在亞伯拉罕的時代，神介入人類歷史，為一群分別出來歸於自己的人，預備一個特別的家園。在這裡，聖經中首次提到應許之地的主題。神對亞伯拉罕說：「你要離開本地、本族、父家，往我所要指示你的地去。我必叫你成為大國」（</w:t>
       </w:r>
       <w:hyperlink r:id="rId27">
         <w:r>
@@ -669,14 +679,14 @@
             <w:color w:val="0000EE"/>
             <w:u w:val="single"/>
           </w:rPr>
-          <w:t>羅馬書7:14</w:t>
+          <w:t>創12:1–2</w:t>
         </w:r>
       </w:hyperlink>
       <w:r>
         <w:rPr>
           <w:lang w:val="zh_TW" w:bidi="zh_TW"/>
         </w:rPr>
-        <w:t>，</w:t>
+        <w:t>）。這個應許在</w:t>
       </w:r>
       <w:hyperlink r:id="rId28">
         <w:r>
@@ -687,26 +697,86 @@
             <w:color w:val="0000EE"/>
             <w:u w:val="single"/>
           </w:rPr>
-          <w:t>9:31</w:t>
+          <w:t>創十二章7節</w:t>
         </w:r>
       </w:hyperlink>
       <w:r>
         <w:rPr>
           <w:lang w:val="zh_TW" w:bidi="zh_TW"/>
         </w:rPr>
+        <w:t>，</w:t>
+      </w:r>
+      <w:hyperlink r:id="rId29">
+        <w:r>
+          <w:rPr>
+            <w:lang w:val="zh_TW" w:bidi="zh_TW"/>
+          </w:rPr>
+          <w:rPr>
+            <w:color w:val="0000EE"/>
+            <w:u w:val="single"/>
+          </w:rPr>
+          <w:t>十三章14至18節</w:t>
+        </w:r>
+      </w:hyperlink>
+      <w:r>
+        <w:rPr>
+          <w:lang w:val="zh_TW" w:bidi="zh_TW"/>
+        </w:rPr>
+        <w:t>，</w:t>
+      </w:r>
+      <w:hyperlink r:id="rId30">
+        <w:r>
+          <w:rPr>
+            <w:lang w:val="zh_TW" w:bidi="zh_TW"/>
+          </w:rPr>
+          <w:rPr>
+            <w:color w:val="0000EE"/>
+            <w:u w:val="single"/>
+          </w:rPr>
+          <w:t>十五章7至21節</w:t>
+        </w:r>
+      </w:hyperlink>
+      <w:r>
+        <w:rPr>
+          <w:lang w:val="zh_TW" w:bidi="zh_TW"/>
+        </w:rPr>
+        <w:t>，</w:t>
+      </w:r>
+      <w:hyperlink r:id="rId31">
+        <w:r>
+          <w:rPr>
+            <w:lang w:val="zh_TW" w:bidi="zh_TW"/>
+          </w:rPr>
+          <w:rPr>
+            <w:color w:val="0000EE"/>
+            <w:u w:val="single"/>
+          </w:rPr>
+          <w:t>十七章7至8節</w:t>
+        </w:r>
+      </w:hyperlink>
+      <w:r>
+        <w:rPr>
+          <w:lang w:val="zh_TW" w:bidi="zh_TW"/>
+        </w:rPr>
+        <w:t>中進一步擴展。神告訴亞伯拉罕，他的後裔要以迦南地「永遠為業」（</w:t>
+      </w:r>
+      <w:hyperlink r:id="rId32">
+        <w:r>
+          <w:rPr>
+            <w:lang w:val="zh_TW" w:bidi="zh_TW"/>
+          </w:rPr>
+          <w:rPr>
+            <w:color w:val="0000EE"/>
+            <w:u w:val="single"/>
+          </w:rPr>
+          <w:t>17:8</w:t>
+        </w:r>
+      </w:hyperlink>
+      <w:r>
+        <w:rPr>
+          <w:lang w:val="zh_TW" w:bidi="zh_TW"/>
+        </w:rPr>
         <w:t>）。</w:t>
-      </w:r>
-    </w:p>
-    <w:p>
-      <w:pPr>
-        <w:pStyle w:val="Heading3"/>
-      </w:pPr>
-      <w:r>
-        <w:rPr>
-          <w:b/>
-          <w:lang w:val="zh_TW" w:bidi="zh_TW"/>
-        </w:rPr>
-        <w:t>口傳妥拉</w:t>
       </w:r>
     </w:p>
     <w:p>
@@ -720,7 +790,72 @@
         <w:rPr>
           <w:lang w:val="zh_TW" w:bidi="zh_TW"/>
         </w:rPr>
-        <w:t>猶太教師也遵循一種稱為「口傳妥拉」的東西。這是一系列來自古代猶太宗教領袖和學者的教導，通過口耳相傳下來。雖然這些教導不屬於舊約聖經的一部分，但它們有助於解釋如何在日常生活中遵循神的律法。</w:t>
+        <w:t>舊約聖經的敘事隨後追溯亞伯拉罕的後裔，經由以撒和雅各，並記載雅各的家族遷往埃及，在那裡大約經過四百年，他們成為強大而人數眾多的民族。在這段時期，神再次重申關於迦南地要歸屬的應許（</w:t>
+      </w:r>
+      <w:hyperlink r:id="rId33">
+        <w:r>
+          <w:rPr>
+            <w:lang w:val="zh_TW" w:bidi="zh_TW"/>
+          </w:rPr>
+          <w:rPr>
+            <w:color w:val="0000EE"/>
+            <w:u w:val="single"/>
+          </w:rPr>
+          <w:t>創28:15，</w:t>
+        </w:r>
+      </w:hyperlink>
+      <w:hyperlink r:id="rId34">
+        <w:r>
+          <w:rPr>
+            <w:lang w:val="zh_TW" w:bidi="zh_TW"/>
+          </w:rPr>
+          <w:rPr>
+            <w:color w:val="0000EE"/>
+            <w:u w:val="single"/>
+          </w:rPr>
+          <w:t>35:11–12，</w:t>
+        </w:r>
+      </w:hyperlink>
+      <w:hyperlink r:id="rId35">
+        <w:r>
+          <w:rPr>
+            <w:lang w:val="zh_TW" w:bidi="zh_TW"/>
+          </w:rPr>
+          <w:rPr>
+            <w:color w:val="0000EE"/>
+            <w:u w:val="single"/>
+          </w:rPr>
+          <w:t>46:3–4，</w:t>
+        </w:r>
+      </w:hyperlink>
+      <w:hyperlink r:id="rId36">
+        <w:r>
+          <w:rPr>
+            <w:lang w:val="zh_TW" w:bidi="zh_TW"/>
+          </w:rPr>
+          <w:rPr>
+            <w:color w:val="0000EE"/>
+            <w:u w:val="single"/>
+          </w:rPr>
+          <w:t>50:24</w:t>
+        </w:r>
+      </w:hyperlink>
+      <w:r>
+        <w:rPr>
+          <w:lang w:val="zh_TW" w:bidi="zh_TW"/>
+        </w:rPr>
+        <w:t>），並且不斷擺在亞伯拉罕後裔面前，作為神立約應許中不可或缺的一部分。</w:t>
+      </w:r>
+    </w:p>
+    <w:p>
+      <w:pPr>
+        <w:pStyle w:val="Heading3"/>
+      </w:pPr>
+      <w:r>
+        <w:rPr>
+          <w:lang w:val="zh_TW" w:bidi="zh_TW"/>
+        </w:rPr>
+        <w:t>土地與摩西之約</w:t>
       </w:r>
     </w:p>
     <w:p>
@@ -734,7 +869,61 @@
         <w:rPr>
           <w:lang w:val="zh_TW" w:bidi="zh_TW"/>
         </w:rPr>
-        <w:t>這些口傳教導有時以新的方式解釋，使神的律法更容易遵循。這在耶路撒冷的聖殿被毀後變得尤為重要。聖殿是猶太人敬拜神、獻祭、與祭司會面的地方——這些都是神在妥拉中所命令的事情。當他們無法再做這些事情時，他們需要新的方式來遵循神的律法。</w:t>
+        <w:t>當神呼召摩西帶領以色列人出埃及時，祂將摩西的使命與祂對列祖成就的應許連繫在一起：「我也記念我的約……我要以你們為我的百姓，我也要作你們的神……我起誓應許給亞伯拉罕、以撒、雅各的那地，我要把你們領進去，將那地賜給你們為業」（</w:t>
+      </w:r>
+      <w:hyperlink r:id="rId37">
+        <w:r>
+          <w:rPr>
+            <w:lang w:val="zh_TW" w:bidi="zh_TW"/>
+          </w:rPr>
+          <w:rPr>
+            <w:color w:val="0000EE"/>
+            <w:u w:val="single"/>
+          </w:rPr>
+          <w:t>出6:5–8</w:t>
+        </w:r>
+      </w:hyperlink>
+      <w:r>
+        <w:rPr>
+          <w:lang w:val="zh_TW" w:bidi="zh_TW"/>
+        </w:rPr>
+        <w:t>）。神拯救以色列人出埃及，有兩個原因：第一，是要以色列人在西奈山成為神的約民；第二，是要以色列人承受神應許他們列祖的地。然而，至關重要的是，隨著摩西之約的建立，以色列人能否繼續擁有那地，已取決於他們是否順服。如果以色列人違背約中的義務，他們就要招來咒詛，其中最嚴厲的，便是被趕逐出應許之地（</w:t>
+      </w:r>
+      <w:hyperlink r:id="rId38">
+        <w:r>
+          <w:rPr>
+            <w:lang w:val="zh_TW" w:bidi="zh_TW"/>
+          </w:rPr>
+          <w:rPr>
+            <w:color w:val="0000EE"/>
+            <w:u w:val="single"/>
+          </w:rPr>
+          <w:t>利26:32–33</w:t>
+        </w:r>
+      </w:hyperlink>
+      <w:r>
+        <w:rPr>
+          <w:lang w:val="zh_TW" w:bidi="zh_TW"/>
+        </w:rPr>
+        <w:t>）。這並不表示神會完全或永遠棄絕祂的百姓與那地，因為神也應許說，當祂的百姓悔改時，「我就要記念我與雅各所立的約……並要記念這地」（</w:t>
+      </w:r>
+      <w:hyperlink r:id="rId39">
+        <w:r>
+          <w:rPr>
+            <w:lang w:val="zh_TW" w:bidi="zh_TW"/>
+          </w:rPr>
+          <w:rPr>
+            <w:color w:val="0000EE"/>
+            <w:u w:val="single"/>
+          </w:rPr>
+          <w:t>利26:42</w:t>
+        </w:r>
+      </w:hyperlink>
+      <w:r>
+        <w:rPr>
+          <w:lang w:val="zh_TW" w:bidi="zh_TW"/>
+        </w:rPr>
+        <w:t>）。</w:t>
       </w:r>
     </w:p>
     <w:p>
@@ -748,9 +937,9 @@
         <w:rPr>
           <w:lang w:val="zh_TW" w:bidi="zh_TW"/>
         </w:rPr>
-        <w:t>到耶穌出生的時候，許多猶太人相信這些口傳教導與成文的妥拉同樣重要（參</w:t>
-      </w:r>
-      <w:hyperlink r:id="rId29">
+        <w:t>在大衛作王期間，有關土地的應許至少已經部分應驗。雖然約書亞帶領百姓進入那地時，應許已經開始成就，但那時的疆界並未達到神對亞伯拉罕所應許的範圍（</w:t>
+      </w:r>
+      <w:hyperlink r:id="rId40">
         <w:r>
           <w:rPr>
             <w:lang w:val="zh_TW" w:bidi="zh_TW"/>
@@ -759,25 +948,86 @@
             <w:color w:val="0000EE"/>
             <w:u w:val="single"/>
           </w:rPr>
-          <w:t>馬可福音7:3</w:t>
+          <w:t>創15:18</w:t>
         </w:r>
       </w:hyperlink>
       <w:r>
         <w:rPr>
           <w:lang w:val="zh_TW" w:bidi="zh_TW"/>
         </w:rPr>
-        <w:t>）。他們認為神將這些教導與成文的律法一起賜給了摩西。</w:t>
-      </w:r>
-    </w:p>
-    <w:p>
-      <w:pPr>
-        <w:pStyle w:val="Heading3"/>
-      </w:pPr>
-      <w:r>
-        <w:rPr>
-          <w:lang w:val="zh_TW" w:bidi="zh_TW"/>
-        </w:rPr>
-        <w:t>不同群體如何理解妥拉</w:t>
+        <w:t>），而且許多已佔領的地方仍有舊居民的抵抗勢力（</w:t>
+      </w:r>
+      <w:hyperlink r:id="rId41">
+        <w:r>
+          <w:rPr>
+            <w:lang w:val="zh_TW" w:bidi="zh_TW"/>
+          </w:rPr>
+          <w:rPr>
+            <w:color w:val="0000EE"/>
+            <w:u w:val="single"/>
+          </w:rPr>
+          <w:t>書13:1–6</w:t>
+        </w:r>
+      </w:hyperlink>
+      <w:r>
+        <w:rPr>
+          <w:lang w:val="zh_TW" w:bidi="zh_TW"/>
+        </w:rPr>
+        <w:t>；</w:t>
+      </w:r>
+      <w:hyperlink r:id="rId42">
+        <w:r>
+          <w:rPr>
+            <w:lang w:val="zh_TW" w:bidi="zh_TW"/>
+          </w:rPr>
+          <w:rPr>
+            <w:color w:val="0000EE"/>
+            <w:u w:val="single"/>
+          </w:rPr>
+          <w:t>士1章</w:t>
+        </w:r>
+      </w:hyperlink>
+      <w:r>
+        <w:rPr>
+          <w:lang w:val="zh_TW" w:bidi="zh_TW"/>
+        </w:rPr>
+        <w:t>）。直到大衛的時代，他們才完全奪取這地，如同起初所應許的一樣。（</w:t>
+      </w:r>
+      <w:hyperlink r:id="rId43">
+        <w:r>
+          <w:rPr>
+            <w:lang w:val="zh_TW" w:bidi="zh_TW"/>
+          </w:rPr>
+          <w:rPr>
+            <w:color w:val="0000EE"/>
+            <w:u w:val="single"/>
+          </w:rPr>
+          <w:t>撒下8章</w:t>
+        </w:r>
+      </w:hyperlink>
+      <w:r>
+        <w:rPr>
+          <w:lang w:val="zh_TW" w:bidi="zh_TW"/>
+        </w:rPr>
+        <w:t>；</w:t>
+      </w:r>
+      <w:hyperlink r:id="rId44">
+        <w:r>
+          <w:rPr>
+            <w:lang w:val="zh_TW" w:bidi="zh_TW"/>
+          </w:rPr>
+          <w:rPr>
+            <w:color w:val="0000EE"/>
+            <w:u w:val="single"/>
+          </w:rPr>
+          <w:t>王上4:21、24</w:t>
+        </w:r>
+      </w:hyperlink>
+      <w:r>
+        <w:rPr>
+          <w:lang w:val="zh_TW" w:bidi="zh_TW"/>
+        </w:rPr>
+        <w:t>）。</w:t>
       </w:r>
     </w:p>
     <w:p>
@@ -791,7 +1041,25 @@
         <w:rPr>
           <w:lang w:val="zh_TW" w:bidi="zh_TW"/>
         </w:rPr>
-        <w:t>法利賽人是猶太宗教領袖中的一個重要團體。他們相信神懲罰了猶太人，在公元前七世紀讓巴比倫人俘虜他們並將他們從家園帶走。他們認為這是因為人們沒有足夠仔細地遵守神在妥拉中的律法。許多法利賽人也相信，神所應許的救主（彌賽亞）不會來，直到所有猶太人完美地遵循妥拉的規定。</w:t>
+        <w:t>所羅門獻殿時，再一次強調君王要遵守律法，以及約中的順服與承受土地之間的關聯。（</w:t>
+      </w:r>
+      <w:hyperlink r:id="rId45">
+        <w:r>
+          <w:rPr>
+            <w:lang w:val="zh_TW" w:bidi="zh_TW"/>
+          </w:rPr>
+          <w:rPr>
+            <w:color w:val="0000EE"/>
+            <w:u w:val="single"/>
+          </w:rPr>
+          <w:t>王上9:4–9</w:t>
+        </w:r>
+      </w:hyperlink>
+      <w:r>
+        <w:rPr>
+          <w:lang w:val="zh_TW" w:bidi="zh_TW"/>
+        </w:rPr>
+        <w:t>）。百姓不順服神便會失去土地，也使聖殿毀壞。</w:t>
       </w:r>
     </w:p>
     <w:p>
@@ -805,9 +1073,9 @@
         <w:rPr>
           <w:lang w:val="zh_TW" w:bidi="zh_TW"/>
         </w:rPr>
-        <w:t>撒都該人是另一個重要的猶太宗教領袖群體。與其它猶太教群體不同，他們只接受妥拉為神的話語。他們不信神蹟或其他超自然事件，即使這些在妥拉中有描述。撒都該人也不相信人死後能夠再活。但耶穌用妥拉的話來顯示死後有生命（參</w:t>
-      </w:r>
-      <w:hyperlink r:id="rId30">
+        <w:t>分裂王國時期的歷史，大多是百姓與君王共同背約的歷史。耶和華一再藉著先知警告他們，這樣的不順服只會導致被逐出那地，但他們充耳不聞（</w:t>
+      </w:r>
+      <w:hyperlink r:id="rId46">
         <w:r>
           <w:rPr>
             <w:lang w:val="zh_TW" w:bidi="zh_TW"/>
@@ -816,26 +1084,62 @@
             <w:color w:val="0000EE"/>
             <w:u w:val="single"/>
           </w:rPr>
-          <w:t>馬太福音22:31–32</w:t>
+          <w:t>賽6:11–12</w:t>
         </w:r>
       </w:hyperlink>
       <w:r>
         <w:rPr>
           <w:lang w:val="zh_TW" w:bidi="zh_TW"/>
         </w:rPr>
-        <w:t>）。</w:t>
-      </w:r>
-    </w:p>
-    <w:p>
-      <w:pPr>
-        <w:pStyle w:val="Heading3"/>
-      </w:pPr>
-      <w:r>
-        <w:rPr>
-          <w:b/>
-          <w:lang w:val="zh_TW" w:bidi="zh_TW"/>
-        </w:rPr>
-        <w:t>在崇拜和儀式中的妥拉</w:t>
+        <w:t>；</w:t>
+      </w:r>
+      <w:hyperlink r:id="rId47">
+        <w:r>
+          <w:rPr>
+            <w:lang w:val="zh_TW" w:bidi="zh_TW"/>
+          </w:rPr>
+          <w:rPr>
+            <w:color w:val="0000EE"/>
+            <w:u w:val="single"/>
+          </w:rPr>
+          <w:t>摩5:27，</w:t>
+        </w:r>
+      </w:hyperlink>
+      <w:hyperlink r:id="rId48">
+        <w:r>
+          <w:rPr>
+            <w:lang w:val="zh_TW" w:bidi="zh_TW"/>
+          </w:rPr>
+          <w:rPr>
+            <w:color w:val="0000EE"/>
+            <w:u w:val="single"/>
+          </w:rPr>
+          <w:t>7:17</w:t>
+        </w:r>
+      </w:hyperlink>
+      <w:r>
+        <w:rPr>
+          <w:lang w:val="zh_TW" w:bidi="zh_TW"/>
+        </w:rPr>
+        <w:t>；</w:t>
+      </w:r>
+      <w:hyperlink r:id="rId49">
+        <w:r>
+          <w:rPr>
+            <w:lang w:val="zh_TW" w:bidi="zh_TW"/>
+          </w:rPr>
+          <w:rPr>
+            <w:color w:val="0000EE"/>
+            <w:u w:val="single"/>
+          </w:rPr>
+          <w:t>何9:17</w:t>
+        </w:r>
+      </w:hyperlink>
+      <w:r>
+        <w:rPr>
+          <w:lang w:val="zh_TW" w:bidi="zh_TW"/>
+        </w:rPr>
+        <w:t>）。君王一次又一次證明自己不配擔任這職分。</w:t>
       </w:r>
     </w:p>
     <w:p>
@@ -849,7 +1153,103 @@
         <w:rPr>
           <w:lang w:val="zh_TW" w:bidi="zh_TW"/>
         </w:rPr>
-        <w:t>在猶太人的禮拜場所（稱為會堂）中誦讀妥拉是一個非常特別的儀式，已經實行了數千年。被邀請誦讀妥拉被視為一種極大的榮譽。</w:t>
+        <w:t>當百姓執意行惡時，耶利米宣告尼布甲尼撒要成為耶和華的器皿，把他們趕出那地（</w:t>
+      </w:r>
+      <w:hyperlink r:id="rId50">
+        <w:r>
+          <w:rPr>
+            <w:lang w:val="zh_TW" w:bidi="zh_TW"/>
+          </w:rPr>
+          <w:rPr>
+            <w:color w:val="0000EE"/>
+            <w:u w:val="single"/>
+          </w:rPr>
+          <w:t>耶21:2，</w:t>
+        </w:r>
+      </w:hyperlink>
+      <w:hyperlink r:id="rId51">
+        <w:r>
+          <w:rPr>
+            <w:lang w:val="zh_TW" w:bidi="zh_TW"/>
+          </w:rPr>
+          <w:rPr>
+            <w:color w:val="0000EE"/>
+            <w:u w:val="single"/>
+          </w:rPr>
+          <w:t>22:25，</w:t>
+        </w:r>
+      </w:hyperlink>
+      <w:hyperlink r:id="rId52">
+        <w:r>
+          <w:rPr>
+            <w:lang w:val="zh_TW" w:bidi="zh_TW"/>
+          </w:rPr>
+          <w:rPr>
+            <w:color w:val="0000EE"/>
+            <w:u w:val="single"/>
+          </w:rPr>
+          <w:t>25:8–9，</w:t>
+        </w:r>
+      </w:hyperlink>
+      <w:hyperlink r:id="rId53">
+        <w:r>
+          <w:rPr>
+            <w:lang w:val="zh_TW" w:bidi="zh_TW"/>
+          </w:rPr>
+          <w:rPr>
+            <w:color w:val="0000EE"/>
+            <w:u w:val="single"/>
+          </w:rPr>
+          <w:t>27:6，</w:t>
+        </w:r>
+      </w:hyperlink>
+      <w:hyperlink r:id="rId54">
+        <w:r>
+          <w:rPr>
+            <w:lang w:val="zh_TW" w:bidi="zh_TW"/>
+          </w:rPr>
+          <w:rPr>
+            <w:color w:val="0000EE"/>
+            <w:u w:val="single"/>
+          </w:rPr>
+          <w:t>28:14，</w:t>
+        </w:r>
+      </w:hyperlink>
+      <w:hyperlink r:id="rId55">
+        <w:r>
+          <w:rPr>
+            <w:lang w:val="zh_TW" w:bidi="zh_TW"/>
+          </w:rPr>
+          <w:rPr>
+            <w:color w:val="0000EE"/>
+            <w:u w:val="single"/>
+          </w:rPr>
+          <w:t>29:21</w:t>
+        </w:r>
+      </w:hyperlink>
+      <w:r>
+        <w:rPr>
+          <w:lang w:val="zh_TW" w:bidi="zh_TW"/>
+        </w:rPr>
+        <w:t>）。然而，耶利米與其他先知也把眼光放在被擄以後，宣告將來會復興與歸回應許之地（</w:t>
+      </w:r>
+      <w:hyperlink r:id="rId56">
+        <w:r>
+          <w:rPr>
+            <w:lang w:val="zh_TW" w:bidi="zh_TW"/>
+          </w:rPr>
+          <w:rPr>
+            <w:color w:val="0000EE"/>
+            <w:u w:val="single"/>
+          </w:rPr>
+          <w:t>耶32:6–25</w:t>
+        </w:r>
+      </w:hyperlink>
+      <w:r>
+        <w:rPr>
+          <w:lang w:val="zh_TW" w:bidi="zh_TW"/>
+        </w:rPr>
+        <w:t>）。在歷史上，這些事實際成就於波斯王塞魯士大帝統治時期（公元前538年），並記載在以斯拉記和尼希米記中。</w:t>
       </w:r>
     </w:p>
     <w:p>
@@ -863,7 +1263,54 @@
         <w:rPr>
           <w:lang w:val="zh_TW" w:bidi="zh_TW"/>
         </w:rPr>
-        <w:t>妥拉書卷是由一位經過專門訓練的書寫者，稱為抄寫員（或文士），用希伯來文仔細手寫而成。這些書卷是用根據猶太宗教規則準備的動物皮製成的。書卷被纏繞在兩根木製、銀製或象牙製的桿子上。</w:t>
+        <w:t>在解釋時出現的難題，就是要尋找某些有關被擄歸回的預言，如何得到充分的應驗（參</w:t>
+      </w:r>
+      <w:hyperlink r:id="rId57">
+        <w:r>
+          <w:rPr>
+            <w:lang w:val="zh_TW" w:bidi="zh_TW"/>
+          </w:rPr>
+          <w:rPr>
+            <w:color w:val="0000EE"/>
+            <w:u w:val="single"/>
+          </w:rPr>
+          <w:t>結37章</w:t>
+        </w:r>
+      </w:hyperlink>
+      <w:r>
+        <w:rPr>
+          <w:lang w:val="zh_TW" w:bidi="zh_TW"/>
+        </w:rPr>
+        <w:t>；</w:t>
+      </w:r>
+      <w:hyperlink r:id="rId58">
+        <w:r>
+          <w:rPr>
+            <w:lang w:val="zh_TW" w:bidi="zh_TW"/>
+          </w:rPr>
+          <w:rPr>
+            <w:color w:val="0000EE"/>
+            <w:u w:val="single"/>
+          </w:rPr>
+          <w:t>摩9:14–15</w:t>
+        </w:r>
+      </w:hyperlink>
+      <w:r>
+        <w:rPr>
+          <w:lang w:val="zh_TW" w:bidi="zh_TW"/>
+        </w:rPr>
+        <w:t>），因為這些預言描繪的是在一位大衛後裔君王統治下，以色列將大大昌盛，並且永遠得享那地為業。兩約之間似乎並不能成為這些預言的合理應驗。</w:t>
+      </w:r>
+    </w:p>
+    <w:p>
+      <w:pPr>
+        <w:pStyle w:val="Heading3"/>
+      </w:pPr>
+      <w:r>
+        <w:rPr>
+          <w:lang w:val="zh_TW" w:bidi="zh_TW"/>
+        </w:rPr>
+        <w:t>土地與新約</w:t>
       </w:r>
     </w:p>
     <w:p>
@@ -877,18 +1324,97 @@
         <w:rPr>
           <w:lang w:val="zh_TW" w:bidi="zh_TW"/>
         </w:rPr>
-        <w:t>這些杆子的末端通常用貴金屬和寶石精美地裝飾。當有人誦讀妥拉時，他們使用一種稱為雅德（yad）的特殊指針來保持在經文中的位置。這個指針有助於保護卷軸，因為用手指直接觸摸文字可能會因著時間的推移損壞脆弱的經卷。指針還幫助讀者正確地跟著文字，而不會跳過任何神的信息。</w:t>
-      </w:r>
-    </w:p>
-    <w:p>
-      <w:pPr>
-        <w:pStyle w:val="Heading3"/>
-      </w:pPr>
-      <w:r>
-        <w:rPr>
-          <w:lang w:val="zh_TW" w:bidi="zh_TW"/>
-        </w:rPr>
-        <w:t>妥拉對非猶太人的作用</w:t>
+        <w:t>在新約聖經裡，「土地」的主題不再那麼突出，並且多半被賦予屬靈的象徵意義。希伯來書的作者暗示，亞伯拉罕明白這土地的應許並不只是地理上的成就，而是指向更高且更令人滿足的天家。亞伯拉看透了世界上一切事物的不完全與暫時性，所以眼光超越了土地應許在今世的成就，仰望那有根基的城，就是神所經營所建造的（</w:t>
+      </w:r>
+      <w:hyperlink r:id="rId59">
+        <w:r>
+          <w:rPr>
+            <w:lang w:val="zh_TW" w:bidi="zh_TW"/>
+          </w:rPr>
+          <w:rPr>
+            <w:color w:val="0000EE"/>
+            <w:u w:val="single"/>
+          </w:rPr>
+          <w:t>來11:10</w:t>
+        </w:r>
+      </w:hyperlink>
+      <w:r>
+        <w:rPr>
+          <w:lang w:val="zh_TW" w:bidi="zh_TW"/>
+        </w:rPr>
+        <w:t>），並且尋求一個「更美的家鄉，就是在天上的」（</w:t>
+      </w:r>
+      <w:hyperlink r:id="rId60">
+        <w:r>
+          <w:rPr>
+            <w:lang w:val="zh_TW" w:bidi="zh_TW"/>
+          </w:rPr>
+          <w:rPr>
+            <w:color w:val="0000EE"/>
+            <w:u w:val="single"/>
+          </w:rPr>
+          <w:t>16節</w:t>
+        </w:r>
+      </w:hyperlink>
+      <w:r>
+        <w:rPr>
+          <w:lang w:val="zh_TW" w:bidi="zh_TW"/>
+        </w:rPr>
+        <w:t>）。在新約聖經中，以色列所得的土地應許與進入迦南，被理解為預表將來神子民要進入的天上安息（</w:t>
+      </w:r>
+      <w:hyperlink r:id="rId61">
+        <w:r>
+          <w:rPr>
+            <w:lang w:val="zh_TW" w:bidi="zh_TW"/>
+          </w:rPr>
+          <w:rPr>
+            <w:color w:val="0000EE"/>
+            <w:u w:val="single"/>
+          </w:rPr>
+          <w:t>來3–4章</w:t>
+        </w:r>
+      </w:hyperlink>
+      <w:r>
+        <w:rPr>
+          <w:lang w:val="zh_TW" w:bidi="zh_TW"/>
+        </w:rPr>
+        <w:t>）。或許，這也解釋了舊約聖經為何強調以色列人遵行神律法與承受土地之間的關聯。當以色列人未能活出聖潔，他們就失去預表蒙福的資格，因此不得進入那地，或被逐出那地。新約聖經顯明，神的旨意是為祂的子民預備一個永恆的家鄉。在那裡，神這位君王直接而公義地掌權，萬事都順服祂的旨意，死亡與罪惡被廢去，祂子民一切的需要都要完全得著滿足（</w:t>
+      </w:r>
+      <w:hyperlink r:id="rId62">
+        <w:r>
+          <w:rPr>
+            <w:lang w:val="zh_TW" w:bidi="zh_TW"/>
+          </w:rPr>
+          <w:rPr>
+            <w:color w:val="0000EE"/>
+            <w:u w:val="single"/>
+          </w:rPr>
+          <w:t>來11:13–16</w:t>
+        </w:r>
+      </w:hyperlink>
+      <w:r>
+        <w:rPr>
+          <w:lang w:val="zh_TW" w:bidi="zh_TW"/>
+        </w:rPr>
+        <w:t>；</w:t>
+      </w:r>
+      <w:hyperlink r:id="rId63">
+        <w:r>
+          <w:rPr>
+            <w:lang w:val="zh_TW" w:bidi="zh_TW"/>
+          </w:rPr>
+          <w:rPr>
+            <w:color w:val="0000EE"/>
+            <w:u w:val="single"/>
+          </w:rPr>
+          <w:t>啟21章</w:t>
+        </w:r>
+      </w:hyperlink>
+      <w:r>
+        <w:rPr>
+          <w:lang w:val="zh_TW" w:bidi="zh_TW"/>
+        </w:rPr>
+        <w:t>）。</w:t>
       </w:r>
     </w:p>
     <w:p>
@@ -902,7 +1428,61 @@
         <w:rPr>
           <w:lang w:val="zh_TW" w:bidi="zh_TW"/>
         </w:rPr>
-        <w:t>傳統的猶太教師說，神尤其將妥拉賜給猶太人。這意味著非猶太人不需要遵循其所有規則。</w:t>
+        <w:t>一些人認為，舊約有關土地的應許僅具有預表性的意義。因著基督道成肉身的光照，凡聖經中有關將來那地的應許，都要在教會裡得著屬靈層面得著應驗。如今教會就是新的以色列，承受舊約聖經應許的後嗣。因為神的國如今是一個屬靈的現實，所以若仍期待舊約中有關以色列歸回那地、並在大衛之子基督的統治下，進入和平與昌盛時期的預言，在將來會有實際的應驗，就被視為誤解舊約（參</w:t>
+      </w:r>
+      <w:hyperlink r:id="rId64">
+        <w:r>
+          <w:rPr>
+            <w:lang w:val="zh_TW" w:bidi="zh_TW"/>
+          </w:rPr>
+          <w:rPr>
+            <w:color w:val="0000EE"/>
+            <w:u w:val="single"/>
+          </w:rPr>
+          <w:t>賽2:1–5，</w:t>
+        </w:r>
+      </w:hyperlink>
+      <w:hyperlink r:id="rId65">
+        <w:r>
+          <w:rPr>
+            <w:lang w:val="zh_TW" w:bidi="zh_TW"/>
+          </w:rPr>
+          <w:rPr>
+            <w:color w:val="0000EE"/>
+            <w:u w:val="single"/>
+          </w:rPr>
+          <w:t>11:6–11；</w:t>
+        </w:r>
+      </w:hyperlink>
+      <w:hyperlink r:id="rId57">
+        <w:r>
+          <w:rPr>
+            <w:lang w:val="zh_TW" w:bidi="zh_TW"/>
+          </w:rPr>
+          <w:rPr>
+            <w:color w:val="0000EE"/>
+            <w:u w:val="single"/>
+          </w:rPr>
+          <w:t>結37；</w:t>
+        </w:r>
+      </w:hyperlink>
+      <w:hyperlink r:id="rId58">
+        <w:r>
+          <w:rPr>
+            <w:lang w:val="zh_TW" w:bidi="zh_TW"/>
+          </w:rPr>
+          <w:rPr>
+            <w:color w:val="0000EE"/>
+            <w:u w:val="single"/>
+          </w:rPr>
+          <w:t>摩9:14–15</w:t>
+        </w:r>
+      </w:hyperlink>
+      <w:r>
+        <w:rPr>
+          <w:lang w:val="zh_TW" w:bidi="zh_TW"/>
+        </w:rPr>
+        <w:t>）。住在基督裡，就被看作是對舊約時代有形地理應許的充分應驗。</w:t>
       </w:r>
     </w:p>
     <w:p>
@@ -916,164 +1496,9 @@
         <w:rPr>
           <w:lang w:val="zh_TW" w:bidi="zh_TW"/>
         </w:rPr>
-        <w:t>然而，一位名叫邁蒙尼德的著名猶太教師在中世紀時期教導說，非猶太人可以通過遵循七條基本原則，從而在來世獲得神的祝福。根據猶太傳統，神將這些原則賜給挪亞。它們是：</w:t>
-      </w:r>
-    </w:p>
-    <w:p>
-      <w:pPr>
-        <w:pStyle w:val="ListNumber"/>
-        <w:numPr>
-          <w:ilvl w:val="0"/>
-          <w:numId w:val="14"/>
-        </w:numPr>
-        <w:spacing w:line="240" w:lineRule="auto"/>
-        <w:ind w:left="720"/>
-      </w:pPr>
-      <w:r>
-        <w:rPr>
-          <w:lang w:val="zh_TW" w:bidi="zh_TW"/>
-        </w:rPr>
-      </w:r>
-      <w:r>
-        <w:rPr>
-          <w:lang w:val="zh_TW" w:bidi="zh_TW"/>
-        </w:rPr>
-        <w:t>不要崇拜假神。</w:t>
-      </w:r>
-    </w:p>
-    <w:p>
-      <w:pPr>
-        <w:pStyle w:val="ListNumber"/>
-        <w:spacing w:line="240" w:lineRule="auto"/>
-        <w:ind w:left="720"/>
-      </w:pPr>
-      <w:r>
-        <w:rPr>
-          <w:lang w:val="zh_TW" w:bidi="zh_TW"/>
-        </w:rPr>
-      </w:r>
-      <w:r>
-        <w:rPr>
-          <w:lang w:val="zh_TW" w:bidi="zh_TW"/>
-        </w:rPr>
-        <w:t>不可犯淫亂罪。</w:t>
-      </w:r>
-    </w:p>
-    <w:p>
-      <w:pPr>
-        <w:pStyle w:val="ListNumber"/>
-        <w:spacing w:line="240" w:lineRule="auto"/>
-        <w:ind w:left="720"/>
-      </w:pPr>
-      <w:r>
-        <w:rPr>
-          <w:lang w:val="zh_TW" w:bidi="zh_TW"/>
-        </w:rPr>
-      </w:r>
-      <w:r>
-        <w:rPr>
-          <w:lang w:val="zh_TW" w:bidi="zh_TW"/>
-        </w:rPr>
-        <w:t>不可謀殺。</w:t>
-      </w:r>
-    </w:p>
-    <w:p>
-      <w:pPr>
-        <w:pStyle w:val="ListNumber"/>
-        <w:spacing w:line="240" w:lineRule="auto"/>
-        <w:ind w:left="720"/>
-      </w:pPr>
-      <w:r>
-        <w:rPr>
-          <w:lang w:val="zh_TW" w:bidi="zh_TW"/>
-        </w:rPr>
-      </w:r>
-      <w:r>
-        <w:rPr>
-          <w:lang w:val="zh_TW" w:bidi="zh_TW"/>
-        </w:rPr>
-        <w:t>不要不尊重神的名字。</w:t>
-      </w:r>
-    </w:p>
-    <w:p>
-      <w:pPr>
-        <w:pStyle w:val="ListNumber"/>
-        <w:spacing w:line="240" w:lineRule="auto"/>
-        <w:ind w:left="720"/>
-      </w:pPr>
-      <w:r>
-        <w:rPr>
-          <w:lang w:val="zh_TW" w:bidi="zh_TW"/>
-        </w:rPr>
-      </w:r>
-      <w:r>
-        <w:rPr>
-          <w:lang w:val="zh_TW" w:bidi="zh_TW"/>
-        </w:rPr>
-        <w:t>不要不公正地行事。</w:t>
-      </w:r>
-    </w:p>
-    <w:p>
-      <w:pPr>
-        <w:pStyle w:val="ListNumber"/>
-        <w:spacing w:line="240" w:lineRule="auto"/>
-        <w:ind w:left="720"/>
-      </w:pPr>
-      <w:r>
-        <w:rPr>
-          <w:lang w:val="zh_TW" w:bidi="zh_TW"/>
-        </w:rPr>
-      </w:r>
-      <w:r>
-        <w:rPr>
-          <w:lang w:val="zh_TW" w:bidi="zh_TW"/>
-        </w:rPr>
-        <w:t>不可偷竊。</w:t>
-      </w:r>
-    </w:p>
-    <w:p>
-      <w:pPr>
-        <w:pStyle w:val="ListNumber"/>
-        <w:spacing w:line="240" w:lineRule="auto"/>
-        <w:ind w:left="720"/>
-      </w:pPr>
-      <w:r>
-        <w:rPr>
-          <w:lang w:val="zh_TW" w:bidi="zh_TW"/>
-        </w:rPr>
-      </w:r>
-      <w:r>
-        <w:rPr>
-          <w:lang w:val="zh_TW" w:bidi="zh_TW"/>
-        </w:rPr>
-        <w:t>不可吃活著的動物的肉。</w:t>
-      </w:r>
-    </w:p>
-    <w:p>
-      <w:pPr>
-        <w:pStyle w:val="Heading3"/>
-      </w:pPr>
-      <w:r>
-        <w:rPr>
-          <w:lang w:val="zh_TW" w:bidi="zh_TW"/>
-        </w:rPr>
-        <w:t>新約聖經中的妥拉</w:t>
-      </w:r>
-    </w:p>
-    <w:p>
-      <w:pPr/>
-      <w:r>
-        <w:rPr>
-          <w:lang w:val="zh_TW" w:bidi="zh_TW"/>
-        </w:rPr>
-      </w:r>
-      <w:r>
-        <w:rPr>
-          <w:lang w:val="zh_TW" w:bidi="zh_TW"/>
-        </w:rPr>
-        <w:t>新約聖經教導了關於妥拉的重要內容。雖然神在妥拉中的律法在當時是必要的，但它們並不是人們可以通過完美遵守來獲得救恩的方式。即使有一節經文似乎暗示人們可以通過遵守神的律法來與神和好，但沒有一個人能夠完美地遵守神的律法（</w:t>
-      </w:r>
-      <w:hyperlink r:id="rId31">
+        <w:t>另一些人雖然不否認這些舊約現實具有預表性的意義，但他們認為有關土地的應許，仍然在其原本的具體、地理層面上有效。他們指出，保羅在</w:t>
+      </w:r>
+      <w:hyperlink r:id="rId66">
         <w:r>
           <w:rPr>
             <w:lang w:val="zh_TW" w:bidi="zh_TW"/>
@@ -1082,30 +1507,16 @@
             <w:color w:val="0000EE"/>
             <w:u w:val="single"/>
           </w:rPr>
-          <w:t>利未記18:5</w:t>
+          <w:t>羅馬書九至十一章</w:t>
         </w:r>
       </w:hyperlink>
       <w:r>
         <w:rPr>
           <w:lang w:val="zh_TW" w:bidi="zh_TW"/>
         </w:rPr>
-        <w:t>）。</w:t>
-      </w:r>
-    </w:p>
-    <w:p>
-      <w:pPr/>
-      <w:r>
-        <w:rPr>
-          <w:lang w:val="zh_TW" w:bidi="zh_TW"/>
-        </w:rPr>
-      </w:r>
-      <w:r>
-        <w:rPr>
-          <w:lang w:val="zh_TW" w:bidi="zh_TW"/>
-        </w:rPr>
-        <w:t>舊約聖經顯示，神一直以祂的恩慈拯救人，而不是藉著他們的完全行為。例如，神接受亞伯拉罕是因為他的信心，而不是因為他完美地遵循了所有規條（</w:t>
-      </w:r>
-      <w:hyperlink r:id="rId32">
+        <w:t>論證，以色列民族仍有未來。雖然以色列在歷史中不斷不順服神，最終更拒絕彌賽亞，但神的揀選與呼召是不可廢棄的，以色列仍要被接回到那棵他們先前被折下的橄欖樹上。路加福音記載，耶路撒冷要被外邦人踐踏，直到外邦人的日期滿足（</w:t>
+      </w:r>
+      <w:hyperlink r:id="rId67">
         <w:r>
           <w:rPr>
             <w:lang w:val="zh_TW" w:bidi="zh_TW"/>
@@ -1114,30 +1525,16 @@
             <w:color w:val="0000EE"/>
             <w:u w:val="single"/>
           </w:rPr>
-          <w:t>創世記15</w:t>
+          <w:t>路21:24</w:t>
         </w:r>
       </w:hyperlink>
       <w:r>
         <w:rPr>
           <w:lang w:val="zh_TW" w:bidi="zh_TW"/>
         </w:rPr>
-        <w:t>）。這發生在神賜給摩西妥拉的400年前。這向我們展示了神一直喜悅信靠他的人。</w:t>
-      </w:r>
-    </w:p>
-    <w:p>
-      <w:pPr/>
-      <w:r>
-        <w:rPr>
-          <w:lang w:val="zh_TW" w:bidi="zh_TW"/>
-        </w:rPr>
-      </w:r>
-      <w:r>
-        <w:rPr>
-          <w:lang w:val="zh_TW" w:bidi="zh_TW"/>
-        </w:rPr>
-        <w:t>神律法的一個主要目的是幫助人們看到他們無法靠自己達到完全（</w:t>
-      </w:r>
-      <w:hyperlink r:id="rId33">
+        <w:t>），表明將來必有一個時期，耶路撒冷要再度歸於猶太民族。然而，這並不必然意味著今日的以色列國，就是直接應驗舊約應許的歸回。舊約顯明，歸回的契機要出於信心（</w:t>
+      </w:r>
+      <w:hyperlink r:id="rId68">
         <w:r>
           <w:rPr>
             <w:lang w:val="zh_TW" w:bidi="zh_TW"/>
@@ -1146,121 +1543,14 @@
             <w:color w:val="0000EE"/>
             <w:u w:val="single"/>
           </w:rPr>
-          <w:t>加拉太書3:24</w:t>
+          <w:t>申30:1–16</w:t>
         </w:r>
       </w:hyperlink>
       <w:r>
         <w:rPr>
           <w:lang w:val="zh_TW" w:bidi="zh_TW"/>
         </w:rPr>
-        <w:t>）。當人們試圖遵循所有的神的律法時，他們會意識到自己多麼需要神的幫助和寬恕（</w:t>
-      </w:r>
-      <w:hyperlink r:id="rId34">
-        <w:r>
-          <w:rPr>
-            <w:lang w:val="zh_TW" w:bidi="zh_TW"/>
-          </w:rPr>
-          <w:rPr>
-            <w:color w:val="0000EE"/>
-            <w:u w:val="single"/>
-          </w:rPr>
-          <w:t>羅馬書7:7</w:t>
-        </w:r>
-      </w:hyperlink>
-      <w:r>
-        <w:rPr>
-          <w:lang w:val="zh_TW" w:bidi="zh_TW"/>
-        </w:rPr>
-        <w:t>）。這引導他們信靠耶穌。</w:t>
-      </w:r>
-    </w:p>
-    <w:p>
-      <w:pPr/>
-      <w:r>
-        <w:rPr>
-          <w:lang w:val="zh_TW" w:bidi="zh_TW"/>
-        </w:rPr>
-      </w:r>
-      <w:r>
-        <w:rPr>
-          <w:lang w:val="zh_TW" w:bidi="zh_TW"/>
-        </w:rPr>
-        <w:t>耶穌非常尊重妥拉。祂生命的目的是要成就妥拉所要求的一切。當人們信靠耶穌時，他們就能享受祂對神律法的完全順服所帶來的益處。耶穌是律法的終結，使所有在祂裡面有信心的人都可以被稱義（</w:t>
-      </w:r>
-      <w:hyperlink r:id="rId35">
-        <w:r>
-          <w:rPr>
-            <w:lang w:val="zh_TW" w:bidi="zh_TW"/>
-          </w:rPr>
-          <w:rPr>
-            <w:color w:val="0000EE"/>
-            <w:u w:val="single"/>
-          </w:rPr>
-          <w:t>羅馬書10:4</w:t>
-        </w:r>
-      </w:hyperlink>
-      <w:r>
-        <w:rPr>
-          <w:lang w:val="zh_TW" w:bidi="zh_TW"/>
-        </w:rPr>
-        <w:t>）。</w:t>
-      </w:r>
-    </w:p>
-    <w:p>
-      <w:pPr/>
-      <w:r>
-        <w:rPr>
-          <w:lang w:val="zh_TW" w:bidi="zh_TW"/>
-        </w:rPr>
-      </w:r>
-      <w:r>
-        <w:rPr>
-          <w:i/>
-          <w:lang w:val="zh_TW" w:bidi="zh_TW"/>
-        </w:rPr>
-        <w:t>另見</w:t>
-      </w:r>
-      <w:r>
-        <w:rPr>
-          <w:lang w:val="zh_TW" w:bidi="zh_TW"/>
-        </w:rPr>
-        <w:t xml:space="preserve"> </w:t>
-      </w:r>
-      <w:r>
-        <w:rPr>
-          <w:lang w:val="zh_TW" w:bidi="zh_TW"/>
-        </w:rPr>
-        <w:t>猶太教</w:t>
-      </w:r>
-      <w:r>
-        <w:rPr>
-          <w:lang w:val="zh_TW" w:bidi="zh_TW"/>
-        </w:rPr>
-        <w:t>、</w:t>
-      </w:r>
-      <w:r>
-        <w:rPr>
-          <w:lang w:val="zh_TW" w:bidi="zh_TW"/>
-        </w:rPr>
-        <w:t>聖經中的律法概念</w:t>
-      </w:r>
-      <w:r>
-        <w:rPr>
-          <w:lang w:val="zh_TW" w:bidi="zh_TW"/>
-        </w:rPr>
-        <w:t>、</w:t>
-      </w:r>
-      <w:r>
-        <w:rPr>
-          <w:lang w:val="zh_TW" w:bidi="zh_TW"/>
-        </w:rPr>
-        <w:t>塔木德</w:t>
-      </w:r>
-      <w:r>
-        <w:rPr>
-          <w:lang w:val="zh_TW" w:bidi="zh_TW"/>
-        </w:rPr>
-        <w:t>。</w:t>
+        <w:t>）；以色列人今天回到故土，卻仍舊不信神。同時，猶太民族在歷世歷代中的奇妙保存，以及近代以色列國的重建，也許可以理解為預示或徵象，舊約土地的應許將來會更完全成就。</w:t>
       </w:r>
       <w:r>
         <w:rPr>
@@ -3162,12 +3452,6 @@
   </w:num>
   <w:num w:numId="13" w16cid:durableId="592781308">
     <w:abstractNumId w:val="11"/>
-  </w:num>
-  <w:num w:numId="14">
-    <w:abstractNumId w:val="3"/>
-    <w:lvlOverride w:ilvl="0">
-      <w:startOverride w:val="1"/>
-    </w:lvlOverride>
   </w:num>
   <w:numIdMacAtCleanup w:val="10"/>
 </w:numbering>

--- a/zht/docx/176.content.docx
+++ b/zht/docx/176.content.docx
@@ -233,54 +233,36 @@
         </w:rPr>
         <w:t>拉麥和他的妻子洗拉的兒子（</w:t>
       </w:r>
-      <w:hyperlink r:id="rId13">
-        <w:r>
-          <w:rPr>
-            <w:lang w:val="zh_TW" w:bidi="zh_TW"/>
-          </w:rPr>
-          <w:rPr>
-            <w:color w:val="0000EE"/>
-            <w:u w:val="single"/>
-          </w:rPr>
-          <w:t>創4:22</w:t>
-        </w:r>
-      </w:hyperlink>
+      <w:r>
+        <w:rPr>
+          <w:lang w:val="zh_TW" w:bidi="zh_TW"/>
+        </w:rPr>
+        <w:t>創4:22</w:t>
+      </w:r>
       <w:r>
         <w:rPr>
           <w:lang w:val="zh_TW" w:bidi="zh_TW"/>
         </w:rPr>
         <w:t>）。他是「打造各樣銅鐵利器的」。雖然文本並未聲稱他是第一位或所有鐵匠的「祖師」，但許多學者認為，文本原先與第</w:t>
       </w:r>
-      <w:hyperlink r:id="rId14">
-        <w:r>
-          <w:rPr>
-            <w:lang w:val="zh_TW" w:bidi="zh_TW"/>
-          </w:rPr>
-          <w:rPr>
-            <w:color w:val="0000EE"/>
-            <w:u w:val="single"/>
-          </w:rPr>
-          <w:t>20</w:t>
-        </w:r>
-      </w:hyperlink>
+      <w:r>
+        <w:rPr>
+          <w:lang w:val="zh_TW" w:bidi="zh_TW"/>
+        </w:rPr>
+        <w:t>20</w:t>
+      </w:r>
       <w:r>
         <w:rPr>
           <w:lang w:val="zh_TW" w:bidi="zh_TW"/>
         </w:rPr>
         <w:t>和</w:t>
       </w:r>
-      <w:hyperlink r:id="rId15">
-        <w:r>
-          <w:rPr>
-            <w:lang w:val="zh_TW" w:bidi="zh_TW"/>
-          </w:rPr>
-          <w:rPr>
-            <w:color w:val="0000EE"/>
-            <w:u w:val="single"/>
-          </w:rPr>
-          <w:t>21</w:t>
-        </w:r>
-      </w:hyperlink>
+      <w:r>
+        <w:rPr>
+          <w:lang w:val="zh_TW" w:bidi="zh_TW"/>
+        </w:rPr>
+        <w:t>21</w:t>
+      </w:r>
       <w:r>
         <w:rPr>
           <w:lang w:val="zh_TW" w:bidi="zh_TW"/>
@@ -335,180 +317,120 @@
         </w:rPr>
         <w:t>在列國表（table of nations）中，雅弗的第五個兒子 （</w:t>
       </w:r>
-      <w:hyperlink r:id="rId16">
-        <w:r>
-          <w:rPr>
-            <w:lang w:val="zh_TW" w:bidi="zh_TW"/>
-          </w:rPr>
-          <w:rPr>
-            <w:color w:val="0000EE"/>
-            <w:u w:val="single"/>
-          </w:rPr>
-          <w:t>創10:2</w:t>
-        </w:r>
-      </w:hyperlink>
+      <w:r>
+        <w:rPr>
+          <w:lang w:val="zh_TW" w:bidi="zh_TW"/>
+        </w:rPr>
+        <w:t>創10:2</w:t>
+      </w:r>
       <w:r>
         <w:rPr>
           <w:lang w:val="zh_TW" w:bidi="zh_TW"/>
         </w:rPr>
         <w:t>；</w:t>
       </w:r>
-      <w:hyperlink r:id="rId17">
-        <w:r>
-          <w:rPr>
-            <w:lang w:val="zh_TW" w:bidi="zh_TW"/>
-          </w:rPr>
-          <w:rPr>
-            <w:color w:val="0000EE"/>
-            <w:u w:val="single"/>
-          </w:rPr>
-          <w:t>代上1:5</w:t>
-        </w:r>
-      </w:hyperlink>
+      <w:r>
+        <w:rPr>
+          <w:lang w:val="zh_TW" w:bidi="zh_TW"/>
+        </w:rPr>
+        <w:t>代上1:5</w:t>
+      </w:r>
       <w:r>
         <w:rPr>
           <w:lang w:val="zh_TW" w:bidi="zh_TW"/>
         </w:rPr>
         <w:t>）。土巴後來在以賽亞和以西結的先知預言中具有重要意義，被列為因威脅神子民而將受審判的國家之一（</w:t>
       </w:r>
-      <w:hyperlink r:id="rId18">
-        <w:r>
-          <w:rPr>
-            <w:lang w:val="zh_TW" w:bidi="zh_TW"/>
-          </w:rPr>
-          <w:rPr>
-            <w:color w:val="0000EE"/>
-            <w:u w:val="single"/>
-          </w:rPr>
-          <w:t>賽66:19</w:t>
-        </w:r>
-      </w:hyperlink>
+      <w:r>
+        <w:rPr>
+          <w:lang w:val="zh_TW" w:bidi="zh_TW"/>
+        </w:rPr>
+        <w:t>賽66:19</w:t>
+      </w:r>
       <w:r>
         <w:rPr>
           <w:lang w:val="zh_TW" w:bidi="zh_TW"/>
         </w:rPr>
         <w:t>；</w:t>
       </w:r>
-      <w:hyperlink r:id="rId19">
-        <w:r>
-          <w:rPr>
-            <w:lang w:val="zh_TW" w:bidi="zh_TW"/>
-          </w:rPr>
-          <w:rPr>
-            <w:color w:val="0000EE"/>
-            <w:u w:val="single"/>
-          </w:rPr>
-          <w:t>結27:13</w:t>
-        </w:r>
-      </w:hyperlink>
+      <w:r>
+        <w:rPr>
+          <w:lang w:val="zh_TW" w:bidi="zh_TW"/>
+        </w:rPr>
+        <w:t>結27:13</w:t>
+      </w:r>
       <w:r>
         <w:rPr>
           <w:lang w:val="zh_TW" w:bidi="zh_TW"/>
         </w:rPr>
         <w:t>，</w:t>
       </w:r>
-      <w:hyperlink r:id="rId20">
-        <w:r>
-          <w:rPr>
-            <w:lang w:val="zh_TW" w:bidi="zh_TW"/>
-          </w:rPr>
-          <w:rPr>
-            <w:color w:val="0000EE"/>
-            <w:u w:val="single"/>
-          </w:rPr>
-          <w:t>32:26</w:t>
-        </w:r>
-      </w:hyperlink>
+      <w:r>
+        <w:rPr>
+          <w:lang w:val="zh_TW" w:bidi="zh_TW"/>
+        </w:rPr>
+        <w:t>32:26</w:t>
+      </w:r>
       <w:r>
         <w:rPr>
           <w:lang w:val="zh_TW" w:bidi="zh_TW"/>
         </w:rPr>
         <w:t>，</w:t>
       </w:r>
-      <w:hyperlink r:id="rId21">
-        <w:r>
-          <w:rPr>
-            <w:lang w:val="zh_TW" w:bidi="zh_TW"/>
-          </w:rPr>
-          <w:rPr>
-            <w:color w:val="0000EE"/>
-            <w:u w:val="single"/>
-          </w:rPr>
-          <w:t>38:2–3</w:t>
-        </w:r>
-      </w:hyperlink>
+      <w:r>
+        <w:rPr>
+          <w:lang w:val="zh_TW" w:bidi="zh_TW"/>
+        </w:rPr>
+        <w:t>38:2–3</w:t>
+      </w:r>
       <w:r>
         <w:rPr>
           <w:lang w:val="zh_TW" w:bidi="zh_TW"/>
         </w:rPr>
         <w:t>，</w:t>
       </w:r>
-      <w:hyperlink r:id="rId22">
-        <w:r>
-          <w:rPr>
-            <w:lang w:val="zh_TW" w:bidi="zh_TW"/>
-          </w:rPr>
-          <w:rPr>
-            <w:color w:val="0000EE"/>
-            <w:u w:val="single"/>
-          </w:rPr>
-          <w:t>39:1</w:t>
-        </w:r>
-      </w:hyperlink>
+      <w:r>
+        <w:rPr>
+          <w:lang w:val="zh_TW" w:bidi="zh_TW"/>
+        </w:rPr>
+        <w:t>39:1</w:t>
+      </w:r>
       <w:r>
         <w:rPr>
           <w:lang w:val="zh_TW" w:bidi="zh_TW"/>
         </w:rPr>
         <w:t>）。土巴通常與雅完和米設並列，被描述為北方國家或沿海地區的國家（</w:t>
       </w:r>
-      <w:hyperlink r:id="rId18">
-        <w:r>
-          <w:rPr>
-            <w:lang w:val="zh_TW" w:bidi="zh_TW"/>
-          </w:rPr>
-          <w:rPr>
-            <w:color w:val="0000EE"/>
-            <w:u w:val="single"/>
-          </w:rPr>
-          <w:t>賽66:19</w:t>
-        </w:r>
-      </w:hyperlink>
+      <w:r>
+        <w:rPr>
+          <w:lang w:val="zh_TW" w:bidi="zh_TW"/>
+        </w:rPr>
+        <w:t>賽66:19</w:t>
+      </w:r>
       <w:r>
         <w:rPr>
           <w:lang w:val="zh_TW" w:bidi="zh_TW"/>
         </w:rPr>
         <w:t>；</w:t>
       </w:r>
-      <w:hyperlink r:id="rId23">
-        <w:r>
-          <w:rPr>
-            <w:lang w:val="zh_TW" w:bidi="zh_TW"/>
-          </w:rPr>
-          <w:rPr>
-            <w:color w:val="0000EE"/>
-            <w:u w:val="single"/>
-          </w:rPr>
-          <w:t>結38:2</w:t>
-        </w:r>
-      </w:hyperlink>
+      <w:r>
+        <w:rPr>
+          <w:lang w:val="zh_TW" w:bidi="zh_TW"/>
+        </w:rPr>
+        <w:t>結38:2</w:t>
+      </w:r>
       <w:r>
         <w:rPr>
           <w:lang w:val="zh_TW" w:bidi="zh_TW"/>
         </w:rPr>
         <w:t>）。土巴曾與泰爾進行貿易（</w:t>
       </w:r>
-      <w:hyperlink r:id="rId19">
-        <w:r>
-          <w:rPr>
-            <w:lang w:val="zh_TW" w:bidi="zh_TW"/>
-          </w:rPr>
-          <w:rPr>
-            <w:color w:val="0000EE"/>
-            <w:u w:val="single"/>
-          </w:rPr>
-          <w:t>結27:13</w:t>
-        </w:r>
-      </w:hyperlink>
+      <w:r>
+        <w:rPr>
+          <w:lang w:val="zh_TW" w:bidi="zh_TW"/>
+        </w:rPr>
+        <w:t>結27:13</w:t>
+      </w:r>
       <w:r>
         <w:rPr>
           <w:lang w:val="zh_TW" w:bidi="zh_TW"/>
@@ -577,18 +499,12 @@
         </w:rPr>
         <w:t>該隱殺了他的弟弟之後，受到刑罰，要承受更嚴重的土地咒詛。神告訴他，即使他辛苦勞作，土地也不會為他效力，迫使他漂流無定。該隱失去永久的居所，被剝奪享受安息與昌盛的機會。該隱因為犯罪，無法實現他對「歸屬之地」的渴望。（</w:t>
       </w:r>
-      <w:hyperlink r:id="rId24">
-        <w:r>
-          <w:rPr>
-            <w:lang w:val="zh_TW" w:bidi="zh_TW"/>
-          </w:rPr>
-          <w:rPr>
-            <w:color w:val="0000EE"/>
-            <w:u w:val="single"/>
-          </w:rPr>
-          <w:t>創4:12</w:t>
-        </w:r>
-      </w:hyperlink>
+      <w:r>
+        <w:rPr>
+          <w:lang w:val="zh_TW" w:bidi="zh_TW"/>
+        </w:rPr>
+        <w:t>創4:12</w:t>
+      </w:r>
       <w:r>
         <w:rPr>
           <w:lang w:val="zh_TW" w:bidi="zh_TW"/>
@@ -609,36 +525,24 @@
         </w:rPr>
         <w:t>洪水之後，神因著審判極其邪惡的人而毀滅世界，但人又再一次惹動神的忿怒；人建造巴別塔，是要在不依靠神的情況下高舉人的能力。於是神介入，使人的語言混亂，並「使眾人分散在全地上」（</w:t>
       </w:r>
-      <w:hyperlink r:id="rId25">
-        <w:r>
-          <w:rPr>
-            <w:lang w:val="zh_TW" w:bidi="zh_TW"/>
-          </w:rPr>
-          <w:rPr>
-            <w:color w:val="0000EE"/>
-            <w:u w:val="single"/>
-          </w:rPr>
-          <w:t>11:9</w:t>
-        </w:r>
-      </w:hyperlink>
+      <w:r>
+        <w:rPr>
+          <w:lang w:val="zh_TW" w:bidi="zh_TW"/>
+        </w:rPr>
+        <w:t>11:9</w:t>
+      </w:r>
       <w:r>
         <w:rPr>
           <w:lang w:val="zh_TW" w:bidi="zh_TW"/>
         </w:rPr>
         <w:t>）。</w:t>
       </w:r>
-      <w:hyperlink r:id="rId26">
-        <w:r>
-          <w:rPr>
-            <w:lang w:val="zh_TW" w:bidi="zh_TW"/>
-          </w:rPr>
-          <w:rPr>
-            <w:color w:val="0000EE"/>
-            <w:u w:val="single"/>
-          </w:rPr>
-          <w:t>創世記一至十一章</w:t>
-        </w:r>
-      </w:hyperlink>
+      <w:r>
+        <w:rPr>
+          <w:lang w:val="zh_TW" w:bidi="zh_TW"/>
+        </w:rPr>
+        <w:t>創世記一至十一章</w:t>
+      </w:r>
       <w:r>
         <w:rPr>
           <w:lang w:val="zh_TW" w:bidi="zh_TW"/>
@@ -670,108 +574,72 @@
         </w:rPr>
         <w:t>在亞伯拉罕的時代，神介入人類歷史，為一群分別出來歸於自己的人，預備一個特別的家園。在這裡，聖經中首次提到應許之地的主題。神對亞伯拉罕說：「你要離開本地、本族、父家，往我所要指示你的地去。我必叫你成為大國」（</w:t>
       </w:r>
-      <w:hyperlink r:id="rId27">
-        <w:r>
-          <w:rPr>
-            <w:lang w:val="zh_TW" w:bidi="zh_TW"/>
-          </w:rPr>
-          <w:rPr>
-            <w:color w:val="0000EE"/>
-            <w:u w:val="single"/>
-          </w:rPr>
-          <w:t>創12:1–2</w:t>
-        </w:r>
-      </w:hyperlink>
+      <w:r>
+        <w:rPr>
+          <w:lang w:val="zh_TW" w:bidi="zh_TW"/>
+        </w:rPr>
+        <w:t>創12:1–2</w:t>
+      </w:r>
       <w:r>
         <w:rPr>
           <w:lang w:val="zh_TW" w:bidi="zh_TW"/>
         </w:rPr>
         <w:t>）。這個應許在</w:t>
       </w:r>
-      <w:hyperlink r:id="rId28">
-        <w:r>
-          <w:rPr>
-            <w:lang w:val="zh_TW" w:bidi="zh_TW"/>
-          </w:rPr>
-          <w:rPr>
-            <w:color w:val="0000EE"/>
-            <w:u w:val="single"/>
-          </w:rPr>
-          <w:t>創十二章7節</w:t>
-        </w:r>
-      </w:hyperlink>
+      <w:r>
+        <w:rPr>
+          <w:lang w:val="zh_TW" w:bidi="zh_TW"/>
+        </w:rPr>
+        <w:t>創十二章7節</w:t>
+      </w:r>
       <w:r>
         <w:rPr>
           <w:lang w:val="zh_TW" w:bidi="zh_TW"/>
         </w:rPr>
         <w:t>，</w:t>
       </w:r>
-      <w:hyperlink r:id="rId29">
-        <w:r>
-          <w:rPr>
-            <w:lang w:val="zh_TW" w:bidi="zh_TW"/>
-          </w:rPr>
-          <w:rPr>
-            <w:color w:val="0000EE"/>
-            <w:u w:val="single"/>
-          </w:rPr>
-          <w:t>十三章14至18節</w:t>
-        </w:r>
-      </w:hyperlink>
+      <w:r>
+        <w:rPr>
+          <w:lang w:val="zh_TW" w:bidi="zh_TW"/>
+        </w:rPr>
+        <w:t>十三章14至18節</w:t>
+      </w:r>
       <w:r>
         <w:rPr>
           <w:lang w:val="zh_TW" w:bidi="zh_TW"/>
         </w:rPr>
         <w:t>，</w:t>
       </w:r>
-      <w:hyperlink r:id="rId30">
-        <w:r>
-          <w:rPr>
-            <w:lang w:val="zh_TW" w:bidi="zh_TW"/>
-          </w:rPr>
-          <w:rPr>
-            <w:color w:val="0000EE"/>
-            <w:u w:val="single"/>
-          </w:rPr>
-          <w:t>十五章7至21節</w:t>
-        </w:r>
-      </w:hyperlink>
+      <w:r>
+        <w:rPr>
+          <w:lang w:val="zh_TW" w:bidi="zh_TW"/>
+        </w:rPr>
+        <w:t>十五章7至21節</w:t>
+      </w:r>
       <w:r>
         <w:rPr>
           <w:lang w:val="zh_TW" w:bidi="zh_TW"/>
         </w:rPr>
         <w:t>，</w:t>
       </w:r>
-      <w:hyperlink r:id="rId31">
-        <w:r>
-          <w:rPr>
-            <w:lang w:val="zh_TW" w:bidi="zh_TW"/>
-          </w:rPr>
-          <w:rPr>
-            <w:color w:val="0000EE"/>
-            <w:u w:val="single"/>
-          </w:rPr>
-          <w:t>十七章7至8節</w:t>
-        </w:r>
-      </w:hyperlink>
+      <w:r>
+        <w:rPr>
+          <w:lang w:val="zh_TW" w:bidi="zh_TW"/>
+        </w:rPr>
+        <w:t>十七章7至8節</w:t>
+      </w:r>
       <w:r>
         <w:rPr>
           <w:lang w:val="zh_TW" w:bidi="zh_TW"/>
         </w:rPr>
         <w:t>中進一步擴展。神告訴亞伯拉罕，他的後裔要以迦南地「永遠為業」（</w:t>
       </w:r>
-      <w:hyperlink r:id="rId32">
-        <w:r>
-          <w:rPr>
-            <w:lang w:val="zh_TW" w:bidi="zh_TW"/>
-          </w:rPr>
-          <w:rPr>
-            <w:color w:val="0000EE"/>
-            <w:u w:val="single"/>
-          </w:rPr>
-          <w:t>17:8</w:t>
-        </w:r>
-      </w:hyperlink>
+      <w:r>
+        <w:rPr>
+          <w:lang w:val="zh_TW" w:bidi="zh_TW"/>
+        </w:rPr>
+        <w:t>17:8</w:t>
+      </w:r>
       <w:r>
         <w:rPr>
           <w:lang w:val="zh_TW" w:bidi="zh_TW"/>
@@ -792,54 +660,30 @@
         </w:rPr>
         <w:t>舊約聖經的敘事隨後追溯亞伯拉罕的後裔，經由以撒和雅各，並記載雅各的家族遷往埃及，在那裡大約經過四百年，他們成為強大而人數眾多的民族。在這段時期，神再次重申關於迦南地要歸屬的應許（</w:t>
       </w:r>
-      <w:hyperlink r:id="rId33">
-        <w:r>
-          <w:rPr>
-            <w:lang w:val="zh_TW" w:bidi="zh_TW"/>
-          </w:rPr>
-          <w:rPr>
-            <w:color w:val="0000EE"/>
-            <w:u w:val="single"/>
-          </w:rPr>
-          <w:t>創28:15，</w:t>
-        </w:r>
-      </w:hyperlink>
-      <w:hyperlink r:id="rId34">
-        <w:r>
-          <w:rPr>
-            <w:lang w:val="zh_TW" w:bidi="zh_TW"/>
-          </w:rPr>
-          <w:rPr>
-            <w:color w:val="0000EE"/>
-            <w:u w:val="single"/>
-          </w:rPr>
-          <w:t>35:11–12，</w:t>
-        </w:r>
-      </w:hyperlink>
-      <w:hyperlink r:id="rId35">
-        <w:r>
-          <w:rPr>
-            <w:lang w:val="zh_TW" w:bidi="zh_TW"/>
-          </w:rPr>
-          <w:rPr>
-            <w:color w:val="0000EE"/>
-            <w:u w:val="single"/>
-          </w:rPr>
-          <w:t>46:3–4，</w:t>
-        </w:r>
-      </w:hyperlink>
-      <w:hyperlink r:id="rId36">
-        <w:r>
-          <w:rPr>
-            <w:lang w:val="zh_TW" w:bidi="zh_TW"/>
-          </w:rPr>
-          <w:rPr>
-            <w:color w:val="0000EE"/>
-            <w:u w:val="single"/>
-          </w:rPr>
-          <w:t>50:24</w:t>
-        </w:r>
-      </w:hyperlink>
+      <w:r>
+        <w:rPr>
+          <w:lang w:val="zh_TW" w:bidi="zh_TW"/>
+        </w:rPr>
+        <w:t>創28:15，</w:t>
+      </w:r>
+      <w:r>
+        <w:rPr>
+          <w:lang w:val="zh_TW" w:bidi="zh_TW"/>
+        </w:rPr>
+        <w:t>35:11–12，</w:t>
+      </w:r>
+      <w:r>
+        <w:rPr>
+          <w:lang w:val="zh_TW" w:bidi="zh_TW"/>
+        </w:rPr>
+        <w:t>46:3–4，</w:t>
+      </w:r>
+      <w:r>
+        <w:rPr>
+          <w:lang w:val="zh_TW" w:bidi="zh_TW"/>
+        </w:rPr>
+        <w:t>50:24</w:t>
+      </w:r>
       <w:r>
         <w:rPr>
           <w:lang w:val="zh_TW" w:bidi="zh_TW"/>
@@ -871,54 +715,36 @@
         </w:rPr>
         <w:t>當神呼召摩西帶領以色列人出埃及時，祂將摩西的使命與祂對列祖成就的應許連繫在一起：「我也記念我的約……我要以你們為我的百姓，我也要作你們的神……我起誓應許給亞伯拉罕、以撒、雅各的那地，我要把你們領進去，將那地賜給你們為業」（</w:t>
       </w:r>
-      <w:hyperlink r:id="rId37">
-        <w:r>
-          <w:rPr>
-            <w:lang w:val="zh_TW" w:bidi="zh_TW"/>
-          </w:rPr>
-          <w:rPr>
-            <w:color w:val="0000EE"/>
-            <w:u w:val="single"/>
-          </w:rPr>
-          <w:t>出6:5–8</w:t>
-        </w:r>
-      </w:hyperlink>
+      <w:r>
+        <w:rPr>
+          <w:lang w:val="zh_TW" w:bidi="zh_TW"/>
+        </w:rPr>
+        <w:t>出6:5–8</w:t>
+      </w:r>
       <w:r>
         <w:rPr>
           <w:lang w:val="zh_TW" w:bidi="zh_TW"/>
         </w:rPr>
         <w:t>）。神拯救以色列人出埃及，有兩個原因：第一，是要以色列人在西奈山成為神的約民；第二，是要以色列人承受神應許他們列祖的地。然而，至關重要的是，隨著摩西之約的建立，以色列人能否繼續擁有那地，已取決於他們是否順服。如果以色列人違背約中的義務，他們就要招來咒詛，其中最嚴厲的，便是被趕逐出應許之地（</w:t>
       </w:r>
-      <w:hyperlink r:id="rId38">
-        <w:r>
-          <w:rPr>
-            <w:lang w:val="zh_TW" w:bidi="zh_TW"/>
-          </w:rPr>
-          <w:rPr>
-            <w:color w:val="0000EE"/>
-            <w:u w:val="single"/>
-          </w:rPr>
-          <w:t>利26:32–33</w:t>
-        </w:r>
-      </w:hyperlink>
+      <w:r>
+        <w:rPr>
+          <w:lang w:val="zh_TW" w:bidi="zh_TW"/>
+        </w:rPr>
+        <w:t>利26:32–33</w:t>
+      </w:r>
       <w:r>
         <w:rPr>
           <w:lang w:val="zh_TW" w:bidi="zh_TW"/>
         </w:rPr>
         <w:t>）。這並不表示神會完全或永遠棄絕祂的百姓與那地，因為神也應許說，當祂的百姓悔改時，「我就要記念我與雅各所立的約……並要記念這地」（</w:t>
       </w:r>
-      <w:hyperlink r:id="rId39">
-        <w:r>
-          <w:rPr>
-            <w:lang w:val="zh_TW" w:bidi="zh_TW"/>
-          </w:rPr>
-          <w:rPr>
-            <w:color w:val="0000EE"/>
-            <w:u w:val="single"/>
-          </w:rPr>
-          <w:t>利26:42</w:t>
-        </w:r>
-      </w:hyperlink>
+      <w:r>
+        <w:rPr>
+          <w:lang w:val="zh_TW" w:bidi="zh_TW"/>
+        </w:rPr>
+        <w:t>利26:42</w:t>
+      </w:r>
       <w:r>
         <w:rPr>
           <w:lang w:val="zh_TW" w:bidi="zh_TW"/>
@@ -939,90 +765,60 @@
         </w:rPr>
         <w:t>在大衛作王期間，有關土地的應許至少已經部分應驗。雖然約書亞帶領百姓進入那地時，應許已經開始成就，但那時的疆界並未達到神對亞伯拉罕所應許的範圍（</w:t>
       </w:r>
-      <w:hyperlink r:id="rId40">
-        <w:r>
-          <w:rPr>
-            <w:lang w:val="zh_TW" w:bidi="zh_TW"/>
-          </w:rPr>
-          <w:rPr>
-            <w:color w:val="0000EE"/>
-            <w:u w:val="single"/>
-          </w:rPr>
-          <w:t>創15:18</w:t>
-        </w:r>
-      </w:hyperlink>
+      <w:r>
+        <w:rPr>
+          <w:lang w:val="zh_TW" w:bidi="zh_TW"/>
+        </w:rPr>
+        <w:t>創15:18</w:t>
+      </w:r>
       <w:r>
         <w:rPr>
           <w:lang w:val="zh_TW" w:bidi="zh_TW"/>
         </w:rPr>
         <w:t>），而且許多已佔領的地方仍有舊居民的抵抗勢力（</w:t>
       </w:r>
-      <w:hyperlink r:id="rId41">
-        <w:r>
-          <w:rPr>
-            <w:lang w:val="zh_TW" w:bidi="zh_TW"/>
-          </w:rPr>
-          <w:rPr>
-            <w:color w:val="0000EE"/>
-            <w:u w:val="single"/>
-          </w:rPr>
-          <w:t>書13:1–6</w:t>
-        </w:r>
-      </w:hyperlink>
+      <w:r>
+        <w:rPr>
+          <w:lang w:val="zh_TW" w:bidi="zh_TW"/>
+        </w:rPr>
+        <w:t>書13:1–6</w:t>
+      </w:r>
       <w:r>
         <w:rPr>
           <w:lang w:val="zh_TW" w:bidi="zh_TW"/>
         </w:rPr>
         <w:t>；</w:t>
       </w:r>
-      <w:hyperlink r:id="rId42">
-        <w:r>
-          <w:rPr>
-            <w:lang w:val="zh_TW" w:bidi="zh_TW"/>
-          </w:rPr>
-          <w:rPr>
-            <w:color w:val="0000EE"/>
-            <w:u w:val="single"/>
-          </w:rPr>
-          <w:t>士1章</w:t>
-        </w:r>
-      </w:hyperlink>
+      <w:r>
+        <w:rPr>
+          <w:lang w:val="zh_TW" w:bidi="zh_TW"/>
+        </w:rPr>
+        <w:t>士1章</w:t>
+      </w:r>
       <w:r>
         <w:rPr>
           <w:lang w:val="zh_TW" w:bidi="zh_TW"/>
         </w:rPr>
         <w:t>）。直到大衛的時代，他們才完全奪取這地，如同起初所應許的一樣。（</w:t>
       </w:r>
-      <w:hyperlink r:id="rId43">
-        <w:r>
-          <w:rPr>
-            <w:lang w:val="zh_TW" w:bidi="zh_TW"/>
-          </w:rPr>
-          <w:rPr>
-            <w:color w:val="0000EE"/>
-            <w:u w:val="single"/>
-          </w:rPr>
-          <w:t>撒下8章</w:t>
-        </w:r>
-      </w:hyperlink>
+      <w:r>
+        <w:rPr>
+          <w:lang w:val="zh_TW" w:bidi="zh_TW"/>
+        </w:rPr>
+        <w:t>撒下8章</w:t>
+      </w:r>
       <w:r>
         <w:rPr>
           <w:lang w:val="zh_TW" w:bidi="zh_TW"/>
         </w:rPr>
         <w:t>；</w:t>
       </w:r>
-      <w:hyperlink r:id="rId44">
-        <w:r>
-          <w:rPr>
-            <w:lang w:val="zh_TW" w:bidi="zh_TW"/>
-          </w:rPr>
-          <w:rPr>
-            <w:color w:val="0000EE"/>
-            <w:u w:val="single"/>
-          </w:rPr>
-          <w:t>王上4:21、24</w:t>
-        </w:r>
-      </w:hyperlink>
+      <w:r>
+        <w:rPr>
+          <w:lang w:val="zh_TW" w:bidi="zh_TW"/>
+        </w:rPr>
+        <w:t>王上4:21、24</w:t>
+      </w:r>
       <w:r>
         <w:rPr>
           <w:lang w:val="zh_TW" w:bidi="zh_TW"/>
@@ -1043,18 +839,12 @@
         </w:rPr>
         <w:t>所羅門獻殿時，再一次強調君王要遵守律法，以及約中的順服與承受土地之間的關聯。（</w:t>
       </w:r>
-      <w:hyperlink r:id="rId45">
-        <w:r>
-          <w:rPr>
-            <w:lang w:val="zh_TW" w:bidi="zh_TW"/>
-          </w:rPr>
-          <w:rPr>
-            <w:color w:val="0000EE"/>
-            <w:u w:val="single"/>
-          </w:rPr>
-          <w:t>王上9:4–9</w:t>
-        </w:r>
-      </w:hyperlink>
+      <w:r>
+        <w:rPr>
+          <w:lang w:val="zh_TW" w:bidi="zh_TW"/>
+        </w:rPr>
+        <w:t>王上9:4–9</w:t>
+      </w:r>
       <w:r>
         <w:rPr>
           <w:lang w:val="zh_TW" w:bidi="zh_TW"/>
@@ -1075,66 +865,42 @@
         </w:rPr>
         <w:t>分裂王國時期的歷史，大多是百姓與君王共同背約的歷史。耶和華一再藉著先知警告他們，這樣的不順服只會導致被逐出那地，但他們充耳不聞（</w:t>
       </w:r>
-      <w:hyperlink r:id="rId46">
-        <w:r>
-          <w:rPr>
-            <w:lang w:val="zh_TW" w:bidi="zh_TW"/>
-          </w:rPr>
-          <w:rPr>
-            <w:color w:val="0000EE"/>
-            <w:u w:val="single"/>
-          </w:rPr>
-          <w:t>賽6:11–12</w:t>
-        </w:r>
-      </w:hyperlink>
+      <w:r>
+        <w:rPr>
+          <w:lang w:val="zh_TW" w:bidi="zh_TW"/>
+        </w:rPr>
+        <w:t>賽6:11–12</w:t>
+      </w:r>
       <w:r>
         <w:rPr>
           <w:lang w:val="zh_TW" w:bidi="zh_TW"/>
         </w:rPr>
         <w:t>；</w:t>
       </w:r>
-      <w:hyperlink r:id="rId47">
-        <w:r>
-          <w:rPr>
-            <w:lang w:val="zh_TW" w:bidi="zh_TW"/>
-          </w:rPr>
-          <w:rPr>
-            <w:color w:val="0000EE"/>
-            <w:u w:val="single"/>
-          </w:rPr>
-          <w:t>摩5:27，</w:t>
-        </w:r>
-      </w:hyperlink>
-      <w:hyperlink r:id="rId48">
-        <w:r>
-          <w:rPr>
-            <w:lang w:val="zh_TW" w:bidi="zh_TW"/>
-          </w:rPr>
-          <w:rPr>
-            <w:color w:val="0000EE"/>
-            <w:u w:val="single"/>
-          </w:rPr>
-          <w:t>7:17</w:t>
-        </w:r>
-      </w:hyperlink>
+      <w:r>
+        <w:rPr>
+          <w:lang w:val="zh_TW" w:bidi="zh_TW"/>
+        </w:rPr>
+        <w:t>摩5:27，</w:t>
+      </w:r>
+      <w:r>
+        <w:rPr>
+          <w:lang w:val="zh_TW" w:bidi="zh_TW"/>
+        </w:rPr>
+        <w:t>7:17</w:t>
+      </w:r>
       <w:r>
         <w:rPr>
           <w:lang w:val="zh_TW" w:bidi="zh_TW"/>
         </w:rPr>
         <w:t>；</w:t>
       </w:r>
-      <w:hyperlink r:id="rId49">
-        <w:r>
-          <w:rPr>
-            <w:lang w:val="zh_TW" w:bidi="zh_TW"/>
-          </w:rPr>
-          <w:rPr>
-            <w:color w:val="0000EE"/>
-            <w:u w:val="single"/>
-          </w:rPr>
-          <w:t>何9:17</w:t>
-        </w:r>
-      </w:hyperlink>
+      <w:r>
+        <w:rPr>
+          <w:lang w:val="zh_TW" w:bidi="zh_TW"/>
+        </w:rPr>
+        <w:t>何9:17</w:t>
+      </w:r>
       <w:r>
         <w:rPr>
           <w:lang w:val="zh_TW" w:bidi="zh_TW"/>
@@ -1155,96 +921,54 @@
         </w:rPr>
         <w:t>當百姓執意行惡時，耶利米宣告尼布甲尼撒要成為耶和華的器皿，把他們趕出那地（</w:t>
       </w:r>
-      <w:hyperlink r:id="rId50">
-        <w:r>
-          <w:rPr>
-            <w:lang w:val="zh_TW" w:bidi="zh_TW"/>
-          </w:rPr>
-          <w:rPr>
-            <w:color w:val="0000EE"/>
-            <w:u w:val="single"/>
-          </w:rPr>
-          <w:t>耶21:2，</w:t>
-        </w:r>
-      </w:hyperlink>
-      <w:hyperlink r:id="rId51">
-        <w:r>
-          <w:rPr>
-            <w:lang w:val="zh_TW" w:bidi="zh_TW"/>
-          </w:rPr>
-          <w:rPr>
-            <w:color w:val="0000EE"/>
-            <w:u w:val="single"/>
-          </w:rPr>
-          <w:t>22:25，</w:t>
-        </w:r>
-      </w:hyperlink>
-      <w:hyperlink r:id="rId52">
-        <w:r>
-          <w:rPr>
-            <w:lang w:val="zh_TW" w:bidi="zh_TW"/>
-          </w:rPr>
-          <w:rPr>
-            <w:color w:val="0000EE"/>
-            <w:u w:val="single"/>
-          </w:rPr>
-          <w:t>25:8–9，</w:t>
-        </w:r>
-      </w:hyperlink>
-      <w:hyperlink r:id="rId53">
-        <w:r>
-          <w:rPr>
-            <w:lang w:val="zh_TW" w:bidi="zh_TW"/>
-          </w:rPr>
-          <w:rPr>
-            <w:color w:val="0000EE"/>
-            <w:u w:val="single"/>
-          </w:rPr>
-          <w:t>27:6，</w:t>
-        </w:r>
-      </w:hyperlink>
-      <w:hyperlink r:id="rId54">
-        <w:r>
-          <w:rPr>
-            <w:lang w:val="zh_TW" w:bidi="zh_TW"/>
-          </w:rPr>
-          <w:rPr>
-            <w:color w:val="0000EE"/>
-            <w:u w:val="single"/>
-          </w:rPr>
-          <w:t>28:14，</w:t>
-        </w:r>
-      </w:hyperlink>
-      <w:hyperlink r:id="rId55">
-        <w:r>
-          <w:rPr>
-            <w:lang w:val="zh_TW" w:bidi="zh_TW"/>
-          </w:rPr>
-          <w:rPr>
-            <w:color w:val="0000EE"/>
-            <w:u w:val="single"/>
-          </w:rPr>
-          <w:t>29:21</w:t>
-        </w:r>
-      </w:hyperlink>
+      <w:r>
+        <w:rPr>
+          <w:lang w:val="zh_TW" w:bidi="zh_TW"/>
+        </w:rPr>
+        <w:t>耶21:2，</w:t>
+      </w:r>
+      <w:r>
+        <w:rPr>
+          <w:lang w:val="zh_TW" w:bidi="zh_TW"/>
+        </w:rPr>
+        <w:t>22:25，</w:t>
+      </w:r>
+      <w:r>
+        <w:rPr>
+          <w:lang w:val="zh_TW" w:bidi="zh_TW"/>
+        </w:rPr>
+        <w:t>25:8–9，</w:t>
+      </w:r>
+      <w:r>
+        <w:rPr>
+          <w:lang w:val="zh_TW" w:bidi="zh_TW"/>
+        </w:rPr>
+        <w:t>27:6，</w:t>
+      </w:r>
+      <w:r>
+        <w:rPr>
+          <w:lang w:val="zh_TW" w:bidi="zh_TW"/>
+        </w:rPr>
+        <w:t>28:14，</w:t>
+      </w:r>
+      <w:r>
+        <w:rPr>
+          <w:lang w:val="zh_TW" w:bidi="zh_TW"/>
+        </w:rPr>
+        <w:t>29:21</w:t>
+      </w:r>
       <w:r>
         <w:rPr>
           <w:lang w:val="zh_TW" w:bidi="zh_TW"/>
         </w:rPr>
         <w:t>）。然而，耶利米與其他先知也把眼光放在被擄以後，宣告將來會復興與歸回應許之地（</w:t>
       </w:r>
-      <w:hyperlink r:id="rId56">
-        <w:r>
-          <w:rPr>
-            <w:lang w:val="zh_TW" w:bidi="zh_TW"/>
-          </w:rPr>
-          <w:rPr>
-            <w:color w:val="0000EE"/>
-            <w:u w:val="single"/>
-          </w:rPr>
-          <w:t>耶32:6–25</w:t>
-        </w:r>
-      </w:hyperlink>
+      <w:r>
+        <w:rPr>
+          <w:lang w:val="zh_TW" w:bidi="zh_TW"/>
+        </w:rPr>
+        <w:t>耶32:6–25</w:t>
+      </w:r>
       <w:r>
         <w:rPr>
           <w:lang w:val="zh_TW" w:bidi="zh_TW"/>
@@ -1265,36 +989,24 @@
         </w:rPr>
         <w:t>在解釋時出現的難題，就是要尋找某些有關被擄歸回的預言，如何得到充分的應驗（參</w:t>
       </w:r>
-      <w:hyperlink r:id="rId57">
-        <w:r>
-          <w:rPr>
-            <w:lang w:val="zh_TW" w:bidi="zh_TW"/>
-          </w:rPr>
-          <w:rPr>
-            <w:color w:val="0000EE"/>
-            <w:u w:val="single"/>
-          </w:rPr>
-          <w:t>結37章</w:t>
-        </w:r>
-      </w:hyperlink>
+      <w:r>
+        <w:rPr>
+          <w:lang w:val="zh_TW" w:bidi="zh_TW"/>
+        </w:rPr>
+        <w:t>結37章</w:t>
+      </w:r>
       <w:r>
         <w:rPr>
           <w:lang w:val="zh_TW" w:bidi="zh_TW"/>
         </w:rPr>
         <w:t>；</w:t>
       </w:r>
-      <w:hyperlink r:id="rId58">
-        <w:r>
-          <w:rPr>
-            <w:lang w:val="zh_TW" w:bidi="zh_TW"/>
-          </w:rPr>
-          <w:rPr>
-            <w:color w:val="0000EE"/>
-            <w:u w:val="single"/>
-          </w:rPr>
-          <w:t>摩9:14–15</w:t>
-        </w:r>
-      </w:hyperlink>
+      <w:r>
+        <w:rPr>
+          <w:lang w:val="zh_TW" w:bidi="zh_TW"/>
+        </w:rPr>
+        <w:t>摩9:14–15</w:t>
+      </w:r>
       <w:r>
         <w:rPr>
           <w:lang w:val="zh_TW" w:bidi="zh_TW"/>
@@ -1326,90 +1038,60 @@
         </w:rPr>
         <w:t>在新約聖經裡，「土地」的主題不再那麼突出，並且多半被賦予屬靈的象徵意義。希伯來書的作者暗示，亞伯拉罕明白這土地的應許並不只是地理上的成就，而是指向更高且更令人滿足的天家。亞伯拉看透了世界上一切事物的不完全與暫時性，所以眼光超越了土地應許在今世的成就，仰望那有根基的城，就是神所經營所建造的（</w:t>
       </w:r>
-      <w:hyperlink r:id="rId59">
-        <w:r>
-          <w:rPr>
-            <w:lang w:val="zh_TW" w:bidi="zh_TW"/>
-          </w:rPr>
-          <w:rPr>
-            <w:color w:val="0000EE"/>
-            <w:u w:val="single"/>
-          </w:rPr>
-          <w:t>來11:10</w:t>
-        </w:r>
-      </w:hyperlink>
+      <w:r>
+        <w:rPr>
+          <w:lang w:val="zh_TW" w:bidi="zh_TW"/>
+        </w:rPr>
+        <w:t>來11:10</w:t>
+      </w:r>
       <w:r>
         <w:rPr>
           <w:lang w:val="zh_TW" w:bidi="zh_TW"/>
         </w:rPr>
         <w:t>），並且尋求一個「更美的家鄉，就是在天上的」（</w:t>
       </w:r>
-      <w:hyperlink r:id="rId60">
-        <w:r>
-          <w:rPr>
-            <w:lang w:val="zh_TW" w:bidi="zh_TW"/>
-          </w:rPr>
-          <w:rPr>
-            <w:color w:val="0000EE"/>
-            <w:u w:val="single"/>
-          </w:rPr>
-          <w:t>16節</w:t>
-        </w:r>
-      </w:hyperlink>
+      <w:r>
+        <w:rPr>
+          <w:lang w:val="zh_TW" w:bidi="zh_TW"/>
+        </w:rPr>
+        <w:t>16節</w:t>
+      </w:r>
       <w:r>
         <w:rPr>
           <w:lang w:val="zh_TW" w:bidi="zh_TW"/>
         </w:rPr>
         <w:t>）。在新約聖經中，以色列所得的土地應許與進入迦南，被理解為預表將來神子民要進入的天上安息（</w:t>
       </w:r>
-      <w:hyperlink r:id="rId61">
-        <w:r>
-          <w:rPr>
-            <w:lang w:val="zh_TW" w:bidi="zh_TW"/>
-          </w:rPr>
-          <w:rPr>
-            <w:color w:val="0000EE"/>
-            <w:u w:val="single"/>
-          </w:rPr>
-          <w:t>來3–4章</w:t>
-        </w:r>
-      </w:hyperlink>
+      <w:r>
+        <w:rPr>
+          <w:lang w:val="zh_TW" w:bidi="zh_TW"/>
+        </w:rPr>
+        <w:t>來3–4章</w:t>
+      </w:r>
       <w:r>
         <w:rPr>
           <w:lang w:val="zh_TW" w:bidi="zh_TW"/>
         </w:rPr>
         <w:t>）。或許，這也解釋了舊約聖經為何強調以色列人遵行神律法與承受土地之間的關聯。當以色列人未能活出聖潔，他們就失去預表蒙福的資格，因此不得進入那地，或被逐出那地。新約聖經顯明，神的旨意是為祂的子民預備一個永恆的家鄉。在那裡，神這位君王直接而公義地掌權，萬事都順服祂的旨意，死亡與罪惡被廢去，祂子民一切的需要都要完全得著滿足（</w:t>
       </w:r>
-      <w:hyperlink r:id="rId62">
-        <w:r>
-          <w:rPr>
-            <w:lang w:val="zh_TW" w:bidi="zh_TW"/>
-          </w:rPr>
-          <w:rPr>
-            <w:color w:val="0000EE"/>
-            <w:u w:val="single"/>
-          </w:rPr>
-          <w:t>來11:13–16</w:t>
-        </w:r>
-      </w:hyperlink>
+      <w:r>
+        <w:rPr>
+          <w:lang w:val="zh_TW" w:bidi="zh_TW"/>
+        </w:rPr>
+        <w:t>來11:13–16</w:t>
+      </w:r>
       <w:r>
         <w:rPr>
           <w:lang w:val="zh_TW" w:bidi="zh_TW"/>
         </w:rPr>
         <w:t>；</w:t>
       </w:r>
-      <w:hyperlink r:id="rId63">
-        <w:r>
-          <w:rPr>
-            <w:lang w:val="zh_TW" w:bidi="zh_TW"/>
-          </w:rPr>
-          <w:rPr>
-            <w:color w:val="0000EE"/>
-            <w:u w:val="single"/>
-          </w:rPr>
-          <w:t>啟21章</w:t>
-        </w:r>
-      </w:hyperlink>
+      <w:r>
+        <w:rPr>
+          <w:lang w:val="zh_TW" w:bidi="zh_TW"/>
+        </w:rPr>
+        <w:t>啟21章</w:t>
+      </w:r>
       <w:r>
         <w:rPr>
           <w:lang w:val="zh_TW" w:bidi="zh_TW"/>
@@ -1430,54 +1112,30 @@
         </w:rPr>
         <w:t>一些人認為，舊約有關土地的應許僅具有預表性的意義。因著基督道成肉身的光照，凡聖經中有關將來那地的應許，都要在教會裡得著屬靈層面得著應驗。如今教會就是新的以色列，承受舊約聖經應許的後嗣。因為神的國如今是一個屬靈的現實，所以若仍期待舊約中有關以色列歸回那地、並在大衛之子基督的統治下，進入和平與昌盛時期的預言，在將來會有實際的應驗，就被視為誤解舊約（參</w:t>
       </w:r>
-      <w:hyperlink r:id="rId64">
-        <w:r>
-          <w:rPr>
-            <w:lang w:val="zh_TW" w:bidi="zh_TW"/>
-          </w:rPr>
-          <w:rPr>
-            <w:color w:val="0000EE"/>
-            <w:u w:val="single"/>
-          </w:rPr>
-          <w:t>賽2:1–5，</w:t>
-        </w:r>
-      </w:hyperlink>
-      <w:hyperlink r:id="rId65">
-        <w:r>
-          <w:rPr>
-            <w:lang w:val="zh_TW" w:bidi="zh_TW"/>
-          </w:rPr>
-          <w:rPr>
-            <w:color w:val="0000EE"/>
-            <w:u w:val="single"/>
-          </w:rPr>
-          <w:t>11:6–11；</w:t>
-        </w:r>
-      </w:hyperlink>
-      <w:hyperlink r:id="rId57">
-        <w:r>
-          <w:rPr>
-            <w:lang w:val="zh_TW" w:bidi="zh_TW"/>
-          </w:rPr>
-          <w:rPr>
-            <w:color w:val="0000EE"/>
-            <w:u w:val="single"/>
-          </w:rPr>
-          <w:t>結37；</w:t>
-        </w:r>
-      </w:hyperlink>
-      <w:hyperlink r:id="rId58">
-        <w:r>
-          <w:rPr>
-            <w:lang w:val="zh_TW" w:bidi="zh_TW"/>
-          </w:rPr>
-          <w:rPr>
-            <w:color w:val="0000EE"/>
-            <w:u w:val="single"/>
-          </w:rPr>
-          <w:t>摩9:14–15</w:t>
-        </w:r>
-      </w:hyperlink>
+      <w:r>
+        <w:rPr>
+          <w:lang w:val="zh_TW" w:bidi="zh_TW"/>
+        </w:rPr>
+        <w:t>賽2:1–5，</w:t>
+      </w:r>
+      <w:r>
+        <w:rPr>
+          <w:lang w:val="zh_TW" w:bidi="zh_TW"/>
+        </w:rPr>
+        <w:t>11:6–11；</w:t>
+      </w:r>
+      <w:r>
+        <w:rPr>
+          <w:lang w:val="zh_TW" w:bidi="zh_TW"/>
+        </w:rPr>
+        <w:t>結37；</w:t>
+      </w:r>
+      <w:r>
+        <w:rPr>
+          <w:lang w:val="zh_TW" w:bidi="zh_TW"/>
+        </w:rPr>
+        <w:t>摩9:14–15</w:t>
+      </w:r>
       <w:r>
         <w:rPr>
           <w:lang w:val="zh_TW" w:bidi="zh_TW"/>
@@ -1498,54 +1156,36 @@
         </w:rPr>
         <w:t>另一些人雖然不否認這些舊約現實具有預表性的意義，但他們認為有關土地的應許，仍然在其原本的具體、地理層面上有效。他們指出，保羅在</w:t>
       </w:r>
-      <w:hyperlink r:id="rId66">
-        <w:r>
-          <w:rPr>
-            <w:lang w:val="zh_TW" w:bidi="zh_TW"/>
-          </w:rPr>
-          <w:rPr>
-            <w:color w:val="0000EE"/>
-            <w:u w:val="single"/>
-          </w:rPr>
-          <w:t>羅馬書九至十一章</w:t>
-        </w:r>
-      </w:hyperlink>
+      <w:r>
+        <w:rPr>
+          <w:lang w:val="zh_TW" w:bidi="zh_TW"/>
+        </w:rPr>
+        <w:t>羅馬書九至十一章</w:t>
+      </w:r>
       <w:r>
         <w:rPr>
           <w:lang w:val="zh_TW" w:bidi="zh_TW"/>
         </w:rPr>
         <w:t>論證，以色列民族仍有未來。雖然以色列在歷史中不斷不順服神，最終更拒絕彌賽亞，但神的揀選與呼召是不可廢棄的，以色列仍要被接回到那棵他們先前被折下的橄欖樹上。路加福音記載，耶路撒冷要被外邦人踐踏，直到外邦人的日期滿足（</w:t>
       </w:r>
-      <w:hyperlink r:id="rId67">
-        <w:r>
-          <w:rPr>
-            <w:lang w:val="zh_TW" w:bidi="zh_TW"/>
-          </w:rPr>
-          <w:rPr>
-            <w:color w:val="0000EE"/>
-            <w:u w:val="single"/>
-          </w:rPr>
-          <w:t>路21:24</w:t>
-        </w:r>
-      </w:hyperlink>
+      <w:r>
+        <w:rPr>
+          <w:lang w:val="zh_TW" w:bidi="zh_TW"/>
+        </w:rPr>
+        <w:t>路21:24</w:t>
+      </w:r>
       <w:r>
         <w:rPr>
           <w:lang w:val="zh_TW" w:bidi="zh_TW"/>
         </w:rPr>
         <w:t>），表明將來必有一個時期，耶路撒冷要再度歸於猶太民族。然而，這並不必然意味著今日的以色列國，就是直接應驗舊約應許的歸回。舊約顯明，歸回的契機要出於信心（</w:t>
       </w:r>
-      <w:hyperlink r:id="rId68">
-        <w:r>
-          <w:rPr>
-            <w:lang w:val="zh_TW" w:bidi="zh_TW"/>
-          </w:rPr>
-          <w:rPr>
-            <w:color w:val="0000EE"/>
-            <w:u w:val="single"/>
-          </w:rPr>
-          <w:t>申30:1–16</w:t>
-        </w:r>
-      </w:hyperlink>
+      <w:r>
+        <w:rPr>
+          <w:lang w:val="zh_TW" w:bidi="zh_TW"/>
+        </w:rPr>
+        <w:t>申30:1–16</w:t>
+      </w:r>
       <w:r>
         <w:rPr>
           <w:lang w:val="zh_TW" w:bidi="zh_TW"/>
